--- a/PROGS.docx
+++ b/PROGS.docx
@@ -5,1109 +5,46 @@
     <w:p>
       <w:pPr>
         <w:pStyle w:val="a3"/>
-        <w:spacing w:after="40" w:line="240" w:lineRule="auto"/>
+        <w:spacing w:before="0" w:after="20" w:line="240" w:lineRule="auto"/>
       </w:pPr>
       <w:r>
         <w:rPr>
-          <w:rFonts w:ascii="Calibri" w:eastAsia="Calibri" w:hAnsi="Calibri"/>
+          <w:rFonts w:ascii="Calibri" w:hAnsi="Calibri" w:eastAsia="Calibri"/>
+          <w:b/>
+          <w:i w:val="0"/>
+          <w:color w:val="0B2545"/>
+          <w:sz w:val="32"/>
         </w:rPr>
-        <w:t>PYSCRIPTS: короткий бюлетень утиліт</w:t>
+        <w:t>PYSCRIPTS: каталог утиліт</w:t>
       </w:r>
     </w:p>
     <w:p>
       <w:pPr>
         <w:pStyle w:val="a5"/>
-        <w:spacing w:after="100"/>
+        <w:spacing w:before="0" w:after="40" w:line="240" w:lineRule="auto"/>
       </w:pPr>
       <w:r>
         <w:rPr>
-          <w:rFonts w:eastAsia="Calibri"/>
+          <w:rFonts w:ascii="Calibri" w:hAnsi="Calibri" w:eastAsia="Calibri"/>
+          <w:b w:val="0"/>
+          <w:i w:val="0"/>
+          <w:color w:val="555555"/>
+          <w:sz w:val="19"/>
         </w:rPr>
-        <w:t>11 автономних Windows-інструментів із 4 підпапок проєкту. Детальні TXT-інструкції лишаються поруч із кожною утилітою.</w:t>
+        <w:t>Короткий друкований бюлетень для швидкого знайомства з пакетом, GitHub-посиланням і призначенням кожного інструмента.</w:t>
       </w:r>
     </w:p>
     <w:p>
       <w:pPr>
-        <w:spacing w:line="240" w:lineRule="auto"/>
+        <w:spacing w:before="0" w:after="40" w:line="240" w:lineRule="auto"/>
       </w:pPr>
       <w:r>
         <w:rPr>
-          <w:rFonts w:eastAsia="Calibri"/>
+          <w:rFonts w:ascii="Calibri" w:hAnsi="Calibri" w:eastAsia="Calibri"/>
           <w:b/>
+          <w:i w:val="0"/>
           <w:color w:val="0B2545"/>
-        </w:rPr>
-        <w:t xml:space="preserve">GitHub: </w:t>
-      </w:r>
-      <w:hyperlink r:id="rId7" w:history="1">
-        <w:r>
-          <w:rPr>
-            <w:color w:val="0563C1"/>
-            <w:u w:val="single"/>
-          </w:rPr>
-          <w:t>https://github.com/IATOM00/PyScripts</w:t>
-        </w:r>
-      </w:hyperlink>
-    </w:p>
-    <w:p>
-      <w:pPr>
-        <w:shd w:val="clear" w:color="auto" w:fill="F4F6F9"/>
-        <w:spacing w:after="100" w:line="245" w:lineRule="auto"/>
-        <w:ind w:left="115" w:right="115"/>
-      </w:pPr>
-      <w:r>
-        <w:rPr>
-          <w:rFonts w:eastAsia="Calibri"/>
-          <w:color w:val="000000"/>
           <w:sz w:val="19"/>
-        </w:rPr>
-        <w:t>Як користуватися: відкрийте GitHub, виберіть потрібну папку й скачайте .exe або .py. EXE запускається автономно; для PY потрібен Python 3.11+ і залежності з коду. Перед роботою з документами закрийте відповідні Word/Excel/PDF-файли, задайте координати у вікні утиліти, натисніть «Пуск» і дочекайтеся завершення.</w:t>
-      </w:r>
-    </w:p>
-    <w:p>
-      <w:pPr>
-        <w:pStyle w:val="1"/>
-        <w:spacing w:before="60" w:after="60" w:line="240" w:lineRule="auto"/>
-      </w:pPr>
-      <w:r>
-        <w:rPr>
-          <w:rFonts w:ascii="Calibri" w:eastAsia="Calibri" w:hAnsi="Calibri"/>
-        </w:rPr>
-        <w:t>Каталог утиліт</w:t>
-      </w:r>
-    </w:p>
-    <w:tbl>
-      <w:tblPr>
-        <w:tblW w:w="9400" w:type="dxa"/>
-        <w:tblInd w:w="120" w:type="dxa"/>
-        <w:tblLayout w:type="fixed"/>
-        <w:tblCellMar>
-          <w:top w:w="80" w:type="dxa"/>
-          <w:left w:w="120" w:type="dxa"/>
-          <w:bottom w:w="80" w:type="dxa"/>
-          <w:right w:w="120" w:type="dxa"/>
-        </w:tblCellMar>
-        <w:tblLook w:val="04A0" w:firstRow="1" w:lastRow="0" w:firstColumn="1" w:lastColumn="0" w:noHBand="0" w:noVBand="1"/>
-      </w:tblPr>
-      <w:tblGrid>
-        <w:gridCol w:w="1420"/>
-        <w:gridCol w:w="1650"/>
-        <w:gridCol w:w="6330"/>
-      </w:tblGrid>
-      <w:tr>
-        <w:tc>
-          <w:tcPr>
-            <w:tcW w:w="1420" w:type="dxa"/>
-            <w:tcBorders>
-              <w:top w:val="single" w:sz="4" w:space="0" w:color="D7DEE8"/>
-              <w:left w:val="single" w:sz="4" w:space="0" w:color="D7DEE8"/>
-              <w:bottom w:val="single" w:sz="4" w:space="0" w:color="D7DEE8"/>
-              <w:right w:val="single" w:sz="4" w:space="0" w:color="D7DEE8"/>
-            </w:tcBorders>
-            <w:shd w:val="clear" w:color="auto" w:fill="E8EEF5"/>
-            <w:vAlign w:val="center"/>
-          </w:tcPr>
-          <w:p>
-            <w:pPr>
-              <w:spacing w:after="0" w:line="240" w:lineRule="auto"/>
-            </w:pPr>
-            <w:r>
-              <w:rPr>
-                <w:rFonts w:eastAsia="Calibri"/>
-                <w:b/>
-                <w:color w:val="0B2545"/>
-                <w:sz w:val="18"/>
-              </w:rPr>
-              <w:t>Папка</w:t>
-            </w:r>
-          </w:p>
-        </w:tc>
-        <w:tc>
-          <w:tcPr>
-            <w:tcW w:w="1650" w:type="dxa"/>
-            <w:tcBorders>
-              <w:top w:val="single" w:sz="4" w:space="0" w:color="D7DEE8"/>
-              <w:left w:val="single" w:sz="4" w:space="0" w:color="D7DEE8"/>
-              <w:bottom w:val="single" w:sz="4" w:space="0" w:color="D7DEE8"/>
-              <w:right w:val="single" w:sz="4" w:space="0" w:color="D7DEE8"/>
-            </w:tcBorders>
-            <w:shd w:val="clear" w:color="auto" w:fill="E8EEF5"/>
-            <w:vAlign w:val="center"/>
-          </w:tcPr>
-          <w:p>
-            <w:pPr>
-              <w:spacing w:after="0" w:line="240" w:lineRule="auto"/>
-            </w:pPr>
-            <w:r>
-              <w:rPr>
-                <w:rFonts w:eastAsia="Calibri"/>
-                <w:b/>
-                <w:color w:val="0B2545"/>
-                <w:sz w:val="18"/>
-              </w:rPr>
-              <w:t>Утиліта</w:t>
-            </w:r>
-          </w:p>
-        </w:tc>
-        <w:tc>
-          <w:tcPr>
-            <w:tcW w:w="6330" w:type="dxa"/>
-            <w:tcBorders>
-              <w:top w:val="single" w:sz="4" w:space="0" w:color="D7DEE8"/>
-              <w:left w:val="single" w:sz="4" w:space="0" w:color="D7DEE8"/>
-              <w:bottom w:val="single" w:sz="4" w:space="0" w:color="D7DEE8"/>
-              <w:right w:val="single" w:sz="4" w:space="0" w:color="D7DEE8"/>
-            </w:tcBorders>
-            <w:shd w:val="clear" w:color="auto" w:fill="E8EEF5"/>
-            <w:vAlign w:val="center"/>
-          </w:tcPr>
-          <w:p>
-            <w:pPr>
-              <w:spacing w:after="0" w:line="240" w:lineRule="auto"/>
-            </w:pPr>
-            <w:r>
-              <w:rPr>
-                <w:rFonts w:eastAsia="Calibri"/>
-                <w:b/>
-                <w:color w:val="0B2545"/>
-                <w:sz w:val="18"/>
-              </w:rPr>
-              <w:t>Коротко</w:t>
-            </w:r>
-          </w:p>
-        </w:tc>
-      </w:tr>
-      <w:tr>
-        <w:tc>
-          <w:tcPr>
-            <w:tcW w:w="1420" w:type="dxa"/>
-            <w:tcBorders>
-              <w:top w:val="single" w:sz="4" w:space="0" w:color="D7DEE8"/>
-              <w:left w:val="single" w:sz="4" w:space="0" w:color="D7DEE8"/>
-              <w:bottom w:val="single" w:sz="4" w:space="0" w:color="D7DEE8"/>
-              <w:right w:val="single" w:sz="4" w:space="0" w:color="D7DEE8"/>
-            </w:tcBorders>
-            <w:shd w:val="clear" w:color="auto" w:fill="E8EEF5"/>
-            <w:vAlign w:val="center"/>
-          </w:tcPr>
-          <w:p>
-            <w:pPr>
-              <w:spacing w:after="0" w:line="240" w:lineRule="auto"/>
-              <w:rPr>
-                <w:rFonts w:eastAsia="Calibri"/>
-                <w:b/>
-                <w:color w:val="0B2545"/>
-                <w:sz w:val="18"/>
-              </w:rPr>
-            </w:pPr>
-            <w:r>
-              <w:rPr>
-                <w:rFonts w:eastAsia="Calibri"/>
-                <w:color w:val="000000"/>
-                <w:sz w:val="17"/>
-              </w:rPr>
-              <w:t>### FROSTED</w:t>
-            </w:r>
-          </w:p>
-        </w:tc>
-        <w:tc>
-          <w:tcPr>
-            <w:tcW w:w="1650" w:type="dxa"/>
-            <w:tcBorders>
-              <w:top w:val="single" w:sz="4" w:space="0" w:color="D7DEE8"/>
-              <w:left w:val="single" w:sz="4" w:space="0" w:color="D7DEE8"/>
-              <w:bottom w:val="single" w:sz="4" w:space="0" w:color="D7DEE8"/>
-              <w:right w:val="single" w:sz="4" w:space="0" w:color="D7DEE8"/>
-            </w:tcBorders>
-            <w:shd w:val="clear" w:color="auto" w:fill="E8EEF5"/>
-            <w:vAlign w:val="center"/>
-          </w:tcPr>
-          <w:p>
-            <w:pPr>
-              <w:spacing w:after="0" w:line="240" w:lineRule="auto"/>
-              <w:rPr>
-                <w:rFonts w:eastAsia="Calibri"/>
-                <w:b/>
-                <w:color w:val="0B2545"/>
-                <w:sz w:val="18"/>
-              </w:rPr>
-            </w:pPr>
-            <w:r>
-              <w:rPr>
-                <w:rFonts w:eastAsia="Calibri"/>
-                <w:b/>
-                <w:color w:val="2E74B5"/>
-                <w:sz w:val="17"/>
-              </w:rPr>
-              <w:t>ECOmpare</w:t>
-            </w:r>
-          </w:p>
-        </w:tc>
-        <w:tc>
-          <w:tcPr>
-            <w:tcW w:w="6330" w:type="dxa"/>
-            <w:tcBorders>
-              <w:top w:val="single" w:sz="4" w:space="0" w:color="D7DEE8"/>
-              <w:left w:val="single" w:sz="4" w:space="0" w:color="D7DEE8"/>
-              <w:bottom w:val="single" w:sz="4" w:space="0" w:color="D7DEE8"/>
-              <w:right w:val="single" w:sz="4" w:space="0" w:color="D7DEE8"/>
-            </w:tcBorders>
-            <w:shd w:val="clear" w:color="auto" w:fill="E8EEF5"/>
-            <w:vAlign w:val="center"/>
-          </w:tcPr>
-          <w:p>
-            <w:pPr>
-              <w:spacing w:after="0" w:line="240" w:lineRule="auto"/>
-              <w:rPr>
-                <w:rFonts w:eastAsia="Calibri"/>
-                <w:b/>
-                <w:color w:val="0B2545"/>
-                <w:sz w:val="18"/>
-              </w:rPr>
-            </w:pPr>
-            <w:r>
-              <w:rPr>
-                <w:rFonts w:eastAsia="Calibri"/>
-                <w:color w:val="000000"/>
-                <w:sz w:val="17"/>
-              </w:rPr>
-              <w:t>Заморожена утиліта для порівняння Excel по серійниках і цінах; формує лог-звіти та позначає колізії.</w:t>
-            </w:r>
-          </w:p>
-        </w:tc>
-      </w:tr>
-      <w:tr>
-        <w:tc>
-          <w:tcPr>
-            <w:tcW w:w="1420" w:type="dxa"/>
-            <w:tcBorders>
-              <w:top w:val="single" w:sz="4" w:space="0" w:color="D7DEE8"/>
-              <w:left w:val="single" w:sz="4" w:space="0" w:color="D7DEE8"/>
-              <w:bottom w:val="single" w:sz="4" w:space="0" w:color="D7DEE8"/>
-              <w:right w:val="single" w:sz="4" w:space="0" w:color="D7DEE8"/>
-            </w:tcBorders>
-            <w:vAlign w:val="center"/>
-          </w:tcPr>
-          <w:p>
-            <w:pPr>
-              <w:spacing w:after="0" w:line="240" w:lineRule="auto"/>
-            </w:pPr>
-            <w:r>
-              <w:rPr>
-                <w:rFonts w:eastAsia="Calibri"/>
-                <w:color w:val="000000"/>
-                <w:sz w:val="17"/>
-              </w:rPr>
-              <w:t>Utilities</w:t>
-            </w:r>
-          </w:p>
-        </w:tc>
-        <w:tc>
-          <w:tcPr>
-            <w:tcW w:w="1650" w:type="dxa"/>
-            <w:tcBorders>
-              <w:top w:val="single" w:sz="4" w:space="0" w:color="D7DEE8"/>
-              <w:left w:val="single" w:sz="4" w:space="0" w:color="D7DEE8"/>
-              <w:bottom w:val="single" w:sz="4" w:space="0" w:color="D7DEE8"/>
-              <w:right w:val="single" w:sz="4" w:space="0" w:color="D7DEE8"/>
-            </w:tcBorders>
-            <w:vAlign w:val="center"/>
-          </w:tcPr>
-          <w:p>
-            <w:pPr>
-              <w:spacing w:after="0" w:line="240" w:lineRule="auto"/>
-            </w:pPr>
-            <w:r>
-              <w:rPr>
-                <w:rFonts w:eastAsia="Calibri"/>
-                <w:b/>
-                <w:color w:val="2E74B5"/>
-                <w:sz w:val="17"/>
-              </w:rPr>
-              <w:t>Mahou</w:t>
-            </w:r>
-          </w:p>
-        </w:tc>
-        <w:tc>
-          <w:tcPr>
-            <w:tcW w:w="6330" w:type="dxa"/>
-            <w:tcBorders>
-              <w:top w:val="single" w:sz="4" w:space="0" w:color="D7DEE8"/>
-              <w:left w:val="single" w:sz="4" w:space="0" w:color="D7DEE8"/>
-              <w:bottom w:val="single" w:sz="4" w:space="0" w:color="D7DEE8"/>
-              <w:right w:val="single" w:sz="4" w:space="0" w:color="D7DEE8"/>
-            </w:tcBorders>
-            <w:vAlign w:val="center"/>
-          </w:tcPr>
-          <w:p>
-            <w:pPr>
-              <w:spacing w:after="0" w:line="240" w:lineRule="auto"/>
-            </w:pPr>
-            <w:r>
-              <w:rPr>
-                <w:rFonts w:eastAsia="Calibri"/>
-                <w:color w:val="000000"/>
-                <w:sz w:val="17"/>
-              </w:rPr>
-              <w:t>Windows-перемикач розкладок: виправляє вже введений текст, швидко перемикає мови, працює з гарячими клавішами та треєм.</w:t>
-            </w:r>
-          </w:p>
-        </w:tc>
-      </w:tr>
-      <w:tr>
-        <w:tc>
-          <w:tcPr>
-            <w:tcW w:w="1420" w:type="dxa"/>
-            <w:tcBorders>
-              <w:top w:val="single" w:sz="4" w:space="0" w:color="D7DEE8"/>
-              <w:left w:val="single" w:sz="4" w:space="0" w:color="D7DEE8"/>
-              <w:bottom w:val="single" w:sz="4" w:space="0" w:color="D7DEE8"/>
-              <w:right w:val="single" w:sz="4" w:space="0" w:color="D7DEE8"/>
-            </w:tcBorders>
-            <w:shd w:val="clear" w:color="auto" w:fill="F8FAFC"/>
-            <w:vAlign w:val="center"/>
-          </w:tcPr>
-          <w:p>
-            <w:pPr>
-              <w:spacing w:after="0" w:line="240" w:lineRule="auto"/>
-            </w:pPr>
-            <w:r>
-              <w:rPr>
-                <w:rFonts w:eastAsia="Calibri"/>
-                <w:color w:val="000000"/>
-                <w:sz w:val="17"/>
-              </w:rPr>
-              <w:t>Utilities</w:t>
-            </w:r>
-          </w:p>
-        </w:tc>
-        <w:tc>
-          <w:tcPr>
-            <w:tcW w:w="1650" w:type="dxa"/>
-            <w:tcBorders>
-              <w:top w:val="single" w:sz="4" w:space="0" w:color="D7DEE8"/>
-              <w:left w:val="single" w:sz="4" w:space="0" w:color="D7DEE8"/>
-              <w:bottom w:val="single" w:sz="4" w:space="0" w:color="D7DEE8"/>
-              <w:right w:val="single" w:sz="4" w:space="0" w:color="D7DEE8"/>
-            </w:tcBorders>
-            <w:shd w:val="clear" w:color="auto" w:fill="F8FAFC"/>
-            <w:vAlign w:val="center"/>
-          </w:tcPr>
-          <w:p>
-            <w:pPr>
-              <w:spacing w:after="0" w:line="240" w:lineRule="auto"/>
-            </w:pPr>
-            <w:r>
-              <w:rPr>
-                <w:rFonts w:eastAsia="Calibri"/>
-                <w:b/>
-                <w:color w:val="2E74B5"/>
-                <w:sz w:val="17"/>
-              </w:rPr>
-              <w:t>BeatPass</w:t>
-            </w:r>
-          </w:p>
-        </w:tc>
-        <w:tc>
-          <w:tcPr>
-            <w:tcW w:w="6330" w:type="dxa"/>
-            <w:tcBorders>
-              <w:top w:val="single" w:sz="4" w:space="0" w:color="D7DEE8"/>
-              <w:left w:val="single" w:sz="4" w:space="0" w:color="D7DEE8"/>
-              <w:bottom w:val="single" w:sz="4" w:space="0" w:color="D7DEE8"/>
-              <w:right w:val="single" w:sz="4" w:space="0" w:color="D7DEE8"/>
-            </w:tcBorders>
-            <w:shd w:val="clear" w:color="auto" w:fill="F8FAFC"/>
-            <w:vAlign w:val="center"/>
-          </w:tcPr>
-          <w:p>
-            <w:pPr>
-              <w:spacing w:after="0" w:line="240" w:lineRule="auto"/>
-            </w:pPr>
-            <w:r>
-              <w:rPr>
-                <w:rFonts w:eastAsia="Calibri"/>
-                <w:color w:val="000000"/>
-                <w:sz w:val="17"/>
-              </w:rPr>
-              <w:t>Детерміновано генерує паролі й ключі з секретного рядка, перевіряє слабкі послідовності та копіює результат у буфер.</w:t>
-            </w:r>
-          </w:p>
-        </w:tc>
-      </w:tr>
-      <w:tr>
-        <w:tc>
-          <w:tcPr>
-            <w:tcW w:w="1420" w:type="dxa"/>
-            <w:tcBorders>
-              <w:top w:val="single" w:sz="4" w:space="0" w:color="D7DEE8"/>
-              <w:left w:val="single" w:sz="4" w:space="0" w:color="D7DEE8"/>
-              <w:bottom w:val="single" w:sz="4" w:space="0" w:color="D7DEE8"/>
-              <w:right w:val="single" w:sz="4" w:space="0" w:color="D7DEE8"/>
-            </w:tcBorders>
-            <w:vAlign w:val="center"/>
-          </w:tcPr>
-          <w:p>
-            <w:pPr>
-              <w:spacing w:after="0" w:line="240" w:lineRule="auto"/>
-            </w:pPr>
-            <w:r>
-              <w:rPr>
-                <w:rFonts w:eastAsia="Calibri"/>
-                <w:color w:val="000000"/>
-                <w:sz w:val="17"/>
-              </w:rPr>
-              <w:t>Utilities</w:t>
-            </w:r>
-          </w:p>
-        </w:tc>
-        <w:tc>
-          <w:tcPr>
-            <w:tcW w:w="1650" w:type="dxa"/>
-            <w:tcBorders>
-              <w:top w:val="single" w:sz="4" w:space="0" w:color="D7DEE8"/>
-              <w:left w:val="single" w:sz="4" w:space="0" w:color="D7DEE8"/>
-              <w:bottom w:val="single" w:sz="4" w:space="0" w:color="D7DEE8"/>
-              <w:right w:val="single" w:sz="4" w:space="0" w:color="D7DEE8"/>
-            </w:tcBorders>
-            <w:vAlign w:val="center"/>
-          </w:tcPr>
-          <w:p>
-            <w:pPr>
-              <w:spacing w:after="0" w:line="240" w:lineRule="auto"/>
-            </w:pPr>
-            <w:r>
-              <w:rPr>
-                <w:rFonts w:eastAsia="Calibri"/>
-                <w:b/>
-                <w:color w:val="2E74B5"/>
-                <w:sz w:val="17"/>
-              </w:rPr>
-              <w:t>AuditHSW</w:t>
-            </w:r>
-          </w:p>
-        </w:tc>
-        <w:tc>
-          <w:tcPr>
-            <w:tcW w:w="6330" w:type="dxa"/>
-            <w:tcBorders>
-              <w:top w:val="single" w:sz="4" w:space="0" w:color="D7DEE8"/>
-              <w:left w:val="single" w:sz="4" w:space="0" w:color="D7DEE8"/>
-              <w:bottom w:val="single" w:sz="4" w:space="0" w:color="D7DEE8"/>
-              <w:right w:val="single" w:sz="4" w:space="0" w:color="D7DEE8"/>
-            </w:tcBorders>
-            <w:vAlign w:val="center"/>
-          </w:tcPr>
-          <w:p>
-            <w:pPr>
-              <w:spacing w:after="0" w:line="240" w:lineRule="auto"/>
-            </w:pPr>
-            <w:r>
-              <w:rPr>
-                <w:rFonts w:eastAsia="Calibri"/>
-                <w:color w:val="000000"/>
-                <w:sz w:val="17"/>
-              </w:rPr>
-              <w:t>Знімає аудит Windows-ПК: апаратна частина, ОС, мережа, програми, користувачі, ESET і ліцензійні сліди; формує лог.</w:t>
-            </w:r>
-          </w:p>
-        </w:tc>
-      </w:tr>
-      <w:tr>
-        <w:tc>
-          <w:tcPr>
-            <w:tcW w:w="1420" w:type="dxa"/>
-            <w:tcBorders>
-              <w:top w:val="single" w:sz="4" w:space="0" w:color="D7DEE8"/>
-              <w:left w:val="single" w:sz="4" w:space="0" w:color="D7DEE8"/>
-              <w:bottom w:val="single" w:sz="4" w:space="0" w:color="D7DEE8"/>
-              <w:right w:val="single" w:sz="4" w:space="0" w:color="D7DEE8"/>
-            </w:tcBorders>
-            <w:shd w:val="clear" w:color="auto" w:fill="F8FAFC"/>
-            <w:vAlign w:val="center"/>
-          </w:tcPr>
-          <w:p>
-            <w:pPr>
-              <w:spacing w:after="0" w:line="240" w:lineRule="auto"/>
-            </w:pPr>
-            <w:r>
-              <w:rPr>
-                <w:rFonts w:eastAsia="Calibri"/>
-                <w:color w:val="000000"/>
-                <w:sz w:val="17"/>
-              </w:rPr>
-              <w:t>DataOffice</w:t>
-            </w:r>
-          </w:p>
-        </w:tc>
-        <w:tc>
-          <w:tcPr>
-            <w:tcW w:w="1650" w:type="dxa"/>
-            <w:tcBorders>
-              <w:top w:val="single" w:sz="4" w:space="0" w:color="D7DEE8"/>
-              <w:left w:val="single" w:sz="4" w:space="0" w:color="D7DEE8"/>
-              <w:bottom w:val="single" w:sz="4" w:space="0" w:color="D7DEE8"/>
-              <w:right w:val="single" w:sz="4" w:space="0" w:color="D7DEE8"/>
-            </w:tcBorders>
-            <w:shd w:val="clear" w:color="auto" w:fill="F8FAFC"/>
-            <w:vAlign w:val="center"/>
-          </w:tcPr>
-          <w:p>
-            <w:pPr>
-              <w:spacing w:after="0" w:line="240" w:lineRule="auto"/>
-            </w:pPr>
-            <w:r>
-              <w:rPr>
-                <w:rFonts w:eastAsia="Calibri"/>
-                <w:b/>
-                <w:color w:val="2E74B5"/>
-                <w:sz w:val="17"/>
-              </w:rPr>
-              <w:t>AuditOS</w:t>
-            </w:r>
-          </w:p>
-        </w:tc>
-        <w:tc>
-          <w:tcPr>
-            <w:tcW w:w="6330" w:type="dxa"/>
-            <w:tcBorders>
-              <w:top w:val="single" w:sz="4" w:space="0" w:color="D7DEE8"/>
-              <w:left w:val="single" w:sz="4" w:space="0" w:color="D7DEE8"/>
-              <w:bottom w:val="single" w:sz="4" w:space="0" w:color="D7DEE8"/>
-              <w:right w:val="single" w:sz="4" w:space="0" w:color="D7DEE8"/>
-            </w:tcBorders>
-            <w:shd w:val="clear" w:color="auto" w:fill="F8FAFC"/>
-            <w:vAlign w:val="center"/>
-          </w:tcPr>
-          <w:p>
-            <w:pPr>
-              <w:spacing w:after="0" w:line="240" w:lineRule="auto"/>
-            </w:pPr>
-            <w:r>
-              <w:rPr>
-                <w:rFonts w:eastAsia="Calibri"/>
-                <w:color w:val="000000"/>
-                <w:sz w:val="17"/>
-              </w:rPr>
-              <w:t>Зіставляє службові документи зі штатним Excel, формує звіт і за потреби оновлює дані в DOCX/XLSX/XLSM.</w:t>
-            </w:r>
-          </w:p>
-        </w:tc>
-      </w:tr>
-      <w:tr>
-        <w:tc>
-          <w:tcPr>
-            <w:tcW w:w="1420" w:type="dxa"/>
-            <w:tcBorders>
-              <w:top w:val="single" w:sz="4" w:space="0" w:color="D7DEE8"/>
-              <w:left w:val="single" w:sz="4" w:space="0" w:color="D7DEE8"/>
-              <w:bottom w:val="single" w:sz="4" w:space="0" w:color="D7DEE8"/>
-              <w:right w:val="single" w:sz="4" w:space="0" w:color="D7DEE8"/>
-            </w:tcBorders>
-            <w:vAlign w:val="center"/>
-          </w:tcPr>
-          <w:p>
-            <w:pPr>
-              <w:spacing w:after="0" w:line="240" w:lineRule="auto"/>
-            </w:pPr>
-            <w:r>
-              <w:rPr>
-                <w:rFonts w:eastAsia="Calibri"/>
-                <w:color w:val="000000"/>
-                <w:sz w:val="17"/>
-              </w:rPr>
-              <w:t>DataOffice</w:t>
-            </w:r>
-          </w:p>
-        </w:tc>
-        <w:tc>
-          <w:tcPr>
-            <w:tcW w:w="1650" w:type="dxa"/>
-            <w:tcBorders>
-              <w:top w:val="single" w:sz="4" w:space="0" w:color="D7DEE8"/>
-              <w:left w:val="single" w:sz="4" w:space="0" w:color="D7DEE8"/>
-              <w:bottom w:val="single" w:sz="4" w:space="0" w:color="D7DEE8"/>
-              <w:right w:val="single" w:sz="4" w:space="0" w:color="D7DEE8"/>
-            </w:tcBorders>
-            <w:vAlign w:val="center"/>
-          </w:tcPr>
-          <w:p>
-            <w:pPr>
-              <w:spacing w:after="0" w:line="240" w:lineRule="auto"/>
-            </w:pPr>
-            <w:r>
-              <w:rPr>
-                <w:rFonts w:eastAsia="Calibri"/>
-                <w:b/>
-                <w:color w:val="2E74B5"/>
-                <w:sz w:val="17"/>
-              </w:rPr>
-              <w:t>DataOrder</w:t>
-            </w:r>
-          </w:p>
-        </w:tc>
-        <w:tc>
-          <w:tcPr>
-            <w:tcW w:w="6330" w:type="dxa"/>
-            <w:tcBorders>
-              <w:top w:val="single" w:sz="4" w:space="0" w:color="D7DEE8"/>
-              <w:left w:val="single" w:sz="4" w:space="0" w:color="D7DEE8"/>
-              <w:bottom w:val="single" w:sz="4" w:space="0" w:color="D7DEE8"/>
-              <w:right w:val="single" w:sz="4" w:space="0" w:color="D7DEE8"/>
-            </w:tcBorders>
-            <w:vAlign w:val="center"/>
-          </w:tcPr>
-          <w:p>
-            <w:pPr>
-              <w:spacing w:after="0" w:line="240" w:lineRule="auto"/>
-            </w:pPr>
-            <w:r>
-              <w:rPr>
-                <w:rFonts w:eastAsia="Calibri"/>
-                <w:color w:val="000000"/>
-                <w:sz w:val="17"/>
-              </w:rPr>
-              <w:t>Пакетно обробляє Office-файли, зображення й PDF: чистить temp/lock, конвертує формати, запускає OCR і PDF -&gt; DOCX.</w:t>
-            </w:r>
-          </w:p>
-        </w:tc>
-      </w:tr>
-      <w:tr>
-        <w:tc>
-          <w:tcPr>
-            <w:tcW w:w="1420" w:type="dxa"/>
-            <w:tcBorders>
-              <w:top w:val="single" w:sz="4" w:space="0" w:color="D7DEE8"/>
-              <w:left w:val="single" w:sz="4" w:space="0" w:color="D7DEE8"/>
-              <w:bottom w:val="single" w:sz="4" w:space="0" w:color="D7DEE8"/>
-              <w:right w:val="single" w:sz="4" w:space="0" w:color="D7DEE8"/>
-            </w:tcBorders>
-            <w:shd w:val="clear" w:color="auto" w:fill="F8FAFC"/>
-            <w:vAlign w:val="center"/>
-          </w:tcPr>
-          <w:p>
-            <w:pPr>
-              <w:spacing w:after="0" w:line="240" w:lineRule="auto"/>
-            </w:pPr>
-            <w:r>
-              <w:rPr>
-                <w:rFonts w:eastAsia="Calibri"/>
-                <w:color w:val="000000"/>
-                <w:sz w:val="17"/>
-              </w:rPr>
-              <w:t>DataOffice</w:t>
-            </w:r>
-          </w:p>
-        </w:tc>
-        <w:tc>
-          <w:tcPr>
-            <w:tcW w:w="1650" w:type="dxa"/>
-            <w:tcBorders>
-              <w:top w:val="single" w:sz="4" w:space="0" w:color="D7DEE8"/>
-              <w:left w:val="single" w:sz="4" w:space="0" w:color="D7DEE8"/>
-              <w:bottom w:val="single" w:sz="4" w:space="0" w:color="D7DEE8"/>
-              <w:right w:val="single" w:sz="4" w:space="0" w:color="D7DEE8"/>
-            </w:tcBorders>
-            <w:shd w:val="clear" w:color="auto" w:fill="F8FAFC"/>
-            <w:vAlign w:val="center"/>
-          </w:tcPr>
-          <w:p>
-            <w:pPr>
-              <w:spacing w:after="0" w:line="240" w:lineRule="auto"/>
-            </w:pPr>
-            <w:r>
-              <w:rPr>
-                <w:rFonts w:eastAsia="Calibri"/>
-                <w:b/>
-                <w:color w:val="2E74B5"/>
-                <w:sz w:val="17"/>
-              </w:rPr>
-              <w:t>DataSync</w:t>
-            </w:r>
-          </w:p>
-        </w:tc>
-        <w:tc>
-          <w:tcPr>
-            <w:tcW w:w="6330" w:type="dxa"/>
-            <w:tcBorders>
-              <w:top w:val="single" w:sz="4" w:space="0" w:color="D7DEE8"/>
-              <w:left w:val="single" w:sz="4" w:space="0" w:color="D7DEE8"/>
-              <w:bottom w:val="single" w:sz="4" w:space="0" w:color="D7DEE8"/>
-              <w:right w:val="single" w:sz="4" w:space="0" w:color="D7DEE8"/>
-            </w:tcBorders>
-            <w:shd w:val="clear" w:color="auto" w:fill="F8FAFC"/>
-            <w:vAlign w:val="center"/>
-          </w:tcPr>
-          <w:p>
-            <w:pPr>
-              <w:spacing w:after="0" w:line="240" w:lineRule="auto"/>
-            </w:pPr>
-            <w:r>
-              <w:rPr>
-                <w:rFonts w:eastAsia="Calibri"/>
-                <w:color w:val="000000"/>
-                <w:sz w:val="17"/>
-              </w:rPr>
-              <w:t>Синхронізує дві папки у one-way або two-way режимі, підтримує автопідстановку шляхів і backup замінених файлів у кошик.</w:t>
-            </w:r>
-          </w:p>
-        </w:tc>
-      </w:tr>
-      <w:tr>
-        <w:tc>
-          <w:tcPr>
-            <w:tcW w:w="1420" w:type="dxa"/>
-            <w:tcBorders>
-              <w:top w:val="single" w:sz="4" w:space="0" w:color="D7DEE8"/>
-              <w:left w:val="single" w:sz="4" w:space="0" w:color="D7DEE8"/>
-              <w:bottom w:val="single" w:sz="4" w:space="0" w:color="D7DEE8"/>
-              <w:right w:val="single" w:sz="4" w:space="0" w:color="D7DEE8"/>
-            </w:tcBorders>
-            <w:vAlign w:val="center"/>
-          </w:tcPr>
-          <w:p>
-            <w:pPr>
-              <w:spacing w:after="0" w:line="240" w:lineRule="auto"/>
-            </w:pPr>
-            <w:r>
-              <w:rPr>
-                <w:rFonts w:eastAsia="Calibri"/>
-                <w:color w:val="000000"/>
-                <w:sz w:val="17"/>
-              </w:rPr>
-              <w:t>DataOffice</w:t>
-            </w:r>
-          </w:p>
-        </w:tc>
-        <w:tc>
-          <w:tcPr>
-            <w:tcW w:w="1650" w:type="dxa"/>
-            <w:tcBorders>
-              <w:top w:val="single" w:sz="4" w:space="0" w:color="D7DEE8"/>
-              <w:left w:val="single" w:sz="4" w:space="0" w:color="D7DEE8"/>
-              <w:bottom w:val="single" w:sz="4" w:space="0" w:color="D7DEE8"/>
-              <w:right w:val="single" w:sz="4" w:space="0" w:color="D7DEE8"/>
-            </w:tcBorders>
-            <w:vAlign w:val="center"/>
-          </w:tcPr>
-          <w:p>
-            <w:pPr>
-              <w:spacing w:after="0" w:line="240" w:lineRule="auto"/>
-            </w:pPr>
-            <w:r>
-              <w:rPr>
-                <w:rFonts w:eastAsia="Calibri"/>
-                <w:b/>
-                <w:color w:val="2E74B5"/>
-                <w:sz w:val="17"/>
-              </w:rPr>
-              <w:t>SyncOffice</w:t>
-            </w:r>
-          </w:p>
-        </w:tc>
-        <w:tc>
-          <w:tcPr>
-            <w:tcW w:w="6330" w:type="dxa"/>
-            <w:tcBorders>
-              <w:top w:val="single" w:sz="4" w:space="0" w:color="D7DEE8"/>
-              <w:left w:val="single" w:sz="4" w:space="0" w:color="D7DEE8"/>
-              <w:bottom w:val="single" w:sz="4" w:space="0" w:color="D7DEE8"/>
-              <w:right w:val="single" w:sz="4" w:space="0" w:color="D7DEE8"/>
-            </w:tcBorders>
-            <w:vAlign w:val="center"/>
-          </w:tcPr>
-          <w:p>
-            <w:pPr>
-              <w:spacing w:after="0" w:line="240" w:lineRule="auto"/>
-            </w:pPr>
-            <w:r>
-              <w:rPr>
-                <w:rFonts w:eastAsia="Calibri"/>
-                <w:color w:val="000000"/>
-                <w:sz w:val="17"/>
-              </w:rPr>
-              <w:t>Синхронізує дані між DOCX/XLSX/XLSM за заголовком «Ключ», оновлює спільні поля й може позначати зміни жовтим.</w:t>
-            </w:r>
-          </w:p>
-        </w:tc>
-      </w:tr>
-      <w:tr>
-        <w:tc>
-          <w:tcPr>
-            <w:tcW w:w="1420" w:type="dxa"/>
-            <w:tcBorders>
-              <w:top w:val="single" w:sz="4" w:space="0" w:color="D7DEE8"/>
-              <w:left w:val="single" w:sz="4" w:space="0" w:color="D7DEE8"/>
-              <w:bottom w:val="single" w:sz="4" w:space="0" w:color="D7DEE8"/>
-              <w:right w:val="single" w:sz="4" w:space="0" w:color="D7DEE8"/>
-            </w:tcBorders>
-            <w:vAlign w:val="center"/>
-          </w:tcPr>
-          <w:p>
-            <w:pPr>
-              <w:spacing w:after="0" w:line="240" w:lineRule="auto"/>
-            </w:pPr>
-            <w:r>
-              <w:rPr>
-                <w:rFonts w:eastAsia="Calibri"/>
-                <w:color w:val="000000"/>
-                <w:sz w:val="17"/>
-              </w:rPr>
-              <w:t>Rewards</w:t>
-            </w:r>
-          </w:p>
-        </w:tc>
-        <w:tc>
-          <w:tcPr>
-            <w:tcW w:w="1650" w:type="dxa"/>
-            <w:tcBorders>
-              <w:top w:val="single" w:sz="4" w:space="0" w:color="D7DEE8"/>
-              <w:left w:val="single" w:sz="4" w:space="0" w:color="D7DEE8"/>
-              <w:bottom w:val="single" w:sz="4" w:space="0" w:color="D7DEE8"/>
-              <w:right w:val="single" w:sz="4" w:space="0" w:color="D7DEE8"/>
-            </w:tcBorders>
-            <w:vAlign w:val="center"/>
-          </w:tcPr>
-          <w:p>
-            <w:pPr>
-              <w:spacing w:after="0" w:line="240" w:lineRule="auto"/>
-            </w:pPr>
-            <w:r>
-              <w:rPr>
-                <w:rFonts w:eastAsia="Calibri"/>
-                <w:b/>
-                <w:color w:val="2E74B5"/>
-                <w:sz w:val="17"/>
-              </w:rPr>
-              <w:t>FormatBRO</w:t>
-            </w:r>
-          </w:p>
-        </w:tc>
-        <w:tc>
-          <w:tcPr>
-            <w:tcW w:w="6330" w:type="dxa"/>
-            <w:tcBorders>
-              <w:top w:val="single" w:sz="4" w:space="0" w:color="D7DEE8"/>
-              <w:left w:val="single" w:sz="4" w:space="0" w:color="D7DEE8"/>
-              <w:bottom w:val="single" w:sz="4" w:space="0" w:color="D7DEE8"/>
-              <w:right w:val="single" w:sz="4" w:space="0" w:color="D7DEE8"/>
-            </w:tcBorders>
-            <w:vAlign w:val="center"/>
-          </w:tcPr>
-          <w:p>
-            <w:pPr>
-              <w:spacing w:after="0" w:line="240" w:lineRule="auto"/>
-            </w:pPr>
-            <w:r>
-              <w:rPr>
-                <w:rFonts w:eastAsia="Calibri"/>
-                <w:color w:val="000000"/>
-                <w:sz w:val="17"/>
-              </w:rPr>
-              <w:t>Масово нормалізує БРО-рапорти: робить backup, DOC -&gt; DOCX, чистить і форматує текст, поля, підписи, розриви та мову.</w:t>
-            </w:r>
-          </w:p>
-        </w:tc>
-      </w:tr>
-      <w:tr>
-        <w:tc>
-          <w:tcPr>
-            <w:tcW w:w="1420" w:type="dxa"/>
-            <w:tcBorders>
-              <w:top w:val="single" w:sz="4" w:space="0" w:color="D7DEE8"/>
-              <w:left w:val="single" w:sz="4" w:space="0" w:color="D7DEE8"/>
-              <w:bottom w:val="single" w:sz="4" w:space="0" w:color="D7DEE8"/>
-              <w:right w:val="single" w:sz="4" w:space="0" w:color="D7DEE8"/>
-            </w:tcBorders>
-            <w:shd w:val="clear" w:color="auto" w:fill="F8FAFC"/>
-            <w:vAlign w:val="center"/>
-          </w:tcPr>
-          <w:p>
-            <w:pPr>
-              <w:spacing w:after="0" w:line="240" w:lineRule="auto"/>
-            </w:pPr>
-            <w:r>
-              <w:rPr>
-                <w:rFonts w:eastAsia="Calibri"/>
-                <w:color w:val="000000"/>
-                <w:sz w:val="17"/>
-              </w:rPr>
-              <w:t>Rewards</w:t>
-            </w:r>
-          </w:p>
-        </w:tc>
-        <w:tc>
-          <w:tcPr>
-            <w:tcW w:w="1650" w:type="dxa"/>
-            <w:tcBorders>
-              <w:top w:val="single" w:sz="4" w:space="0" w:color="D7DEE8"/>
-              <w:left w:val="single" w:sz="4" w:space="0" w:color="D7DEE8"/>
-              <w:bottom w:val="single" w:sz="4" w:space="0" w:color="D7DEE8"/>
-              <w:right w:val="single" w:sz="4" w:space="0" w:color="D7DEE8"/>
-            </w:tcBorders>
-            <w:shd w:val="clear" w:color="auto" w:fill="F8FAFC"/>
-            <w:vAlign w:val="center"/>
-          </w:tcPr>
-          <w:p>
-            <w:pPr>
-              <w:spacing w:after="0" w:line="240" w:lineRule="auto"/>
-            </w:pPr>
-            <w:r>
-              <w:rPr>
-                <w:rFonts w:eastAsia="Calibri"/>
-                <w:b/>
-                <w:color w:val="2E74B5"/>
-                <w:sz w:val="17"/>
-              </w:rPr>
-              <w:t>RewardsBefore</w:t>
-            </w:r>
-          </w:p>
-        </w:tc>
-        <w:tc>
-          <w:tcPr>
-            <w:tcW w:w="6330" w:type="dxa"/>
-            <w:tcBorders>
-              <w:top w:val="single" w:sz="4" w:space="0" w:color="D7DEE8"/>
-              <w:left w:val="single" w:sz="4" w:space="0" w:color="D7DEE8"/>
-              <w:bottom w:val="single" w:sz="4" w:space="0" w:color="D7DEE8"/>
-              <w:right w:val="single" w:sz="4" w:space="0" w:color="D7DEE8"/>
-            </w:tcBorders>
-            <w:shd w:val="clear" w:color="auto" w:fill="F8FAFC"/>
-            <w:vAlign w:val="center"/>
-          </w:tcPr>
-          <w:p>
-            <w:pPr>
-              <w:spacing w:after="0" w:line="240" w:lineRule="auto"/>
-            </w:pPr>
-            <w:r>
-              <w:rPr>
-                <w:rFonts w:eastAsia="Calibri"/>
-                <w:color w:val="000000"/>
-                <w:sz w:val="17"/>
-              </w:rPr>
-              <w:t>Перша стадія винагород: заповнює шаблон 100 000/70 000 за БРО та штатками, додає людей, дні, посади й конфлікти.</w:t>
-            </w:r>
-          </w:p>
-        </w:tc>
-      </w:tr>
-      <w:tr>
-        <w:tc>
-          <w:tcPr>
-            <w:tcW w:w="1420" w:type="dxa"/>
-            <w:tcBorders>
-              <w:top w:val="single" w:sz="4" w:space="0" w:color="D7DEE8"/>
-              <w:left w:val="single" w:sz="4" w:space="0" w:color="D7DEE8"/>
-              <w:bottom w:val="single" w:sz="4" w:space="0" w:color="D7DEE8"/>
-              <w:right w:val="single" w:sz="4" w:space="0" w:color="D7DEE8"/>
-            </w:tcBorders>
-            <w:vAlign w:val="center"/>
-          </w:tcPr>
-          <w:p>
-            <w:pPr>
-              <w:spacing w:after="0" w:line="240" w:lineRule="auto"/>
-            </w:pPr>
-            <w:r>
-              <w:rPr>
-                <w:rFonts w:eastAsia="Calibri"/>
-                <w:color w:val="000000"/>
-                <w:sz w:val="17"/>
-              </w:rPr>
-              <w:t>Rewards</w:t>
-            </w:r>
-          </w:p>
-        </w:tc>
-        <w:tc>
-          <w:tcPr>
-            <w:tcW w:w="1650" w:type="dxa"/>
-            <w:tcBorders>
-              <w:top w:val="single" w:sz="4" w:space="0" w:color="D7DEE8"/>
-              <w:left w:val="single" w:sz="4" w:space="0" w:color="D7DEE8"/>
-              <w:bottom w:val="single" w:sz="4" w:space="0" w:color="D7DEE8"/>
-              <w:right w:val="single" w:sz="4" w:space="0" w:color="D7DEE8"/>
-            </w:tcBorders>
-            <w:vAlign w:val="center"/>
-          </w:tcPr>
-          <w:p>
-            <w:pPr>
-              <w:spacing w:after="0" w:line="240" w:lineRule="auto"/>
-            </w:pPr>
-            <w:r>
-              <w:rPr>
-                <w:rFonts w:eastAsia="Calibri"/>
-                <w:b/>
-                <w:color w:val="2E74B5"/>
-                <w:sz w:val="17"/>
-              </w:rPr>
-              <w:t>RewardsAfter</w:t>
-            </w:r>
-          </w:p>
-        </w:tc>
-        <w:tc>
-          <w:tcPr>
-            <w:tcW w:w="6330" w:type="dxa"/>
-            <w:tcBorders>
-              <w:top w:val="single" w:sz="4" w:space="0" w:color="D7DEE8"/>
-              <w:left w:val="single" w:sz="4" w:space="0" w:color="D7DEE8"/>
-              <w:bottom w:val="single" w:sz="4" w:space="0" w:color="D7DEE8"/>
-              <w:right w:val="single" w:sz="4" w:space="0" w:color="D7DEE8"/>
-            </w:tcBorders>
-            <w:vAlign w:val="center"/>
-          </w:tcPr>
-          <w:p>
-            <w:pPr>
-              <w:spacing w:after="0" w:line="240" w:lineRule="auto"/>
-            </w:pPr>
-            <w:r>
-              <w:rPr>
-                <w:rFonts w:eastAsia="Calibri"/>
-                <w:color w:val="000000"/>
-                <w:sz w:val="17"/>
-              </w:rPr>
-              <w:t>Фінальна стадія: перераховує суми в AO або заповнює листи 100/70/30/0 для зарплатних рапортів за готовою розкраскою.</w:t>
-            </w:r>
-          </w:p>
-        </w:tc>
-      </w:tr>
-    </w:tbl>
-    <w:p>
-      <w:pPr>
-        <w:rPr>
-          <w:lang w:val="en-US"/>
-        </w:rPr>
-      </w:pPr>
-    </w:p>
-    <w:p>
-      <w:pPr>
-        <w:pStyle w:val="a3"/>
-        <w:spacing w:after="40" w:line="240" w:lineRule="auto"/>
-      </w:pPr>
-      <w:r>
-        <w:rPr>
-          <w:rFonts w:ascii="Calibri" w:eastAsia="Calibri" w:hAnsi="Calibri"/>
-        </w:rPr>
-        <w:t>Rewards: бюлетень утиліт винагород</w:t>
-      </w:r>
-    </w:p>
-    <w:p>
-      <w:pPr>
-        <w:pStyle w:val="a5"/>
-        <w:spacing w:after="100"/>
-      </w:pPr>
-      <w:r>
-        <w:rPr>
-          <w:rFonts w:eastAsia="Calibri"/>
-        </w:rPr>
-        <w:t>Три інструменти для підготовки БРО-рапортів, заповнення шаблону винагород і фінального перерахунку або звітів.</w:t>
-      </w:r>
-    </w:p>
-    <w:p>
-      <w:pPr>
-        <w:spacing w:line="240" w:lineRule="auto"/>
-      </w:pPr>
-      <w:r>
-        <w:rPr>
-          <w:rFonts w:eastAsia="Calibri"/>
-          <w:b/>
-          <w:color w:val="0B2545"/>
         </w:rPr>
         <w:t xml:space="preserve">GitHub: </w:t>
       </w:r>
@@ -1116,6 +53,7 @@
           <w:rPr>
             <w:color w:val="0563C1"/>
             <w:u w:val="single"/>
+            <w:sz w:val="19"/>
           </w:rPr>
           <w:t>https://github.com/IATOM00/PyScripts</w:t>
         </w:r>
@@ -1123,72 +61,110 @@
     </w:p>
     <w:p>
       <w:pPr>
-        <w:shd w:val="clear" w:color="auto" w:fill="F4F6F9"/>
-        <w:spacing w:after="100" w:line="245" w:lineRule="auto"/>
-        <w:ind w:left="115" w:right="115"/>
+        <w:spacing w:before="0" w:after="80" w:line="240" w:lineRule="auto"/>
+        <w:shd w:fill="F4F6F9" w:val="clear"/>
       </w:pPr>
       <w:r>
         <w:rPr>
-          <w:rFonts w:eastAsia="Calibri"/>
+          <w:rFonts w:ascii="Calibri" w:hAnsi="Calibri" w:eastAsia="Calibri"/>
+          <w:b w:val="0"/>
+          <w:i w:val="0"/>
           <w:color w:val="000000"/>
-          <w:sz w:val="19"/>
+          <w:sz w:val="17"/>
         </w:rPr>
-        <w:t>Мінімально: завантажте пакет з GitHub, працюйте з фіксованими шаблонами та закрийте Excel/Word-файли перед запуском. Типовий порядок роботи: FormatBRO -&gt; RewardsBefore -&gt; RewardsAfter. Деталі, обмеження шаблонів і нюанси дивіться у TXT поруч з кожною утилітою.</w:t>
+        <w:t>Користувацький мінімум: скачати потрібний .exe або запустити пакет через .launcher; детальні інструкції лежать у TXT поруч із кожною утилітою.</w:t>
       </w:r>
     </w:p>
     <w:p>
       <w:pPr>
         <w:pStyle w:val="1"/>
-        <w:spacing w:before="60" w:after="60" w:line="240" w:lineRule="auto"/>
+        <w:spacing w:before="40" w:after="40" w:line="240" w:lineRule="auto"/>
+        <w:jc w:val="center"/>
       </w:pPr>
       <w:r>
         <w:rPr>
-          <w:rFonts w:ascii="Calibri" w:eastAsia="Calibri" w:hAnsi="Calibri"/>
+          <w:rFonts w:ascii="Calibri" w:hAnsi="Calibri" w:eastAsia="Calibri"/>
+          <w:b/>
+          <w:i w:val="0"/>
+          <w:color w:val="2E74B5"/>
+          <w:sz w:val="23"/>
         </w:rPr>
-        <w:t>Коротка карта Rewards-пакета</w:t>
+        <w:t>Базовий каталог</w:t>
       </w:r>
     </w:p>
     <w:tbl>
       <w:tblPr>
-        <w:tblW w:w="9400" w:type="dxa"/>
+        <w:tblW w:type="dxa" w:w="10750"/>
+        <w:tblLayout w:type="fixed"/>
+        <w:tblLook w:firstColumn="1" w:firstRow="1" w:lastColumn="0" w:lastRow="0" w:noHBand="0" w:noVBand="1" w:val="04A0"/>
+        <w:jc w:val="left"/>
         <w:tblInd w:w="120" w:type="dxa"/>
-        <w:tblLayout w:type="fixed"/>
         <w:tblCellMar>
-          <w:top w:w="80" w:type="dxa"/>
-          <w:left w:w="120" w:type="dxa"/>
-          <w:bottom w:w="80" w:type="dxa"/>
-          <w:right w:w="120" w:type="dxa"/>
+          <w:top w:w="55" w:type="dxa"/>
+          <w:start w:w="90" w:type="dxa"/>
+          <w:bottom w:w="55" w:type="dxa"/>
+          <w:end w:w="90" w:type="dxa"/>
         </w:tblCellMar>
-        <w:tblLook w:val="04A0" w:firstRow="1" w:lastRow="0" w:firstColumn="1" w:lastColumn="0" w:noHBand="0" w:noVBand="1"/>
       </w:tblPr>
       <w:tblGrid>
-        <w:gridCol w:w="1800"/>
-        <w:gridCol w:w="1950"/>
-        <w:gridCol w:w="5650"/>
+        <w:gridCol w:w="1350"/>
+        <w:gridCol w:w="1500"/>
+        <w:gridCol w:w="7900"/>
       </w:tblGrid>
       <w:tr>
         <w:tc>
           <w:tcPr>
-            <w:tcW w:w="1800" w:type="dxa"/>
-            <w:tcBorders>
-              <w:top w:val="single" w:sz="4" w:space="0" w:color="D7DEE8"/>
-              <w:left w:val="single" w:sz="4" w:space="0" w:color="D7DEE8"/>
-              <w:bottom w:val="single" w:sz="4" w:space="0" w:color="D7DEE8"/>
-              <w:right w:val="single" w:sz="4" w:space="0" w:color="D7DEE8"/>
-            </w:tcBorders>
-            <w:shd w:val="clear" w:color="auto" w:fill="E8EEF5"/>
-            <w:vAlign w:val="center"/>
-          </w:tcPr>
-          <w:p>
-            <w:pPr>
-              <w:spacing w:after="0" w:line="240" w:lineRule="auto"/>
-            </w:pPr>
-            <w:r>
-              <w:rPr>
-                <w:rFonts w:eastAsia="Calibri"/>
+            <w:tcW w:type="dxa" w:w="1350"/>
+            <w:vAlign w:val="center"/>
+            <w:shd w:fill="E8EEF5" w:val="clear"/>
+            <w:tcBorders>
+              <w:top w:val="single" w:sz="4" w:space="0" w:color="D7DEE8"/>
+              <w:left w:val="single" w:sz="4" w:space="0" w:color="D7DEE8"/>
+              <w:bottom w:val="single" w:sz="4" w:space="0" w:color="D7DEE8"/>
+              <w:right w:val="single" w:sz="4" w:space="0" w:color="D7DEE8"/>
+            </w:tcBorders>
+          </w:tcPr>
+          <w:p>
+            <w:pPr>
+              <w:spacing w:after="0" w:line="240" w:lineRule="auto"/>
+            </w:pPr>
+            <w:r/>
+            <w:r>
+              <w:rPr>
+                <w:rFonts w:ascii="Calibri" w:hAnsi="Calibri" w:eastAsia="Calibri"/>
                 <w:b/>
+                <w:i w:val="0"/>
                 <w:color w:val="0B2545"/>
-                <w:sz w:val="18"/>
+                <w:sz w:val="16"/>
+              </w:rPr>
+              <w:t>Папка</w:t>
+            </w:r>
+          </w:p>
+        </w:tc>
+        <w:tc>
+          <w:tcPr>
+            <w:tcW w:type="dxa" w:w="1500"/>
+            <w:vAlign w:val="center"/>
+            <w:shd w:fill="E8EEF5" w:val="clear"/>
+            <w:tcBorders>
+              <w:top w:val="single" w:sz="4" w:space="0" w:color="D7DEE8"/>
+              <w:left w:val="single" w:sz="4" w:space="0" w:color="D7DEE8"/>
+              <w:bottom w:val="single" w:sz="4" w:space="0" w:color="D7DEE8"/>
+              <w:right w:val="single" w:sz="4" w:space="0" w:color="D7DEE8"/>
+            </w:tcBorders>
+          </w:tcPr>
+          <w:p>
+            <w:pPr>
+              <w:spacing w:after="0" w:line="240" w:lineRule="auto"/>
+            </w:pPr>
+            <w:r/>
+            <w:r>
+              <w:rPr>
+                <w:rFonts w:ascii="Calibri" w:hAnsi="Calibri" w:eastAsia="Calibri"/>
+                <w:b/>
+                <w:i w:val="0"/>
+                <w:color w:val="0B2545"/>
+                <w:sz w:val="16"/>
               </w:rPr>
               <w:t>Утиліта</w:t>
             </w:r>
@@ -1196,55 +172,30 @@
         </w:tc>
         <w:tc>
           <w:tcPr>
-            <w:tcW w:w="1950" w:type="dxa"/>
-            <w:tcBorders>
-              <w:top w:val="single" w:sz="4" w:space="0" w:color="D7DEE8"/>
-              <w:left w:val="single" w:sz="4" w:space="0" w:color="D7DEE8"/>
-              <w:bottom w:val="single" w:sz="4" w:space="0" w:color="D7DEE8"/>
-              <w:right w:val="single" w:sz="4" w:space="0" w:color="D7DEE8"/>
-            </w:tcBorders>
-            <w:shd w:val="clear" w:color="auto" w:fill="E8EEF5"/>
-            <w:vAlign w:val="center"/>
-          </w:tcPr>
-          <w:p>
-            <w:pPr>
-              <w:spacing w:after="0" w:line="240" w:lineRule="auto"/>
-            </w:pPr>
-            <w:r>
-              <w:rPr>
-                <w:rFonts w:eastAsia="Calibri"/>
+            <w:tcW w:type="dxa" w:w="7900"/>
+            <w:vAlign w:val="center"/>
+            <w:shd w:fill="E8EEF5" w:val="clear"/>
+            <w:tcBorders>
+              <w:top w:val="single" w:sz="4" w:space="0" w:color="D7DEE8"/>
+              <w:left w:val="single" w:sz="4" w:space="0" w:color="D7DEE8"/>
+              <w:bottom w:val="single" w:sz="4" w:space="0" w:color="D7DEE8"/>
+              <w:right w:val="single" w:sz="4" w:space="0" w:color="D7DEE8"/>
+            </w:tcBorders>
+          </w:tcPr>
+          <w:p>
+            <w:pPr>
+              <w:spacing w:after="0" w:line="240" w:lineRule="auto"/>
+            </w:pPr>
+            <w:r/>
+            <w:r>
+              <w:rPr>
+                <w:rFonts w:ascii="Calibri" w:hAnsi="Calibri" w:eastAsia="Calibri"/>
                 <w:b/>
+                <w:i w:val="0"/>
                 <w:color w:val="0B2545"/>
-                <w:sz w:val="18"/>
-              </w:rPr>
-              <w:t>Етап</w:t>
-            </w:r>
-          </w:p>
-        </w:tc>
-        <w:tc>
-          <w:tcPr>
-            <w:tcW w:w="5650" w:type="dxa"/>
-            <w:tcBorders>
-              <w:top w:val="single" w:sz="4" w:space="0" w:color="D7DEE8"/>
-              <w:left w:val="single" w:sz="4" w:space="0" w:color="D7DEE8"/>
-              <w:bottom w:val="single" w:sz="4" w:space="0" w:color="D7DEE8"/>
-              <w:right w:val="single" w:sz="4" w:space="0" w:color="D7DEE8"/>
-            </w:tcBorders>
-            <w:shd w:val="clear" w:color="auto" w:fill="E8EEF5"/>
-            <w:vAlign w:val="center"/>
-          </w:tcPr>
-          <w:p>
-            <w:pPr>
-              <w:spacing w:after="0" w:line="240" w:lineRule="auto"/>
-            </w:pPr>
-            <w:r>
-              <w:rPr>
-                <w:rFonts w:eastAsia="Calibri"/>
-                <w:b/>
-                <w:color w:val="0B2545"/>
-                <w:sz w:val="18"/>
-              </w:rPr>
-              <w:t>Призначення</w:t>
+                <w:sz w:val="16"/>
+              </w:rPr>
+              <w:t>Що робить</w:t>
             </w:r>
           </w:p>
         </w:tc>
@@ -1252,77 +203,85 @@
       <w:tr>
         <w:tc>
           <w:tcPr>
-            <w:tcW w:w="1800" w:type="dxa"/>
-            <w:tcBorders>
-              <w:top w:val="single" w:sz="4" w:space="0" w:color="D7DEE8"/>
-              <w:left w:val="single" w:sz="4" w:space="0" w:color="D7DEE8"/>
-              <w:bottom w:val="single" w:sz="4" w:space="0" w:color="D7DEE8"/>
-              <w:right w:val="single" w:sz="4" w:space="0" w:color="D7DEE8"/>
-            </w:tcBorders>
-            <w:vAlign w:val="center"/>
-          </w:tcPr>
-          <w:p>
-            <w:pPr>
-              <w:spacing w:after="0" w:line="240" w:lineRule="auto"/>
-            </w:pPr>
-            <w:r>
-              <w:rPr>
-                <w:rFonts w:eastAsia="Calibri"/>
+            <w:tcW w:type="dxa" w:w="1350"/>
+            <w:vAlign w:val="center"/>
+            <w:tcBorders>
+              <w:top w:val="single" w:sz="4" w:space="0" w:color="D7DEE8"/>
+              <w:left w:val="single" w:sz="4" w:space="0" w:color="D7DEE8"/>
+              <w:bottom w:val="single" w:sz="4" w:space="0" w:color="D7DEE8"/>
+              <w:right w:val="single" w:sz="4" w:space="0" w:color="D7DEE8"/>
+            </w:tcBorders>
+          </w:tcPr>
+          <w:p>
+            <w:pPr>
+              <w:spacing w:after="0" w:line="240" w:lineRule="auto"/>
+            </w:pPr>
+            <w:r/>
+            <w:r>
+              <w:rPr>
+                <w:rFonts w:ascii="Calibri" w:hAnsi="Calibri" w:eastAsia="Calibri"/>
+                <w:b w:val="0"/>
+                <w:i w:val="0"/>
                 <w:color w:val="000000"/>
-                <w:sz w:val="17"/>
-              </w:rPr>
-              <w:t>FormatBRO</w:t>
-            </w:r>
-          </w:p>
-        </w:tc>
-        <w:tc>
-          <w:tcPr>
-            <w:tcW w:w="1950" w:type="dxa"/>
-            <w:tcBorders>
-              <w:top w:val="single" w:sz="4" w:space="0" w:color="D7DEE8"/>
-              <w:left w:val="single" w:sz="4" w:space="0" w:color="D7DEE8"/>
-              <w:bottom w:val="single" w:sz="4" w:space="0" w:color="D7DEE8"/>
-              <w:right w:val="single" w:sz="4" w:space="0" w:color="D7DEE8"/>
-            </w:tcBorders>
-            <w:vAlign w:val="center"/>
-          </w:tcPr>
-          <w:p>
-            <w:pPr>
-              <w:spacing w:after="0" w:line="240" w:lineRule="auto"/>
-            </w:pPr>
-            <w:r>
-              <w:rPr>
-                <w:rFonts w:eastAsia="Calibri"/>
+                <w:sz w:val="15"/>
+              </w:rPr>
+              <w:t>CORE</w:t>
+            </w:r>
+          </w:p>
+        </w:tc>
+        <w:tc>
+          <w:tcPr>
+            <w:tcW w:type="dxa" w:w="1500"/>
+            <w:vAlign w:val="center"/>
+            <w:tcBorders>
+              <w:top w:val="single" w:sz="4" w:space="0" w:color="D7DEE8"/>
+              <w:left w:val="single" w:sz="4" w:space="0" w:color="D7DEE8"/>
+              <w:bottom w:val="single" w:sz="4" w:space="0" w:color="D7DEE8"/>
+              <w:right w:val="single" w:sz="4" w:space="0" w:color="D7DEE8"/>
+            </w:tcBorders>
+          </w:tcPr>
+          <w:p>
+            <w:pPr>
+              <w:spacing w:after="0" w:line="240" w:lineRule="auto"/>
+            </w:pPr>
+            <w:r/>
+            <w:r>
+              <w:rPr>
+                <w:rFonts w:ascii="Calibri" w:hAnsi="Calibri" w:eastAsia="Calibri"/>
                 <w:b/>
+                <w:i w:val="0"/>
                 <w:color w:val="2E74B5"/>
-                <w:sz w:val="17"/>
-              </w:rPr>
-              <w:t>Перед заповненням</w:t>
-            </w:r>
-          </w:p>
-        </w:tc>
-        <w:tc>
-          <w:tcPr>
-            <w:tcW w:w="5650" w:type="dxa"/>
-            <w:tcBorders>
-              <w:top w:val="single" w:sz="4" w:space="0" w:color="D7DEE8"/>
-              <w:left w:val="single" w:sz="4" w:space="0" w:color="D7DEE8"/>
-              <w:bottom w:val="single" w:sz="4" w:space="0" w:color="D7DEE8"/>
-              <w:right w:val="single" w:sz="4" w:space="0" w:color="D7DEE8"/>
-            </w:tcBorders>
-            <w:vAlign w:val="center"/>
-          </w:tcPr>
-          <w:p>
-            <w:pPr>
-              <w:spacing w:after="0" w:line="240" w:lineRule="auto"/>
-            </w:pPr>
-            <w:r>
-              <w:rPr>
-                <w:rFonts w:eastAsia="Calibri"/>
+                <w:sz w:val="15"/>
+              </w:rPr>
+              <w:t>.launcher</w:t>
+            </w:r>
+          </w:p>
+        </w:tc>
+        <w:tc>
+          <w:tcPr>
+            <w:tcW w:type="dxa" w:w="7900"/>
+            <w:vAlign w:val="center"/>
+            <w:tcBorders>
+              <w:top w:val="single" w:sz="4" w:space="0" w:color="D7DEE8"/>
+              <w:left w:val="single" w:sz="4" w:space="0" w:color="D7DEE8"/>
+              <w:bottom w:val="single" w:sz="4" w:space="0" w:color="D7DEE8"/>
+              <w:right w:val="single" w:sz="4" w:space="0" w:color="D7DEE8"/>
+            </w:tcBorders>
+          </w:tcPr>
+          <w:p>
+            <w:pPr>
+              <w:spacing w:after="0" w:line="240" w:lineRule="auto"/>
+            </w:pPr>
+            <w:r/>
+            <w:r>
+              <w:rPr>
+                <w:rFonts w:ascii="Calibri" w:hAnsi="Calibri" w:eastAsia="Calibri"/>
+                <w:b w:val="0"/>
+                <w:i w:val="0"/>
                 <w:color w:val="000000"/>
-                <w:sz w:val="17"/>
-              </w:rPr>
-              <w:t>Масово приводить БРО-рапорти до єдиного DOCX-стану: робить backup, конвертує DOC, чистить службові помилки, нормалізує поля, шрифт, підписи, мову та розриви сторінок.</w:t>
+                <w:sz w:val="15"/>
+              </w:rPr>
+              <w:t>Графічний лаунчер: сканує папку проєкту, показує доступні .exe/.py/.bat/.cmd/.ps1 і запускає вибраний інструмент з одного вікна.</w:t>
             </w:r>
           </w:p>
         </w:tc>
@@ -1330,80 +289,88 @@
       <w:tr>
         <w:tc>
           <w:tcPr>
-            <w:tcW w:w="1800" w:type="dxa"/>
-            <w:tcBorders>
-              <w:top w:val="single" w:sz="4" w:space="0" w:color="D7DEE8"/>
-              <w:left w:val="single" w:sz="4" w:space="0" w:color="D7DEE8"/>
-              <w:bottom w:val="single" w:sz="4" w:space="0" w:color="D7DEE8"/>
-              <w:right w:val="single" w:sz="4" w:space="0" w:color="D7DEE8"/>
-            </w:tcBorders>
-            <w:shd w:val="clear" w:color="auto" w:fill="F8FAFC"/>
-            <w:vAlign w:val="center"/>
-          </w:tcPr>
-          <w:p>
-            <w:pPr>
-              <w:spacing w:after="0" w:line="240" w:lineRule="auto"/>
-            </w:pPr>
-            <w:r>
-              <w:rPr>
-                <w:rFonts w:eastAsia="Calibri"/>
+            <w:tcW w:type="dxa" w:w="1350"/>
+            <w:vAlign w:val="center"/>
+            <w:shd w:fill="F8FAFC" w:val="clear"/>
+            <w:tcBorders>
+              <w:top w:val="single" w:sz="4" w:space="0" w:color="D7DEE8"/>
+              <w:left w:val="single" w:sz="4" w:space="0" w:color="D7DEE8"/>
+              <w:bottom w:val="single" w:sz="4" w:space="0" w:color="D7DEE8"/>
+              <w:right w:val="single" w:sz="4" w:space="0" w:color="D7DEE8"/>
+            </w:tcBorders>
+          </w:tcPr>
+          <w:p>
+            <w:pPr>
+              <w:spacing w:after="0" w:line="240" w:lineRule="auto"/>
+            </w:pPr>
+            <w:r/>
+            <w:r>
+              <w:rPr>
+                <w:rFonts w:ascii="Calibri" w:hAnsi="Calibri" w:eastAsia="Calibri"/>
+                <w:b w:val="0"/>
+                <w:i w:val="0"/>
                 <w:color w:val="000000"/>
-                <w:sz w:val="17"/>
-              </w:rPr>
-              <w:t>RewardsBefore</w:t>
-            </w:r>
-          </w:p>
-        </w:tc>
-        <w:tc>
-          <w:tcPr>
-            <w:tcW w:w="1950" w:type="dxa"/>
-            <w:tcBorders>
-              <w:top w:val="single" w:sz="4" w:space="0" w:color="D7DEE8"/>
-              <w:left w:val="single" w:sz="4" w:space="0" w:color="D7DEE8"/>
-              <w:bottom w:val="single" w:sz="4" w:space="0" w:color="D7DEE8"/>
-              <w:right w:val="single" w:sz="4" w:space="0" w:color="D7DEE8"/>
-            </w:tcBorders>
-            <w:shd w:val="clear" w:color="auto" w:fill="F8FAFC"/>
-            <w:vAlign w:val="center"/>
-          </w:tcPr>
-          <w:p>
-            <w:pPr>
-              <w:spacing w:after="0" w:line="240" w:lineRule="auto"/>
-            </w:pPr>
-            <w:r>
-              <w:rPr>
-                <w:rFonts w:eastAsia="Calibri"/>
+                <w:sz w:val="15"/>
+              </w:rPr>
+              <w:t>Utilities</w:t>
+            </w:r>
+          </w:p>
+        </w:tc>
+        <w:tc>
+          <w:tcPr>
+            <w:tcW w:type="dxa" w:w="1500"/>
+            <w:vAlign w:val="center"/>
+            <w:shd w:fill="F8FAFC" w:val="clear"/>
+            <w:tcBorders>
+              <w:top w:val="single" w:sz="4" w:space="0" w:color="D7DEE8"/>
+              <w:left w:val="single" w:sz="4" w:space="0" w:color="D7DEE8"/>
+              <w:bottom w:val="single" w:sz="4" w:space="0" w:color="D7DEE8"/>
+              <w:right w:val="single" w:sz="4" w:space="0" w:color="D7DEE8"/>
+            </w:tcBorders>
+          </w:tcPr>
+          <w:p>
+            <w:pPr>
+              <w:spacing w:after="0" w:line="240" w:lineRule="auto"/>
+            </w:pPr>
+            <w:r/>
+            <w:r>
+              <w:rPr>
+                <w:rFonts w:ascii="Calibri" w:hAnsi="Calibri" w:eastAsia="Calibri"/>
                 <w:b/>
+                <w:i w:val="0"/>
                 <w:color w:val="2E74B5"/>
-                <w:sz w:val="17"/>
-              </w:rPr>
-              <w:t>Основне заповнення</w:t>
-            </w:r>
-          </w:p>
-        </w:tc>
-        <w:tc>
-          <w:tcPr>
-            <w:tcW w:w="5650" w:type="dxa"/>
-            <w:tcBorders>
-              <w:top w:val="single" w:sz="4" w:space="0" w:color="D7DEE8"/>
-              <w:left w:val="single" w:sz="4" w:space="0" w:color="D7DEE8"/>
-              <w:bottom w:val="single" w:sz="4" w:space="0" w:color="D7DEE8"/>
-              <w:right w:val="single" w:sz="4" w:space="0" w:color="D7DEE8"/>
-            </w:tcBorders>
-            <w:shd w:val="clear" w:color="auto" w:fill="F8FAFC"/>
-            <w:vAlign w:val="center"/>
-          </w:tcPr>
-          <w:p>
-            <w:pPr>
-              <w:spacing w:after="0" w:line="240" w:lineRule="auto"/>
-            </w:pPr>
-            <w:r>
-              <w:rPr>
-                <w:rFonts w:eastAsia="Calibri"/>
+                <w:sz w:val="15"/>
+              </w:rPr>
+              <w:t>Mahou</w:t>
+            </w:r>
+          </w:p>
+        </w:tc>
+        <w:tc>
+          <w:tcPr>
+            <w:tcW w:type="dxa" w:w="7900"/>
+            <w:vAlign w:val="center"/>
+            <w:shd w:fill="F8FAFC" w:val="clear"/>
+            <w:tcBorders>
+              <w:top w:val="single" w:sz="4" w:space="0" w:color="D7DEE8"/>
+              <w:left w:val="single" w:sz="4" w:space="0" w:color="D7DEE8"/>
+              <w:bottom w:val="single" w:sz="4" w:space="0" w:color="D7DEE8"/>
+              <w:right w:val="single" w:sz="4" w:space="0" w:color="D7DEE8"/>
+            </w:tcBorders>
+          </w:tcPr>
+          <w:p>
+            <w:pPr>
+              <w:spacing w:after="0" w:line="240" w:lineRule="auto"/>
+            </w:pPr>
+            <w:r/>
+            <w:r>
+              <w:rPr>
+                <w:rFonts w:ascii="Calibri" w:hAnsi="Calibri" w:eastAsia="Calibri"/>
+                <w:b w:val="0"/>
+                <w:i w:val="0"/>
                 <w:color w:val="000000"/>
-                <w:sz w:val="17"/>
-              </w:rPr>
-              <w:t>Заповнює фіксований Excel-шаблон 100 000 і 70 000 за БРО та/або штатками: додає людей, дні, підрозділи, посади, розкраску й позначення конфліктів.</w:t>
+                <w:sz w:val="15"/>
+              </w:rPr>
+              <w:t>Windows-перемикач розкладок: виправляє вже введений текст, швидко перемикає мови, працює з гарячими клавішами та треєм.</w:t>
             </w:r>
           </w:p>
         </w:tc>
@@ -1411,77 +378,610 @@
       <w:tr>
         <w:tc>
           <w:tcPr>
-            <w:tcW w:w="1800" w:type="dxa"/>
-            <w:tcBorders>
-              <w:top w:val="single" w:sz="4" w:space="0" w:color="D7DEE8"/>
-              <w:left w:val="single" w:sz="4" w:space="0" w:color="D7DEE8"/>
-              <w:bottom w:val="single" w:sz="4" w:space="0" w:color="D7DEE8"/>
-              <w:right w:val="single" w:sz="4" w:space="0" w:color="D7DEE8"/>
-            </w:tcBorders>
-            <w:vAlign w:val="center"/>
-          </w:tcPr>
-          <w:p>
-            <w:pPr>
-              <w:spacing w:after="0" w:line="240" w:lineRule="auto"/>
-            </w:pPr>
-            <w:r>
-              <w:rPr>
-                <w:rFonts w:eastAsia="Calibri"/>
+            <w:tcW w:type="dxa" w:w="1350"/>
+            <w:vAlign w:val="center"/>
+            <w:tcBorders>
+              <w:top w:val="single" w:sz="4" w:space="0" w:color="D7DEE8"/>
+              <w:left w:val="single" w:sz="4" w:space="0" w:color="D7DEE8"/>
+              <w:bottom w:val="single" w:sz="4" w:space="0" w:color="D7DEE8"/>
+              <w:right w:val="single" w:sz="4" w:space="0" w:color="D7DEE8"/>
+            </w:tcBorders>
+          </w:tcPr>
+          <w:p>
+            <w:pPr>
+              <w:spacing w:after="0" w:line="240" w:lineRule="auto"/>
+            </w:pPr>
+            <w:r/>
+            <w:r>
+              <w:rPr>
+                <w:rFonts w:ascii="Calibri" w:hAnsi="Calibri" w:eastAsia="Calibri"/>
+                <w:b w:val="0"/>
+                <w:i w:val="0"/>
                 <w:color w:val="000000"/>
-                <w:sz w:val="17"/>
-              </w:rPr>
-              <w:t>RewardsAfter</w:t>
-            </w:r>
-          </w:p>
-        </w:tc>
-        <w:tc>
-          <w:tcPr>
-            <w:tcW w:w="1950" w:type="dxa"/>
-            <w:tcBorders>
-              <w:top w:val="single" w:sz="4" w:space="0" w:color="D7DEE8"/>
-              <w:left w:val="single" w:sz="4" w:space="0" w:color="D7DEE8"/>
-              <w:bottom w:val="single" w:sz="4" w:space="0" w:color="D7DEE8"/>
-              <w:right w:val="single" w:sz="4" w:space="0" w:color="D7DEE8"/>
-            </w:tcBorders>
-            <w:vAlign w:val="center"/>
-          </w:tcPr>
-          <w:p>
-            <w:pPr>
-              <w:spacing w:after="0" w:line="240" w:lineRule="auto"/>
-            </w:pPr>
-            <w:r>
-              <w:rPr>
-                <w:rFonts w:eastAsia="Calibri"/>
+                <w:sz w:val="15"/>
+              </w:rPr>
+              <w:t>Utilities</w:t>
+            </w:r>
+          </w:p>
+        </w:tc>
+        <w:tc>
+          <w:tcPr>
+            <w:tcW w:type="dxa" w:w="1500"/>
+            <w:vAlign w:val="center"/>
+            <w:tcBorders>
+              <w:top w:val="single" w:sz="4" w:space="0" w:color="D7DEE8"/>
+              <w:left w:val="single" w:sz="4" w:space="0" w:color="D7DEE8"/>
+              <w:bottom w:val="single" w:sz="4" w:space="0" w:color="D7DEE8"/>
+              <w:right w:val="single" w:sz="4" w:space="0" w:color="D7DEE8"/>
+            </w:tcBorders>
+          </w:tcPr>
+          <w:p>
+            <w:pPr>
+              <w:spacing w:after="0" w:line="240" w:lineRule="auto"/>
+            </w:pPr>
+            <w:r/>
+            <w:r>
+              <w:rPr>
+                <w:rFonts w:ascii="Calibri" w:hAnsi="Calibri" w:eastAsia="Calibri"/>
                 <w:b/>
+                <w:i w:val="0"/>
                 <w:color w:val="2E74B5"/>
-                <w:sz w:val="17"/>
-              </w:rPr>
-              <w:t>Після розкраски</w:t>
-            </w:r>
-          </w:p>
-        </w:tc>
-        <w:tc>
-          <w:tcPr>
-            <w:tcW w:w="5650" w:type="dxa"/>
-            <w:tcBorders>
-              <w:top w:val="single" w:sz="4" w:space="0" w:color="D7DEE8"/>
-              <w:left w:val="single" w:sz="4" w:space="0" w:color="D7DEE8"/>
-              <w:bottom w:val="single" w:sz="4" w:space="0" w:color="D7DEE8"/>
-              <w:right w:val="single" w:sz="4" w:space="0" w:color="D7DEE8"/>
-            </w:tcBorders>
-            <w:vAlign w:val="center"/>
-          </w:tcPr>
-          <w:p>
-            <w:pPr>
-              <w:spacing w:after="0" w:line="240" w:lineRule="auto"/>
-            </w:pPr>
-            <w:r>
-              <w:rPr>
-                <w:rFonts w:eastAsia="Calibri"/>
+                <w:sz w:val="15"/>
+              </w:rPr>
+              <w:t>BeatPass</w:t>
+            </w:r>
+          </w:p>
+        </w:tc>
+        <w:tc>
+          <w:tcPr>
+            <w:tcW w:type="dxa" w:w="7900"/>
+            <w:vAlign w:val="center"/>
+            <w:tcBorders>
+              <w:top w:val="single" w:sz="4" w:space="0" w:color="D7DEE8"/>
+              <w:left w:val="single" w:sz="4" w:space="0" w:color="D7DEE8"/>
+              <w:bottom w:val="single" w:sz="4" w:space="0" w:color="D7DEE8"/>
+              <w:right w:val="single" w:sz="4" w:space="0" w:color="D7DEE8"/>
+            </w:tcBorders>
+          </w:tcPr>
+          <w:p>
+            <w:pPr>
+              <w:spacing w:after="0" w:line="240" w:lineRule="auto"/>
+            </w:pPr>
+            <w:r/>
+            <w:r>
+              <w:rPr>
+                <w:rFonts w:ascii="Calibri" w:hAnsi="Calibri" w:eastAsia="Calibri"/>
+                <w:b w:val="0"/>
+                <w:i w:val="0"/>
                 <w:color w:val="000000"/>
-                <w:sz w:val="17"/>
-              </w:rPr>
-              <w:t>Перераховує суми у колонці AO або заповнює листи 100, 70, 30, 0 для зарплатних рапортів на основі вже сформованої розкраски.</w:t>
+                <w:sz w:val="15"/>
+              </w:rPr>
+              <w:t>Детерміновано генерує паролі й ключі з секретного рядка, перевіряє слабкі послідовності та копіює результат у буфер.</w:t>
+            </w:r>
+          </w:p>
+        </w:tc>
+      </w:tr>
+      <w:tr>
+        <w:tc>
+          <w:tcPr>
+            <w:tcW w:type="dxa" w:w="1350"/>
+            <w:vAlign w:val="center"/>
+            <w:shd w:fill="F8FAFC" w:val="clear"/>
+            <w:tcBorders>
+              <w:top w:val="single" w:sz="4" w:space="0" w:color="D7DEE8"/>
+              <w:left w:val="single" w:sz="4" w:space="0" w:color="D7DEE8"/>
+              <w:bottom w:val="single" w:sz="4" w:space="0" w:color="D7DEE8"/>
+              <w:right w:val="single" w:sz="4" w:space="0" w:color="D7DEE8"/>
+            </w:tcBorders>
+          </w:tcPr>
+          <w:p>
+            <w:pPr>
+              <w:spacing w:after="0" w:line="240" w:lineRule="auto"/>
+            </w:pPr>
+            <w:r/>
+            <w:r>
+              <w:rPr>
+                <w:rFonts w:ascii="Calibri" w:hAnsi="Calibri" w:eastAsia="Calibri"/>
+                <w:b w:val="0"/>
+                <w:i w:val="0"/>
+                <w:color w:val="000000"/>
+                <w:sz w:val="15"/>
+              </w:rPr>
+              <w:t>Utilities</w:t>
+            </w:r>
+          </w:p>
+        </w:tc>
+        <w:tc>
+          <w:tcPr>
+            <w:tcW w:type="dxa" w:w="1500"/>
+            <w:vAlign w:val="center"/>
+            <w:shd w:fill="F8FAFC" w:val="clear"/>
+            <w:tcBorders>
+              <w:top w:val="single" w:sz="4" w:space="0" w:color="D7DEE8"/>
+              <w:left w:val="single" w:sz="4" w:space="0" w:color="D7DEE8"/>
+              <w:bottom w:val="single" w:sz="4" w:space="0" w:color="D7DEE8"/>
+              <w:right w:val="single" w:sz="4" w:space="0" w:color="D7DEE8"/>
+            </w:tcBorders>
+          </w:tcPr>
+          <w:p>
+            <w:pPr>
+              <w:spacing w:after="0" w:line="240" w:lineRule="auto"/>
+            </w:pPr>
+            <w:r/>
+            <w:r>
+              <w:rPr>
+                <w:rFonts w:ascii="Calibri" w:hAnsi="Calibri" w:eastAsia="Calibri"/>
+                <w:b/>
+                <w:i w:val="0"/>
+                <w:color w:val="2E74B5"/>
+                <w:sz w:val="15"/>
+              </w:rPr>
+              <w:t>AuditHSW</w:t>
+            </w:r>
+          </w:p>
+        </w:tc>
+        <w:tc>
+          <w:tcPr>
+            <w:tcW w:type="dxa" w:w="7900"/>
+            <w:vAlign w:val="center"/>
+            <w:shd w:fill="F8FAFC" w:val="clear"/>
+            <w:tcBorders>
+              <w:top w:val="single" w:sz="4" w:space="0" w:color="D7DEE8"/>
+              <w:left w:val="single" w:sz="4" w:space="0" w:color="D7DEE8"/>
+              <w:bottom w:val="single" w:sz="4" w:space="0" w:color="D7DEE8"/>
+              <w:right w:val="single" w:sz="4" w:space="0" w:color="D7DEE8"/>
+            </w:tcBorders>
+          </w:tcPr>
+          <w:p>
+            <w:pPr>
+              <w:spacing w:after="0" w:line="240" w:lineRule="auto"/>
+            </w:pPr>
+            <w:r/>
+            <w:r>
+              <w:rPr>
+                <w:rFonts w:ascii="Calibri" w:hAnsi="Calibri" w:eastAsia="Calibri"/>
+                <w:b w:val="0"/>
+                <w:i w:val="0"/>
+                <w:color w:val="000000"/>
+                <w:sz w:val="15"/>
+              </w:rPr>
+              <w:t>Знімає аудит Windows-ПК: апаратна частина, ОС, мережа, програми, користувачі, ESET і ліцензійні сліди; формує лог.</w:t>
+            </w:r>
+          </w:p>
+        </w:tc>
+      </w:tr>
+      <w:tr>
+        <w:tc>
+          <w:tcPr>
+            <w:tcW w:type="dxa" w:w="1350"/>
+            <w:vAlign w:val="center"/>
+            <w:tcBorders>
+              <w:top w:val="single" w:sz="4" w:space="0" w:color="D7DEE8"/>
+              <w:left w:val="single" w:sz="4" w:space="0" w:color="D7DEE8"/>
+              <w:bottom w:val="single" w:sz="4" w:space="0" w:color="D7DEE8"/>
+              <w:right w:val="single" w:sz="4" w:space="0" w:color="D7DEE8"/>
+            </w:tcBorders>
+          </w:tcPr>
+          <w:p>
+            <w:pPr>
+              <w:spacing w:after="0" w:line="240" w:lineRule="auto"/>
+            </w:pPr>
+            <w:r/>
+            <w:r>
+              <w:rPr>
+                <w:rFonts w:ascii="Calibri" w:hAnsi="Calibri" w:eastAsia="Calibri"/>
+                <w:b w:val="0"/>
+                <w:i w:val="0"/>
+                <w:color w:val="000000"/>
+                <w:sz w:val="15"/>
+              </w:rPr>
+              <w:t>DataOffice</w:t>
+            </w:r>
+          </w:p>
+        </w:tc>
+        <w:tc>
+          <w:tcPr>
+            <w:tcW w:type="dxa" w:w="1500"/>
+            <w:vAlign w:val="center"/>
+            <w:tcBorders>
+              <w:top w:val="single" w:sz="4" w:space="0" w:color="D7DEE8"/>
+              <w:left w:val="single" w:sz="4" w:space="0" w:color="D7DEE8"/>
+              <w:bottom w:val="single" w:sz="4" w:space="0" w:color="D7DEE8"/>
+              <w:right w:val="single" w:sz="4" w:space="0" w:color="D7DEE8"/>
+            </w:tcBorders>
+          </w:tcPr>
+          <w:p>
+            <w:pPr>
+              <w:spacing w:after="0" w:line="240" w:lineRule="auto"/>
+            </w:pPr>
+            <w:r/>
+            <w:r>
+              <w:rPr>
+                <w:rFonts w:ascii="Calibri" w:hAnsi="Calibri" w:eastAsia="Calibri"/>
+                <w:b/>
+                <w:i w:val="0"/>
+                <w:color w:val="2E74B5"/>
+                <w:sz w:val="15"/>
+              </w:rPr>
+              <w:t>AuditOS</w:t>
+            </w:r>
+          </w:p>
+        </w:tc>
+        <w:tc>
+          <w:tcPr>
+            <w:tcW w:type="dxa" w:w="7900"/>
+            <w:vAlign w:val="center"/>
+            <w:tcBorders>
+              <w:top w:val="single" w:sz="4" w:space="0" w:color="D7DEE8"/>
+              <w:left w:val="single" w:sz="4" w:space="0" w:color="D7DEE8"/>
+              <w:bottom w:val="single" w:sz="4" w:space="0" w:color="D7DEE8"/>
+              <w:right w:val="single" w:sz="4" w:space="0" w:color="D7DEE8"/>
+            </w:tcBorders>
+          </w:tcPr>
+          <w:p>
+            <w:pPr>
+              <w:spacing w:after="0" w:line="240" w:lineRule="auto"/>
+            </w:pPr>
+            <w:r/>
+            <w:r>
+              <w:rPr>
+                <w:rFonts w:ascii="Calibri" w:hAnsi="Calibri" w:eastAsia="Calibri"/>
+                <w:b w:val="0"/>
+                <w:i w:val="0"/>
+                <w:color w:val="000000"/>
+                <w:sz w:val="15"/>
+              </w:rPr>
+              <w:t>Зіставляє службові документи зі штатним Excel, формує звіт і за потреби оновлює дані в DOCX/XLSX/XLSM.</w:t>
+            </w:r>
+          </w:p>
+        </w:tc>
+      </w:tr>
+      <w:tr>
+        <w:tc>
+          <w:tcPr>
+            <w:tcW w:type="dxa" w:w="1350"/>
+            <w:vAlign w:val="center"/>
+            <w:shd w:fill="F8FAFC" w:val="clear"/>
+            <w:tcBorders>
+              <w:top w:val="single" w:sz="4" w:space="0" w:color="D7DEE8"/>
+              <w:left w:val="single" w:sz="4" w:space="0" w:color="D7DEE8"/>
+              <w:bottom w:val="single" w:sz="4" w:space="0" w:color="D7DEE8"/>
+              <w:right w:val="single" w:sz="4" w:space="0" w:color="D7DEE8"/>
+            </w:tcBorders>
+          </w:tcPr>
+          <w:p>
+            <w:pPr>
+              <w:spacing w:after="0" w:line="240" w:lineRule="auto"/>
+            </w:pPr>
+            <w:r/>
+            <w:r>
+              <w:rPr>
+                <w:rFonts w:ascii="Calibri" w:hAnsi="Calibri" w:eastAsia="Calibri"/>
+                <w:b w:val="0"/>
+                <w:i w:val="0"/>
+                <w:color w:val="000000"/>
+                <w:sz w:val="15"/>
+              </w:rPr>
+              <w:t>DataOffice</w:t>
+            </w:r>
+          </w:p>
+        </w:tc>
+        <w:tc>
+          <w:tcPr>
+            <w:tcW w:type="dxa" w:w="1500"/>
+            <w:vAlign w:val="center"/>
+            <w:shd w:fill="F8FAFC" w:val="clear"/>
+            <w:tcBorders>
+              <w:top w:val="single" w:sz="4" w:space="0" w:color="D7DEE8"/>
+              <w:left w:val="single" w:sz="4" w:space="0" w:color="D7DEE8"/>
+              <w:bottom w:val="single" w:sz="4" w:space="0" w:color="D7DEE8"/>
+              <w:right w:val="single" w:sz="4" w:space="0" w:color="D7DEE8"/>
+            </w:tcBorders>
+          </w:tcPr>
+          <w:p>
+            <w:pPr>
+              <w:spacing w:after="0" w:line="240" w:lineRule="auto"/>
+            </w:pPr>
+            <w:r/>
+            <w:r>
+              <w:rPr>
+                <w:rFonts w:ascii="Calibri" w:hAnsi="Calibri" w:eastAsia="Calibri"/>
+                <w:b/>
+                <w:i w:val="0"/>
+                <w:color w:val="2E74B5"/>
+                <w:sz w:val="15"/>
+              </w:rPr>
+              <w:t>DataOrder</w:t>
+            </w:r>
+          </w:p>
+        </w:tc>
+        <w:tc>
+          <w:tcPr>
+            <w:tcW w:type="dxa" w:w="7900"/>
+            <w:vAlign w:val="center"/>
+            <w:shd w:fill="F8FAFC" w:val="clear"/>
+            <w:tcBorders>
+              <w:top w:val="single" w:sz="4" w:space="0" w:color="D7DEE8"/>
+              <w:left w:val="single" w:sz="4" w:space="0" w:color="D7DEE8"/>
+              <w:bottom w:val="single" w:sz="4" w:space="0" w:color="D7DEE8"/>
+              <w:right w:val="single" w:sz="4" w:space="0" w:color="D7DEE8"/>
+            </w:tcBorders>
+          </w:tcPr>
+          <w:p>
+            <w:pPr>
+              <w:spacing w:after="0" w:line="240" w:lineRule="auto"/>
+            </w:pPr>
+            <w:r/>
+            <w:r>
+              <w:rPr>
+                <w:rFonts w:ascii="Calibri" w:hAnsi="Calibri" w:eastAsia="Calibri"/>
+                <w:b w:val="0"/>
+                <w:i w:val="0"/>
+                <w:color w:val="000000"/>
+                <w:sz w:val="15"/>
+              </w:rPr>
+              <w:t>Пакетно обробляє Office-файли, зображення й PDF: чистить temp/lock, конвертує формати, запускає OCR і PDF -&gt; DOCX.</w:t>
+            </w:r>
+          </w:p>
+        </w:tc>
+      </w:tr>
+      <w:tr>
+        <w:tc>
+          <w:tcPr>
+            <w:tcW w:type="dxa" w:w="1350"/>
+            <w:vAlign w:val="center"/>
+            <w:tcBorders>
+              <w:top w:val="single" w:sz="4" w:space="0" w:color="D7DEE8"/>
+              <w:left w:val="single" w:sz="4" w:space="0" w:color="D7DEE8"/>
+              <w:bottom w:val="single" w:sz="4" w:space="0" w:color="D7DEE8"/>
+              <w:right w:val="single" w:sz="4" w:space="0" w:color="D7DEE8"/>
+            </w:tcBorders>
+          </w:tcPr>
+          <w:p>
+            <w:pPr>
+              <w:spacing w:after="0" w:line="240" w:lineRule="auto"/>
+            </w:pPr>
+            <w:r/>
+            <w:r>
+              <w:rPr>
+                <w:rFonts w:ascii="Calibri" w:hAnsi="Calibri" w:eastAsia="Calibri"/>
+                <w:b w:val="0"/>
+                <w:i w:val="0"/>
+                <w:color w:val="000000"/>
+                <w:sz w:val="15"/>
+              </w:rPr>
+              <w:t>DataOffice</w:t>
+            </w:r>
+          </w:p>
+        </w:tc>
+        <w:tc>
+          <w:tcPr>
+            <w:tcW w:type="dxa" w:w="1500"/>
+            <w:vAlign w:val="center"/>
+            <w:tcBorders>
+              <w:top w:val="single" w:sz="4" w:space="0" w:color="D7DEE8"/>
+              <w:left w:val="single" w:sz="4" w:space="0" w:color="D7DEE8"/>
+              <w:bottom w:val="single" w:sz="4" w:space="0" w:color="D7DEE8"/>
+              <w:right w:val="single" w:sz="4" w:space="0" w:color="D7DEE8"/>
+            </w:tcBorders>
+          </w:tcPr>
+          <w:p>
+            <w:pPr>
+              <w:spacing w:after="0" w:line="240" w:lineRule="auto"/>
+            </w:pPr>
+            <w:r/>
+            <w:r>
+              <w:rPr>
+                <w:rFonts w:ascii="Calibri" w:hAnsi="Calibri" w:eastAsia="Calibri"/>
+                <w:b/>
+                <w:i w:val="0"/>
+                <w:color w:val="2E74B5"/>
+                <w:sz w:val="15"/>
+              </w:rPr>
+              <w:t>DataSync</w:t>
+            </w:r>
+          </w:p>
+        </w:tc>
+        <w:tc>
+          <w:tcPr>
+            <w:tcW w:type="dxa" w:w="7900"/>
+            <w:vAlign w:val="center"/>
+            <w:tcBorders>
+              <w:top w:val="single" w:sz="4" w:space="0" w:color="D7DEE8"/>
+              <w:left w:val="single" w:sz="4" w:space="0" w:color="D7DEE8"/>
+              <w:bottom w:val="single" w:sz="4" w:space="0" w:color="D7DEE8"/>
+              <w:right w:val="single" w:sz="4" w:space="0" w:color="D7DEE8"/>
+            </w:tcBorders>
+          </w:tcPr>
+          <w:p>
+            <w:pPr>
+              <w:spacing w:after="0" w:line="240" w:lineRule="auto"/>
+            </w:pPr>
+            <w:r/>
+            <w:r>
+              <w:rPr>
+                <w:rFonts w:ascii="Calibri" w:hAnsi="Calibri" w:eastAsia="Calibri"/>
+                <w:b w:val="0"/>
+                <w:i w:val="0"/>
+                <w:color w:val="000000"/>
+                <w:sz w:val="15"/>
+              </w:rPr>
+              <w:t>Синхронізує дві папки у one-way або two-way режимі, підтримує автопідстановку шляхів і backup замінених файлів у кошик.</w:t>
+            </w:r>
+          </w:p>
+        </w:tc>
+      </w:tr>
+      <w:tr>
+        <w:tc>
+          <w:tcPr>
+            <w:tcW w:type="dxa" w:w="1350"/>
+            <w:vAlign w:val="center"/>
+            <w:shd w:fill="F8FAFC" w:val="clear"/>
+            <w:tcBorders>
+              <w:top w:val="single" w:sz="4" w:space="0" w:color="D7DEE8"/>
+              <w:left w:val="single" w:sz="4" w:space="0" w:color="D7DEE8"/>
+              <w:bottom w:val="single" w:sz="4" w:space="0" w:color="D7DEE8"/>
+              <w:right w:val="single" w:sz="4" w:space="0" w:color="D7DEE8"/>
+            </w:tcBorders>
+          </w:tcPr>
+          <w:p>
+            <w:pPr>
+              <w:spacing w:after="0" w:line="240" w:lineRule="auto"/>
+            </w:pPr>
+            <w:r/>
+            <w:r>
+              <w:rPr>
+                <w:rFonts w:ascii="Calibri" w:hAnsi="Calibri" w:eastAsia="Calibri"/>
+                <w:b w:val="0"/>
+                <w:i w:val="0"/>
+                <w:color w:val="000000"/>
+                <w:sz w:val="15"/>
+              </w:rPr>
+              <w:t>DataOffice</w:t>
+            </w:r>
+          </w:p>
+        </w:tc>
+        <w:tc>
+          <w:tcPr>
+            <w:tcW w:type="dxa" w:w="1500"/>
+            <w:vAlign w:val="center"/>
+            <w:shd w:fill="F8FAFC" w:val="clear"/>
+            <w:tcBorders>
+              <w:top w:val="single" w:sz="4" w:space="0" w:color="D7DEE8"/>
+              <w:left w:val="single" w:sz="4" w:space="0" w:color="D7DEE8"/>
+              <w:bottom w:val="single" w:sz="4" w:space="0" w:color="D7DEE8"/>
+              <w:right w:val="single" w:sz="4" w:space="0" w:color="D7DEE8"/>
+            </w:tcBorders>
+          </w:tcPr>
+          <w:p>
+            <w:pPr>
+              <w:spacing w:after="0" w:line="240" w:lineRule="auto"/>
+            </w:pPr>
+            <w:r/>
+            <w:r>
+              <w:rPr>
+                <w:rFonts w:ascii="Calibri" w:hAnsi="Calibri" w:eastAsia="Calibri"/>
+                <w:b/>
+                <w:i w:val="0"/>
+                <w:color w:val="2E74B5"/>
+                <w:sz w:val="15"/>
+              </w:rPr>
+              <w:t>SyncOffice</w:t>
+            </w:r>
+          </w:p>
+        </w:tc>
+        <w:tc>
+          <w:tcPr>
+            <w:tcW w:type="dxa" w:w="7900"/>
+            <w:vAlign w:val="center"/>
+            <w:shd w:fill="F8FAFC" w:val="clear"/>
+            <w:tcBorders>
+              <w:top w:val="single" w:sz="4" w:space="0" w:color="D7DEE8"/>
+              <w:left w:val="single" w:sz="4" w:space="0" w:color="D7DEE8"/>
+              <w:bottom w:val="single" w:sz="4" w:space="0" w:color="D7DEE8"/>
+              <w:right w:val="single" w:sz="4" w:space="0" w:color="D7DEE8"/>
+            </w:tcBorders>
+          </w:tcPr>
+          <w:p>
+            <w:pPr>
+              <w:spacing w:after="0" w:line="240" w:lineRule="auto"/>
+            </w:pPr>
+            <w:r/>
+            <w:r>
+              <w:rPr>
+                <w:rFonts w:ascii="Calibri" w:hAnsi="Calibri" w:eastAsia="Calibri"/>
+                <w:b w:val="0"/>
+                <w:i w:val="0"/>
+                <w:color w:val="000000"/>
+                <w:sz w:val="15"/>
+              </w:rPr>
+              <w:t>Синхронізує дані між DOCX/XLSX/XLSM за заголовком «Ключ», оновлює спільні поля й може позначати зміни жовтим.</w:t>
+            </w:r>
+          </w:p>
+        </w:tc>
+      </w:tr>
+      <w:tr>
+        <w:tc>
+          <w:tcPr>
+            <w:tcW w:type="dxa" w:w="1350"/>
+            <w:vAlign w:val="center"/>
+            <w:tcBorders>
+              <w:top w:val="single" w:sz="4" w:space="0" w:color="D7DEE8"/>
+              <w:left w:val="single" w:sz="4" w:space="0" w:color="D7DEE8"/>
+              <w:bottom w:val="single" w:sz="4" w:space="0" w:color="D7DEE8"/>
+              <w:right w:val="single" w:sz="4" w:space="0" w:color="D7DEE8"/>
+            </w:tcBorders>
+          </w:tcPr>
+          <w:p>
+            <w:pPr>
+              <w:spacing w:after="0" w:line="240" w:lineRule="auto"/>
+            </w:pPr>
+            <w:r/>
+            <w:r>
+              <w:rPr>
+                <w:rFonts w:ascii="Calibri" w:hAnsi="Calibri" w:eastAsia="Calibri"/>
+                <w:b w:val="0"/>
+                <w:i w:val="0"/>
+                <w:color w:val="000000"/>
+                <w:sz w:val="15"/>
+              </w:rPr>
+              <w:t>### FROSTED</w:t>
+            </w:r>
+          </w:p>
+        </w:tc>
+        <w:tc>
+          <w:tcPr>
+            <w:tcW w:type="dxa" w:w="1500"/>
+            <w:vAlign w:val="center"/>
+            <w:tcBorders>
+              <w:top w:val="single" w:sz="4" w:space="0" w:color="D7DEE8"/>
+              <w:left w:val="single" w:sz="4" w:space="0" w:color="D7DEE8"/>
+              <w:bottom w:val="single" w:sz="4" w:space="0" w:color="D7DEE8"/>
+              <w:right w:val="single" w:sz="4" w:space="0" w:color="D7DEE8"/>
+            </w:tcBorders>
+          </w:tcPr>
+          <w:p>
+            <w:pPr>
+              <w:spacing w:after="0" w:line="240" w:lineRule="auto"/>
+            </w:pPr>
+            <w:r/>
+            <w:r>
+              <w:rPr>
+                <w:rFonts w:ascii="Calibri" w:hAnsi="Calibri" w:eastAsia="Calibri"/>
+                <w:b/>
+                <w:i w:val="0"/>
+                <w:color w:val="2E74B5"/>
+                <w:sz w:val="15"/>
+              </w:rPr>
+              <w:t>ECOmpare</w:t>
+            </w:r>
+          </w:p>
+        </w:tc>
+        <w:tc>
+          <w:tcPr>
+            <w:tcW w:type="dxa" w:w="7900"/>
+            <w:vAlign w:val="center"/>
+            <w:tcBorders>
+              <w:top w:val="single" w:sz="4" w:space="0" w:color="D7DEE8"/>
+              <w:left w:val="single" w:sz="4" w:space="0" w:color="D7DEE8"/>
+              <w:bottom w:val="single" w:sz="4" w:space="0" w:color="D7DEE8"/>
+              <w:right w:val="single" w:sz="4" w:space="0" w:color="D7DEE8"/>
+            </w:tcBorders>
+          </w:tcPr>
+          <w:p>
+            <w:pPr>
+              <w:spacing w:after="0" w:line="240" w:lineRule="auto"/>
+            </w:pPr>
+            <w:r/>
+            <w:r>
+              <w:rPr>
+                <w:rFonts w:ascii="Calibri" w:hAnsi="Calibri" w:eastAsia="Calibri"/>
+                <w:b w:val="0"/>
+                <w:i w:val="0"/>
+                <w:color w:val="000000"/>
+                <w:sz w:val="15"/>
+              </w:rPr>
+              <w:t>Заморожена утиліта для порівняння Excel по серійниках і цінах; формує лог-звіти та позначає колізії.</w:t>
             </w:r>
           </w:p>
         </w:tc>
@@ -1489,29 +989,1039 @@
     </w:tbl>
     <w:p>
       <w:pPr>
-        <w:spacing w:before="100" w:after="0" w:line="240" w:lineRule="auto"/>
+        <w:pStyle w:val="1"/>
+        <w:spacing w:before="80" w:after="40" w:line="240" w:lineRule="auto"/>
+        <w:jc w:val="center"/>
       </w:pPr>
       <w:r>
         <w:rPr>
-          <w:rFonts w:eastAsia="Calibri"/>
+          <w:rFonts w:ascii="Calibri" w:hAnsi="Calibri" w:eastAsia="Calibri"/>
+          <w:b/>
+          <w:i w:val="0"/>
+          <w:color w:val="2E74B5"/>
+          <w:sz w:val="23"/>
+        </w:rPr>
+        <w:t>Rewards: спеціалізований пакет</w:t>
+      </w:r>
+    </w:p>
+    <w:tbl>
+      <w:tblPr>
+        <w:tblW w:type="dxa" w:w="10750"/>
+        <w:tblLayout w:type="fixed"/>
+        <w:tblLook w:firstColumn="1" w:firstRow="1" w:lastColumn="0" w:lastRow="0" w:noHBand="0" w:noVBand="1" w:val="04A0"/>
+        <w:jc w:val="left"/>
+        <w:tblInd w:w="120" w:type="dxa"/>
+        <w:tblCellMar>
+          <w:top w:w="55" w:type="dxa"/>
+          <w:start w:w="90" w:type="dxa"/>
+          <w:bottom w:w="55" w:type="dxa"/>
+          <w:end w:w="90" w:type="dxa"/>
+        </w:tblCellMar>
+      </w:tblPr>
+      <w:tblGrid>
+        <w:gridCol w:w="1550"/>
+        <w:gridCol w:w="1900"/>
+        <w:gridCol w:w="7300"/>
+      </w:tblGrid>
+      <w:tr>
+        <w:tc>
+          <w:tcPr>
+            <w:tcW w:type="dxa" w:w="1550"/>
+            <w:vAlign w:val="center"/>
+            <w:shd w:fill="E8EEF5" w:val="clear"/>
+            <w:tcBorders>
+              <w:top w:val="single" w:sz="4" w:space="0" w:color="D7DEE8"/>
+              <w:left w:val="single" w:sz="4" w:space="0" w:color="D7DEE8"/>
+              <w:bottom w:val="single" w:sz="4" w:space="0" w:color="D7DEE8"/>
+              <w:right w:val="single" w:sz="4" w:space="0" w:color="D7DEE8"/>
+            </w:tcBorders>
+          </w:tcPr>
+          <w:p>
+            <w:pPr>
+              <w:spacing w:after="0" w:line="240" w:lineRule="auto"/>
+            </w:pPr>
+            <w:r/>
+            <w:r>
+              <w:rPr>
+                <w:rFonts w:ascii="Calibri" w:hAnsi="Calibri" w:eastAsia="Calibri"/>
+                <w:b/>
+                <w:i w:val="0"/>
+                <w:color w:val="0B2545"/>
+                <w:sz w:val="16"/>
+              </w:rPr>
+              <w:t>Утиліта</w:t>
+            </w:r>
+          </w:p>
+        </w:tc>
+        <w:tc>
+          <w:tcPr>
+            <w:tcW w:type="dxa" w:w="1900"/>
+            <w:vAlign w:val="center"/>
+            <w:shd w:fill="E8EEF5" w:val="clear"/>
+            <w:tcBorders>
+              <w:top w:val="single" w:sz="4" w:space="0" w:color="D7DEE8"/>
+              <w:left w:val="single" w:sz="4" w:space="0" w:color="D7DEE8"/>
+              <w:bottom w:val="single" w:sz="4" w:space="0" w:color="D7DEE8"/>
+              <w:right w:val="single" w:sz="4" w:space="0" w:color="D7DEE8"/>
+            </w:tcBorders>
+          </w:tcPr>
+          <w:p>
+            <w:pPr>
+              <w:spacing w:after="0" w:line="240" w:lineRule="auto"/>
+            </w:pPr>
+            <w:r/>
+            <w:r>
+              <w:rPr>
+                <w:rFonts w:ascii="Calibri" w:hAnsi="Calibri" w:eastAsia="Calibri"/>
+                <w:b/>
+                <w:i w:val="0"/>
+                <w:color w:val="0B2545"/>
+                <w:sz w:val="16"/>
+              </w:rPr>
+              <w:t>Етап</w:t>
+            </w:r>
+          </w:p>
+        </w:tc>
+        <w:tc>
+          <w:tcPr>
+            <w:tcW w:type="dxa" w:w="7300"/>
+            <w:vAlign w:val="center"/>
+            <w:shd w:fill="E8EEF5" w:val="clear"/>
+            <w:tcBorders>
+              <w:top w:val="single" w:sz="4" w:space="0" w:color="D7DEE8"/>
+              <w:left w:val="single" w:sz="4" w:space="0" w:color="D7DEE8"/>
+              <w:bottom w:val="single" w:sz="4" w:space="0" w:color="D7DEE8"/>
+              <w:right w:val="single" w:sz="4" w:space="0" w:color="D7DEE8"/>
+            </w:tcBorders>
+          </w:tcPr>
+          <w:p>
+            <w:pPr>
+              <w:spacing w:after="0" w:line="240" w:lineRule="auto"/>
+            </w:pPr>
+            <w:r/>
+            <w:r>
+              <w:rPr>
+                <w:rFonts w:ascii="Calibri" w:hAnsi="Calibri" w:eastAsia="Calibri"/>
+                <w:b/>
+                <w:i w:val="0"/>
+                <w:color w:val="0B2545"/>
+                <w:sz w:val="16"/>
+              </w:rPr>
+              <w:t>Призначення</w:t>
+            </w:r>
+          </w:p>
+        </w:tc>
+      </w:tr>
+      <w:tr>
+        <w:tc>
+          <w:tcPr>
+            <w:tcW w:type="dxa" w:w="1550"/>
+            <w:vAlign w:val="center"/>
+            <w:tcBorders>
+              <w:top w:val="single" w:sz="4" w:space="0" w:color="D7DEE8"/>
+              <w:left w:val="single" w:sz="4" w:space="0" w:color="D7DEE8"/>
+              <w:bottom w:val="single" w:sz="4" w:space="0" w:color="D7DEE8"/>
+              <w:right w:val="single" w:sz="4" w:space="0" w:color="D7DEE8"/>
+            </w:tcBorders>
+          </w:tcPr>
+          <w:p>
+            <w:pPr>
+              <w:spacing w:after="0" w:line="240" w:lineRule="auto"/>
+            </w:pPr>
+            <w:r/>
+            <w:r>
+              <w:rPr>
+                <w:rFonts w:ascii="Calibri" w:hAnsi="Calibri" w:eastAsia="Calibri"/>
+                <w:b w:val="0"/>
+                <w:i w:val="0"/>
+                <w:color w:val="000000"/>
+                <w:sz w:val="14"/>
+              </w:rPr>
+              <w:t>FormatBRO</w:t>
+            </w:r>
+          </w:p>
+        </w:tc>
+        <w:tc>
+          <w:tcPr>
+            <w:tcW w:type="dxa" w:w="1900"/>
+            <w:vAlign w:val="center"/>
+            <w:tcBorders>
+              <w:top w:val="single" w:sz="4" w:space="0" w:color="D7DEE8"/>
+              <w:left w:val="single" w:sz="4" w:space="0" w:color="D7DEE8"/>
+              <w:bottom w:val="single" w:sz="4" w:space="0" w:color="D7DEE8"/>
+              <w:right w:val="single" w:sz="4" w:space="0" w:color="D7DEE8"/>
+            </w:tcBorders>
+          </w:tcPr>
+          <w:p>
+            <w:pPr>
+              <w:spacing w:after="0" w:line="240" w:lineRule="auto"/>
+            </w:pPr>
+            <w:r/>
+            <w:r>
+              <w:rPr>
+                <w:rFonts w:ascii="Calibri" w:hAnsi="Calibri" w:eastAsia="Calibri"/>
+                <w:b/>
+                <w:i w:val="0"/>
+                <w:color w:val="2E74B5"/>
+                <w:sz w:val="14"/>
+              </w:rPr>
+              <w:t>Перед заповненням</w:t>
+            </w:r>
+          </w:p>
+        </w:tc>
+        <w:tc>
+          <w:tcPr>
+            <w:tcW w:type="dxa" w:w="7300"/>
+            <w:vAlign w:val="center"/>
+            <w:tcBorders>
+              <w:top w:val="single" w:sz="4" w:space="0" w:color="D7DEE8"/>
+              <w:left w:val="single" w:sz="4" w:space="0" w:color="D7DEE8"/>
+              <w:bottom w:val="single" w:sz="4" w:space="0" w:color="D7DEE8"/>
+              <w:right w:val="single" w:sz="4" w:space="0" w:color="D7DEE8"/>
+            </w:tcBorders>
+          </w:tcPr>
+          <w:p>
+            <w:pPr>
+              <w:spacing w:after="0" w:line="240" w:lineRule="auto"/>
+            </w:pPr>
+            <w:r/>
+            <w:r>
+              <w:rPr>
+                <w:rFonts w:ascii="Calibri" w:hAnsi="Calibri" w:eastAsia="Calibri"/>
+                <w:b w:val="0"/>
+                <w:i w:val="0"/>
+                <w:color w:val="000000"/>
+                <w:sz w:val="14"/>
+              </w:rPr>
+              <w:t>Масово приводить БРО-рапорти до єдиного DOCX-стану: backup, DOC -&gt; DOCX, чистка типових помилок, поля, шрифт, підписи, мова й розриви сторінок.</w:t>
+            </w:r>
+          </w:p>
+        </w:tc>
+      </w:tr>
+      <w:tr>
+        <w:tc>
+          <w:tcPr>
+            <w:tcW w:type="dxa" w:w="1550"/>
+            <w:vAlign w:val="center"/>
+            <w:shd w:fill="F8FAFC" w:val="clear"/>
+            <w:tcBorders>
+              <w:top w:val="single" w:sz="4" w:space="0" w:color="D7DEE8"/>
+              <w:left w:val="single" w:sz="4" w:space="0" w:color="D7DEE8"/>
+              <w:bottom w:val="single" w:sz="4" w:space="0" w:color="D7DEE8"/>
+              <w:right w:val="single" w:sz="4" w:space="0" w:color="D7DEE8"/>
+            </w:tcBorders>
+          </w:tcPr>
+          <w:p>
+            <w:pPr>
+              <w:spacing w:after="0" w:line="240" w:lineRule="auto"/>
+            </w:pPr>
+            <w:r/>
+            <w:r>
+              <w:rPr>
+                <w:rFonts w:ascii="Calibri" w:hAnsi="Calibri" w:eastAsia="Calibri"/>
+                <w:b w:val="0"/>
+                <w:i w:val="0"/>
+                <w:color w:val="000000"/>
+                <w:sz w:val="14"/>
+              </w:rPr>
+              <w:t>RewardsBefore</w:t>
+            </w:r>
+          </w:p>
+        </w:tc>
+        <w:tc>
+          <w:tcPr>
+            <w:tcW w:type="dxa" w:w="1900"/>
+            <w:vAlign w:val="center"/>
+            <w:shd w:fill="F8FAFC" w:val="clear"/>
+            <w:tcBorders>
+              <w:top w:val="single" w:sz="4" w:space="0" w:color="D7DEE8"/>
+              <w:left w:val="single" w:sz="4" w:space="0" w:color="D7DEE8"/>
+              <w:bottom w:val="single" w:sz="4" w:space="0" w:color="D7DEE8"/>
+              <w:right w:val="single" w:sz="4" w:space="0" w:color="D7DEE8"/>
+            </w:tcBorders>
+          </w:tcPr>
+          <w:p>
+            <w:pPr>
+              <w:spacing w:after="0" w:line="240" w:lineRule="auto"/>
+            </w:pPr>
+            <w:r/>
+            <w:r>
+              <w:rPr>
+                <w:rFonts w:ascii="Calibri" w:hAnsi="Calibri" w:eastAsia="Calibri"/>
+                <w:b/>
+                <w:i w:val="0"/>
+                <w:color w:val="2E74B5"/>
+                <w:sz w:val="14"/>
+              </w:rPr>
+              <w:t>Основне заповнення</w:t>
+            </w:r>
+          </w:p>
+        </w:tc>
+        <w:tc>
+          <w:tcPr>
+            <w:tcW w:type="dxa" w:w="7300"/>
+            <w:vAlign w:val="center"/>
+            <w:shd w:fill="F8FAFC" w:val="clear"/>
+            <w:tcBorders>
+              <w:top w:val="single" w:sz="4" w:space="0" w:color="D7DEE8"/>
+              <w:left w:val="single" w:sz="4" w:space="0" w:color="D7DEE8"/>
+              <w:bottom w:val="single" w:sz="4" w:space="0" w:color="D7DEE8"/>
+              <w:right w:val="single" w:sz="4" w:space="0" w:color="D7DEE8"/>
+            </w:tcBorders>
+          </w:tcPr>
+          <w:p>
+            <w:pPr>
+              <w:spacing w:after="0" w:line="240" w:lineRule="auto"/>
+            </w:pPr>
+            <w:r/>
+            <w:r>
+              <w:rPr>
+                <w:rFonts w:ascii="Calibri" w:hAnsi="Calibri" w:eastAsia="Calibri"/>
+                <w:b w:val="0"/>
+                <w:i w:val="0"/>
+                <w:color w:val="000000"/>
+                <w:sz w:val="14"/>
+              </w:rPr>
+              <w:t>Заповнює фіксований Excel-шаблон 100 000 і 70 000 за БРО та/або штатками: люди, дні, підрозділи, посади, розкраска й конфлікти.</w:t>
+            </w:r>
+          </w:p>
+        </w:tc>
+      </w:tr>
+      <w:tr>
+        <w:tc>
+          <w:tcPr>
+            <w:tcW w:type="dxa" w:w="1550"/>
+            <w:vAlign w:val="center"/>
+            <w:tcBorders>
+              <w:top w:val="single" w:sz="4" w:space="0" w:color="D7DEE8"/>
+              <w:left w:val="single" w:sz="4" w:space="0" w:color="D7DEE8"/>
+              <w:bottom w:val="single" w:sz="4" w:space="0" w:color="D7DEE8"/>
+              <w:right w:val="single" w:sz="4" w:space="0" w:color="D7DEE8"/>
+            </w:tcBorders>
+          </w:tcPr>
+          <w:p>
+            <w:pPr>
+              <w:spacing w:after="0" w:line="240" w:lineRule="auto"/>
+            </w:pPr>
+            <w:r/>
+            <w:r>
+              <w:rPr>
+                <w:rFonts w:ascii="Calibri" w:hAnsi="Calibri" w:eastAsia="Calibri"/>
+                <w:b w:val="0"/>
+                <w:i w:val="0"/>
+                <w:color w:val="000000"/>
+                <w:sz w:val="14"/>
+              </w:rPr>
+              <w:t>RewardsAfter</w:t>
+            </w:r>
+          </w:p>
+        </w:tc>
+        <w:tc>
+          <w:tcPr>
+            <w:tcW w:type="dxa" w:w="1900"/>
+            <w:vAlign w:val="center"/>
+            <w:tcBorders>
+              <w:top w:val="single" w:sz="4" w:space="0" w:color="D7DEE8"/>
+              <w:left w:val="single" w:sz="4" w:space="0" w:color="D7DEE8"/>
+              <w:bottom w:val="single" w:sz="4" w:space="0" w:color="D7DEE8"/>
+              <w:right w:val="single" w:sz="4" w:space="0" w:color="D7DEE8"/>
+            </w:tcBorders>
+          </w:tcPr>
+          <w:p>
+            <w:pPr>
+              <w:spacing w:after="0" w:line="240" w:lineRule="auto"/>
+            </w:pPr>
+            <w:r/>
+            <w:r>
+              <w:rPr>
+                <w:rFonts w:ascii="Calibri" w:hAnsi="Calibri" w:eastAsia="Calibri"/>
+                <w:b/>
+                <w:i w:val="0"/>
+                <w:color w:val="2E74B5"/>
+                <w:sz w:val="14"/>
+              </w:rPr>
+              <w:t>Після розкраски</w:t>
+            </w:r>
+          </w:p>
+        </w:tc>
+        <w:tc>
+          <w:tcPr>
+            <w:tcW w:type="dxa" w:w="7300"/>
+            <w:vAlign w:val="center"/>
+            <w:tcBorders>
+              <w:top w:val="single" w:sz="4" w:space="0" w:color="D7DEE8"/>
+              <w:left w:val="single" w:sz="4" w:space="0" w:color="D7DEE8"/>
+              <w:bottom w:val="single" w:sz="4" w:space="0" w:color="D7DEE8"/>
+              <w:right w:val="single" w:sz="4" w:space="0" w:color="D7DEE8"/>
+            </w:tcBorders>
+          </w:tcPr>
+          <w:p>
+            <w:pPr>
+              <w:spacing w:after="0" w:line="240" w:lineRule="auto"/>
+            </w:pPr>
+            <w:r/>
+            <w:r>
+              <w:rPr>
+                <w:rFonts w:ascii="Calibri" w:hAnsi="Calibri" w:eastAsia="Calibri"/>
+                <w:b w:val="0"/>
+                <w:i w:val="0"/>
+                <w:color w:val="000000"/>
+                <w:sz w:val="14"/>
+              </w:rPr>
+              <w:t>Перераховує суми у колонці AO або заповнює листи 100, 70, 30, 0 для зарплатних рапортів на основі готової розкраски.</w:t>
+            </w:r>
+          </w:p>
+        </w:tc>
+      </w:tr>
+    </w:tbl>
+    <w:p>
+      <w:pPr>
+        <w:spacing w:before="40" w:after="0" w:line="240" w:lineRule="auto"/>
+      </w:pPr>
+      <w:r>
+        <w:rPr>
+          <w:rFonts w:ascii="Calibri" w:hAnsi="Calibri" w:eastAsia="Calibri"/>
+          <w:b w:val="0"/>
           <w:i/>
           <w:color w:val="555555"/>
-          <w:sz w:val="18"/>
+          <w:sz w:val="15"/>
         </w:rPr>
-        <w:lastRenderedPageBreak/>
-        <w:t>Примітка: ці утиліти не є універсальними редакторами довільних документів; вони орієнтовані на конкретні БРО-рапорти, штатки та фіксований Excel-шаблон.</w:t>
+        <w:t>Rewards-утиліти винесені окремо, бо вони орієнтовані на конкретні БРО-рапорти, штатки та фіксований Excel-шаблон.</w:t>
+      </w:r>
+    </w:p>
+    <w:p>
+      <w:r>
+        <w:br w:type="page"/>
       </w:r>
     </w:p>
     <w:p>
       <w:pPr>
+        <w:pStyle w:val="a3"/>
+        <w:spacing w:before="0" w:after="40" w:line="240" w:lineRule="auto"/>
+      </w:pPr>
+      <w:r>
         <w:rPr>
-          <w:lang w:val="en-US"/>
+          <w:rFonts w:ascii="Calibri" w:hAnsi="Calibri" w:eastAsia="Calibri"/>
+          <w:b/>
+          <w:i w:val="0"/>
+          <w:color w:val="0B2545"/>
+          <w:sz w:val="32"/>
         </w:rPr>
+        <w:t>PYSCRIPTS: базова інструкція</w:t>
+      </w:r>
+    </w:p>
+    <w:p>
+      <w:pPr>
+        <w:pStyle w:val="a5"/>
+        <w:spacing w:before="0" w:after="40" w:line="240" w:lineRule="auto"/>
       </w:pPr>
+      <w:r>
+        <w:rPr>
+          <w:rFonts w:ascii="Calibri" w:hAnsi="Calibri" w:eastAsia="Calibri"/>
+          <w:b w:val="0"/>
+          <w:i w:val="0"/>
+          <w:color w:val="555555"/>
+          <w:sz w:val="19"/>
+        </w:rPr>
+        <w:t>Стисла витримка з !readme.txt: лише те, що потрібно користувачу перед першим запуском.</w:t>
+      </w:r>
+    </w:p>
+    <w:p>
+      <w:pPr>
+        <w:spacing w:before="0" w:after="60" w:line="240" w:lineRule="auto"/>
+      </w:pPr>
+      <w:r>
+        <w:rPr>
+          <w:rFonts w:ascii="Calibri" w:hAnsi="Calibri" w:eastAsia="Calibri"/>
+          <w:b/>
+          <w:i w:val="0"/>
+          <w:color w:val="0B2545"/>
+          <w:sz w:val="19"/>
+        </w:rPr>
+        <w:t xml:space="preserve">GitHub: </w:t>
+      </w:r>
+      <w:hyperlink r:id="rId8" w:history="1">
+        <w:r>
+          <w:rPr>
+            <w:color w:val="0563C1"/>
+            <w:u w:val="single"/>
+            <w:sz w:val="19"/>
+          </w:rPr>
+          <w:t>https://github.com/IATOM00/PyScripts</w:t>
+        </w:r>
+      </w:hyperlink>
+    </w:p>
+    <w:tbl>
+      <w:tblPr>
+        <w:tblW w:type="dxa" w:w="10750"/>
+        <w:tblLayout w:type="fixed"/>
+        <w:tblLook w:firstColumn="1" w:firstRow="1" w:lastColumn="0" w:lastRow="0" w:noHBand="0" w:noVBand="1" w:val="04A0"/>
+        <w:jc w:val="left"/>
+        <w:tblInd w:w="120" w:type="dxa"/>
+        <w:tblCellMar>
+          <w:top w:w="55" w:type="dxa"/>
+          <w:start w:w="90" w:type="dxa"/>
+          <w:bottom w:w="55" w:type="dxa"/>
+          <w:end w:w="90" w:type="dxa"/>
+        </w:tblCellMar>
+      </w:tblPr>
+      <w:tblGrid>
+        <w:gridCol w:w="2100"/>
+        <w:gridCol w:w="8650"/>
+      </w:tblGrid>
+      <w:tr>
+        <w:tc>
+          <w:tcPr>
+            <w:tcW w:type="dxa" w:w="2100"/>
+            <w:vAlign w:val="center"/>
+            <w:shd w:fill="E8EEF5" w:val="clear"/>
+            <w:tcBorders>
+              <w:top w:val="single" w:sz="4" w:space="0" w:color="D7DEE8"/>
+              <w:left w:val="single" w:sz="4" w:space="0" w:color="D7DEE8"/>
+              <w:bottom w:val="single" w:sz="4" w:space="0" w:color="D7DEE8"/>
+              <w:right w:val="single" w:sz="4" w:space="0" w:color="D7DEE8"/>
+            </w:tcBorders>
+          </w:tcPr>
+          <w:p>
+            <w:pPr>
+              <w:spacing w:after="0" w:line="240" w:lineRule="auto"/>
+            </w:pPr>
+            <w:r/>
+            <w:r>
+              <w:rPr>
+                <w:rFonts w:ascii="Calibri" w:hAnsi="Calibri" w:eastAsia="Calibri"/>
+                <w:b/>
+                <w:i w:val="0"/>
+                <w:color w:val="0B2545"/>
+                <w:sz w:val="16"/>
+              </w:rPr>
+              <w:t>Крок / правило</w:t>
+            </w:r>
+          </w:p>
+        </w:tc>
+        <w:tc>
+          <w:tcPr>
+            <w:tcW w:type="dxa" w:w="8650"/>
+            <w:vAlign w:val="center"/>
+            <w:shd w:fill="E8EEF5" w:val="clear"/>
+            <w:tcBorders>
+              <w:top w:val="single" w:sz="4" w:space="0" w:color="D7DEE8"/>
+              <w:left w:val="single" w:sz="4" w:space="0" w:color="D7DEE8"/>
+              <w:bottom w:val="single" w:sz="4" w:space="0" w:color="D7DEE8"/>
+              <w:right w:val="single" w:sz="4" w:space="0" w:color="D7DEE8"/>
+            </w:tcBorders>
+          </w:tcPr>
+          <w:p>
+            <w:pPr>
+              <w:spacing w:after="0" w:line="240" w:lineRule="auto"/>
+            </w:pPr>
+            <w:r/>
+            <w:r>
+              <w:rPr>
+                <w:rFonts w:ascii="Calibri" w:hAnsi="Calibri" w:eastAsia="Calibri"/>
+                <w:b/>
+                <w:i w:val="0"/>
+                <w:color w:val="0B2545"/>
+                <w:sz w:val="16"/>
+              </w:rPr>
+              <w:t>Що важливо знати</w:t>
+            </w:r>
+          </w:p>
+        </w:tc>
+      </w:tr>
+      <w:tr>
+        <w:tc>
+          <w:tcPr>
+            <w:tcW w:type="dxa" w:w="2100"/>
+            <w:vAlign w:val="center"/>
+            <w:tcBorders>
+              <w:top w:val="single" w:sz="4" w:space="0" w:color="D7DEE8"/>
+              <w:left w:val="single" w:sz="4" w:space="0" w:color="D7DEE8"/>
+              <w:bottom w:val="single" w:sz="4" w:space="0" w:color="D7DEE8"/>
+              <w:right w:val="single" w:sz="4" w:space="0" w:color="D7DEE8"/>
+            </w:tcBorders>
+          </w:tcPr>
+          <w:p>
+            <w:pPr>
+              <w:spacing w:after="0" w:line="240" w:lineRule="auto"/>
+            </w:pPr>
+            <w:r/>
+            <w:r>
+              <w:rPr>
+                <w:rFonts w:ascii="Calibri" w:hAnsi="Calibri" w:eastAsia="Calibri"/>
+                <w:b/>
+                <w:i w:val="0"/>
+                <w:color w:val="2E74B5"/>
+                <w:sz w:val="16"/>
+              </w:rPr>
+              <w:t>1. Що завантажити</w:t>
+            </w:r>
+          </w:p>
+        </w:tc>
+        <w:tc>
+          <w:tcPr>
+            <w:tcW w:type="dxa" w:w="8650"/>
+            <w:vAlign w:val="center"/>
+            <w:tcBorders>
+              <w:top w:val="single" w:sz="4" w:space="0" w:color="D7DEE8"/>
+              <w:left w:val="single" w:sz="4" w:space="0" w:color="D7DEE8"/>
+              <w:bottom w:val="single" w:sz="4" w:space="0" w:color="D7DEE8"/>
+              <w:right w:val="single" w:sz="4" w:space="0" w:color="D7DEE8"/>
+            </w:tcBorders>
+          </w:tcPr>
+          <w:p>
+            <w:pPr>
+              <w:spacing w:after="0" w:line="240" w:lineRule="auto"/>
+            </w:pPr>
+            <w:r/>
+            <w:r>
+              <w:rPr>
+                <w:rFonts w:ascii="Calibri" w:hAnsi="Calibri" w:eastAsia="Calibri"/>
+                <w:b w:val="0"/>
+                <w:i w:val="0"/>
+                <w:color w:val="000000"/>
+                <w:sz w:val="16"/>
+              </w:rPr>
+              <w:t>Найпростіший варіант для користувача - завантажити потрібний .exe і TXT-інструкцію поруч із ним. EXE автономний і не потребує Python-залежностей.</w:t>
+            </w:r>
+          </w:p>
+        </w:tc>
+      </w:tr>
+      <w:tr>
+        <w:tc>
+          <w:tcPr>
+            <w:tcW w:type="dxa" w:w="2100"/>
+            <w:vAlign w:val="center"/>
+            <w:shd w:fill="F8FAFC" w:val="clear"/>
+            <w:tcBorders>
+              <w:top w:val="single" w:sz="4" w:space="0" w:color="D7DEE8"/>
+              <w:left w:val="single" w:sz="4" w:space="0" w:color="D7DEE8"/>
+              <w:bottom w:val="single" w:sz="4" w:space="0" w:color="D7DEE8"/>
+              <w:right w:val="single" w:sz="4" w:space="0" w:color="D7DEE8"/>
+            </w:tcBorders>
+          </w:tcPr>
+          <w:p>
+            <w:pPr>
+              <w:spacing w:after="0" w:line="240" w:lineRule="auto"/>
+            </w:pPr>
+            <w:r/>
+            <w:r>
+              <w:rPr>
+                <w:rFonts w:ascii="Calibri" w:hAnsi="Calibri" w:eastAsia="Calibri"/>
+                <w:b/>
+                <w:i w:val="0"/>
+                <w:color w:val="2E74B5"/>
+                <w:sz w:val="16"/>
+              </w:rPr>
+              <w:t>2. Як запускати</w:t>
+            </w:r>
+          </w:p>
+        </w:tc>
+        <w:tc>
+          <w:tcPr>
+            <w:tcW w:type="dxa" w:w="8650"/>
+            <w:vAlign w:val="center"/>
+            <w:shd w:fill="F8FAFC" w:val="clear"/>
+            <w:tcBorders>
+              <w:top w:val="single" w:sz="4" w:space="0" w:color="D7DEE8"/>
+              <w:left w:val="single" w:sz="4" w:space="0" w:color="D7DEE8"/>
+              <w:bottom w:val="single" w:sz="4" w:space="0" w:color="D7DEE8"/>
+              <w:right w:val="single" w:sz="4" w:space="0" w:color="D7DEE8"/>
+            </w:tcBorders>
+          </w:tcPr>
+          <w:p>
+            <w:pPr>
+              <w:spacing w:after="0" w:line="240" w:lineRule="auto"/>
+            </w:pPr>
+            <w:r/>
+            <w:r>
+              <w:rPr>
+                <w:rFonts w:ascii="Calibri" w:hAnsi="Calibri" w:eastAsia="Calibri"/>
+                <w:b w:val="0"/>
+                <w:i w:val="0"/>
+                <w:color w:val="000000"/>
+                <w:sz w:val="16"/>
+              </w:rPr>
+              <w:t>Для одного інструмента достатньо подвійного кліку. Для пакета з кількома утилітами зручніше запускати .launcher.exe / .launcher.py і вибирати потрібний пункт зі списку.</w:t>
+            </w:r>
+          </w:p>
+        </w:tc>
+      </w:tr>
+      <w:tr>
+        <w:tc>
+          <w:tcPr>
+            <w:tcW w:type="dxa" w:w="2100"/>
+            <w:vAlign w:val="center"/>
+            <w:tcBorders>
+              <w:top w:val="single" w:sz="4" w:space="0" w:color="D7DEE8"/>
+              <w:left w:val="single" w:sz="4" w:space="0" w:color="D7DEE8"/>
+              <w:bottom w:val="single" w:sz="4" w:space="0" w:color="D7DEE8"/>
+              <w:right w:val="single" w:sz="4" w:space="0" w:color="D7DEE8"/>
+            </w:tcBorders>
+          </w:tcPr>
+          <w:p>
+            <w:pPr>
+              <w:spacing w:after="0" w:line="240" w:lineRule="auto"/>
+            </w:pPr>
+            <w:r/>
+            <w:r>
+              <w:rPr>
+                <w:rFonts w:ascii="Calibri" w:hAnsi="Calibri" w:eastAsia="Calibri"/>
+                <w:b/>
+                <w:i w:val="0"/>
+                <w:color w:val="2E74B5"/>
+                <w:sz w:val="16"/>
+              </w:rPr>
+              <w:t>3. Якщо запускається .py</w:t>
+            </w:r>
+          </w:p>
+        </w:tc>
+        <w:tc>
+          <w:tcPr>
+            <w:tcW w:type="dxa" w:w="8650"/>
+            <w:vAlign w:val="center"/>
+            <w:tcBorders>
+              <w:top w:val="single" w:sz="4" w:space="0" w:color="D7DEE8"/>
+              <w:left w:val="single" w:sz="4" w:space="0" w:color="D7DEE8"/>
+              <w:bottom w:val="single" w:sz="4" w:space="0" w:color="D7DEE8"/>
+              <w:right w:val="single" w:sz="4" w:space="0" w:color="D7DEE8"/>
+            </w:tcBorders>
+          </w:tcPr>
+          <w:p>
+            <w:pPr>
+              <w:spacing w:after="0" w:line="240" w:lineRule="auto"/>
+            </w:pPr>
+            <w:r/>
+            <w:r>
+              <w:rPr>
+                <w:rFonts w:ascii="Calibri" w:hAnsi="Calibri" w:eastAsia="Calibri"/>
+                <w:b w:val="0"/>
+                <w:i w:val="0"/>
+                <w:color w:val="000000"/>
+                <w:sz w:val="16"/>
+              </w:rPr>
+              <w:t>Потрібен Python 3.11+ і залежності, зазначені в коді після import. Типові пакети: pywin32, pandas, numpy, openpyxl, send2trash, xlsxwriter, python-docx, pdfplumber, pypdf.</w:t>
+            </w:r>
+          </w:p>
+        </w:tc>
+      </w:tr>
+      <w:tr>
+        <w:tc>
+          <w:tcPr>
+            <w:tcW w:type="dxa" w:w="2100"/>
+            <w:vAlign w:val="center"/>
+            <w:shd w:fill="F8FAFC" w:val="clear"/>
+            <w:tcBorders>
+              <w:top w:val="single" w:sz="4" w:space="0" w:color="D7DEE8"/>
+              <w:left w:val="single" w:sz="4" w:space="0" w:color="D7DEE8"/>
+              <w:bottom w:val="single" w:sz="4" w:space="0" w:color="D7DEE8"/>
+              <w:right w:val="single" w:sz="4" w:space="0" w:color="D7DEE8"/>
+            </w:tcBorders>
+          </w:tcPr>
+          <w:p>
+            <w:pPr>
+              <w:spacing w:after="0" w:line="240" w:lineRule="auto"/>
+            </w:pPr>
+            <w:r/>
+            <w:r>
+              <w:rPr>
+                <w:rFonts w:ascii="Calibri" w:hAnsi="Calibri" w:eastAsia="Calibri"/>
+                <w:b/>
+                <w:i w:val="0"/>
+                <w:color w:val="2E74B5"/>
+                <w:sz w:val="16"/>
+              </w:rPr>
+              <w:t>4. Перед обробкою файлів</w:t>
+            </w:r>
+          </w:p>
+        </w:tc>
+        <w:tc>
+          <w:tcPr>
+            <w:tcW w:type="dxa" w:w="8650"/>
+            <w:vAlign w:val="center"/>
+            <w:shd w:fill="F8FAFC" w:val="clear"/>
+            <w:tcBorders>
+              <w:top w:val="single" w:sz="4" w:space="0" w:color="D7DEE8"/>
+              <w:left w:val="single" w:sz="4" w:space="0" w:color="D7DEE8"/>
+              <w:bottom w:val="single" w:sz="4" w:space="0" w:color="D7DEE8"/>
+              <w:right w:val="single" w:sz="4" w:space="0" w:color="D7DEE8"/>
+            </w:tcBorders>
+          </w:tcPr>
+          <w:p>
+            <w:pPr>
+              <w:spacing w:after="0" w:line="240" w:lineRule="auto"/>
+            </w:pPr>
+            <w:r/>
+            <w:r>
+              <w:rPr>
+                <w:rFonts w:ascii="Calibri" w:hAnsi="Calibri" w:eastAsia="Calibri"/>
+                <w:b w:val="0"/>
+                <w:i w:val="0"/>
+                <w:color w:val="000000"/>
+                <w:sz w:val="16"/>
+              </w:rPr>
+              <w:t>Закрийте документи Word, Excel, PDF та інші файли, з якими працює утиліта. Відкритий файл може дати помилку доступу або некоректний запис.</w:t>
+            </w:r>
+          </w:p>
+        </w:tc>
+      </w:tr>
+      <w:tr>
+        <w:tc>
+          <w:tcPr>
+            <w:tcW w:type="dxa" w:w="2100"/>
+            <w:vAlign w:val="center"/>
+            <w:tcBorders>
+              <w:top w:val="single" w:sz="4" w:space="0" w:color="D7DEE8"/>
+              <w:left w:val="single" w:sz="4" w:space="0" w:color="D7DEE8"/>
+              <w:bottom w:val="single" w:sz="4" w:space="0" w:color="D7DEE8"/>
+              <w:right w:val="single" w:sz="4" w:space="0" w:color="D7DEE8"/>
+            </w:tcBorders>
+          </w:tcPr>
+          <w:p>
+            <w:pPr>
+              <w:spacing w:after="0" w:line="240" w:lineRule="auto"/>
+            </w:pPr>
+            <w:r/>
+            <w:r>
+              <w:rPr>
+                <w:rFonts w:ascii="Calibri" w:hAnsi="Calibri" w:eastAsia="Calibri"/>
+                <w:b/>
+                <w:i w:val="0"/>
+                <w:color w:val="2E74B5"/>
+                <w:sz w:val="16"/>
+              </w:rPr>
+              <w:t>5. Координати й запуск</w:t>
+            </w:r>
+          </w:p>
+        </w:tc>
+        <w:tc>
+          <w:tcPr>
+            <w:tcW w:type="dxa" w:w="8650"/>
+            <w:vAlign w:val="center"/>
+            <w:tcBorders>
+              <w:top w:val="single" w:sz="4" w:space="0" w:color="D7DEE8"/>
+              <w:left w:val="single" w:sz="4" w:space="0" w:color="D7DEE8"/>
+              <w:bottom w:val="single" w:sz="4" w:space="0" w:color="D7DEE8"/>
+              <w:right w:val="single" w:sz="4" w:space="0" w:color="D7DEE8"/>
+            </w:tcBorders>
+          </w:tcPr>
+          <w:p>
+            <w:pPr>
+              <w:spacing w:after="0" w:line="240" w:lineRule="auto"/>
+            </w:pPr>
+            <w:r/>
+            <w:r>
+              <w:rPr>
+                <w:rFonts w:ascii="Calibri" w:hAnsi="Calibri" w:eastAsia="Calibri"/>
+                <w:b w:val="0"/>
+                <w:i w:val="0"/>
+                <w:color w:val="000000"/>
+                <w:sz w:val="16"/>
+              </w:rPr>
+              <w:t>У вікні утиліти задайте файли або папки, перевірте тумблери, натисніть «Пуск» і дочекайтеся завершення прогресу. Не переривайте роботу без потреби.</w:t>
+            </w:r>
+          </w:p>
+        </w:tc>
+      </w:tr>
+      <w:tr>
+        <w:tc>
+          <w:tcPr>
+            <w:tcW w:type="dxa" w:w="2100"/>
+            <w:vAlign w:val="center"/>
+            <w:shd w:fill="F8FAFC" w:val="clear"/>
+            <w:tcBorders>
+              <w:top w:val="single" w:sz="4" w:space="0" w:color="D7DEE8"/>
+              <w:left w:val="single" w:sz="4" w:space="0" w:color="D7DEE8"/>
+              <w:bottom w:val="single" w:sz="4" w:space="0" w:color="D7DEE8"/>
+              <w:right w:val="single" w:sz="4" w:space="0" w:color="D7DEE8"/>
+            </w:tcBorders>
+          </w:tcPr>
+          <w:p>
+            <w:pPr>
+              <w:spacing w:after="0" w:line="240" w:lineRule="auto"/>
+            </w:pPr>
+            <w:r/>
+            <w:r>
+              <w:rPr>
+                <w:rFonts w:ascii="Calibri" w:hAnsi="Calibri" w:eastAsia="Calibri"/>
+                <w:b/>
+                <w:i w:val="0"/>
+                <w:color w:val="2E74B5"/>
+                <w:sz w:val="16"/>
+              </w:rPr>
+              <w:t>6. Формати й шаблони</w:t>
+            </w:r>
+          </w:p>
+        </w:tc>
+        <w:tc>
+          <w:tcPr>
+            <w:tcW w:type="dxa" w:w="8650"/>
+            <w:vAlign w:val="center"/>
+            <w:shd w:fill="F8FAFC" w:val="clear"/>
+            <w:tcBorders>
+              <w:top w:val="single" w:sz="4" w:space="0" w:color="D7DEE8"/>
+              <w:left w:val="single" w:sz="4" w:space="0" w:color="D7DEE8"/>
+              <w:bottom w:val="single" w:sz="4" w:space="0" w:color="D7DEE8"/>
+              <w:right w:val="single" w:sz="4" w:space="0" w:color="D7DEE8"/>
+            </w:tcBorders>
+          </w:tcPr>
+          <w:p>
+            <w:pPr>
+              <w:spacing w:after="0" w:line="240" w:lineRule="auto"/>
+            </w:pPr>
+            <w:r/>
+            <w:r>
+              <w:rPr>
+                <w:rFonts w:ascii="Calibri" w:hAnsi="Calibri" w:eastAsia="Calibri"/>
+                <w:b w:val="0"/>
+                <w:i w:val="0"/>
+                <w:color w:val="000000"/>
+                <w:sz w:val="16"/>
+              </w:rPr>
+              <w:t>Для Office-обробки бажані сучасні формати DOCX/XLSX/XLSM. Старі DOC/XLS краще попередньо конвертувати, бо запис у них не гарантується.</w:t>
+            </w:r>
+          </w:p>
+        </w:tc>
+      </w:tr>
+      <w:tr>
+        <w:tc>
+          <w:tcPr>
+            <w:tcW w:type="dxa" w:w="2100"/>
+            <w:vAlign w:val="center"/>
+            <w:tcBorders>
+              <w:top w:val="single" w:sz="4" w:space="0" w:color="D7DEE8"/>
+              <w:left w:val="single" w:sz="4" w:space="0" w:color="D7DEE8"/>
+              <w:bottom w:val="single" w:sz="4" w:space="0" w:color="D7DEE8"/>
+              <w:right w:val="single" w:sz="4" w:space="0" w:color="D7DEE8"/>
+            </w:tcBorders>
+          </w:tcPr>
+          <w:p>
+            <w:pPr>
+              <w:spacing w:after="0" w:line="240" w:lineRule="auto"/>
+            </w:pPr>
+            <w:r/>
+            <w:r>
+              <w:rPr>
+                <w:rFonts w:ascii="Calibri" w:hAnsi="Calibri" w:eastAsia="Calibri"/>
+                <w:b/>
+                <w:i w:val="0"/>
+                <w:color w:val="2E74B5"/>
+                <w:sz w:val="16"/>
+              </w:rPr>
+              <w:t>7. Резервні копії</w:t>
+            </w:r>
+          </w:p>
+        </w:tc>
+        <w:tc>
+          <w:tcPr>
+            <w:tcW w:type="dxa" w:w="8650"/>
+            <w:vAlign w:val="center"/>
+            <w:tcBorders>
+              <w:top w:val="single" w:sz="4" w:space="0" w:color="D7DEE8"/>
+              <w:left w:val="single" w:sz="4" w:space="0" w:color="D7DEE8"/>
+              <w:bottom w:val="single" w:sz="4" w:space="0" w:color="D7DEE8"/>
+              <w:right w:val="single" w:sz="4" w:space="0" w:color="D7DEE8"/>
+            </w:tcBorders>
+          </w:tcPr>
+          <w:p>
+            <w:pPr>
+              <w:spacing w:after="0" w:line="240" w:lineRule="auto"/>
+            </w:pPr>
+            <w:r/>
+            <w:r>
+              <w:rPr>
+                <w:rFonts w:ascii="Calibri" w:hAnsi="Calibri" w:eastAsia="Calibri"/>
+                <w:b w:val="0"/>
+                <w:i w:val="0"/>
+                <w:color w:val="000000"/>
+                <w:sz w:val="16"/>
+              </w:rPr>
+              <w:t>Перед змінами утиліти створюють backup-копію з міткою дати й часу та відправляють її до «Кошика». Це дає шлях для відновлення без зайвих копій у робочих папках.</w:t>
+            </w:r>
+          </w:p>
+        </w:tc>
+      </w:tr>
+      <w:tr>
+        <w:tc>
+          <w:tcPr>
+            <w:tcW w:type="dxa" w:w="2100"/>
+            <w:vAlign w:val="center"/>
+            <w:shd w:fill="F8FAFC" w:val="clear"/>
+            <w:tcBorders>
+              <w:top w:val="single" w:sz="4" w:space="0" w:color="D7DEE8"/>
+              <w:left w:val="single" w:sz="4" w:space="0" w:color="D7DEE8"/>
+              <w:bottom w:val="single" w:sz="4" w:space="0" w:color="D7DEE8"/>
+              <w:right w:val="single" w:sz="4" w:space="0" w:color="D7DEE8"/>
+            </w:tcBorders>
+          </w:tcPr>
+          <w:p>
+            <w:pPr>
+              <w:spacing w:after="0" w:line="240" w:lineRule="auto"/>
+            </w:pPr>
+            <w:r/>
+            <w:r>
+              <w:rPr>
+                <w:rFonts w:ascii="Calibri" w:hAnsi="Calibri" w:eastAsia="Calibri"/>
+                <w:b/>
+                <w:i w:val="0"/>
+                <w:color w:val="2E74B5"/>
+                <w:sz w:val="16"/>
+              </w:rPr>
+              <w:t>8. Де деталі</w:t>
+            </w:r>
+          </w:p>
+        </w:tc>
+        <w:tc>
+          <w:tcPr>
+            <w:tcW w:type="dxa" w:w="8650"/>
+            <w:vAlign w:val="center"/>
+            <w:shd w:fill="F8FAFC" w:val="clear"/>
+            <w:tcBorders>
+              <w:top w:val="single" w:sz="4" w:space="0" w:color="D7DEE8"/>
+              <w:left w:val="single" w:sz="4" w:space="0" w:color="D7DEE8"/>
+              <w:bottom w:val="single" w:sz="4" w:space="0" w:color="D7DEE8"/>
+              <w:right w:val="single" w:sz="4" w:space="0" w:color="D7DEE8"/>
+            </w:tcBorders>
+          </w:tcPr>
+          <w:p>
+            <w:pPr>
+              <w:spacing w:after="0" w:line="240" w:lineRule="auto"/>
+            </w:pPr>
+            <w:r/>
+            <w:r>
+              <w:rPr>
+                <w:rFonts w:ascii="Calibri" w:hAnsi="Calibri" w:eastAsia="Calibri"/>
+                <w:b w:val="0"/>
+                <w:i w:val="0"/>
+                <w:color w:val="000000"/>
+                <w:sz w:val="16"/>
+              </w:rPr>
+              <w:t>Цей бюлетень лише вводить у пакет. Повна практична інструкція до конкретної утиліти лежить у тій самій папці, з такою самою назвою і розширенням .txt.</w:t>
+            </w:r>
+          </w:p>
+        </w:tc>
+      </w:tr>
+    </w:tbl>
+    <w:p>
+      <w:pPr>
+        <w:spacing w:before="80" w:after="0" w:line="240" w:lineRule="auto"/>
+        <w:shd w:fill="F4F6F9" w:val="clear"/>
+      </w:pPr>
+      <w:r>
+        <w:rPr>
+          <w:rFonts w:ascii="Calibri" w:hAnsi="Calibri" w:eastAsia="Calibri"/>
+          <w:b w:val="0"/>
+          <w:i w:val="0"/>
+          <w:color w:val="000000"/>
+          <w:sz w:val="16"/>
+        </w:rPr>
+        <w:t>Практичний підхід: бюлетень дає швидку карту, TXT-файли дають деталі, а GitHub лишається єдиним місцем для актуального коду, автономних EXE і супровідних інструкцій.</w:t>
+      </w:r>
     </w:p>
     <w:sectPr>
+      <w:footerReference w:type="default" r:id="rId11"/>
       <w:pgSz w:w="11906" w:h="16838"/>
-      <w:pgMar w:top="850" w:right="850" w:bottom="850" w:left="1417" w:header="709" w:footer="709" w:gutter="0"/>
+      <w:pgMar w:top="709" w:right="765" w:bottom="652" w:left="765" w:header="454" w:footer="454" w:gutter="0"/>
       <w:cols w:space="708"/>
       <w:docGrid w:linePitch="360"/>
     </w:sectPr>
@@ -1542,6 +2052,27 @@
     </w:p>
   </w:endnote>
 </w:endnotes>
+</file>
+
+<file path=word/footer1.xml><?xml version="1.0" encoding="utf-8"?>
+<w:ftr xmlns:m="http://schemas.openxmlformats.org/officeDocument/2006/math" xmlns:mc="http://schemas.openxmlformats.org/markup-compatibility/2006" xmlns:mo="http://schemas.microsoft.com/office/mac/office/2008/main" xmlns:mv="urn:schemas-microsoft-com:mac:vml" xmlns:o="urn:schemas-microsoft-com:office:office" xmlns:r="http://schemas.openxmlformats.org/officeDocument/2006/relationships" xmlns:v="urn:schemas-microsoft-com:vml" xmlns:w10="urn:schemas-microsoft-com:office:word" xmlns:w14="http://schemas.microsoft.com/office/word/2010/wordml" xmlns:w="http://schemas.openxmlformats.org/wordprocessingml/2006/main" xmlns:wne="http://schemas.microsoft.com/office/word/2006/wordml" xmlns:wp14="http://schemas.microsoft.com/office/word/2010/wordprocessingDrawing" xmlns:wp="http://schemas.openxmlformats.org/drawingml/2006/wordprocessingDrawing" xmlns:wpc="http://schemas.microsoft.com/office/word/2010/wordprocessingCanvas" xmlns:wpg="http://schemas.microsoft.com/office/word/2010/wordprocessingGroup" xmlns:wpi="http://schemas.microsoft.com/office/word/2010/wordprocessingInk" xmlns:wps="http://schemas.microsoft.com/office/word/2010/wordprocessingShape" mc:Ignorable="w14 wp14">
+  <w:p>
+    <w:pPr>
+      <w:pStyle w:val="Footer"/>
+      <w:jc w:val="center"/>
+    </w:pPr>
+    <w:r>
+      <w:rPr>
+        <w:rFonts w:ascii="Calibri" w:hAnsi="Calibri" w:eastAsia="Calibri"/>
+        <w:b w:val="0"/>
+        <w:i w:val="0"/>
+        <w:color w:val="555555"/>
+        <w:sz w:val="16"/>
+      </w:rPr>
+      <w:t>PYSCRIPTS | короткий інформаційний бюлетень</w:t>
+    </w:r>
+  </w:p>
+</w:ftr>
 </file>
 
 <file path=word/footnotes.xml><?xml version="1.0" encoding="utf-8"?>
@@ -2067,11 +2598,11 @@
     <w:name w:val="Normal"/>
     <w:qFormat/>
     <w:pPr>
-      <w:spacing w:after="80" w:line="252" w:lineRule="auto"/>
+      <w:spacing w:after="60" w:line="240" w:lineRule="auto"/>
     </w:pPr>
     <w:rPr>
       <w:rFonts w:ascii="Calibri" w:hAnsi="Calibri"/>
-      <w:sz w:val="21"/>
+      <w:sz w:val="19"/>
     </w:rPr>
   </w:style>
   <w:style w:type="paragraph" w:styleId="1">
@@ -2085,15 +2616,15 @@
     <w:pPr>
       <w:keepNext/>
       <w:keepLines/>
-      <w:spacing w:before="160" w:after="100"/>
+      <w:spacing w:before="100" w:after="60" w:line="240" w:lineRule="auto"/>
       <w:jc w:val="center"/>
       <w:outlineLvl w:val="0"/>
     </w:pPr>
     <w:rPr>
-      <w:rFonts w:asciiTheme="majorHAnsi" w:eastAsiaTheme="majorEastAsia" w:hAnsiTheme="majorHAnsi" w:cstheme="majorBidi"/>
+      <w:rFonts w:asciiTheme="majorHAnsi" w:eastAsiaTheme="majorEastAsia" w:hAnsiTheme="majorHAnsi" w:cstheme="majorBidi" w:ascii="Calibri" w:hAnsi="Calibri"/>
       <w:b/>
       <w:color w:val="2E74B5"/>
-      <w:sz w:val="26"/>
+      <w:sz w:val="23"/>
       <w:szCs w:val="40"/>
     </w:rPr>
   </w:style>
@@ -2110,14 +2641,14 @@
     <w:pPr>
       <w:keepNext/>
       <w:keepLines/>
-      <w:spacing w:before="120" w:after="60"/>
+      <w:spacing w:before="80" w:after="40" w:line="240" w:lineRule="auto"/>
       <w:outlineLvl w:val="1"/>
     </w:pPr>
     <w:rPr>
-      <w:rFonts w:asciiTheme="majorHAnsi" w:eastAsiaTheme="majorEastAsia" w:hAnsiTheme="majorHAnsi" w:cstheme="majorBidi"/>
+      <w:rFonts w:asciiTheme="majorHAnsi" w:eastAsiaTheme="majorEastAsia" w:hAnsiTheme="majorHAnsi" w:cstheme="majorBidi" w:ascii="Calibri" w:hAnsi="Calibri"/>
       <w:b/>
       <w:color w:val="2E74B5"/>
-      <w:sz w:val="23"/>
+      <w:sz w:val="21"/>
       <w:szCs w:val="32"/>
     </w:rPr>
   </w:style>
@@ -2431,16 +2962,16 @@
     <w:qFormat/>
     <w:rsid w:val="00C21BE3"/>
     <w:pPr>
-      <w:spacing w:after="60"/>
+      <w:spacing w:after="40" w:before="0" w:line="240" w:lineRule="auto"/>
       <w:contextualSpacing/>
     </w:pPr>
     <w:rPr>
-      <w:rFonts w:asciiTheme="majorHAnsi" w:eastAsiaTheme="majorEastAsia" w:hAnsiTheme="majorHAnsi" w:cstheme="majorBidi"/>
+      <w:rFonts w:asciiTheme="majorHAnsi" w:eastAsiaTheme="majorEastAsia" w:hAnsiTheme="majorHAnsi" w:cstheme="majorBidi" w:ascii="Calibri" w:hAnsi="Calibri"/>
       <w:b/>
       <w:color w:val="0B2545"/>
       <w:spacing w:val="-10"/>
       <w:kern w:val="28"/>
-      <w:sz w:val="34"/>
+      <w:sz w:val="32"/>
       <w:szCs w:val="56"/>
     </w:rPr>
   </w:style>
@@ -2470,12 +3001,14 @@
       <w:numPr>
         <w:ilvl w:val="1"/>
       </w:numPr>
-      <w:spacing w:after="120"/>
+      <w:spacing w:after="80" w:before="0" w:line="240" w:lineRule="auto"/>
     </w:pPr>
     <w:rPr>
-      <w:rFonts w:eastAsiaTheme="majorEastAsia" w:cstheme="majorBidi"/>
+      <w:rFonts w:eastAsiaTheme="majorEastAsia" w:cstheme="majorBidi" w:ascii="Calibri" w:hAnsi="Calibri"/>
+      <w:b w:val="0"/>
       <w:color w:val="555555"/>
       <w:spacing w:val="15"/>
+      <w:sz w:val="19"/>
       <w:szCs w:val="28"/>
     </w:rPr>
   </w:style>

--- a/PROGS.docx
+++ b/PROGS.docx
@@ -5,15 +5,11 @@
     <w:p>
       <w:pPr>
         <w:pStyle w:val="a3"/>
-        <w:spacing w:before="0" w:after="20" w:line="240" w:lineRule="auto"/>
+        <w:spacing w:after="20"/>
       </w:pPr>
       <w:r>
         <w:rPr>
-          <w:rFonts w:ascii="Calibri" w:hAnsi="Calibri" w:eastAsia="Calibri"/>
-          <w:b/>
-          <w:i w:val="0"/>
-          <w:color w:val="0B2545"/>
-          <w:sz w:val="32"/>
+          <w:rFonts w:ascii="Calibri" w:eastAsia="Calibri" w:hAnsi="Calibri"/>
         </w:rPr>
         <w:t>PYSCRIPTS: каталог утиліт</w:t>
       </w:r>
@@ -21,39 +17,32 @@
     <w:p>
       <w:pPr>
         <w:pStyle w:val="a5"/>
-        <w:spacing w:before="0" w:after="40" w:line="240" w:lineRule="auto"/>
+        <w:spacing w:after="40"/>
       </w:pPr>
       <w:r>
         <w:rPr>
-          <w:rFonts w:ascii="Calibri" w:hAnsi="Calibri" w:eastAsia="Calibri"/>
-          <w:b w:val="0"/>
-          <w:i w:val="0"/>
-          <w:color w:val="555555"/>
-          <w:sz w:val="19"/>
+          <w:rFonts w:eastAsia="Calibri"/>
         </w:rPr>
         <w:t>Короткий друкований бюлетень для швидкого знайомства з пакетом, GitHub-посиланням і призначенням кожного інструмента.</w:t>
       </w:r>
     </w:p>
     <w:p>
       <w:pPr>
-        <w:spacing w:before="0" w:after="40" w:line="240" w:lineRule="auto"/>
+        <w:spacing w:after="40"/>
       </w:pPr>
       <w:r>
         <w:rPr>
-          <w:rFonts w:ascii="Calibri" w:hAnsi="Calibri" w:eastAsia="Calibri"/>
+          <w:rFonts w:eastAsia="Calibri"/>
           <w:b/>
-          <w:i w:val="0"/>
           <w:color w:val="0B2545"/>
-          <w:sz w:val="19"/>
         </w:rPr>
         <w:t xml:space="preserve">GitHub: </w:t>
       </w:r>
-      <w:hyperlink r:id="rId8" w:history="1">
+      <w:hyperlink r:id="rId7" w:history="1">
         <w:r>
           <w:rPr>
             <w:color w:val="0563C1"/>
             <w:u w:val="single"/>
-            <w:sz w:val="19"/>
           </w:rPr>
           <w:t>https://github.com/IATOM00/PyScripts</w:t>
         </w:r>
@@ -61,14 +50,12 @@
     </w:p>
     <w:p>
       <w:pPr>
-        <w:spacing w:before="0" w:after="80" w:line="240" w:lineRule="auto"/>
-        <w:shd w:fill="F4F6F9" w:val="clear"/>
+        <w:shd w:val="clear" w:color="auto" w:fill="F4F6F9"/>
+        <w:spacing w:after="80"/>
       </w:pPr>
       <w:r>
         <w:rPr>
-          <w:rFonts w:ascii="Calibri" w:hAnsi="Calibri" w:eastAsia="Calibri"/>
-          <w:b w:val="0"/>
-          <w:i w:val="0"/>
+          <w:rFonts w:eastAsia="Calibri"/>
           <w:color w:val="000000"/>
           <w:sz w:val="17"/>
         </w:rPr>
@@ -78,33 +65,27 @@
     <w:p>
       <w:pPr>
         <w:pStyle w:val="1"/>
-        <w:spacing w:before="40" w:after="40" w:line="240" w:lineRule="auto"/>
-        <w:jc w:val="center"/>
+        <w:spacing w:before="40" w:after="40"/>
       </w:pPr>
       <w:r>
         <w:rPr>
-          <w:rFonts w:ascii="Calibri" w:hAnsi="Calibri" w:eastAsia="Calibri"/>
-          <w:b/>
-          <w:i w:val="0"/>
-          <w:color w:val="2E74B5"/>
-          <w:sz w:val="23"/>
+          <w:rFonts w:ascii="Calibri" w:eastAsia="Calibri" w:hAnsi="Calibri"/>
         </w:rPr>
         <w:t>Базовий каталог</w:t>
       </w:r>
     </w:p>
     <w:tbl>
       <w:tblPr>
-        <w:tblW w:type="dxa" w:w="10750"/>
+        <w:tblW w:w="10750" w:type="dxa"/>
+        <w:tblInd w:w="120" w:type="dxa"/>
         <w:tblLayout w:type="fixed"/>
-        <w:tblLook w:firstColumn="1" w:firstRow="1" w:lastColumn="0" w:lastRow="0" w:noHBand="0" w:noVBand="1" w:val="04A0"/>
-        <w:jc w:val="left"/>
-        <w:tblInd w:w="120" w:type="dxa"/>
         <w:tblCellMar>
           <w:top w:w="55" w:type="dxa"/>
-          <w:start w:w="90" w:type="dxa"/>
+          <w:left w:w="90" w:type="dxa"/>
           <w:bottom w:w="55" w:type="dxa"/>
-          <w:end w:w="90" w:type="dxa"/>
+          <w:right w:w="90" w:type="dxa"/>
         </w:tblCellMar>
+        <w:tblLook w:val="04A0" w:firstRow="1" w:lastRow="0" w:firstColumn="1" w:lastColumn="0" w:noHBand="0" w:noVBand="1"/>
       </w:tblPr>
       <w:tblGrid>
         <w:gridCol w:w="1350"/>
@@ -114,26 +95,24 @@
       <w:tr>
         <w:tc>
           <w:tcPr>
-            <w:tcW w:type="dxa" w:w="1350"/>
-            <w:vAlign w:val="center"/>
-            <w:shd w:fill="E8EEF5" w:val="clear"/>
-            <w:tcBorders>
-              <w:top w:val="single" w:sz="4" w:space="0" w:color="D7DEE8"/>
-              <w:left w:val="single" w:sz="4" w:space="0" w:color="D7DEE8"/>
-              <w:bottom w:val="single" w:sz="4" w:space="0" w:color="D7DEE8"/>
-              <w:right w:val="single" w:sz="4" w:space="0" w:color="D7DEE8"/>
-            </w:tcBorders>
-          </w:tcPr>
-          <w:p>
-            <w:pPr>
-              <w:spacing w:after="0" w:line="240" w:lineRule="auto"/>
-            </w:pPr>
-            <w:r/>
-            <w:r>
-              <w:rPr>
-                <w:rFonts w:ascii="Calibri" w:hAnsi="Calibri" w:eastAsia="Calibri"/>
+            <w:tcW w:w="1350" w:type="dxa"/>
+            <w:tcBorders>
+              <w:top w:val="single" w:sz="4" w:space="0" w:color="D7DEE8"/>
+              <w:left w:val="single" w:sz="4" w:space="0" w:color="D7DEE8"/>
+              <w:bottom w:val="single" w:sz="4" w:space="0" w:color="D7DEE8"/>
+              <w:right w:val="single" w:sz="4" w:space="0" w:color="D7DEE8"/>
+            </w:tcBorders>
+            <w:shd w:val="clear" w:color="auto" w:fill="E8EEF5"/>
+            <w:vAlign w:val="center"/>
+          </w:tcPr>
+          <w:p>
+            <w:pPr>
+              <w:spacing w:after="0"/>
+            </w:pPr>
+            <w:r>
+              <w:rPr>
+                <w:rFonts w:eastAsia="Calibri"/>
                 <w:b/>
-                <w:i w:val="0"/>
                 <w:color w:val="0B2545"/>
                 <w:sz w:val="16"/>
               </w:rPr>
@@ -143,26 +122,24 @@
         </w:tc>
         <w:tc>
           <w:tcPr>
-            <w:tcW w:type="dxa" w:w="1500"/>
-            <w:vAlign w:val="center"/>
-            <w:shd w:fill="E8EEF5" w:val="clear"/>
-            <w:tcBorders>
-              <w:top w:val="single" w:sz="4" w:space="0" w:color="D7DEE8"/>
-              <w:left w:val="single" w:sz="4" w:space="0" w:color="D7DEE8"/>
-              <w:bottom w:val="single" w:sz="4" w:space="0" w:color="D7DEE8"/>
-              <w:right w:val="single" w:sz="4" w:space="0" w:color="D7DEE8"/>
-            </w:tcBorders>
-          </w:tcPr>
-          <w:p>
-            <w:pPr>
-              <w:spacing w:after="0" w:line="240" w:lineRule="auto"/>
-            </w:pPr>
-            <w:r/>
-            <w:r>
-              <w:rPr>
-                <w:rFonts w:ascii="Calibri" w:hAnsi="Calibri" w:eastAsia="Calibri"/>
+            <w:tcW w:w="1500" w:type="dxa"/>
+            <w:tcBorders>
+              <w:top w:val="single" w:sz="4" w:space="0" w:color="D7DEE8"/>
+              <w:left w:val="single" w:sz="4" w:space="0" w:color="D7DEE8"/>
+              <w:bottom w:val="single" w:sz="4" w:space="0" w:color="D7DEE8"/>
+              <w:right w:val="single" w:sz="4" w:space="0" w:color="D7DEE8"/>
+            </w:tcBorders>
+            <w:shd w:val="clear" w:color="auto" w:fill="E8EEF5"/>
+            <w:vAlign w:val="center"/>
+          </w:tcPr>
+          <w:p>
+            <w:pPr>
+              <w:spacing w:after="0"/>
+            </w:pPr>
+            <w:r>
+              <w:rPr>
+                <w:rFonts w:eastAsia="Calibri"/>
                 <w:b/>
-                <w:i w:val="0"/>
                 <w:color w:val="0B2545"/>
                 <w:sz w:val="16"/>
               </w:rPr>
@@ -172,26 +149,24 @@
         </w:tc>
         <w:tc>
           <w:tcPr>
-            <w:tcW w:type="dxa" w:w="7900"/>
-            <w:vAlign w:val="center"/>
-            <w:shd w:fill="E8EEF5" w:val="clear"/>
-            <w:tcBorders>
-              <w:top w:val="single" w:sz="4" w:space="0" w:color="D7DEE8"/>
-              <w:left w:val="single" w:sz="4" w:space="0" w:color="D7DEE8"/>
-              <w:bottom w:val="single" w:sz="4" w:space="0" w:color="D7DEE8"/>
-              <w:right w:val="single" w:sz="4" w:space="0" w:color="D7DEE8"/>
-            </w:tcBorders>
-          </w:tcPr>
-          <w:p>
-            <w:pPr>
-              <w:spacing w:after="0" w:line="240" w:lineRule="auto"/>
-            </w:pPr>
-            <w:r/>
-            <w:r>
-              <w:rPr>
-                <w:rFonts w:ascii="Calibri" w:hAnsi="Calibri" w:eastAsia="Calibri"/>
+            <w:tcW w:w="7900" w:type="dxa"/>
+            <w:tcBorders>
+              <w:top w:val="single" w:sz="4" w:space="0" w:color="D7DEE8"/>
+              <w:left w:val="single" w:sz="4" w:space="0" w:color="D7DEE8"/>
+              <w:bottom w:val="single" w:sz="4" w:space="0" w:color="D7DEE8"/>
+              <w:right w:val="single" w:sz="4" w:space="0" w:color="D7DEE8"/>
+            </w:tcBorders>
+            <w:shd w:val="clear" w:color="auto" w:fill="E8EEF5"/>
+            <w:vAlign w:val="center"/>
+          </w:tcPr>
+          <w:p>
+            <w:pPr>
+              <w:spacing w:after="0"/>
+            </w:pPr>
+            <w:r>
+              <w:rPr>
+                <w:rFonts w:eastAsia="Calibri"/>
                 <w:b/>
-                <w:i w:val="0"/>
                 <w:color w:val="0B2545"/>
                 <w:sz w:val="16"/>
               </w:rPr>
@@ -203,25 +178,22 @@
       <w:tr>
         <w:tc>
           <w:tcPr>
-            <w:tcW w:type="dxa" w:w="1350"/>
-            <w:vAlign w:val="center"/>
-            <w:tcBorders>
-              <w:top w:val="single" w:sz="4" w:space="0" w:color="D7DEE8"/>
-              <w:left w:val="single" w:sz="4" w:space="0" w:color="D7DEE8"/>
-              <w:bottom w:val="single" w:sz="4" w:space="0" w:color="D7DEE8"/>
-              <w:right w:val="single" w:sz="4" w:space="0" w:color="D7DEE8"/>
-            </w:tcBorders>
-          </w:tcPr>
-          <w:p>
-            <w:pPr>
-              <w:spacing w:after="0" w:line="240" w:lineRule="auto"/>
-            </w:pPr>
-            <w:r/>
-            <w:r>
-              <w:rPr>
-                <w:rFonts w:ascii="Calibri" w:hAnsi="Calibri" w:eastAsia="Calibri"/>
-                <w:b w:val="0"/>
-                <w:i w:val="0"/>
+            <w:tcW w:w="1350" w:type="dxa"/>
+            <w:tcBorders>
+              <w:top w:val="single" w:sz="4" w:space="0" w:color="D7DEE8"/>
+              <w:left w:val="single" w:sz="4" w:space="0" w:color="D7DEE8"/>
+              <w:bottom w:val="single" w:sz="4" w:space="0" w:color="D7DEE8"/>
+              <w:right w:val="single" w:sz="4" w:space="0" w:color="D7DEE8"/>
+            </w:tcBorders>
+            <w:vAlign w:val="center"/>
+          </w:tcPr>
+          <w:p>
+            <w:pPr>
+              <w:spacing w:after="0"/>
+            </w:pPr>
+            <w:r>
+              <w:rPr>
+                <w:rFonts w:eastAsia="Calibri"/>
                 <w:color w:val="000000"/>
                 <w:sz w:val="15"/>
               </w:rPr>
@@ -231,25 +203,23 @@
         </w:tc>
         <w:tc>
           <w:tcPr>
-            <w:tcW w:type="dxa" w:w="1500"/>
-            <w:vAlign w:val="center"/>
-            <w:tcBorders>
-              <w:top w:val="single" w:sz="4" w:space="0" w:color="D7DEE8"/>
-              <w:left w:val="single" w:sz="4" w:space="0" w:color="D7DEE8"/>
-              <w:bottom w:val="single" w:sz="4" w:space="0" w:color="D7DEE8"/>
-              <w:right w:val="single" w:sz="4" w:space="0" w:color="D7DEE8"/>
-            </w:tcBorders>
-          </w:tcPr>
-          <w:p>
-            <w:pPr>
-              <w:spacing w:after="0" w:line="240" w:lineRule="auto"/>
-            </w:pPr>
-            <w:r/>
-            <w:r>
-              <w:rPr>
-                <w:rFonts w:ascii="Calibri" w:hAnsi="Calibri" w:eastAsia="Calibri"/>
+            <w:tcW w:w="1500" w:type="dxa"/>
+            <w:tcBorders>
+              <w:top w:val="single" w:sz="4" w:space="0" w:color="D7DEE8"/>
+              <w:left w:val="single" w:sz="4" w:space="0" w:color="D7DEE8"/>
+              <w:bottom w:val="single" w:sz="4" w:space="0" w:color="D7DEE8"/>
+              <w:right w:val="single" w:sz="4" w:space="0" w:color="D7DEE8"/>
+            </w:tcBorders>
+            <w:vAlign w:val="center"/>
+          </w:tcPr>
+          <w:p>
+            <w:pPr>
+              <w:spacing w:after="0"/>
+            </w:pPr>
+            <w:r>
+              <w:rPr>
+                <w:rFonts w:eastAsia="Calibri"/>
                 <w:b/>
-                <w:i w:val="0"/>
                 <w:color w:val="2E74B5"/>
                 <w:sz w:val="15"/>
               </w:rPr>
@@ -259,25 +229,22 @@
         </w:tc>
         <w:tc>
           <w:tcPr>
-            <w:tcW w:type="dxa" w:w="7900"/>
-            <w:vAlign w:val="center"/>
-            <w:tcBorders>
-              <w:top w:val="single" w:sz="4" w:space="0" w:color="D7DEE8"/>
-              <w:left w:val="single" w:sz="4" w:space="0" w:color="D7DEE8"/>
-              <w:bottom w:val="single" w:sz="4" w:space="0" w:color="D7DEE8"/>
-              <w:right w:val="single" w:sz="4" w:space="0" w:color="D7DEE8"/>
-            </w:tcBorders>
-          </w:tcPr>
-          <w:p>
-            <w:pPr>
-              <w:spacing w:after="0" w:line="240" w:lineRule="auto"/>
-            </w:pPr>
-            <w:r/>
-            <w:r>
-              <w:rPr>
-                <w:rFonts w:ascii="Calibri" w:hAnsi="Calibri" w:eastAsia="Calibri"/>
-                <w:b w:val="0"/>
-                <w:i w:val="0"/>
+            <w:tcW w:w="7900" w:type="dxa"/>
+            <w:tcBorders>
+              <w:top w:val="single" w:sz="4" w:space="0" w:color="D7DEE8"/>
+              <w:left w:val="single" w:sz="4" w:space="0" w:color="D7DEE8"/>
+              <w:bottom w:val="single" w:sz="4" w:space="0" w:color="D7DEE8"/>
+              <w:right w:val="single" w:sz="4" w:space="0" w:color="D7DEE8"/>
+            </w:tcBorders>
+            <w:vAlign w:val="center"/>
+          </w:tcPr>
+          <w:p>
+            <w:pPr>
+              <w:spacing w:after="0"/>
+            </w:pPr>
+            <w:r>
+              <w:rPr>
+                <w:rFonts w:eastAsia="Calibri"/>
                 <w:color w:val="000000"/>
                 <w:sz w:val="15"/>
               </w:rPr>
@@ -289,26 +256,23 @@
       <w:tr>
         <w:tc>
           <w:tcPr>
-            <w:tcW w:type="dxa" w:w="1350"/>
-            <w:vAlign w:val="center"/>
-            <w:shd w:fill="F8FAFC" w:val="clear"/>
-            <w:tcBorders>
-              <w:top w:val="single" w:sz="4" w:space="0" w:color="D7DEE8"/>
-              <w:left w:val="single" w:sz="4" w:space="0" w:color="D7DEE8"/>
-              <w:bottom w:val="single" w:sz="4" w:space="0" w:color="D7DEE8"/>
-              <w:right w:val="single" w:sz="4" w:space="0" w:color="D7DEE8"/>
-            </w:tcBorders>
-          </w:tcPr>
-          <w:p>
-            <w:pPr>
-              <w:spacing w:after="0" w:line="240" w:lineRule="auto"/>
-            </w:pPr>
-            <w:r/>
-            <w:r>
-              <w:rPr>
-                <w:rFonts w:ascii="Calibri" w:hAnsi="Calibri" w:eastAsia="Calibri"/>
-                <w:b w:val="0"/>
-                <w:i w:val="0"/>
+            <w:tcW w:w="1350" w:type="dxa"/>
+            <w:tcBorders>
+              <w:top w:val="single" w:sz="4" w:space="0" w:color="D7DEE8"/>
+              <w:left w:val="single" w:sz="4" w:space="0" w:color="D7DEE8"/>
+              <w:bottom w:val="single" w:sz="4" w:space="0" w:color="D7DEE8"/>
+              <w:right w:val="single" w:sz="4" w:space="0" w:color="D7DEE8"/>
+            </w:tcBorders>
+            <w:shd w:val="clear" w:color="auto" w:fill="F8FAFC"/>
+            <w:vAlign w:val="center"/>
+          </w:tcPr>
+          <w:p>
+            <w:pPr>
+              <w:spacing w:after="0"/>
+            </w:pPr>
+            <w:r>
+              <w:rPr>
+                <w:rFonts w:eastAsia="Calibri"/>
                 <w:color w:val="000000"/>
                 <w:sz w:val="15"/>
               </w:rPr>
@@ -318,26 +282,24 @@
         </w:tc>
         <w:tc>
           <w:tcPr>
-            <w:tcW w:type="dxa" w:w="1500"/>
-            <w:vAlign w:val="center"/>
-            <w:shd w:fill="F8FAFC" w:val="clear"/>
-            <w:tcBorders>
-              <w:top w:val="single" w:sz="4" w:space="0" w:color="D7DEE8"/>
-              <w:left w:val="single" w:sz="4" w:space="0" w:color="D7DEE8"/>
-              <w:bottom w:val="single" w:sz="4" w:space="0" w:color="D7DEE8"/>
-              <w:right w:val="single" w:sz="4" w:space="0" w:color="D7DEE8"/>
-            </w:tcBorders>
-          </w:tcPr>
-          <w:p>
-            <w:pPr>
-              <w:spacing w:after="0" w:line="240" w:lineRule="auto"/>
-            </w:pPr>
-            <w:r/>
-            <w:r>
-              <w:rPr>
-                <w:rFonts w:ascii="Calibri" w:hAnsi="Calibri" w:eastAsia="Calibri"/>
+            <w:tcW w:w="1500" w:type="dxa"/>
+            <w:tcBorders>
+              <w:top w:val="single" w:sz="4" w:space="0" w:color="D7DEE8"/>
+              <w:left w:val="single" w:sz="4" w:space="0" w:color="D7DEE8"/>
+              <w:bottom w:val="single" w:sz="4" w:space="0" w:color="D7DEE8"/>
+              <w:right w:val="single" w:sz="4" w:space="0" w:color="D7DEE8"/>
+            </w:tcBorders>
+            <w:shd w:val="clear" w:color="auto" w:fill="F8FAFC"/>
+            <w:vAlign w:val="center"/>
+          </w:tcPr>
+          <w:p>
+            <w:pPr>
+              <w:spacing w:after="0"/>
+            </w:pPr>
+            <w:r>
+              <w:rPr>
+                <w:rFonts w:eastAsia="Calibri"/>
                 <w:b/>
-                <w:i w:val="0"/>
                 <w:color w:val="2E74B5"/>
                 <w:sz w:val="15"/>
               </w:rPr>
@@ -347,26 +309,23 @@
         </w:tc>
         <w:tc>
           <w:tcPr>
-            <w:tcW w:type="dxa" w:w="7900"/>
-            <w:vAlign w:val="center"/>
-            <w:shd w:fill="F8FAFC" w:val="clear"/>
-            <w:tcBorders>
-              <w:top w:val="single" w:sz="4" w:space="0" w:color="D7DEE8"/>
-              <w:left w:val="single" w:sz="4" w:space="0" w:color="D7DEE8"/>
-              <w:bottom w:val="single" w:sz="4" w:space="0" w:color="D7DEE8"/>
-              <w:right w:val="single" w:sz="4" w:space="0" w:color="D7DEE8"/>
-            </w:tcBorders>
-          </w:tcPr>
-          <w:p>
-            <w:pPr>
-              <w:spacing w:after="0" w:line="240" w:lineRule="auto"/>
-            </w:pPr>
-            <w:r/>
-            <w:r>
-              <w:rPr>
-                <w:rFonts w:ascii="Calibri" w:hAnsi="Calibri" w:eastAsia="Calibri"/>
-                <w:b w:val="0"/>
-                <w:i w:val="0"/>
+            <w:tcW w:w="7900" w:type="dxa"/>
+            <w:tcBorders>
+              <w:top w:val="single" w:sz="4" w:space="0" w:color="D7DEE8"/>
+              <w:left w:val="single" w:sz="4" w:space="0" w:color="D7DEE8"/>
+              <w:bottom w:val="single" w:sz="4" w:space="0" w:color="D7DEE8"/>
+              <w:right w:val="single" w:sz="4" w:space="0" w:color="D7DEE8"/>
+            </w:tcBorders>
+            <w:shd w:val="clear" w:color="auto" w:fill="F8FAFC"/>
+            <w:vAlign w:val="center"/>
+          </w:tcPr>
+          <w:p>
+            <w:pPr>
+              <w:spacing w:after="0"/>
+            </w:pPr>
+            <w:r>
+              <w:rPr>
+                <w:rFonts w:eastAsia="Calibri"/>
                 <w:color w:val="000000"/>
                 <w:sz w:val="15"/>
               </w:rPr>
@@ -378,25 +337,22 @@
       <w:tr>
         <w:tc>
           <w:tcPr>
-            <w:tcW w:type="dxa" w:w="1350"/>
-            <w:vAlign w:val="center"/>
-            <w:tcBorders>
-              <w:top w:val="single" w:sz="4" w:space="0" w:color="D7DEE8"/>
-              <w:left w:val="single" w:sz="4" w:space="0" w:color="D7DEE8"/>
-              <w:bottom w:val="single" w:sz="4" w:space="0" w:color="D7DEE8"/>
-              <w:right w:val="single" w:sz="4" w:space="0" w:color="D7DEE8"/>
-            </w:tcBorders>
-          </w:tcPr>
-          <w:p>
-            <w:pPr>
-              <w:spacing w:after="0" w:line="240" w:lineRule="auto"/>
-            </w:pPr>
-            <w:r/>
-            <w:r>
-              <w:rPr>
-                <w:rFonts w:ascii="Calibri" w:hAnsi="Calibri" w:eastAsia="Calibri"/>
-                <w:b w:val="0"/>
-                <w:i w:val="0"/>
+            <w:tcW w:w="1350" w:type="dxa"/>
+            <w:tcBorders>
+              <w:top w:val="single" w:sz="4" w:space="0" w:color="D7DEE8"/>
+              <w:left w:val="single" w:sz="4" w:space="0" w:color="D7DEE8"/>
+              <w:bottom w:val="single" w:sz="4" w:space="0" w:color="D7DEE8"/>
+              <w:right w:val="single" w:sz="4" w:space="0" w:color="D7DEE8"/>
+            </w:tcBorders>
+            <w:vAlign w:val="center"/>
+          </w:tcPr>
+          <w:p>
+            <w:pPr>
+              <w:spacing w:after="0"/>
+            </w:pPr>
+            <w:r>
+              <w:rPr>
+                <w:rFonts w:eastAsia="Calibri"/>
                 <w:color w:val="000000"/>
                 <w:sz w:val="15"/>
               </w:rPr>
@@ -406,25 +362,23 @@
         </w:tc>
         <w:tc>
           <w:tcPr>
-            <w:tcW w:type="dxa" w:w="1500"/>
-            <w:vAlign w:val="center"/>
-            <w:tcBorders>
-              <w:top w:val="single" w:sz="4" w:space="0" w:color="D7DEE8"/>
-              <w:left w:val="single" w:sz="4" w:space="0" w:color="D7DEE8"/>
-              <w:bottom w:val="single" w:sz="4" w:space="0" w:color="D7DEE8"/>
-              <w:right w:val="single" w:sz="4" w:space="0" w:color="D7DEE8"/>
-            </w:tcBorders>
-          </w:tcPr>
-          <w:p>
-            <w:pPr>
-              <w:spacing w:after="0" w:line="240" w:lineRule="auto"/>
-            </w:pPr>
-            <w:r/>
-            <w:r>
-              <w:rPr>
-                <w:rFonts w:ascii="Calibri" w:hAnsi="Calibri" w:eastAsia="Calibri"/>
+            <w:tcW w:w="1500" w:type="dxa"/>
+            <w:tcBorders>
+              <w:top w:val="single" w:sz="4" w:space="0" w:color="D7DEE8"/>
+              <w:left w:val="single" w:sz="4" w:space="0" w:color="D7DEE8"/>
+              <w:bottom w:val="single" w:sz="4" w:space="0" w:color="D7DEE8"/>
+              <w:right w:val="single" w:sz="4" w:space="0" w:color="D7DEE8"/>
+            </w:tcBorders>
+            <w:vAlign w:val="center"/>
+          </w:tcPr>
+          <w:p>
+            <w:pPr>
+              <w:spacing w:after="0"/>
+            </w:pPr>
+            <w:r>
+              <w:rPr>
+                <w:rFonts w:eastAsia="Calibri"/>
                 <w:b/>
-                <w:i w:val="0"/>
                 <w:color w:val="2E74B5"/>
                 <w:sz w:val="15"/>
               </w:rPr>
@@ -434,25 +388,22 @@
         </w:tc>
         <w:tc>
           <w:tcPr>
-            <w:tcW w:type="dxa" w:w="7900"/>
-            <w:vAlign w:val="center"/>
-            <w:tcBorders>
-              <w:top w:val="single" w:sz="4" w:space="0" w:color="D7DEE8"/>
-              <w:left w:val="single" w:sz="4" w:space="0" w:color="D7DEE8"/>
-              <w:bottom w:val="single" w:sz="4" w:space="0" w:color="D7DEE8"/>
-              <w:right w:val="single" w:sz="4" w:space="0" w:color="D7DEE8"/>
-            </w:tcBorders>
-          </w:tcPr>
-          <w:p>
-            <w:pPr>
-              <w:spacing w:after="0" w:line="240" w:lineRule="auto"/>
-            </w:pPr>
-            <w:r/>
-            <w:r>
-              <w:rPr>
-                <w:rFonts w:ascii="Calibri" w:hAnsi="Calibri" w:eastAsia="Calibri"/>
-                <w:b w:val="0"/>
-                <w:i w:val="0"/>
+            <w:tcW w:w="7900" w:type="dxa"/>
+            <w:tcBorders>
+              <w:top w:val="single" w:sz="4" w:space="0" w:color="D7DEE8"/>
+              <w:left w:val="single" w:sz="4" w:space="0" w:color="D7DEE8"/>
+              <w:bottom w:val="single" w:sz="4" w:space="0" w:color="D7DEE8"/>
+              <w:right w:val="single" w:sz="4" w:space="0" w:color="D7DEE8"/>
+            </w:tcBorders>
+            <w:vAlign w:val="center"/>
+          </w:tcPr>
+          <w:p>
+            <w:pPr>
+              <w:spacing w:after="0"/>
+            </w:pPr>
+            <w:r>
+              <w:rPr>
+                <w:rFonts w:eastAsia="Calibri"/>
                 <w:color w:val="000000"/>
                 <w:sz w:val="15"/>
               </w:rPr>
@@ -464,26 +415,23 @@
       <w:tr>
         <w:tc>
           <w:tcPr>
-            <w:tcW w:type="dxa" w:w="1350"/>
-            <w:vAlign w:val="center"/>
-            <w:shd w:fill="F8FAFC" w:val="clear"/>
-            <w:tcBorders>
-              <w:top w:val="single" w:sz="4" w:space="0" w:color="D7DEE8"/>
-              <w:left w:val="single" w:sz="4" w:space="0" w:color="D7DEE8"/>
-              <w:bottom w:val="single" w:sz="4" w:space="0" w:color="D7DEE8"/>
-              <w:right w:val="single" w:sz="4" w:space="0" w:color="D7DEE8"/>
-            </w:tcBorders>
-          </w:tcPr>
-          <w:p>
-            <w:pPr>
-              <w:spacing w:after="0" w:line="240" w:lineRule="auto"/>
-            </w:pPr>
-            <w:r/>
-            <w:r>
-              <w:rPr>
-                <w:rFonts w:ascii="Calibri" w:hAnsi="Calibri" w:eastAsia="Calibri"/>
-                <w:b w:val="0"/>
-                <w:i w:val="0"/>
+            <w:tcW w:w="1350" w:type="dxa"/>
+            <w:tcBorders>
+              <w:top w:val="single" w:sz="4" w:space="0" w:color="D7DEE8"/>
+              <w:left w:val="single" w:sz="4" w:space="0" w:color="D7DEE8"/>
+              <w:bottom w:val="single" w:sz="4" w:space="0" w:color="D7DEE8"/>
+              <w:right w:val="single" w:sz="4" w:space="0" w:color="D7DEE8"/>
+            </w:tcBorders>
+            <w:shd w:val="clear" w:color="auto" w:fill="F8FAFC"/>
+            <w:vAlign w:val="center"/>
+          </w:tcPr>
+          <w:p>
+            <w:pPr>
+              <w:spacing w:after="0"/>
+            </w:pPr>
+            <w:r>
+              <w:rPr>
+                <w:rFonts w:eastAsia="Calibri"/>
                 <w:color w:val="000000"/>
                 <w:sz w:val="15"/>
               </w:rPr>
@@ -493,26 +441,24 @@
         </w:tc>
         <w:tc>
           <w:tcPr>
-            <w:tcW w:type="dxa" w:w="1500"/>
-            <w:vAlign w:val="center"/>
-            <w:shd w:fill="F8FAFC" w:val="clear"/>
-            <w:tcBorders>
-              <w:top w:val="single" w:sz="4" w:space="0" w:color="D7DEE8"/>
-              <w:left w:val="single" w:sz="4" w:space="0" w:color="D7DEE8"/>
-              <w:bottom w:val="single" w:sz="4" w:space="0" w:color="D7DEE8"/>
-              <w:right w:val="single" w:sz="4" w:space="0" w:color="D7DEE8"/>
-            </w:tcBorders>
-          </w:tcPr>
-          <w:p>
-            <w:pPr>
-              <w:spacing w:after="0" w:line="240" w:lineRule="auto"/>
-            </w:pPr>
-            <w:r/>
-            <w:r>
-              <w:rPr>
-                <w:rFonts w:ascii="Calibri" w:hAnsi="Calibri" w:eastAsia="Calibri"/>
+            <w:tcW w:w="1500" w:type="dxa"/>
+            <w:tcBorders>
+              <w:top w:val="single" w:sz="4" w:space="0" w:color="D7DEE8"/>
+              <w:left w:val="single" w:sz="4" w:space="0" w:color="D7DEE8"/>
+              <w:bottom w:val="single" w:sz="4" w:space="0" w:color="D7DEE8"/>
+              <w:right w:val="single" w:sz="4" w:space="0" w:color="D7DEE8"/>
+            </w:tcBorders>
+            <w:shd w:val="clear" w:color="auto" w:fill="F8FAFC"/>
+            <w:vAlign w:val="center"/>
+          </w:tcPr>
+          <w:p>
+            <w:pPr>
+              <w:spacing w:after="0"/>
+            </w:pPr>
+            <w:r>
+              <w:rPr>
+                <w:rFonts w:eastAsia="Calibri"/>
                 <w:b/>
-                <w:i w:val="0"/>
                 <w:color w:val="2E74B5"/>
                 <w:sz w:val="15"/>
               </w:rPr>
@@ -522,26 +468,23 @@
         </w:tc>
         <w:tc>
           <w:tcPr>
-            <w:tcW w:type="dxa" w:w="7900"/>
-            <w:vAlign w:val="center"/>
-            <w:shd w:fill="F8FAFC" w:val="clear"/>
-            <w:tcBorders>
-              <w:top w:val="single" w:sz="4" w:space="0" w:color="D7DEE8"/>
-              <w:left w:val="single" w:sz="4" w:space="0" w:color="D7DEE8"/>
-              <w:bottom w:val="single" w:sz="4" w:space="0" w:color="D7DEE8"/>
-              <w:right w:val="single" w:sz="4" w:space="0" w:color="D7DEE8"/>
-            </w:tcBorders>
-          </w:tcPr>
-          <w:p>
-            <w:pPr>
-              <w:spacing w:after="0" w:line="240" w:lineRule="auto"/>
-            </w:pPr>
-            <w:r/>
-            <w:r>
-              <w:rPr>
-                <w:rFonts w:ascii="Calibri" w:hAnsi="Calibri" w:eastAsia="Calibri"/>
-                <w:b w:val="0"/>
-                <w:i w:val="0"/>
+            <w:tcW w:w="7900" w:type="dxa"/>
+            <w:tcBorders>
+              <w:top w:val="single" w:sz="4" w:space="0" w:color="D7DEE8"/>
+              <w:left w:val="single" w:sz="4" w:space="0" w:color="D7DEE8"/>
+              <w:bottom w:val="single" w:sz="4" w:space="0" w:color="D7DEE8"/>
+              <w:right w:val="single" w:sz="4" w:space="0" w:color="D7DEE8"/>
+            </w:tcBorders>
+            <w:shd w:val="clear" w:color="auto" w:fill="F8FAFC"/>
+            <w:vAlign w:val="center"/>
+          </w:tcPr>
+          <w:p>
+            <w:pPr>
+              <w:spacing w:after="0"/>
+            </w:pPr>
+            <w:r>
+              <w:rPr>
+                <w:rFonts w:eastAsia="Calibri"/>
                 <w:color w:val="000000"/>
                 <w:sz w:val="15"/>
               </w:rPr>
@@ -553,25 +496,22 @@
       <w:tr>
         <w:tc>
           <w:tcPr>
-            <w:tcW w:type="dxa" w:w="1350"/>
-            <w:vAlign w:val="center"/>
-            <w:tcBorders>
-              <w:top w:val="single" w:sz="4" w:space="0" w:color="D7DEE8"/>
-              <w:left w:val="single" w:sz="4" w:space="0" w:color="D7DEE8"/>
-              <w:bottom w:val="single" w:sz="4" w:space="0" w:color="D7DEE8"/>
-              <w:right w:val="single" w:sz="4" w:space="0" w:color="D7DEE8"/>
-            </w:tcBorders>
-          </w:tcPr>
-          <w:p>
-            <w:pPr>
-              <w:spacing w:after="0" w:line="240" w:lineRule="auto"/>
-            </w:pPr>
-            <w:r/>
-            <w:r>
-              <w:rPr>
-                <w:rFonts w:ascii="Calibri" w:hAnsi="Calibri" w:eastAsia="Calibri"/>
-                <w:b w:val="0"/>
-                <w:i w:val="0"/>
+            <w:tcW w:w="1350" w:type="dxa"/>
+            <w:tcBorders>
+              <w:top w:val="single" w:sz="4" w:space="0" w:color="D7DEE8"/>
+              <w:left w:val="single" w:sz="4" w:space="0" w:color="D7DEE8"/>
+              <w:bottom w:val="single" w:sz="4" w:space="0" w:color="D7DEE8"/>
+              <w:right w:val="single" w:sz="4" w:space="0" w:color="D7DEE8"/>
+            </w:tcBorders>
+            <w:vAlign w:val="center"/>
+          </w:tcPr>
+          <w:p>
+            <w:pPr>
+              <w:spacing w:after="0"/>
+            </w:pPr>
+            <w:r>
+              <w:rPr>
+                <w:rFonts w:eastAsia="Calibri"/>
                 <w:color w:val="000000"/>
                 <w:sz w:val="15"/>
               </w:rPr>
@@ -581,25 +521,23 @@
         </w:tc>
         <w:tc>
           <w:tcPr>
-            <w:tcW w:type="dxa" w:w="1500"/>
-            <w:vAlign w:val="center"/>
-            <w:tcBorders>
-              <w:top w:val="single" w:sz="4" w:space="0" w:color="D7DEE8"/>
-              <w:left w:val="single" w:sz="4" w:space="0" w:color="D7DEE8"/>
-              <w:bottom w:val="single" w:sz="4" w:space="0" w:color="D7DEE8"/>
-              <w:right w:val="single" w:sz="4" w:space="0" w:color="D7DEE8"/>
-            </w:tcBorders>
-          </w:tcPr>
-          <w:p>
-            <w:pPr>
-              <w:spacing w:after="0" w:line="240" w:lineRule="auto"/>
-            </w:pPr>
-            <w:r/>
-            <w:r>
-              <w:rPr>
-                <w:rFonts w:ascii="Calibri" w:hAnsi="Calibri" w:eastAsia="Calibri"/>
+            <w:tcW w:w="1500" w:type="dxa"/>
+            <w:tcBorders>
+              <w:top w:val="single" w:sz="4" w:space="0" w:color="D7DEE8"/>
+              <w:left w:val="single" w:sz="4" w:space="0" w:color="D7DEE8"/>
+              <w:bottom w:val="single" w:sz="4" w:space="0" w:color="D7DEE8"/>
+              <w:right w:val="single" w:sz="4" w:space="0" w:color="D7DEE8"/>
+            </w:tcBorders>
+            <w:vAlign w:val="center"/>
+          </w:tcPr>
+          <w:p>
+            <w:pPr>
+              <w:spacing w:after="0"/>
+            </w:pPr>
+            <w:r>
+              <w:rPr>
+                <w:rFonts w:eastAsia="Calibri"/>
                 <w:b/>
-                <w:i w:val="0"/>
                 <w:color w:val="2E74B5"/>
                 <w:sz w:val="15"/>
               </w:rPr>
@@ -609,25 +547,22 @@
         </w:tc>
         <w:tc>
           <w:tcPr>
-            <w:tcW w:type="dxa" w:w="7900"/>
-            <w:vAlign w:val="center"/>
-            <w:tcBorders>
-              <w:top w:val="single" w:sz="4" w:space="0" w:color="D7DEE8"/>
-              <w:left w:val="single" w:sz="4" w:space="0" w:color="D7DEE8"/>
-              <w:bottom w:val="single" w:sz="4" w:space="0" w:color="D7DEE8"/>
-              <w:right w:val="single" w:sz="4" w:space="0" w:color="D7DEE8"/>
-            </w:tcBorders>
-          </w:tcPr>
-          <w:p>
-            <w:pPr>
-              <w:spacing w:after="0" w:line="240" w:lineRule="auto"/>
-            </w:pPr>
-            <w:r/>
-            <w:r>
-              <w:rPr>
-                <w:rFonts w:ascii="Calibri" w:hAnsi="Calibri" w:eastAsia="Calibri"/>
-                <w:b w:val="0"/>
-                <w:i w:val="0"/>
+            <w:tcW w:w="7900" w:type="dxa"/>
+            <w:tcBorders>
+              <w:top w:val="single" w:sz="4" w:space="0" w:color="D7DEE8"/>
+              <w:left w:val="single" w:sz="4" w:space="0" w:color="D7DEE8"/>
+              <w:bottom w:val="single" w:sz="4" w:space="0" w:color="D7DEE8"/>
+              <w:right w:val="single" w:sz="4" w:space="0" w:color="D7DEE8"/>
+            </w:tcBorders>
+            <w:vAlign w:val="center"/>
+          </w:tcPr>
+          <w:p>
+            <w:pPr>
+              <w:spacing w:after="0"/>
+            </w:pPr>
+            <w:r>
+              <w:rPr>
+                <w:rFonts w:eastAsia="Calibri"/>
                 <w:color w:val="000000"/>
                 <w:sz w:val="15"/>
               </w:rPr>
@@ -639,26 +574,23 @@
       <w:tr>
         <w:tc>
           <w:tcPr>
-            <w:tcW w:type="dxa" w:w="1350"/>
-            <w:vAlign w:val="center"/>
-            <w:shd w:fill="F8FAFC" w:val="clear"/>
-            <w:tcBorders>
-              <w:top w:val="single" w:sz="4" w:space="0" w:color="D7DEE8"/>
-              <w:left w:val="single" w:sz="4" w:space="0" w:color="D7DEE8"/>
-              <w:bottom w:val="single" w:sz="4" w:space="0" w:color="D7DEE8"/>
-              <w:right w:val="single" w:sz="4" w:space="0" w:color="D7DEE8"/>
-            </w:tcBorders>
-          </w:tcPr>
-          <w:p>
-            <w:pPr>
-              <w:spacing w:after="0" w:line="240" w:lineRule="auto"/>
-            </w:pPr>
-            <w:r/>
-            <w:r>
-              <w:rPr>
-                <w:rFonts w:ascii="Calibri" w:hAnsi="Calibri" w:eastAsia="Calibri"/>
-                <w:b w:val="0"/>
-                <w:i w:val="0"/>
+            <w:tcW w:w="1350" w:type="dxa"/>
+            <w:tcBorders>
+              <w:top w:val="single" w:sz="4" w:space="0" w:color="D7DEE8"/>
+              <w:left w:val="single" w:sz="4" w:space="0" w:color="D7DEE8"/>
+              <w:bottom w:val="single" w:sz="4" w:space="0" w:color="D7DEE8"/>
+              <w:right w:val="single" w:sz="4" w:space="0" w:color="D7DEE8"/>
+            </w:tcBorders>
+            <w:shd w:val="clear" w:color="auto" w:fill="F8FAFC"/>
+            <w:vAlign w:val="center"/>
+          </w:tcPr>
+          <w:p>
+            <w:pPr>
+              <w:spacing w:after="0"/>
+            </w:pPr>
+            <w:r>
+              <w:rPr>
+                <w:rFonts w:eastAsia="Calibri"/>
                 <w:color w:val="000000"/>
                 <w:sz w:val="15"/>
               </w:rPr>
@@ -668,26 +600,24 @@
         </w:tc>
         <w:tc>
           <w:tcPr>
-            <w:tcW w:type="dxa" w:w="1500"/>
-            <w:vAlign w:val="center"/>
-            <w:shd w:fill="F8FAFC" w:val="clear"/>
-            <w:tcBorders>
-              <w:top w:val="single" w:sz="4" w:space="0" w:color="D7DEE8"/>
-              <w:left w:val="single" w:sz="4" w:space="0" w:color="D7DEE8"/>
-              <w:bottom w:val="single" w:sz="4" w:space="0" w:color="D7DEE8"/>
-              <w:right w:val="single" w:sz="4" w:space="0" w:color="D7DEE8"/>
-            </w:tcBorders>
-          </w:tcPr>
-          <w:p>
-            <w:pPr>
-              <w:spacing w:after="0" w:line="240" w:lineRule="auto"/>
-            </w:pPr>
-            <w:r/>
-            <w:r>
-              <w:rPr>
-                <w:rFonts w:ascii="Calibri" w:hAnsi="Calibri" w:eastAsia="Calibri"/>
+            <w:tcW w:w="1500" w:type="dxa"/>
+            <w:tcBorders>
+              <w:top w:val="single" w:sz="4" w:space="0" w:color="D7DEE8"/>
+              <w:left w:val="single" w:sz="4" w:space="0" w:color="D7DEE8"/>
+              <w:bottom w:val="single" w:sz="4" w:space="0" w:color="D7DEE8"/>
+              <w:right w:val="single" w:sz="4" w:space="0" w:color="D7DEE8"/>
+            </w:tcBorders>
+            <w:shd w:val="clear" w:color="auto" w:fill="F8FAFC"/>
+            <w:vAlign w:val="center"/>
+          </w:tcPr>
+          <w:p>
+            <w:pPr>
+              <w:spacing w:after="0"/>
+            </w:pPr>
+            <w:r>
+              <w:rPr>
+                <w:rFonts w:eastAsia="Calibri"/>
                 <w:b/>
-                <w:i w:val="0"/>
                 <w:color w:val="2E74B5"/>
                 <w:sz w:val="15"/>
               </w:rPr>
@@ -697,26 +627,23 @@
         </w:tc>
         <w:tc>
           <w:tcPr>
-            <w:tcW w:type="dxa" w:w="7900"/>
-            <w:vAlign w:val="center"/>
-            <w:shd w:fill="F8FAFC" w:val="clear"/>
-            <w:tcBorders>
-              <w:top w:val="single" w:sz="4" w:space="0" w:color="D7DEE8"/>
-              <w:left w:val="single" w:sz="4" w:space="0" w:color="D7DEE8"/>
-              <w:bottom w:val="single" w:sz="4" w:space="0" w:color="D7DEE8"/>
-              <w:right w:val="single" w:sz="4" w:space="0" w:color="D7DEE8"/>
-            </w:tcBorders>
-          </w:tcPr>
-          <w:p>
-            <w:pPr>
-              <w:spacing w:after="0" w:line="240" w:lineRule="auto"/>
-            </w:pPr>
-            <w:r/>
-            <w:r>
-              <w:rPr>
-                <w:rFonts w:ascii="Calibri" w:hAnsi="Calibri" w:eastAsia="Calibri"/>
-                <w:b w:val="0"/>
-                <w:i w:val="0"/>
+            <w:tcW w:w="7900" w:type="dxa"/>
+            <w:tcBorders>
+              <w:top w:val="single" w:sz="4" w:space="0" w:color="D7DEE8"/>
+              <w:left w:val="single" w:sz="4" w:space="0" w:color="D7DEE8"/>
+              <w:bottom w:val="single" w:sz="4" w:space="0" w:color="D7DEE8"/>
+              <w:right w:val="single" w:sz="4" w:space="0" w:color="D7DEE8"/>
+            </w:tcBorders>
+            <w:shd w:val="clear" w:color="auto" w:fill="F8FAFC"/>
+            <w:vAlign w:val="center"/>
+          </w:tcPr>
+          <w:p>
+            <w:pPr>
+              <w:spacing w:after="0"/>
+            </w:pPr>
+            <w:r>
+              <w:rPr>
+                <w:rFonts w:eastAsia="Calibri"/>
                 <w:color w:val="000000"/>
                 <w:sz w:val="15"/>
               </w:rPr>
@@ -728,25 +655,22 @@
       <w:tr>
         <w:tc>
           <w:tcPr>
-            <w:tcW w:type="dxa" w:w="1350"/>
-            <w:vAlign w:val="center"/>
-            <w:tcBorders>
-              <w:top w:val="single" w:sz="4" w:space="0" w:color="D7DEE8"/>
-              <w:left w:val="single" w:sz="4" w:space="0" w:color="D7DEE8"/>
-              <w:bottom w:val="single" w:sz="4" w:space="0" w:color="D7DEE8"/>
-              <w:right w:val="single" w:sz="4" w:space="0" w:color="D7DEE8"/>
-            </w:tcBorders>
-          </w:tcPr>
-          <w:p>
-            <w:pPr>
-              <w:spacing w:after="0" w:line="240" w:lineRule="auto"/>
-            </w:pPr>
-            <w:r/>
-            <w:r>
-              <w:rPr>
-                <w:rFonts w:ascii="Calibri" w:hAnsi="Calibri" w:eastAsia="Calibri"/>
-                <w:b w:val="0"/>
-                <w:i w:val="0"/>
+            <w:tcW w:w="1350" w:type="dxa"/>
+            <w:tcBorders>
+              <w:top w:val="single" w:sz="4" w:space="0" w:color="D7DEE8"/>
+              <w:left w:val="single" w:sz="4" w:space="0" w:color="D7DEE8"/>
+              <w:bottom w:val="single" w:sz="4" w:space="0" w:color="D7DEE8"/>
+              <w:right w:val="single" w:sz="4" w:space="0" w:color="D7DEE8"/>
+            </w:tcBorders>
+            <w:vAlign w:val="center"/>
+          </w:tcPr>
+          <w:p>
+            <w:pPr>
+              <w:spacing w:after="0"/>
+            </w:pPr>
+            <w:r>
+              <w:rPr>
+                <w:rFonts w:eastAsia="Calibri"/>
                 <w:color w:val="000000"/>
                 <w:sz w:val="15"/>
               </w:rPr>
@@ -756,25 +680,23 @@
         </w:tc>
         <w:tc>
           <w:tcPr>
-            <w:tcW w:type="dxa" w:w="1500"/>
-            <w:vAlign w:val="center"/>
-            <w:tcBorders>
-              <w:top w:val="single" w:sz="4" w:space="0" w:color="D7DEE8"/>
-              <w:left w:val="single" w:sz="4" w:space="0" w:color="D7DEE8"/>
-              <w:bottom w:val="single" w:sz="4" w:space="0" w:color="D7DEE8"/>
-              <w:right w:val="single" w:sz="4" w:space="0" w:color="D7DEE8"/>
-            </w:tcBorders>
-          </w:tcPr>
-          <w:p>
-            <w:pPr>
-              <w:spacing w:after="0" w:line="240" w:lineRule="auto"/>
-            </w:pPr>
-            <w:r/>
-            <w:r>
-              <w:rPr>
-                <w:rFonts w:ascii="Calibri" w:hAnsi="Calibri" w:eastAsia="Calibri"/>
+            <w:tcW w:w="1500" w:type="dxa"/>
+            <w:tcBorders>
+              <w:top w:val="single" w:sz="4" w:space="0" w:color="D7DEE8"/>
+              <w:left w:val="single" w:sz="4" w:space="0" w:color="D7DEE8"/>
+              <w:bottom w:val="single" w:sz="4" w:space="0" w:color="D7DEE8"/>
+              <w:right w:val="single" w:sz="4" w:space="0" w:color="D7DEE8"/>
+            </w:tcBorders>
+            <w:vAlign w:val="center"/>
+          </w:tcPr>
+          <w:p>
+            <w:pPr>
+              <w:spacing w:after="0"/>
+            </w:pPr>
+            <w:r>
+              <w:rPr>
+                <w:rFonts w:eastAsia="Calibri"/>
                 <w:b/>
-                <w:i w:val="0"/>
                 <w:color w:val="2E74B5"/>
                 <w:sz w:val="15"/>
               </w:rPr>
@@ -784,25 +706,22 @@
         </w:tc>
         <w:tc>
           <w:tcPr>
-            <w:tcW w:type="dxa" w:w="7900"/>
-            <w:vAlign w:val="center"/>
-            <w:tcBorders>
-              <w:top w:val="single" w:sz="4" w:space="0" w:color="D7DEE8"/>
-              <w:left w:val="single" w:sz="4" w:space="0" w:color="D7DEE8"/>
-              <w:bottom w:val="single" w:sz="4" w:space="0" w:color="D7DEE8"/>
-              <w:right w:val="single" w:sz="4" w:space="0" w:color="D7DEE8"/>
-            </w:tcBorders>
-          </w:tcPr>
-          <w:p>
-            <w:pPr>
-              <w:spacing w:after="0" w:line="240" w:lineRule="auto"/>
-            </w:pPr>
-            <w:r/>
-            <w:r>
-              <w:rPr>
-                <w:rFonts w:ascii="Calibri" w:hAnsi="Calibri" w:eastAsia="Calibri"/>
-                <w:b w:val="0"/>
-                <w:i w:val="0"/>
+            <w:tcW w:w="7900" w:type="dxa"/>
+            <w:tcBorders>
+              <w:top w:val="single" w:sz="4" w:space="0" w:color="D7DEE8"/>
+              <w:left w:val="single" w:sz="4" w:space="0" w:color="D7DEE8"/>
+              <w:bottom w:val="single" w:sz="4" w:space="0" w:color="D7DEE8"/>
+              <w:right w:val="single" w:sz="4" w:space="0" w:color="D7DEE8"/>
+            </w:tcBorders>
+            <w:vAlign w:val="center"/>
+          </w:tcPr>
+          <w:p>
+            <w:pPr>
+              <w:spacing w:after="0"/>
+            </w:pPr>
+            <w:r>
+              <w:rPr>
+                <w:rFonts w:eastAsia="Calibri"/>
                 <w:color w:val="000000"/>
                 <w:sz w:val="15"/>
               </w:rPr>
@@ -814,26 +733,23 @@
       <w:tr>
         <w:tc>
           <w:tcPr>
-            <w:tcW w:type="dxa" w:w="1350"/>
-            <w:vAlign w:val="center"/>
-            <w:shd w:fill="F8FAFC" w:val="clear"/>
-            <w:tcBorders>
-              <w:top w:val="single" w:sz="4" w:space="0" w:color="D7DEE8"/>
-              <w:left w:val="single" w:sz="4" w:space="0" w:color="D7DEE8"/>
-              <w:bottom w:val="single" w:sz="4" w:space="0" w:color="D7DEE8"/>
-              <w:right w:val="single" w:sz="4" w:space="0" w:color="D7DEE8"/>
-            </w:tcBorders>
-          </w:tcPr>
-          <w:p>
-            <w:pPr>
-              <w:spacing w:after="0" w:line="240" w:lineRule="auto"/>
-            </w:pPr>
-            <w:r/>
-            <w:r>
-              <w:rPr>
-                <w:rFonts w:ascii="Calibri" w:hAnsi="Calibri" w:eastAsia="Calibri"/>
-                <w:b w:val="0"/>
-                <w:i w:val="0"/>
+            <w:tcW w:w="1350" w:type="dxa"/>
+            <w:tcBorders>
+              <w:top w:val="single" w:sz="4" w:space="0" w:color="D7DEE8"/>
+              <w:left w:val="single" w:sz="4" w:space="0" w:color="D7DEE8"/>
+              <w:bottom w:val="single" w:sz="4" w:space="0" w:color="D7DEE8"/>
+              <w:right w:val="single" w:sz="4" w:space="0" w:color="D7DEE8"/>
+            </w:tcBorders>
+            <w:shd w:val="clear" w:color="auto" w:fill="F8FAFC"/>
+            <w:vAlign w:val="center"/>
+          </w:tcPr>
+          <w:p>
+            <w:pPr>
+              <w:spacing w:after="0"/>
+            </w:pPr>
+            <w:r>
+              <w:rPr>
+                <w:rFonts w:eastAsia="Calibri"/>
                 <w:color w:val="000000"/>
                 <w:sz w:val="15"/>
               </w:rPr>
@@ -843,26 +759,24 @@
         </w:tc>
         <w:tc>
           <w:tcPr>
-            <w:tcW w:type="dxa" w:w="1500"/>
-            <w:vAlign w:val="center"/>
-            <w:shd w:fill="F8FAFC" w:val="clear"/>
-            <w:tcBorders>
-              <w:top w:val="single" w:sz="4" w:space="0" w:color="D7DEE8"/>
-              <w:left w:val="single" w:sz="4" w:space="0" w:color="D7DEE8"/>
-              <w:bottom w:val="single" w:sz="4" w:space="0" w:color="D7DEE8"/>
-              <w:right w:val="single" w:sz="4" w:space="0" w:color="D7DEE8"/>
-            </w:tcBorders>
-          </w:tcPr>
-          <w:p>
-            <w:pPr>
-              <w:spacing w:after="0" w:line="240" w:lineRule="auto"/>
-            </w:pPr>
-            <w:r/>
-            <w:r>
-              <w:rPr>
-                <w:rFonts w:ascii="Calibri" w:hAnsi="Calibri" w:eastAsia="Calibri"/>
+            <w:tcW w:w="1500" w:type="dxa"/>
+            <w:tcBorders>
+              <w:top w:val="single" w:sz="4" w:space="0" w:color="D7DEE8"/>
+              <w:left w:val="single" w:sz="4" w:space="0" w:color="D7DEE8"/>
+              <w:bottom w:val="single" w:sz="4" w:space="0" w:color="D7DEE8"/>
+              <w:right w:val="single" w:sz="4" w:space="0" w:color="D7DEE8"/>
+            </w:tcBorders>
+            <w:shd w:val="clear" w:color="auto" w:fill="F8FAFC"/>
+            <w:vAlign w:val="center"/>
+          </w:tcPr>
+          <w:p>
+            <w:pPr>
+              <w:spacing w:after="0"/>
+            </w:pPr>
+            <w:r>
+              <w:rPr>
+                <w:rFonts w:eastAsia="Calibri"/>
                 <w:b/>
-                <w:i w:val="0"/>
                 <w:color w:val="2E74B5"/>
                 <w:sz w:val="15"/>
               </w:rPr>
@@ -872,26 +786,23 @@
         </w:tc>
         <w:tc>
           <w:tcPr>
-            <w:tcW w:type="dxa" w:w="7900"/>
-            <w:vAlign w:val="center"/>
-            <w:shd w:fill="F8FAFC" w:val="clear"/>
-            <w:tcBorders>
-              <w:top w:val="single" w:sz="4" w:space="0" w:color="D7DEE8"/>
-              <w:left w:val="single" w:sz="4" w:space="0" w:color="D7DEE8"/>
-              <w:bottom w:val="single" w:sz="4" w:space="0" w:color="D7DEE8"/>
-              <w:right w:val="single" w:sz="4" w:space="0" w:color="D7DEE8"/>
-            </w:tcBorders>
-          </w:tcPr>
-          <w:p>
-            <w:pPr>
-              <w:spacing w:after="0" w:line="240" w:lineRule="auto"/>
-            </w:pPr>
-            <w:r/>
-            <w:r>
-              <w:rPr>
-                <w:rFonts w:ascii="Calibri" w:hAnsi="Calibri" w:eastAsia="Calibri"/>
-                <w:b w:val="0"/>
-                <w:i w:val="0"/>
+            <w:tcW w:w="7900" w:type="dxa"/>
+            <w:tcBorders>
+              <w:top w:val="single" w:sz="4" w:space="0" w:color="D7DEE8"/>
+              <w:left w:val="single" w:sz="4" w:space="0" w:color="D7DEE8"/>
+              <w:bottom w:val="single" w:sz="4" w:space="0" w:color="D7DEE8"/>
+              <w:right w:val="single" w:sz="4" w:space="0" w:color="D7DEE8"/>
+            </w:tcBorders>
+            <w:shd w:val="clear" w:color="auto" w:fill="F8FAFC"/>
+            <w:vAlign w:val="center"/>
+          </w:tcPr>
+          <w:p>
+            <w:pPr>
+              <w:spacing w:after="0"/>
+            </w:pPr>
+            <w:r>
+              <w:rPr>
+                <w:rFonts w:eastAsia="Calibri"/>
                 <w:color w:val="000000"/>
                 <w:sz w:val="15"/>
               </w:rPr>
@@ -903,25 +814,22 @@
       <w:tr>
         <w:tc>
           <w:tcPr>
-            <w:tcW w:type="dxa" w:w="1350"/>
-            <w:vAlign w:val="center"/>
-            <w:tcBorders>
-              <w:top w:val="single" w:sz="4" w:space="0" w:color="D7DEE8"/>
-              <w:left w:val="single" w:sz="4" w:space="0" w:color="D7DEE8"/>
-              <w:bottom w:val="single" w:sz="4" w:space="0" w:color="D7DEE8"/>
-              <w:right w:val="single" w:sz="4" w:space="0" w:color="D7DEE8"/>
-            </w:tcBorders>
-          </w:tcPr>
-          <w:p>
-            <w:pPr>
-              <w:spacing w:after="0" w:line="240" w:lineRule="auto"/>
-            </w:pPr>
-            <w:r/>
-            <w:r>
-              <w:rPr>
-                <w:rFonts w:ascii="Calibri" w:hAnsi="Calibri" w:eastAsia="Calibri"/>
-                <w:b w:val="0"/>
-                <w:i w:val="0"/>
+            <w:tcW w:w="1350" w:type="dxa"/>
+            <w:tcBorders>
+              <w:top w:val="single" w:sz="4" w:space="0" w:color="D7DEE8"/>
+              <w:left w:val="single" w:sz="4" w:space="0" w:color="D7DEE8"/>
+              <w:bottom w:val="single" w:sz="4" w:space="0" w:color="D7DEE8"/>
+              <w:right w:val="single" w:sz="4" w:space="0" w:color="D7DEE8"/>
+            </w:tcBorders>
+            <w:vAlign w:val="center"/>
+          </w:tcPr>
+          <w:p>
+            <w:pPr>
+              <w:spacing w:after="0"/>
+            </w:pPr>
+            <w:r>
+              <w:rPr>
+                <w:rFonts w:eastAsia="Calibri"/>
                 <w:color w:val="000000"/>
                 <w:sz w:val="15"/>
               </w:rPr>
@@ -931,25 +839,23 @@
         </w:tc>
         <w:tc>
           <w:tcPr>
-            <w:tcW w:type="dxa" w:w="1500"/>
-            <w:vAlign w:val="center"/>
-            <w:tcBorders>
-              <w:top w:val="single" w:sz="4" w:space="0" w:color="D7DEE8"/>
-              <w:left w:val="single" w:sz="4" w:space="0" w:color="D7DEE8"/>
-              <w:bottom w:val="single" w:sz="4" w:space="0" w:color="D7DEE8"/>
-              <w:right w:val="single" w:sz="4" w:space="0" w:color="D7DEE8"/>
-            </w:tcBorders>
-          </w:tcPr>
-          <w:p>
-            <w:pPr>
-              <w:spacing w:after="0" w:line="240" w:lineRule="auto"/>
-            </w:pPr>
-            <w:r/>
-            <w:r>
-              <w:rPr>
-                <w:rFonts w:ascii="Calibri" w:hAnsi="Calibri" w:eastAsia="Calibri"/>
+            <w:tcW w:w="1500" w:type="dxa"/>
+            <w:tcBorders>
+              <w:top w:val="single" w:sz="4" w:space="0" w:color="D7DEE8"/>
+              <w:left w:val="single" w:sz="4" w:space="0" w:color="D7DEE8"/>
+              <w:bottom w:val="single" w:sz="4" w:space="0" w:color="D7DEE8"/>
+              <w:right w:val="single" w:sz="4" w:space="0" w:color="D7DEE8"/>
+            </w:tcBorders>
+            <w:vAlign w:val="center"/>
+          </w:tcPr>
+          <w:p>
+            <w:pPr>
+              <w:spacing w:after="0"/>
+            </w:pPr>
+            <w:r>
+              <w:rPr>
+                <w:rFonts w:eastAsia="Calibri"/>
                 <w:b/>
-                <w:i w:val="0"/>
                 <w:color w:val="2E74B5"/>
                 <w:sz w:val="15"/>
               </w:rPr>
@@ -959,25 +865,22 @@
         </w:tc>
         <w:tc>
           <w:tcPr>
-            <w:tcW w:type="dxa" w:w="7900"/>
-            <w:vAlign w:val="center"/>
-            <w:tcBorders>
-              <w:top w:val="single" w:sz="4" w:space="0" w:color="D7DEE8"/>
-              <w:left w:val="single" w:sz="4" w:space="0" w:color="D7DEE8"/>
-              <w:bottom w:val="single" w:sz="4" w:space="0" w:color="D7DEE8"/>
-              <w:right w:val="single" w:sz="4" w:space="0" w:color="D7DEE8"/>
-            </w:tcBorders>
-          </w:tcPr>
-          <w:p>
-            <w:pPr>
-              <w:spacing w:after="0" w:line="240" w:lineRule="auto"/>
-            </w:pPr>
-            <w:r/>
-            <w:r>
-              <w:rPr>
-                <w:rFonts w:ascii="Calibri" w:hAnsi="Calibri" w:eastAsia="Calibri"/>
-                <w:b w:val="0"/>
-                <w:i w:val="0"/>
+            <w:tcW w:w="7900" w:type="dxa"/>
+            <w:tcBorders>
+              <w:top w:val="single" w:sz="4" w:space="0" w:color="D7DEE8"/>
+              <w:left w:val="single" w:sz="4" w:space="0" w:color="D7DEE8"/>
+              <w:bottom w:val="single" w:sz="4" w:space="0" w:color="D7DEE8"/>
+              <w:right w:val="single" w:sz="4" w:space="0" w:color="D7DEE8"/>
+            </w:tcBorders>
+            <w:vAlign w:val="center"/>
+          </w:tcPr>
+          <w:p>
+            <w:pPr>
+              <w:spacing w:after="0"/>
+            </w:pPr>
+            <w:r>
+              <w:rPr>
+                <w:rFonts w:eastAsia="Calibri"/>
                 <w:color w:val="000000"/>
                 <w:sz w:val="15"/>
               </w:rPr>
@@ -990,33 +893,27 @@
     <w:p>
       <w:pPr>
         <w:pStyle w:val="1"/>
-        <w:spacing w:before="80" w:after="40" w:line="240" w:lineRule="auto"/>
-        <w:jc w:val="center"/>
+        <w:spacing w:before="80" w:after="40"/>
       </w:pPr>
       <w:r>
         <w:rPr>
-          <w:rFonts w:ascii="Calibri" w:hAnsi="Calibri" w:eastAsia="Calibri"/>
-          <w:b/>
-          <w:i w:val="0"/>
-          <w:color w:val="2E74B5"/>
-          <w:sz w:val="23"/>
+          <w:rFonts w:ascii="Calibri" w:eastAsia="Calibri" w:hAnsi="Calibri"/>
         </w:rPr>
         <w:t>Rewards: спеціалізований пакет</w:t>
       </w:r>
     </w:p>
     <w:tbl>
       <w:tblPr>
-        <w:tblW w:type="dxa" w:w="10750"/>
+        <w:tblW w:w="10750" w:type="dxa"/>
+        <w:tblInd w:w="120" w:type="dxa"/>
         <w:tblLayout w:type="fixed"/>
-        <w:tblLook w:firstColumn="1" w:firstRow="1" w:lastColumn="0" w:lastRow="0" w:noHBand="0" w:noVBand="1" w:val="04A0"/>
-        <w:jc w:val="left"/>
-        <w:tblInd w:w="120" w:type="dxa"/>
         <w:tblCellMar>
           <w:top w:w="55" w:type="dxa"/>
-          <w:start w:w="90" w:type="dxa"/>
+          <w:left w:w="90" w:type="dxa"/>
           <w:bottom w:w="55" w:type="dxa"/>
-          <w:end w:w="90" w:type="dxa"/>
+          <w:right w:w="90" w:type="dxa"/>
         </w:tblCellMar>
+        <w:tblLook w:val="04A0" w:firstRow="1" w:lastRow="0" w:firstColumn="1" w:lastColumn="0" w:noHBand="0" w:noVBand="1"/>
       </w:tblPr>
       <w:tblGrid>
         <w:gridCol w:w="1550"/>
@@ -1026,26 +923,24 @@
       <w:tr>
         <w:tc>
           <w:tcPr>
-            <w:tcW w:type="dxa" w:w="1550"/>
-            <w:vAlign w:val="center"/>
-            <w:shd w:fill="E8EEF5" w:val="clear"/>
-            <w:tcBorders>
-              <w:top w:val="single" w:sz="4" w:space="0" w:color="D7DEE8"/>
-              <w:left w:val="single" w:sz="4" w:space="0" w:color="D7DEE8"/>
-              <w:bottom w:val="single" w:sz="4" w:space="0" w:color="D7DEE8"/>
-              <w:right w:val="single" w:sz="4" w:space="0" w:color="D7DEE8"/>
-            </w:tcBorders>
-          </w:tcPr>
-          <w:p>
-            <w:pPr>
-              <w:spacing w:after="0" w:line="240" w:lineRule="auto"/>
-            </w:pPr>
-            <w:r/>
-            <w:r>
-              <w:rPr>
-                <w:rFonts w:ascii="Calibri" w:hAnsi="Calibri" w:eastAsia="Calibri"/>
+            <w:tcW w:w="1550" w:type="dxa"/>
+            <w:tcBorders>
+              <w:top w:val="single" w:sz="4" w:space="0" w:color="D7DEE8"/>
+              <w:left w:val="single" w:sz="4" w:space="0" w:color="D7DEE8"/>
+              <w:bottom w:val="single" w:sz="4" w:space="0" w:color="D7DEE8"/>
+              <w:right w:val="single" w:sz="4" w:space="0" w:color="D7DEE8"/>
+            </w:tcBorders>
+            <w:shd w:val="clear" w:color="auto" w:fill="E8EEF5"/>
+            <w:vAlign w:val="center"/>
+          </w:tcPr>
+          <w:p>
+            <w:pPr>
+              <w:spacing w:after="0"/>
+            </w:pPr>
+            <w:r>
+              <w:rPr>
+                <w:rFonts w:eastAsia="Calibri"/>
                 <w:b/>
-                <w:i w:val="0"/>
                 <w:color w:val="0B2545"/>
                 <w:sz w:val="16"/>
               </w:rPr>
@@ -1055,26 +950,24 @@
         </w:tc>
         <w:tc>
           <w:tcPr>
-            <w:tcW w:type="dxa" w:w="1900"/>
-            <w:vAlign w:val="center"/>
-            <w:shd w:fill="E8EEF5" w:val="clear"/>
-            <w:tcBorders>
-              <w:top w:val="single" w:sz="4" w:space="0" w:color="D7DEE8"/>
-              <w:left w:val="single" w:sz="4" w:space="0" w:color="D7DEE8"/>
-              <w:bottom w:val="single" w:sz="4" w:space="0" w:color="D7DEE8"/>
-              <w:right w:val="single" w:sz="4" w:space="0" w:color="D7DEE8"/>
-            </w:tcBorders>
-          </w:tcPr>
-          <w:p>
-            <w:pPr>
-              <w:spacing w:after="0" w:line="240" w:lineRule="auto"/>
-            </w:pPr>
-            <w:r/>
-            <w:r>
-              <w:rPr>
-                <w:rFonts w:ascii="Calibri" w:hAnsi="Calibri" w:eastAsia="Calibri"/>
+            <w:tcW w:w="1900" w:type="dxa"/>
+            <w:tcBorders>
+              <w:top w:val="single" w:sz="4" w:space="0" w:color="D7DEE8"/>
+              <w:left w:val="single" w:sz="4" w:space="0" w:color="D7DEE8"/>
+              <w:bottom w:val="single" w:sz="4" w:space="0" w:color="D7DEE8"/>
+              <w:right w:val="single" w:sz="4" w:space="0" w:color="D7DEE8"/>
+            </w:tcBorders>
+            <w:shd w:val="clear" w:color="auto" w:fill="E8EEF5"/>
+            <w:vAlign w:val="center"/>
+          </w:tcPr>
+          <w:p>
+            <w:pPr>
+              <w:spacing w:after="0"/>
+            </w:pPr>
+            <w:r>
+              <w:rPr>
+                <w:rFonts w:eastAsia="Calibri"/>
                 <w:b/>
-                <w:i w:val="0"/>
                 <w:color w:val="0B2545"/>
                 <w:sz w:val="16"/>
               </w:rPr>
@@ -1084,26 +977,24 @@
         </w:tc>
         <w:tc>
           <w:tcPr>
-            <w:tcW w:type="dxa" w:w="7300"/>
-            <w:vAlign w:val="center"/>
-            <w:shd w:fill="E8EEF5" w:val="clear"/>
-            <w:tcBorders>
-              <w:top w:val="single" w:sz="4" w:space="0" w:color="D7DEE8"/>
-              <w:left w:val="single" w:sz="4" w:space="0" w:color="D7DEE8"/>
-              <w:bottom w:val="single" w:sz="4" w:space="0" w:color="D7DEE8"/>
-              <w:right w:val="single" w:sz="4" w:space="0" w:color="D7DEE8"/>
-            </w:tcBorders>
-          </w:tcPr>
-          <w:p>
-            <w:pPr>
-              <w:spacing w:after="0" w:line="240" w:lineRule="auto"/>
-            </w:pPr>
-            <w:r/>
-            <w:r>
-              <w:rPr>
-                <w:rFonts w:ascii="Calibri" w:hAnsi="Calibri" w:eastAsia="Calibri"/>
+            <w:tcW w:w="7300" w:type="dxa"/>
+            <w:tcBorders>
+              <w:top w:val="single" w:sz="4" w:space="0" w:color="D7DEE8"/>
+              <w:left w:val="single" w:sz="4" w:space="0" w:color="D7DEE8"/>
+              <w:bottom w:val="single" w:sz="4" w:space="0" w:color="D7DEE8"/>
+              <w:right w:val="single" w:sz="4" w:space="0" w:color="D7DEE8"/>
+            </w:tcBorders>
+            <w:shd w:val="clear" w:color="auto" w:fill="E8EEF5"/>
+            <w:vAlign w:val="center"/>
+          </w:tcPr>
+          <w:p>
+            <w:pPr>
+              <w:spacing w:after="0"/>
+            </w:pPr>
+            <w:r>
+              <w:rPr>
+                <w:rFonts w:eastAsia="Calibri"/>
                 <w:b/>
-                <w:i w:val="0"/>
                 <w:color w:val="0B2545"/>
                 <w:sz w:val="16"/>
               </w:rPr>
@@ -1115,25 +1006,22 @@
       <w:tr>
         <w:tc>
           <w:tcPr>
-            <w:tcW w:type="dxa" w:w="1550"/>
-            <w:vAlign w:val="center"/>
-            <w:tcBorders>
-              <w:top w:val="single" w:sz="4" w:space="0" w:color="D7DEE8"/>
-              <w:left w:val="single" w:sz="4" w:space="0" w:color="D7DEE8"/>
-              <w:bottom w:val="single" w:sz="4" w:space="0" w:color="D7DEE8"/>
-              <w:right w:val="single" w:sz="4" w:space="0" w:color="D7DEE8"/>
-            </w:tcBorders>
-          </w:tcPr>
-          <w:p>
-            <w:pPr>
-              <w:spacing w:after="0" w:line="240" w:lineRule="auto"/>
-            </w:pPr>
-            <w:r/>
-            <w:r>
-              <w:rPr>
-                <w:rFonts w:ascii="Calibri" w:hAnsi="Calibri" w:eastAsia="Calibri"/>
-                <w:b w:val="0"/>
-                <w:i w:val="0"/>
+            <w:tcW w:w="1550" w:type="dxa"/>
+            <w:tcBorders>
+              <w:top w:val="single" w:sz="4" w:space="0" w:color="D7DEE8"/>
+              <w:left w:val="single" w:sz="4" w:space="0" w:color="D7DEE8"/>
+              <w:bottom w:val="single" w:sz="4" w:space="0" w:color="D7DEE8"/>
+              <w:right w:val="single" w:sz="4" w:space="0" w:color="D7DEE8"/>
+            </w:tcBorders>
+            <w:vAlign w:val="center"/>
+          </w:tcPr>
+          <w:p>
+            <w:pPr>
+              <w:spacing w:after="0"/>
+            </w:pPr>
+            <w:r>
+              <w:rPr>
+                <w:rFonts w:eastAsia="Calibri"/>
                 <w:color w:val="000000"/>
                 <w:sz w:val="14"/>
               </w:rPr>
@@ -1143,25 +1031,23 @@
         </w:tc>
         <w:tc>
           <w:tcPr>
-            <w:tcW w:type="dxa" w:w="1900"/>
-            <w:vAlign w:val="center"/>
-            <w:tcBorders>
-              <w:top w:val="single" w:sz="4" w:space="0" w:color="D7DEE8"/>
-              <w:left w:val="single" w:sz="4" w:space="0" w:color="D7DEE8"/>
-              <w:bottom w:val="single" w:sz="4" w:space="0" w:color="D7DEE8"/>
-              <w:right w:val="single" w:sz="4" w:space="0" w:color="D7DEE8"/>
-            </w:tcBorders>
-          </w:tcPr>
-          <w:p>
-            <w:pPr>
-              <w:spacing w:after="0" w:line="240" w:lineRule="auto"/>
-            </w:pPr>
-            <w:r/>
-            <w:r>
-              <w:rPr>
-                <w:rFonts w:ascii="Calibri" w:hAnsi="Calibri" w:eastAsia="Calibri"/>
+            <w:tcW w:w="1900" w:type="dxa"/>
+            <w:tcBorders>
+              <w:top w:val="single" w:sz="4" w:space="0" w:color="D7DEE8"/>
+              <w:left w:val="single" w:sz="4" w:space="0" w:color="D7DEE8"/>
+              <w:bottom w:val="single" w:sz="4" w:space="0" w:color="D7DEE8"/>
+              <w:right w:val="single" w:sz="4" w:space="0" w:color="D7DEE8"/>
+            </w:tcBorders>
+            <w:vAlign w:val="center"/>
+          </w:tcPr>
+          <w:p>
+            <w:pPr>
+              <w:spacing w:after="0"/>
+            </w:pPr>
+            <w:r>
+              <w:rPr>
+                <w:rFonts w:eastAsia="Calibri"/>
                 <w:b/>
-                <w:i w:val="0"/>
                 <w:color w:val="2E74B5"/>
                 <w:sz w:val="14"/>
               </w:rPr>
@@ -1171,25 +1057,22 @@
         </w:tc>
         <w:tc>
           <w:tcPr>
-            <w:tcW w:type="dxa" w:w="7300"/>
-            <w:vAlign w:val="center"/>
-            <w:tcBorders>
-              <w:top w:val="single" w:sz="4" w:space="0" w:color="D7DEE8"/>
-              <w:left w:val="single" w:sz="4" w:space="0" w:color="D7DEE8"/>
-              <w:bottom w:val="single" w:sz="4" w:space="0" w:color="D7DEE8"/>
-              <w:right w:val="single" w:sz="4" w:space="0" w:color="D7DEE8"/>
-            </w:tcBorders>
-          </w:tcPr>
-          <w:p>
-            <w:pPr>
-              <w:spacing w:after="0" w:line="240" w:lineRule="auto"/>
-            </w:pPr>
-            <w:r/>
-            <w:r>
-              <w:rPr>
-                <w:rFonts w:ascii="Calibri" w:hAnsi="Calibri" w:eastAsia="Calibri"/>
-                <w:b w:val="0"/>
-                <w:i w:val="0"/>
+            <w:tcW w:w="7300" w:type="dxa"/>
+            <w:tcBorders>
+              <w:top w:val="single" w:sz="4" w:space="0" w:color="D7DEE8"/>
+              <w:left w:val="single" w:sz="4" w:space="0" w:color="D7DEE8"/>
+              <w:bottom w:val="single" w:sz="4" w:space="0" w:color="D7DEE8"/>
+              <w:right w:val="single" w:sz="4" w:space="0" w:color="D7DEE8"/>
+            </w:tcBorders>
+            <w:vAlign w:val="center"/>
+          </w:tcPr>
+          <w:p>
+            <w:pPr>
+              <w:spacing w:after="0"/>
+            </w:pPr>
+            <w:r>
+              <w:rPr>
+                <w:rFonts w:eastAsia="Calibri"/>
                 <w:color w:val="000000"/>
                 <w:sz w:val="14"/>
               </w:rPr>
@@ -1201,26 +1084,23 @@
       <w:tr>
         <w:tc>
           <w:tcPr>
-            <w:tcW w:type="dxa" w:w="1550"/>
-            <w:vAlign w:val="center"/>
-            <w:shd w:fill="F8FAFC" w:val="clear"/>
-            <w:tcBorders>
-              <w:top w:val="single" w:sz="4" w:space="0" w:color="D7DEE8"/>
-              <w:left w:val="single" w:sz="4" w:space="0" w:color="D7DEE8"/>
-              <w:bottom w:val="single" w:sz="4" w:space="0" w:color="D7DEE8"/>
-              <w:right w:val="single" w:sz="4" w:space="0" w:color="D7DEE8"/>
-            </w:tcBorders>
-          </w:tcPr>
-          <w:p>
-            <w:pPr>
-              <w:spacing w:after="0" w:line="240" w:lineRule="auto"/>
-            </w:pPr>
-            <w:r/>
-            <w:r>
-              <w:rPr>
-                <w:rFonts w:ascii="Calibri" w:hAnsi="Calibri" w:eastAsia="Calibri"/>
-                <w:b w:val="0"/>
-                <w:i w:val="0"/>
+            <w:tcW w:w="1550" w:type="dxa"/>
+            <w:tcBorders>
+              <w:top w:val="single" w:sz="4" w:space="0" w:color="D7DEE8"/>
+              <w:left w:val="single" w:sz="4" w:space="0" w:color="D7DEE8"/>
+              <w:bottom w:val="single" w:sz="4" w:space="0" w:color="D7DEE8"/>
+              <w:right w:val="single" w:sz="4" w:space="0" w:color="D7DEE8"/>
+            </w:tcBorders>
+            <w:shd w:val="clear" w:color="auto" w:fill="F8FAFC"/>
+            <w:vAlign w:val="center"/>
+          </w:tcPr>
+          <w:p>
+            <w:pPr>
+              <w:spacing w:after="0"/>
+            </w:pPr>
+            <w:r>
+              <w:rPr>
+                <w:rFonts w:eastAsia="Calibri"/>
                 <w:color w:val="000000"/>
                 <w:sz w:val="14"/>
               </w:rPr>
@@ -1230,26 +1110,24 @@
         </w:tc>
         <w:tc>
           <w:tcPr>
-            <w:tcW w:type="dxa" w:w="1900"/>
-            <w:vAlign w:val="center"/>
-            <w:shd w:fill="F8FAFC" w:val="clear"/>
-            <w:tcBorders>
-              <w:top w:val="single" w:sz="4" w:space="0" w:color="D7DEE8"/>
-              <w:left w:val="single" w:sz="4" w:space="0" w:color="D7DEE8"/>
-              <w:bottom w:val="single" w:sz="4" w:space="0" w:color="D7DEE8"/>
-              <w:right w:val="single" w:sz="4" w:space="0" w:color="D7DEE8"/>
-            </w:tcBorders>
-          </w:tcPr>
-          <w:p>
-            <w:pPr>
-              <w:spacing w:after="0" w:line="240" w:lineRule="auto"/>
-            </w:pPr>
-            <w:r/>
-            <w:r>
-              <w:rPr>
-                <w:rFonts w:ascii="Calibri" w:hAnsi="Calibri" w:eastAsia="Calibri"/>
+            <w:tcW w:w="1900" w:type="dxa"/>
+            <w:tcBorders>
+              <w:top w:val="single" w:sz="4" w:space="0" w:color="D7DEE8"/>
+              <w:left w:val="single" w:sz="4" w:space="0" w:color="D7DEE8"/>
+              <w:bottom w:val="single" w:sz="4" w:space="0" w:color="D7DEE8"/>
+              <w:right w:val="single" w:sz="4" w:space="0" w:color="D7DEE8"/>
+            </w:tcBorders>
+            <w:shd w:val="clear" w:color="auto" w:fill="F8FAFC"/>
+            <w:vAlign w:val="center"/>
+          </w:tcPr>
+          <w:p>
+            <w:pPr>
+              <w:spacing w:after="0"/>
+            </w:pPr>
+            <w:r>
+              <w:rPr>
+                <w:rFonts w:eastAsia="Calibri"/>
                 <w:b/>
-                <w:i w:val="0"/>
                 <w:color w:val="2E74B5"/>
                 <w:sz w:val="14"/>
               </w:rPr>
@@ -1259,26 +1137,23 @@
         </w:tc>
         <w:tc>
           <w:tcPr>
-            <w:tcW w:type="dxa" w:w="7300"/>
-            <w:vAlign w:val="center"/>
-            <w:shd w:fill="F8FAFC" w:val="clear"/>
-            <w:tcBorders>
-              <w:top w:val="single" w:sz="4" w:space="0" w:color="D7DEE8"/>
-              <w:left w:val="single" w:sz="4" w:space="0" w:color="D7DEE8"/>
-              <w:bottom w:val="single" w:sz="4" w:space="0" w:color="D7DEE8"/>
-              <w:right w:val="single" w:sz="4" w:space="0" w:color="D7DEE8"/>
-            </w:tcBorders>
-          </w:tcPr>
-          <w:p>
-            <w:pPr>
-              <w:spacing w:after="0" w:line="240" w:lineRule="auto"/>
-            </w:pPr>
-            <w:r/>
-            <w:r>
-              <w:rPr>
-                <w:rFonts w:ascii="Calibri" w:hAnsi="Calibri" w:eastAsia="Calibri"/>
-                <w:b w:val="0"/>
-                <w:i w:val="0"/>
+            <w:tcW w:w="7300" w:type="dxa"/>
+            <w:tcBorders>
+              <w:top w:val="single" w:sz="4" w:space="0" w:color="D7DEE8"/>
+              <w:left w:val="single" w:sz="4" w:space="0" w:color="D7DEE8"/>
+              <w:bottom w:val="single" w:sz="4" w:space="0" w:color="D7DEE8"/>
+              <w:right w:val="single" w:sz="4" w:space="0" w:color="D7DEE8"/>
+            </w:tcBorders>
+            <w:shd w:val="clear" w:color="auto" w:fill="F8FAFC"/>
+            <w:vAlign w:val="center"/>
+          </w:tcPr>
+          <w:p>
+            <w:pPr>
+              <w:spacing w:after="0"/>
+            </w:pPr>
+            <w:r>
+              <w:rPr>
+                <w:rFonts w:eastAsia="Calibri"/>
                 <w:color w:val="000000"/>
                 <w:sz w:val="14"/>
               </w:rPr>
@@ -1290,25 +1165,22 @@
       <w:tr>
         <w:tc>
           <w:tcPr>
-            <w:tcW w:type="dxa" w:w="1550"/>
-            <w:vAlign w:val="center"/>
-            <w:tcBorders>
-              <w:top w:val="single" w:sz="4" w:space="0" w:color="D7DEE8"/>
-              <w:left w:val="single" w:sz="4" w:space="0" w:color="D7DEE8"/>
-              <w:bottom w:val="single" w:sz="4" w:space="0" w:color="D7DEE8"/>
-              <w:right w:val="single" w:sz="4" w:space="0" w:color="D7DEE8"/>
-            </w:tcBorders>
-          </w:tcPr>
-          <w:p>
-            <w:pPr>
-              <w:spacing w:after="0" w:line="240" w:lineRule="auto"/>
-            </w:pPr>
-            <w:r/>
-            <w:r>
-              <w:rPr>
-                <w:rFonts w:ascii="Calibri" w:hAnsi="Calibri" w:eastAsia="Calibri"/>
-                <w:b w:val="0"/>
-                <w:i w:val="0"/>
+            <w:tcW w:w="1550" w:type="dxa"/>
+            <w:tcBorders>
+              <w:top w:val="single" w:sz="4" w:space="0" w:color="D7DEE8"/>
+              <w:left w:val="single" w:sz="4" w:space="0" w:color="D7DEE8"/>
+              <w:bottom w:val="single" w:sz="4" w:space="0" w:color="D7DEE8"/>
+              <w:right w:val="single" w:sz="4" w:space="0" w:color="D7DEE8"/>
+            </w:tcBorders>
+            <w:vAlign w:val="center"/>
+          </w:tcPr>
+          <w:p>
+            <w:pPr>
+              <w:spacing w:after="0"/>
+            </w:pPr>
+            <w:r>
+              <w:rPr>
+                <w:rFonts w:eastAsia="Calibri"/>
                 <w:color w:val="000000"/>
                 <w:sz w:val="14"/>
               </w:rPr>
@@ -1318,25 +1190,23 @@
         </w:tc>
         <w:tc>
           <w:tcPr>
-            <w:tcW w:type="dxa" w:w="1900"/>
-            <w:vAlign w:val="center"/>
-            <w:tcBorders>
-              <w:top w:val="single" w:sz="4" w:space="0" w:color="D7DEE8"/>
-              <w:left w:val="single" w:sz="4" w:space="0" w:color="D7DEE8"/>
-              <w:bottom w:val="single" w:sz="4" w:space="0" w:color="D7DEE8"/>
-              <w:right w:val="single" w:sz="4" w:space="0" w:color="D7DEE8"/>
-            </w:tcBorders>
-          </w:tcPr>
-          <w:p>
-            <w:pPr>
-              <w:spacing w:after="0" w:line="240" w:lineRule="auto"/>
-            </w:pPr>
-            <w:r/>
-            <w:r>
-              <w:rPr>
-                <w:rFonts w:ascii="Calibri" w:hAnsi="Calibri" w:eastAsia="Calibri"/>
+            <w:tcW w:w="1900" w:type="dxa"/>
+            <w:tcBorders>
+              <w:top w:val="single" w:sz="4" w:space="0" w:color="D7DEE8"/>
+              <w:left w:val="single" w:sz="4" w:space="0" w:color="D7DEE8"/>
+              <w:bottom w:val="single" w:sz="4" w:space="0" w:color="D7DEE8"/>
+              <w:right w:val="single" w:sz="4" w:space="0" w:color="D7DEE8"/>
+            </w:tcBorders>
+            <w:vAlign w:val="center"/>
+          </w:tcPr>
+          <w:p>
+            <w:pPr>
+              <w:spacing w:after="0"/>
+            </w:pPr>
+            <w:r>
+              <w:rPr>
+                <w:rFonts w:eastAsia="Calibri"/>
                 <w:b/>
-                <w:i w:val="0"/>
                 <w:color w:val="2E74B5"/>
                 <w:sz w:val="14"/>
               </w:rPr>
@@ -1346,25 +1216,22 @@
         </w:tc>
         <w:tc>
           <w:tcPr>
-            <w:tcW w:type="dxa" w:w="7300"/>
-            <w:vAlign w:val="center"/>
-            <w:tcBorders>
-              <w:top w:val="single" w:sz="4" w:space="0" w:color="D7DEE8"/>
-              <w:left w:val="single" w:sz="4" w:space="0" w:color="D7DEE8"/>
-              <w:bottom w:val="single" w:sz="4" w:space="0" w:color="D7DEE8"/>
-              <w:right w:val="single" w:sz="4" w:space="0" w:color="D7DEE8"/>
-            </w:tcBorders>
-          </w:tcPr>
-          <w:p>
-            <w:pPr>
-              <w:spacing w:after="0" w:line="240" w:lineRule="auto"/>
-            </w:pPr>
-            <w:r/>
-            <w:r>
-              <w:rPr>
-                <w:rFonts w:ascii="Calibri" w:hAnsi="Calibri" w:eastAsia="Calibri"/>
-                <w:b w:val="0"/>
-                <w:i w:val="0"/>
+            <w:tcW w:w="7300" w:type="dxa"/>
+            <w:tcBorders>
+              <w:top w:val="single" w:sz="4" w:space="0" w:color="D7DEE8"/>
+              <w:left w:val="single" w:sz="4" w:space="0" w:color="D7DEE8"/>
+              <w:bottom w:val="single" w:sz="4" w:space="0" w:color="D7DEE8"/>
+              <w:right w:val="single" w:sz="4" w:space="0" w:color="D7DEE8"/>
+            </w:tcBorders>
+            <w:vAlign w:val="center"/>
+          </w:tcPr>
+          <w:p>
+            <w:pPr>
+              <w:spacing w:after="0"/>
+            </w:pPr>
+            <w:r>
+              <w:rPr>
+                <w:rFonts w:eastAsia="Calibri"/>
                 <w:color w:val="000000"/>
                 <w:sz w:val="14"/>
               </w:rPr>
@@ -1376,12 +1243,11 @@
     </w:tbl>
     <w:p>
       <w:pPr>
-        <w:spacing w:before="40" w:after="0" w:line="240" w:lineRule="auto"/>
+        <w:spacing w:before="40" w:after="0"/>
       </w:pPr>
       <w:r>
         <w:rPr>
-          <w:rFonts w:ascii="Calibri" w:hAnsi="Calibri" w:eastAsia="Calibri"/>
-          <w:b w:val="0"/>
+          <w:rFonts w:eastAsia="Calibri"/>
           <w:i/>
           <w:color w:val="555555"/>
           <w:sz w:val="15"/>
@@ -1397,73 +1263,27 @@
     <w:p>
       <w:pPr>
         <w:pStyle w:val="a3"/>
-        <w:spacing w:before="0" w:after="40" w:line="240" w:lineRule="auto"/>
       </w:pPr>
       <w:r>
         <w:rPr>
-          <w:rFonts w:ascii="Calibri" w:hAnsi="Calibri" w:eastAsia="Calibri"/>
-          <w:b/>
-          <w:i w:val="0"/>
-          <w:color w:val="0B2545"/>
-          <w:sz w:val="32"/>
+          <w:rFonts w:ascii="Calibri" w:eastAsia="Calibri" w:hAnsi="Calibri"/>
         </w:rPr>
+        <w:lastRenderedPageBreak/>
         <w:t>PYSCRIPTS: базова інструкція</w:t>
       </w:r>
     </w:p>
-    <w:p>
-      <w:pPr>
-        <w:pStyle w:val="a5"/>
-        <w:spacing w:before="0" w:after="40" w:line="240" w:lineRule="auto"/>
-      </w:pPr>
-      <w:r>
-        <w:rPr>
-          <w:rFonts w:ascii="Calibri" w:hAnsi="Calibri" w:eastAsia="Calibri"/>
-          <w:b w:val="0"/>
-          <w:i w:val="0"/>
-          <w:color w:val="555555"/>
-          <w:sz w:val="19"/>
-        </w:rPr>
-        <w:t>Стисла витримка з !readme.txt: лише те, що потрібно користувачу перед першим запуском.</w:t>
-      </w:r>
-    </w:p>
-    <w:p>
-      <w:pPr>
-        <w:spacing w:before="0" w:after="60" w:line="240" w:lineRule="auto"/>
-      </w:pPr>
-      <w:r>
-        <w:rPr>
-          <w:rFonts w:ascii="Calibri" w:hAnsi="Calibri" w:eastAsia="Calibri"/>
-          <w:b/>
-          <w:i w:val="0"/>
-          <w:color w:val="0B2545"/>
-          <w:sz w:val="19"/>
-        </w:rPr>
-        <w:t xml:space="preserve">GitHub: </w:t>
-      </w:r>
-      <w:hyperlink r:id="rId8" w:history="1">
-        <w:r>
-          <w:rPr>
-            <w:color w:val="0563C1"/>
-            <w:u w:val="single"/>
-            <w:sz w:val="19"/>
-          </w:rPr>
-          <w:t>https://github.com/IATOM00/PyScripts</w:t>
-        </w:r>
-      </w:hyperlink>
-    </w:p>
     <w:tbl>
       <w:tblPr>
-        <w:tblW w:type="dxa" w:w="10750"/>
+        <w:tblW w:w="10750" w:type="dxa"/>
+        <w:tblInd w:w="120" w:type="dxa"/>
         <w:tblLayout w:type="fixed"/>
-        <w:tblLook w:firstColumn="1" w:firstRow="1" w:lastColumn="0" w:lastRow="0" w:noHBand="0" w:noVBand="1" w:val="04A0"/>
-        <w:jc w:val="left"/>
-        <w:tblInd w:w="120" w:type="dxa"/>
         <w:tblCellMar>
           <w:top w:w="55" w:type="dxa"/>
-          <w:start w:w="90" w:type="dxa"/>
+          <w:left w:w="90" w:type="dxa"/>
           <w:bottom w:w="55" w:type="dxa"/>
-          <w:end w:w="90" w:type="dxa"/>
+          <w:right w:w="90" w:type="dxa"/>
         </w:tblCellMar>
+        <w:tblLook w:val="04A0" w:firstRow="1" w:lastRow="0" w:firstColumn="1" w:lastColumn="0" w:noHBand="0" w:noVBand="1"/>
       </w:tblPr>
       <w:tblGrid>
         <w:gridCol w:w="2100"/>
@@ -1472,26 +1292,24 @@
       <w:tr>
         <w:tc>
           <w:tcPr>
-            <w:tcW w:type="dxa" w:w="2100"/>
-            <w:vAlign w:val="center"/>
-            <w:shd w:fill="E8EEF5" w:val="clear"/>
-            <w:tcBorders>
-              <w:top w:val="single" w:sz="4" w:space="0" w:color="D7DEE8"/>
-              <w:left w:val="single" w:sz="4" w:space="0" w:color="D7DEE8"/>
-              <w:bottom w:val="single" w:sz="4" w:space="0" w:color="D7DEE8"/>
-              <w:right w:val="single" w:sz="4" w:space="0" w:color="D7DEE8"/>
-            </w:tcBorders>
-          </w:tcPr>
-          <w:p>
-            <w:pPr>
-              <w:spacing w:after="0" w:line="240" w:lineRule="auto"/>
-            </w:pPr>
-            <w:r/>
-            <w:r>
-              <w:rPr>
-                <w:rFonts w:ascii="Calibri" w:hAnsi="Calibri" w:eastAsia="Calibri"/>
+            <w:tcW w:w="2100" w:type="dxa"/>
+            <w:tcBorders>
+              <w:top w:val="single" w:sz="4" w:space="0" w:color="D7DEE8"/>
+              <w:left w:val="single" w:sz="4" w:space="0" w:color="D7DEE8"/>
+              <w:bottom w:val="single" w:sz="4" w:space="0" w:color="D7DEE8"/>
+              <w:right w:val="single" w:sz="4" w:space="0" w:color="D7DEE8"/>
+            </w:tcBorders>
+            <w:shd w:val="clear" w:color="auto" w:fill="E8EEF5"/>
+            <w:vAlign w:val="center"/>
+          </w:tcPr>
+          <w:p>
+            <w:pPr>
+              <w:spacing w:after="0"/>
+            </w:pPr>
+            <w:r>
+              <w:rPr>
+                <w:rFonts w:eastAsia="Calibri"/>
                 <w:b/>
-                <w:i w:val="0"/>
                 <w:color w:val="0B2545"/>
                 <w:sz w:val="16"/>
               </w:rPr>
@@ -1501,26 +1319,24 @@
         </w:tc>
         <w:tc>
           <w:tcPr>
-            <w:tcW w:type="dxa" w:w="8650"/>
-            <w:vAlign w:val="center"/>
-            <w:shd w:fill="E8EEF5" w:val="clear"/>
-            <w:tcBorders>
-              <w:top w:val="single" w:sz="4" w:space="0" w:color="D7DEE8"/>
-              <w:left w:val="single" w:sz="4" w:space="0" w:color="D7DEE8"/>
-              <w:bottom w:val="single" w:sz="4" w:space="0" w:color="D7DEE8"/>
-              <w:right w:val="single" w:sz="4" w:space="0" w:color="D7DEE8"/>
-            </w:tcBorders>
-          </w:tcPr>
-          <w:p>
-            <w:pPr>
-              <w:spacing w:after="0" w:line="240" w:lineRule="auto"/>
-            </w:pPr>
-            <w:r/>
-            <w:r>
-              <w:rPr>
-                <w:rFonts w:ascii="Calibri" w:hAnsi="Calibri" w:eastAsia="Calibri"/>
+            <w:tcW w:w="8650" w:type="dxa"/>
+            <w:tcBorders>
+              <w:top w:val="single" w:sz="4" w:space="0" w:color="D7DEE8"/>
+              <w:left w:val="single" w:sz="4" w:space="0" w:color="D7DEE8"/>
+              <w:bottom w:val="single" w:sz="4" w:space="0" w:color="D7DEE8"/>
+              <w:right w:val="single" w:sz="4" w:space="0" w:color="D7DEE8"/>
+            </w:tcBorders>
+            <w:shd w:val="clear" w:color="auto" w:fill="E8EEF5"/>
+            <w:vAlign w:val="center"/>
+          </w:tcPr>
+          <w:p>
+            <w:pPr>
+              <w:spacing w:after="0"/>
+            </w:pPr>
+            <w:r>
+              <w:rPr>
+                <w:rFonts w:eastAsia="Calibri"/>
                 <w:b/>
-                <w:i w:val="0"/>
                 <w:color w:val="0B2545"/>
                 <w:sz w:val="16"/>
               </w:rPr>
@@ -1532,25 +1348,23 @@
       <w:tr>
         <w:tc>
           <w:tcPr>
-            <w:tcW w:type="dxa" w:w="2100"/>
-            <w:vAlign w:val="center"/>
-            <w:tcBorders>
-              <w:top w:val="single" w:sz="4" w:space="0" w:color="D7DEE8"/>
-              <w:left w:val="single" w:sz="4" w:space="0" w:color="D7DEE8"/>
-              <w:bottom w:val="single" w:sz="4" w:space="0" w:color="D7DEE8"/>
-              <w:right w:val="single" w:sz="4" w:space="0" w:color="D7DEE8"/>
-            </w:tcBorders>
-          </w:tcPr>
-          <w:p>
-            <w:pPr>
-              <w:spacing w:after="0" w:line="240" w:lineRule="auto"/>
-            </w:pPr>
-            <w:r/>
-            <w:r>
-              <w:rPr>
-                <w:rFonts w:ascii="Calibri" w:hAnsi="Calibri" w:eastAsia="Calibri"/>
+            <w:tcW w:w="2100" w:type="dxa"/>
+            <w:tcBorders>
+              <w:top w:val="single" w:sz="4" w:space="0" w:color="D7DEE8"/>
+              <w:left w:val="single" w:sz="4" w:space="0" w:color="D7DEE8"/>
+              <w:bottom w:val="single" w:sz="4" w:space="0" w:color="D7DEE8"/>
+              <w:right w:val="single" w:sz="4" w:space="0" w:color="D7DEE8"/>
+            </w:tcBorders>
+            <w:vAlign w:val="center"/>
+          </w:tcPr>
+          <w:p>
+            <w:pPr>
+              <w:spacing w:after="0"/>
+            </w:pPr>
+            <w:r>
+              <w:rPr>
+                <w:rFonts w:eastAsia="Calibri"/>
                 <w:b/>
-                <w:i w:val="0"/>
                 <w:color w:val="2E74B5"/>
                 <w:sz w:val="16"/>
               </w:rPr>
@@ -1560,25 +1374,22 @@
         </w:tc>
         <w:tc>
           <w:tcPr>
-            <w:tcW w:type="dxa" w:w="8650"/>
-            <w:vAlign w:val="center"/>
-            <w:tcBorders>
-              <w:top w:val="single" w:sz="4" w:space="0" w:color="D7DEE8"/>
-              <w:left w:val="single" w:sz="4" w:space="0" w:color="D7DEE8"/>
-              <w:bottom w:val="single" w:sz="4" w:space="0" w:color="D7DEE8"/>
-              <w:right w:val="single" w:sz="4" w:space="0" w:color="D7DEE8"/>
-            </w:tcBorders>
-          </w:tcPr>
-          <w:p>
-            <w:pPr>
-              <w:spacing w:after="0" w:line="240" w:lineRule="auto"/>
-            </w:pPr>
-            <w:r/>
-            <w:r>
-              <w:rPr>
-                <w:rFonts w:ascii="Calibri" w:hAnsi="Calibri" w:eastAsia="Calibri"/>
-                <w:b w:val="0"/>
-                <w:i w:val="0"/>
+            <w:tcW w:w="8650" w:type="dxa"/>
+            <w:tcBorders>
+              <w:top w:val="single" w:sz="4" w:space="0" w:color="D7DEE8"/>
+              <w:left w:val="single" w:sz="4" w:space="0" w:color="D7DEE8"/>
+              <w:bottom w:val="single" w:sz="4" w:space="0" w:color="D7DEE8"/>
+              <w:right w:val="single" w:sz="4" w:space="0" w:color="D7DEE8"/>
+            </w:tcBorders>
+            <w:vAlign w:val="center"/>
+          </w:tcPr>
+          <w:p>
+            <w:pPr>
+              <w:spacing w:after="0"/>
+            </w:pPr>
+            <w:r>
+              <w:rPr>
+                <w:rFonts w:eastAsia="Calibri"/>
                 <w:color w:val="000000"/>
                 <w:sz w:val="16"/>
               </w:rPr>
@@ -1590,26 +1401,24 @@
       <w:tr>
         <w:tc>
           <w:tcPr>
-            <w:tcW w:type="dxa" w:w="2100"/>
-            <w:vAlign w:val="center"/>
-            <w:shd w:fill="F8FAFC" w:val="clear"/>
-            <w:tcBorders>
-              <w:top w:val="single" w:sz="4" w:space="0" w:color="D7DEE8"/>
-              <w:left w:val="single" w:sz="4" w:space="0" w:color="D7DEE8"/>
-              <w:bottom w:val="single" w:sz="4" w:space="0" w:color="D7DEE8"/>
-              <w:right w:val="single" w:sz="4" w:space="0" w:color="D7DEE8"/>
-            </w:tcBorders>
-          </w:tcPr>
-          <w:p>
-            <w:pPr>
-              <w:spacing w:after="0" w:line="240" w:lineRule="auto"/>
-            </w:pPr>
-            <w:r/>
-            <w:r>
-              <w:rPr>
-                <w:rFonts w:ascii="Calibri" w:hAnsi="Calibri" w:eastAsia="Calibri"/>
+            <w:tcW w:w="2100" w:type="dxa"/>
+            <w:tcBorders>
+              <w:top w:val="single" w:sz="4" w:space="0" w:color="D7DEE8"/>
+              <w:left w:val="single" w:sz="4" w:space="0" w:color="D7DEE8"/>
+              <w:bottom w:val="single" w:sz="4" w:space="0" w:color="D7DEE8"/>
+              <w:right w:val="single" w:sz="4" w:space="0" w:color="D7DEE8"/>
+            </w:tcBorders>
+            <w:shd w:val="clear" w:color="auto" w:fill="F8FAFC"/>
+            <w:vAlign w:val="center"/>
+          </w:tcPr>
+          <w:p>
+            <w:pPr>
+              <w:spacing w:after="0"/>
+            </w:pPr>
+            <w:r>
+              <w:rPr>
+                <w:rFonts w:eastAsia="Calibri"/>
                 <w:b/>
-                <w:i w:val="0"/>
                 <w:color w:val="2E74B5"/>
                 <w:sz w:val="16"/>
               </w:rPr>
@@ -1619,26 +1428,23 @@
         </w:tc>
         <w:tc>
           <w:tcPr>
-            <w:tcW w:type="dxa" w:w="8650"/>
-            <w:vAlign w:val="center"/>
-            <w:shd w:fill="F8FAFC" w:val="clear"/>
-            <w:tcBorders>
-              <w:top w:val="single" w:sz="4" w:space="0" w:color="D7DEE8"/>
-              <w:left w:val="single" w:sz="4" w:space="0" w:color="D7DEE8"/>
-              <w:bottom w:val="single" w:sz="4" w:space="0" w:color="D7DEE8"/>
-              <w:right w:val="single" w:sz="4" w:space="0" w:color="D7DEE8"/>
-            </w:tcBorders>
-          </w:tcPr>
-          <w:p>
-            <w:pPr>
-              <w:spacing w:after="0" w:line="240" w:lineRule="auto"/>
-            </w:pPr>
-            <w:r/>
-            <w:r>
-              <w:rPr>
-                <w:rFonts w:ascii="Calibri" w:hAnsi="Calibri" w:eastAsia="Calibri"/>
-                <w:b w:val="0"/>
-                <w:i w:val="0"/>
+            <w:tcW w:w="8650" w:type="dxa"/>
+            <w:tcBorders>
+              <w:top w:val="single" w:sz="4" w:space="0" w:color="D7DEE8"/>
+              <w:left w:val="single" w:sz="4" w:space="0" w:color="D7DEE8"/>
+              <w:bottom w:val="single" w:sz="4" w:space="0" w:color="D7DEE8"/>
+              <w:right w:val="single" w:sz="4" w:space="0" w:color="D7DEE8"/>
+            </w:tcBorders>
+            <w:shd w:val="clear" w:color="auto" w:fill="F8FAFC"/>
+            <w:vAlign w:val="center"/>
+          </w:tcPr>
+          <w:p>
+            <w:pPr>
+              <w:spacing w:after="0"/>
+            </w:pPr>
+            <w:r>
+              <w:rPr>
+                <w:rFonts w:eastAsia="Calibri"/>
                 <w:color w:val="000000"/>
                 <w:sz w:val="16"/>
               </w:rPr>
@@ -1650,25 +1456,23 @@
       <w:tr>
         <w:tc>
           <w:tcPr>
-            <w:tcW w:type="dxa" w:w="2100"/>
-            <w:vAlign w:val="center"/>
-            <w:tcBorders>
-              <w:top w:val="single" w:sz="4" w:space="0" w:color="D7DEE8"/>
-              <w:left w:val="single" w:sz="4" w:space="0" w:color="D7DEE8"/>
-              <w:bottom w:val="single" w:sz="4" w:space="0" w:color="D7DEE8"/>
-              <w:right w:val="single" w:sz="4" w:space="0" w:color="D7DEE8"/>
-            </w:tcBorders>
-          </w:tcPr>
-          <w:p>
-            <w:pPr>
-              <w:spacing w:after="0" w:line="240" w:lineRule="auto"/>
-            </w:pPr>
-            <w:r/>
-            <w:r>
-              <w:rPr>
-                <w:rFonts w:ascii="Calibri" w:hAnsi="Calibri" w:eastAsia="Calibri"/>
+            <w:tcW w:w="2100" w:type="dxa"/>
+            <w:tcBorders>
+              <w:top w:val="single" w:sz="4" w:space="0" w:color="D7DEE8"/>
+              <w:left w:val="single" w:sz="4" w:space="0" w:color="D7DEE8"/>
+              <w:bottom w:val="single" w:sz="4" w:space="0" w:color="D7DEE8"/>
+              <w:right w:val="single" w:sz="4" w:space="0" w:color="D7DEE8"/>
+            </w:tcBorders>
+            <w:vAlign w:val="center"/>
+          </w:tcPr>
+          <w:p>
+            <w:pPr>
+              <w:spacing w:after="0"/>
+            </w:pPr>
+            <w:r>
+              <w:rPr>
+                <w:rFonts w:eastAsia="Calibri"/>
                 <w:b/>
-                <w:i w:val="0"/>
                 <w:color w:val="2E74B5"/>
                 <w:sz w:val="16"/>
               </w:rPr>
@@ -1678,25 +1482,22 @@
         </w:tc>
         <w:tc>
           <w:tcPr>
-            <w:tcW w:type="dxa" w:w="8650"/>
-            <w:vAlign w:val="center"/>
-            <w:tcBorders>
-              <w:top w:val="single" w:sz="4" w:space="0" w:color="D7DEE8"/>
-              <w:left w:val="single" w:sz="4" w:space="0" w:color="D7DEE8"/>
-              <w:bottom w:val="single" w:sz="4" w:space="0" w:color="D7DEE8"/>
-              <w:right w:val="single" w:sz="4" w:space="0" w:color="D7DEE8"/>
-            </w:tcBorders>
-          </w:tcPr>
-          <w:p>
-            <w:pPr>
-              <w:spacing w:after="0" w:line="240" w:lineRule="auto"/>
-            </w:pPr>
-            <w:r/>
-            <w:r>
-              <w:rPr>
-                <w:rFonts w:ascii="Calibri" w:hAnsi="Calibri" w:eastAsia="Calibri"/>
-                <w:b w:val="0"/>
-                <w:i w:val="0"/>
+            <w:tcW w:w="8650" w:type="dxa"/>
+            <w:tcBorders>
+              <w:top w:val="single" w:sz="4" w:space="0" w:color="D7DEE8"/>
+              <w:left w:val="single" w:sz="4" w:space="0" w:color="D7DEE8"/>
+              <w:bottom w:val="single" w:sz="4" w:space="0" w:color="D7DEE8"/>
+              <w:right w:val="single" w:sz="4" w:space="0" w:color="D7DEE8"/>
+            </w:tcBorders>
+            <w:vAlign w:val="center"/>
+          </w:tcPr>
+          <w:p>
+            <w:pPr>
+              <w:spacing w:after="0"/>
+            </w:pPr>
+            <w:r>
+              <w:rPr>
+                <w:rFonts w:eastAsia="Calibri"/>
                 <w:color w:val="000000"/>
                 <w:sz w:val="16"/>
               </w:rPr>
@@ -1708,26 +1509,24 @@
       <w:tr>
         <w:tc>
           <w:tcPr>
-            <w:tcW w:type="dxa" w:w="2100"/>
-            <w:vAlign w:val="center"/>
-            <w:shd w:fill="F8FAFC" w:val="clear"/>
-            <w:tcBorders>
-              <w:top w:val="single" w:sz="4" w:space="0" w:color="D7DEE8"/>
-              <w:left w:val="single" w:sz="4" w:space="0" w:color="D7DEE8"/>
-              <w:bottom w:val="single" w:sz="4" w:space="0" w:color="D7DEE8"/>
-              <w:right w:val="single" w:sz="4" w:space="0" w:color="D7DEE8"/>
-            </w:tcBorders>
-          </w:tcPr>
-          <w:p>
-            <w:pPr>
-              <w:spacing w:after="0" w:line="240" w:lineRule="auto"/>
-            </w:pPr>
-            <w:r/>
-            <w:r>
-              <w:rPr>
-                <w:rFonts w:ascii="Calibri" w:hAnsi="Calibri" w:eastAsia="Calibri"/>
+            <w:tcW w:w="2100" w:type="dxa"/>
+            <w:tcBorders>
+              <w:top w:val="single" w:sz="4" w:space="0" w:color="D7DEE8"/>
+              <w:left w:val="single" w:sz="4" w:space="0" w:color="D7DEE8"/>
+              <w:bottom w:val="single" w:sz="4" w:space="0" w:color="D7DEE8"/>
+              <w:right w:val="single" w:sz="4" w:space="0" w:color="D7DEE8"/>
+            </w:tcBorders>
+            <w:shd w:val="clear" w:color="auto" w:fill="F8FAFC"/>
+            <w:vAlign w:val="center"/>
+          </w:tcPr>
+          <w:p>
+            <w:pPr>
+              <w:spacing w:after="0"/>
+            </w:pPr>
+            <w:r>
+              <w:rPr>
+                <w:rFonts w:eastAsia="Calibri"/>
                 <w:b/>
-                <w:i w:val="0"/>
                 <w:color w:val="2E74B5"/>
                 <w:sz w:val="16"/>
               </w:rPr>
@@ -1737,26 +1536,23 @@
         </w:tc>
         <w:tc>
           <w:tcPr>
-            <w:tcW w:type="dxa" w:w="8650"/>
-            <w:vAlign w:val="center"/>
-            <w:shd w:fill="F8FAFC" w:val="clear"/>
-            <w:tcBorders>
-              <w:top w:val="single" w:sz="4" w:space="0" w:color="D7DEE8"/>
-              <w:left w:val="single" w:sz="4" w:space="0" w:color="D7DEE8"/>
-              <w:bottom w:val="single" w:sz="4" w:space="0" w:color="D7DEE8"/>
-              <w:right w:val="single" w:sz="4" w:space="0" w:color="D7DEE8"/>
-            </w:tcBorders>
-          </w:tcPr>
-          <w:p>
-            <w:pPr>
-              <w:spacing w:after="0" w:line="240" w:lineRule="auto"/>
-            </w:pPr>
-            <w:r/>
-            <w:r>
-              <w:rPr>
-                <w:rFonts w:ascii="Calibri" w:hAnsi="Calibri" w:eastAsia="Calibri"/>
-                <w:b w:val="0"/>
-                <w:i w:val="0"/>
+            <w:tcW w:w="8650" w:type="dxa"/>
+            <w:tcBorders>
+              <w:top w:val="single" w:sz="4" w:space="0" w:color="D7DEE8"/>
+              <w:left w:val="single" w:sz="4" w:space="0" w:color="D7DEE8"/>
+              <w:bottom w:val="single" w:sz="4" w:space="0" w:color="D7DEE8"/>
+              <w:right w:val="single" w:sz="4" w:space="0" w:color="D7DEE8"/>
+            </w:tcBorders>
+            <w:shd w:val="clear" w:color="auto" w:fill="F8FAFC"/>
+            <w:vAlign w:val="center"/>
+          </w:tcPr>
+          <w:p>
+            <w:pPr>
+              <w:spacing w:after="0"/>
+            </w:pPr>
+            <w:r>
+              <w:rPr>
+                <w:rFonts w:eastAsia="Calibri"/>
                 <w:color w:val="000000"/>
                 <w:sz w:val="16"/>
               </w:rPr>
@@ -1768,25 +1564,23 @@
       <w:tr>
         <w:tc>
           <w:tcPr>
-            <w:tcW w:type="dxa" w:w="2100"/>
-            <w:vAlign w:val="center"/>
-            <w:tcBorders>
-              <w:top w:val="single" w:sz="4" w:space="0" w:color="D7DEE8"/>
-              <w:left w:val="single" w:sz="4" w:space="0" w:color="D7DEE8"/>
-              <w:bottom w:val="single" w:sz="4" w:space="0" w:color="D7DEE8"/>
-              <w:right w:val="single" w:sz="4" w:space="0" w:color="D7DEE8"/>
-            </w:tcBorders>
-          </w:tcPr>
-          <w:p>
-            <w:pPr>
-              <w:spacing w:after="0" w:line="240" w:lineRule="auto"/>
-            </w:pPr>
-            <w:r/>
-            <w:r>
-              <w:rPr>
-                <w:rFonts w:ascii="Calibri" w:hAnsi="Calibri" w:eastAsia="Calibri"/>
+            <w:tcW w:w="2100" w:type="dxa"/>
+            <w:tcBorders>
+              <w:top w:val="single" w:sz="4" w:space="0" w:color="D7DEE8"/>
+              <w:left w:val="single" w:sz="4" w:space="0" w:color="D7DEE8"/>
+              <w:bottom w:val="single" w:sz="4" w:space="0" w:color="D7DEE8"/>
+              <w:right w:val="single" w:sz="4" w:space="0" w:color="D7DEE8"/>
+            </w:tcBorders>
+            <w:vAlign w:val="center"/>
+          </w:tcPr>
+          <w:p>
+            <w:pPr>
+              <w:spacing w:after="0"/>
+            </w:pPr>
+            <w:r>
+              <w:rPr>
+                <w:rFonts w:eastAsia="Calibri"/>
                 <w:b/>
-                <w:i w:val="0"/>
                 <w:color w:val="2E74B5"/>
                 <w:sz w:val="16"/>
               </w:rPr>
@@ -1796,25 +1590,22 @@
         </w:tc>
         <w:tc>
           <w:tcPr>
-            <w:tcW w:type="dxa" w:w="8650"/>
-            <w:vAlign w:val="center"/>
-            <w:tcBorders>
-              <w:top w:val="single" w:sz="4" w:space="0" w:color="D7DEE8"/>
-              <w:left w:val="single" w:sz="4" w:space="0" w:color="D7DEE8"/>
-              <w:bottom w:val="single" w:sz="4" w:space="0" w:color="D7DEE8"/>
-              <w:right w:val="single" w:sz="4" w:space="0" w:color="D7DEE8"/>
-            </w:tcBorders>
-          </w:tcPr>
-          <w:p>
-            <w:pPr>
-              <w:spacing w:after="0" w:line="240" w:lineRule="auto"/>
-            </w:pPr>
-            <w:r/>
-            <w:r>
-              <w:rPr>
-                <w:rFonts w:ascii="Calibri" w:hAnsi="Calibri" w:eastAsia="Calibri"/>
-                <w:b w:val="0"/>
-                <w:i w:val="0"/>
+            <w:tcW w:w="8650" w:type="dxa"/>
+            <w:tcBorders>
+              <w:top w:val="single" w:sz="4" w:space="0" w:color="D7DEE8"/>
+              <w:left w:val="single" w:sz="4" w:space="0" w:color="D7DEE8"/>
+              <w:bottom w:val="single" w:sz="4" w:space="0" w:color="D7DEE8"/>
+              <w:right w:val="single" w:sz="4" w:space="0" w:color="D7DEE8"/>
+            </w:tcBorders>
+            <w:vAlign w:val="center"/>
+          </w:tcPr>
+          <w:p>
+            <w:pPr>
+              <w:spacing w:after="0"/>
+            </w:pPr>
+            <w:r>
+              <w:rPr>
+                <w:rFonts w:eastAsia="Calibri"/>
                 <w:color w:val="000000"/>
                 <w:sz w:val="16"/>
               </w:rPr>
@@ -1826,26 +1617,24 @@
       <w:tr>
         <w:tc>
           <w:tcPr>
-            <w:tcW w:type="dxa" w:w="2100"/>
-            <w:vAlign w:val="center"/>
-            <w:shd w:fill="F8FAFC" w:val="clear"/>
-            <w:tcBorders>
-              <w:top w:val="single" w:sz="4" w:space="0" w:color="D7DEE8"/>
-              <w:left w:val="single" w:sz="4" w:space="0" w:color="D7DEE8"/>
-              <w:bottom w:val="single" w:sz="4" w:space="0" w:color="D7DEE8"/>
-              <w:right w:val="single" w:sz="4" w:space="0" w:color="D7DEE8"/>
-            </w:tcBorders>
-          </w:tcPr>
-          <w:p>
-            <w:pPr>
-              <w:spacing w:after="0" w:line="240" w:lineRule="auto"/>
-            </w:pPr>
-            <w:r/>
-            <w:r>
-              <w:rPr>
-                <w:rFonts w:ascii="Calibri" w:hAnsi="Calibri" w:eastAsia="Calibri"/>
+            <w:tcW w:w="2100" w:type="dxa"/>
+            <w:tcBorders>
+              <w:top w:val="single" w:sz="4" w:space="0" w:color="D7DEE8"/>
+              <w:left w:val="single" w:sz="4" w:space="0" w:color="D7DEE8"/>
+              <w:bottom w:val="single" w:sz="4" w:space="0" w:color="D7DEE8"/>
+              <w:right w:val="single" w:sz="4" w:space="0" w:color="D7DEE8"/>
+            </w:tcBorders>
+            <w:shd w:val="clear" w:color="auto" w:fill="F8FAFC"/>
+            <w:vAlign w:val="center"/>
+          </w:tcPr>
+          <w:p>
+            <w:pPr>
+              <w:spacing w:after="0"/>
+            </w:pPr>
+            <w:r>
+              <w:rPr>
+                <w:rFonts w:eastAsia="Calibri"/>
                 <w:b/>
-                <w:i w:val="0"/>
                 <w:color w:val="2E74B5"/>
                 <w:sz w:val="16"/>
               </w:rPr>
@@ -1855,26 +1644,23 @@
         </w:tc>
         <w:tc>
           <w:tcPr>
-            <w:tcW w:type="dxa" w:w="8650"/>
-            <w:vAlign w:val="center"/>
-            <w:shd w:fill="F8FAFC" w:val="clear"/>
-            <w:tcBorders>
-              <w:top w:val="single" w:sz="4" w:space="0" w:color="D7DEE8"/>
-              <w:left w:val="single" w:sz="4" w:space="0" w:color="D7DEE8"/>
-              <w:bottom w:val="single" w:sz="4" w:space="0" w:color="D7DEE8"/>
-              <w:right w:val="single" w:sz="4" w:space="0" w:color="D7DEE8"/>
-            </w:tcBorders>
-          </w:tcPr>
-          <w:p>
-            <w:pPr>
-              <w:spacing w:after="0" w:line="240" w:lineRule="auto"/>
-            </w:pPr>
-            <w:r/>
-            <w:r>
-              <w:rPr>
-                <w:rFonts w:ascii="Calibri" w:hAnsi="Calibri" w:eastAsia="Calibri"/>
-                <w:b w:val="0"/>
-                <w:i w:val="0"/>
+            <w:tcW w:w="8650" w:type="dxa"/>
+            <w:tcBorders>
+              <w:top w:val="single" w:sz="4" w:space="0" w:color="D7DEE8"/>
+              <w:left w:val="single" w:sz="4" w:space="0" w:color="D7DEE8"/>
+              <w:bottom w:val="single" w:sz="4" w:space="0" w:color="D7DEE8"/>
+              <w:right w:val="single" w:sz="4" w:space="0" w:color="D7DEE8"/>
+            </w:tcBorders>
+            <w:shd w:val="clear" w:color="auto" w:fill="F8FAFC"/>
+            <w:vAlign w:val="center"/>
+          </w:tcPr>
+          <w:p>
+            <w:pPr>
+              <w:spacing w:after="0"/>
+            </w:pPr>
+            <w:r>
+              <w:rPr>
+                <w:rFonts w:eastAsia="Calibri"/>
                 <w:color w:val="000000"/>
                 <w:sz w:val="16"/>
               </w:rPr>
@@ -1886,25 +1672,23 @@
       <w:tr>
         <w:tc>
           <w:tcPr>
-            <w:tcW w:type="dxa" w:w="2100"/>
-            <w:vAlign w:val="center"/>
-            <w:tcBorders>
-              <w:top w:val="single" w:sz="4" w:space="0" w:color="D7DEE8"/>
-              <w:left w:val="single" w:sz="4" w:space="0" w:color="D7DEE8"/>
-              <w:bottom w:val="single" w:sz="4" w:space="0" w:color="D7DEE8"/>
-              <w:right w:val="single" w:sz="4" w:space="0" w:color="D7DEE8"/>
-            </w:tcBorders>
-          </w:tcPr>
-          <w:p>
-            <w:pPr>
-              <w:spacing w:after="0" w:line="240" w:lineRule="auto"/>
-            </w:pPr>
-            <w:r/>
-            <w:r>
-              <w:rPr>
-                <w:rFonts w:ascii="Calibri" w:hAnsi="Calibri" w:eastAsia="Calibri"/>
+            <w:tcW w:w="2100" w:type="dxa"/>
+            <w:tcBorders>
+              <w:top w:val="single" w:sz="4" w:space="0" w:color="D7DEE8"/>
+              <w:left w:val="single" w:sz="4" w:space="0" w:color="D7DEE8"/>
+              <w:bottom w:val="single" w:sz="4" w:space="0" w:color="D7DEE8"/>
+              <w:right w:val="single" w:sz="4" w:space="0" w:color="D7DEE8"/>
+            </w:tcBorders>
+            <w:vAlign w:val="center"/>
+          </w:tcPr>
+          <w:p>
+            <w:pPr>
+              <w:spacing w:after="0"/>
+            </w:pPr>
+            <w:r>
+              <w:rPr>
+                <w:rFonts w:eastAsia="Calibri"/>
                 <w:b/>
-                <w:i w:val="0"/>
                 <w:color w:val="2E74B5"/>
                 <w:sz w:val="16"/>
               </w:rPr>
@@ -1914,25 +1698,22 @@
         </w:tc>
         <w:tc>
           <w:tcPr>
-            <w:tcW w:type="dxa" w:w="8650"/>
-            <w:vAlign w:val="center"/>
-            <w:tcBorders>
-              <w:top w:val="single" w:sz="4" w:space="0" w:color="D7DEE8"/>
-              <w:left w:val="single" w:sz="4" w:space="0" w:color="D7DEE8"/>
-              <w:bottom w:val="single" w:sz="4" w:space="0" w:color="D7DEE8"/>
-              <w:right w:val="single" w:sz="4" w:space="0" w:color="D7DEE8"/>
-            </w:tcBorders>
-          </w:tcPr>
-          <w:p>
-            <w:pPr>
-              <w:spacing w:after="0" w:line="240" w:lineRule="auto"/>
-            </w:pPr>
-            <w:r/>
-            <w:r>
-              <w:rPr>
-                <w:rFonts w:ascii="Calibri" w:hAnsi="Calibri" w:eastAsia="Calibri"/>
-                <w:b w:val="0"/>
-                <w:i w:val="0"/>
+            <w:tcW w:w="8650" w:type="dxa"/>
+            <w:tcBorders>
+              <w:top w:val="single" w:sz="4" w:space="0" w:color="D7DEE8"/>
+              <w:left w:val="single" w:sz="4" w:space="0" w:color="D7DEE8"/>
+              <w:bottom w:val="single" w:sz="4" w:space="0" w:color="D7DEE8"/>
+              <w:right w:val="single" w:sz="4" w:space="0" w:color="D7DEE8"/>
+            </w:tcBorders>
+            <w:vAlign w:val="center"/>
+          </w:tcPr>
+          <w:p>
+            <w:pPr>
+              <w:spacing w:after="0"/>
+            </w:pPr>
+            <w:r>
+              <w:rPr>
+                <w:rFonts w:eastAsia="Calibri"/>
                 <w:color w:val="000000"/>
                 <w:sz w:val="16"/>
               </w:rPr>
@@ -1944,26 +1725,24 @@
       <w:tr>
         <w:tc>
           <w:tcPr>
-            <w:tcW w:type="dxa" w:w="2100"/>
-            <w:vAlign w:val="center"/>
-            <w:shd w:fill="F8FAFC" w:val="clear"/>
-            <w:tcBorders>
-              <w:top w:val="single" w:sz="4" w:space="0" w:color="D7DEE8"/>
-              <w:left w:val="single" w:sz="4" w:space="0" w:color="D7DEE8"/>
-              <w:bottom w:val="single" w:sz="4" w:space="0" w:color="D7DEE8"/>
-              <w:right w:val="single" w:sz="4" w:space="0" w:color="D7DEE8"/>
-            </w:tcBorders>
-          </w:tcPr>
-          <w:p>
-            <w:pPr>
-              <w:spacing w:after="0" w:line="240" w:lineRule="auto"/>
-            </w:pPr>
-            <w:r/>
-            <w:r>
-              <w:rPr>
-                <w:rFonts w:ascii="Calibri" w:hAnsi="Calibri" w:eastAsia="Calibri"/>
+            <w:tcW w:w="2100" w:type="dxa"/>
+            <w:tcBorders>
+              <w:top w:val="single" w:sz="4" w:space="0" w:color="D7DEE8"/>
+              <w:left w:val="single" w:sz="4" w:space="0" w:color="D7DEE8"/>
+              <w:bottom w:val="single" w:sz="4" w:space="0" w:color="D7DEE8"/>
+              <w:right w:val="single" w:sz="4" w:space="0" w:color="D7DEE8"/>
+            </w:tcBorders>
+            <w:shd w:val="clear" w:color="auto" w:fill="F8FAFC"/>
+            <w:vAlign w:val="center"/>
+          </w:tcPr>
+          <w:p>
+            <w:pPr>
+              <w:spacing w:after="0"/>
+            </w:pPr>
+            <w:r>
+              <w:rPr>
+                <w:rFonts w:eastAsia="Calibri"/>
                 <w:b/>
-                <w:i w:val="0"/>
                 <w:color w:val="2E74B5"/>
                 <w:sz w:val="16"/>
               </w:rPr>
@@ -1973,26 +1752,23 @@
         </w:tc>
         <w:tc>
           <w:tcPr>
-            <w:tcW w:type="dxa" w:w="8650"/>
-            <w:vAlign w:val="center"/>
-            <w:shd w:fill="F8FAFC" w:val="clear"/>
-            <w:tcBorders>
-              <w:top w:val="single" w:sz="4" w:space="0" w:color="D7DEE8"/>
-              <w:left w:val="single" w:sz="4" w:space="0" w:color="D7DEE8"/>
-              <w:bottom w:val="single" w:sz="4" w:space="0" w:color="D7DEE8"/>
-              <w:right w:val="single" w:sz="4" w:space="0" w:color="D7DEE8"/>
-            </w:tcBorders>
-          </w:tcPr>
-          <w:p>
-            <w:pPr>
-              <w:spacing w:after="0" w:line="240" w:lineRule="auto"/>
-            </w:pPr>
-            <w:r/>
-            <w:r>
-              <w:rPr>
-                <w:rFonts w:ascii="Calibri" w:hAnsi="Calibri" w:eastAsia="Calibri"/>
-                <w:b w:val="0"/>
-                <w:i w:val="0"/>
+            <w:tcW w:w="8650" w:type="dxa"/>
+            <w:tcBorders>
+              <w:top w:val="single" w:sz="4" w:space="0" w:color="D7DEE8"/>
+              <w:left w:val="single" w:sz="4" w:space="0" w:color="D7DEE8"/>
+              <w:bottom w:val="single" w:sz="4" w:space="0" w:color="D7DEE8"/>
+              <w:right w:val="single" w:sz="4" w:space="0" w:color="D7DEE8"/>
+            </w:tcBorders>
+            <w:shd w:val="clear" w:color="auto" w:fill="F8FAFC"/>
+            <w:vAlign w:val="center"/>
+          </w:tcPr>
+          <w:p>
+            <w:pPr>
+              <w:spacing w:after="0"/>
+            </w:pPr>
+            <w:r>
+              <w:rPr>
+                <w:rFonts w:eastAsia="Calibri"/>
                 <w:color w:val="000000"/>
                 <w:sz w:val="16"/>
               </w:rPr>
@@ -2004,14 +1780,12 @@
     </w:tbl>
     <w:p>
       <w:pPr>
-        <w:spacing w:before="80" w:after="0" w:line="240" w:lineRule="auto"/>
-        <w:shd w:fill="F4F6F9" w:val="clear"/>
+        <w:shd w:val="clear" w:color="auto" w:fill="F4F6F9"/>
+        <w:spacing w:before="80" w:after="0"/>
       </w:pPr>
       <w:r>
         <w:rPr>
-          <w:rFonts w:ascii="Calibri" w:hAnsi="Calibri" w:eastAsia="Calibri"/>
-          <w:b w:val="0"/>
-          <w:i w:val="0"/>
+          <w:rFonts w:eastAsia="Calibri"/>
           <w:color w:val="000000"/>
           <w:sz w:val="16"/>
         </w:rPr>
@@ -2019,7 +1793,7 @@
       </w:r>
     </w:p>
     <w:sectPr>
-      <w:footerReference w:type="default" r:id="rId11"/>
+      <w:footerReference w:type="default" r:id="rId8"/>
       <w:pgSz w:w="11906" w:h="16838"/>
       <w:pgMar w:top="709" w:right="765" w:bottom="652" w:left="765" w:header="454" w:footer="454" w:gutter="0"/>
       <w:cols w:space="708"/>
@@ -2034,7 +1808,7 @@
   <w:endnote w:type="separator" w:id="-1">
     <w:p>
       <w:pPr>
-        <w:spacing w:after="0" w:line="240" w:lineRule="auto"/>
+        <w:spacing w:after="0"/>
       </w:pPr>
       <w:r>
         <w:separator/>
@@ -2044,7 +1818,7 @@
   <w:endnote w:type="continuationSeparator" w:id="0">
     <w:p>
       <w:pPr>
-        <w:spacing w:after="0" w:line="240" w:lineRule="auto"/>
+        <w:spacing w:after="0"/>
       </w:pPr>
       <w:r>
         <w:continuationSeparator/>
@@ -2055,17 +1829,14 @@
 </file>
 
 <file path=word/footer1.xml><?xml version="1.0" encoding="utf-8"?>
-<w:ftr xmlns:m="http://schemas.openxmlformats.org/officeDocument/2006/math" xmlns:mc="http://schemas.openxmlformats.org/markup-compatibility/2006" xmlns:mo="http://schemas.microsoft.com/office/mac/office/2008/main" xmlns:mv="urn:schemas-microsoft-com:mac:vml" xmlns:o="urn:schemas-microsoft-com:office:office" xmlns:r="http://schemas.openxmlformats.org/officeDocument/2006/relationships" xmlns:v="urn:schemas-microsoft-com:vml" xmlns:w10="urn:schemas-microsoft-com:office:word" xmlns:w14="http://schemas.microsoft.com/office/word/2010/wordml" xmlns:w="http://schemas.openxmlformats.org/wordprocessingml/2006/main" xmlns:wne="http://schemas.microsoft.com/office/word/2006/wordml" xmlns:wp14="http://schemas.microsoft.com/office/word/2010/wordprocessingDrawing" xmlns:wp="http://schemas.openxmlformats.org/drawingml/2006/wordprocessingDrawing" xmlns:wpc="http://schemas.microsoft.com/office/word/2010/wordprocessingCanvas" xmlns:wpg="http://schemas.microsoft.com/office/word/2010/wordprocessingGroup" xmlns:wpi="http://schemas.microsoft.com/office/word/2010/wordprocessingInk" xmlns:wps="http://schemas.microsoft.com/office/word/2010/wordprocessingShape" mc:Ignorable="w14 wp14">
+<w:ftr xmlns:wpc="http://schemas.microsoft.com/office/word/2010/wordprocessingCanvas" xmlns:cx="http://schemas.microsoft.com/office/drawing/2014/chartex" xmlns:cx1="http://schemas.microsoft.com/office/drawing/2015/9/8/chartex" xmlns:cx2="http://schemas.microsoft.com/office/drawing/2015/10/21/chartex" xmlns:cx3="http://schemas.microsoft.com/office/drawing/2016/5/9/chartex" xmlns:cx4="http://schemas.microsoft.com/office/drawing/2016/5/10/chartex" xmlns:cx5="http://schemas.microsoft.com/office/drawing/2016/5/11/chartex" xmlns:cx6="http://schemas.microsoft.com/office/drawing/2016/5/12/chartex" xmlns:cx7="http://schemas.microsoft.com/office/drawing/2016/5/13/chartex" xmlns:cx8="http://schemas.microsoft.com/office/drawing/2016/5/14/chartex" xmlns:mc="http://schemas.openxmlformats.org/markup-compatibility/2006" xmlns:aink="http://schemas.microsoft.com/office/drawing/2016/ink" xmlns:am3d="http://schemas.microsoft.com/office/drawing/2017/model3d" xmlns:o="urn:schemas-microsoft-com:office:office" xmlns:oel="http://schemas.microsoft.com/office/2019/extlst" xmlns:r="http://schemas.openxmlformats.org/officeDocument/2006/relationships" xmlns:m="http://schemas.openxmlformats.org/officeDocument/2006/math" xmlns:v="urn:schemas-microsoft-com:vml" xmlns:wp14="http://schemas.microsoft.com/office/word/2010/wordprocessingDrawing" xmlns:wp="http://schemas.openxmlformats.org/drawingml/2006/wordprocessingDrawing" xmlns:w10="urn:schemas-microsoft-com:office:word" xmlns:w="http://schemas.openxmlformats.org/wordprocessingml/2006/main" xmlns:w14="http://schemas.microsoft.com/office/word/2010/wordml" xmlns:w15="http://schemas.microsoft.com/office/word/2012/wordml" xmlns:w16cex="http://schemas.microsoft.com/office/word/2018/wordml/cex" xmlns:w16cid="http://schemas.microsoft.com/office/word/2016/wordml/cid" xmlns:w16="http://schemas.microsoft.com/office/word/2018/wordml" xmlns:w16du="http://schemas.microsoft.com/office/word/2023/wordml/word16du" xmlns:w16sdtdh="http://schemas.microsoft.com/office/word/2020/wordml/sdtdatahash" xmlns:w16sdtfl="http://schemas.microsoft.com/office/word/2024/wordml/sdtformatlock" xmlns:w16se="http://schemas.microsoft.com/office/word/2015/wordml/symex" xmlns:wpg="http://schemas.microsoft.com/office/word/2010/wordprocessingGroup" xmlns:wpi="http://schemas.microsoft.com/office/word/2010/wordprocessingInk" xmlns:wne="http://schemas.microsoft.com/office/word/2006/wordml" xmlns:wps="http://schemas.microsoft.com/office/word/2010/wordprocessingShape" mc:Ignorable="w14 w15 w16se w16cid w16 w16cex w16sdtdh w16sdtfl w16du wp14">
   <w:p>
     <w:pPr>
-      <w:pStyle w:val="Footer"/>
       <w:jc w:val="center"/>
     </w:pPr>
     <w:r>
       <w:rPr>
-        <w:rFonts w:ascii="Calibri" w:hAnsi="Calibri" w:eastAsia="Calibri"/>
-        <w:b w:val="0"/>
-        <w:i w:val="0"/>
+        <w:rFonts w:eastAsia="Calibri"/>
         <w:color w:val="555555"/>
         <w:sz w:val="16"/>
       </w:rPr>
@@ -2080,7 +1851,7 @@
   <w:footnote w:type="separator" w:id="-1">
     <w:p>
       <w:pPr>
-        <w:spacing w:after="0" w:line="240" w:lineRule="auto"/>
+        <w:spacing w:after="0"/>
       </w:pPr>
       <w:r>
         <w:separator/>
@@ -2090,7 +1861,7 @@
   <w:footnote w:type="continuationSeparator" w:id="0">
     <w:p>
       <w:pPr>
-        <w:spacing w:after="0" w:line="240" w:lineRule="auto"/>
+        <w:spacing w:after="0"/>
       </w:pPr>
       <w:r>
         <w:continuationSeparator/>
@@ -2616,12 +2387,12 @@
     <w:pPr>
       <w:keepNext/>
       <w:keepLines/>
-      <w:spacing w:before="100" w:after="60" w:line="240" w:lineRule="auto"/>
+      <w:spacing w:before="100"/>
       <w:jc w:val="center"/>
       <w:outlineLvl w:val="0"/>
     </w:pPr>
     <w:rPr>
-      <w:rFonts w:asciiTheme="majorHAnsi" w:eastAsiaTheme="majorEastAsia" w:hAnsiTheme="majorHAnsi" w:cstheme="majorBidi" w:ascii="Calibri" w:hAnsi="Calibri"/>
+      <w:rFonts w:asciiTheme="majorHAnsi" w:eastAsiaTheme="majorEastAsia" w:hAnsiTheme="majorHAnsi" w:cstheme="majorBidi"/>
       <w:b/>
       <w:color w:val="2E74B5"/>
       <w:sz w:val="23"/>
@@ -2641,11 +2412,11 @@
     <w:pPr>
       <w:keepNext/>
       <w:keepLines/>
-      <w:spacing w:before="80" w:after="40" w:line="240" w:lineRule="auto"/>
+      <w:spacing w:before="80" w:after="40"/>
       <w:outlineLvl w:val="1"/>
     </w:pPr>
     <w:rPr>
-      <w:rFonts w:asciiTheme="majorHAnsi" w:eastAsiaTheme="majorEastAsia" w:hAnsiTheme="majorHAnsi" w:cstheme="majorBidi" w:ascii="Calibri" w:hAnsi="Calibri"/>
+      <w:rFonts w:asciiTheme="majorHAnsi" w:eastAsiaTheme="majorEastAsia" w:hAnsiTheme="majorHAnsi" w:cstheme="majorBidi"/>
       <w:b/>
       <w:color w:val="2E74B5"/>
       <w:sz w:val="21"/>
@@ -2962,11 +2733,11 @@
     <w:qFormat/>
     <w:rsid w:val="00C21BE3"/>
     <w:pPr>
-      <w:spacing w:after="40" w:before="0" w:line="240" w:lineRule="auto"/>
+      <w:spacing w:after="40"/>
       <w:contextualSpacing/>
     </w:pPr>
     <w:rPr>
-      <w:rFonts w:asciiTheme="majorHAnsi" w:eastAsiaTheme="majorEastAsia" w:hAnsiTheme="majorHAnsi" w:cstheme="majorBidi" w:ascii="Calibri" w:hAnsi="Calibri"/>
+      <w:rFonts w:asciiTheme="majorHAnsi" w:eastAsiaTheme="majorEastAsia" w:hAnsiTheme="majorHAnsi" w:cstheme="majorBidi"/>
       <w:b/>
       <w:color w:val="0B2545"/>
       <w:spacing w:val="-10"/>
@@ -3001,14 +2772,12 @@
       <w:numPr>
         <w:ilvl w:val="1"/>
       </w:numPr>
-      <w:spacing w:after="80" w:before="0" w:line="240" w:lineRule="auto"/>
+      <w:spacing w:after="80"/>
     </w:pPr>
     <w:rPr>
-      <w:rFonts w:eastAsiaTheme="majorEastAsia" w:cstheme="majorBidi" w:ascii="Calibri" w:hAnsi="Calibri"/>
-      <w:b w:val="0"/>
+      <w:rFonts w:eastAsiaTheme="majorEastAsia" w:cstheme="majorBidi"/>
       <w:color w:val="555555"/>
       <w:spacing w:val="15"/>
-      <w:sz w:val="19"/>
       <w:szCs w:val="28"/>
     </w:rPr>
   </w:style>
@@ -3140,7 +2909,7 @@
         <w:tab w:val="center" w:pos="4819"/>
         <w:tab w:val="right" w:pos="9639"/>
       </w:tabs>
-      <w:spacing w:after="0" w:line="240" w:lineRule="auto"/>
+      <w:spacing w:after="0"/>
     </w:pPr>
   </w:style>
   <w:style w:type="character" w:customStyle="1" w:styleId="af">
@@ -3162,7 +2931,7 @@
         <w:tab w:val="center" w:pos="4819"/>
         <w:tab w:val="right" w:pos="9639"/>
       </w:tabs>
-      <w:spacing w:after="0" w:line="240" w:lineRule="auto"/>
+      <w:spacing w:after="0"/>
     </w:pPr>
   </w:style>
   <w:style w:type="character" w:customStyle="1" w:styleId="af1">

--- a/PROGS.docx
+++ b/PROGS.docx
@@ -6,77 +6,87 @@
       <w:pPr>
         <w:pStyle w:val="a3"/>
         <w:spacing w:after="20"/>
+        <w:jc w:val="center"/>
       </w:pPr>
       <w:r>
         <w:rPr>
           <w:rFonts w:ascii="Calibri" w:eastAsia="Calibri" w:hAnsi="Calibri"/>
         </w:rPr>
-        <w:t>PYSCRIPTS: каталог утиліт</w:t>
+        <w:t>КАТАЛОГ ПРОЕКТУ</w:t>
+      </w:r>
+      <w:r>
+        <w:rPr>
+          <w:rFonts w:ascii="Calibri" w:eastAsia="Calibri" w:hAnsi="Calibri"/>
+        </w:rPr>
+        <w:t>: PYSCRIPTS</w:t>
       </w:r>
     </w:p>
     <w:p>
       <w:pPr>
+        <w:spacing w:before="80" w:after="120"/>
+        <w:jc w:val="center"/>
+      </w:pPr>
+      <w:hyperlink r:id="rId7" w:history="1">
+        <w:r>
+          <w:rPr>
+            <w:rStyle w:val="af2"/>
+          </w:rPr>
+          <w:t>https://github.com/IATOM00/PYSCRIPTS</w:t>
+        </w:r>
+      </w:hyperlink>
+    </w:p>
+    <w:p>
+      <w:pPr>
         <w:pStyle w:val="a5"/>
-        <w:spacing w:after="40"/>
+        <w:spacing w:before="120" w:after="120"/>
+        <w:jc w:val="center"/>
       </w:pPr>
       <w:r>
         <w:rPr>
           <w:rFonts w:eastAsia="Calibri"/>
         </w:rPr>
-        <w:t>Короткий друкований бюлетень для швидкого знайомства з пакетом, GitHub-посиланням і призначенням кожного інструмента.</w:t>
+        <w:t xml:space="preserve">Короткий бюлетень для швидкого знайомства з пакетом, отриманням доступу до нього та його оновлень і </w:t>
       </w:r>
-    </w:p>
-    <w:p>
-      <w:pPr>
-        <w:spacing w:after="40"/>
-      </w:pPr>
       <w:r>
         <w:rPr>
           <w:rFonts w:eastAsia="Calibri"/>
-          <w:b/>
-          <w:color w:val="0B2545"/>
         </w:rPr>
-        <w:t xml:space="preserve">GitHub: </w:t>
+        <w:t xml:space="preserve">загальним </w:t>
       </w:r>
-      <w:hyperlink r:id="rId7" w:history="1">
-        <w:r>
-          <w:rPr>
-            <w:color w:val="0563C1"/>
-            <w:u w:val="single"/>
-          </w:rPr>
-          <w:t>https://github.com/IATOM00/PyScripts</w:t>
-        </w:r>
-      </w:hyperlink>
-    </w:p>
-    <w:p>
-      <w:pPr>
-        <w:shd w:val="clear" w:color="auto" w:fill="F4F6F9"/>
-        <w:spacing w:after="80"/>
-      </w:pPr>
       <w:r>
         <w:rPr>
           <w:rFonts w:eastAsia="Calibri"/>
-          <w:color w:val="000000"/>
-          <w:sz w:val="17"/>
         </w:rPr>
-        <w:t>Користувацький мінімум: скачати потрібний .exe або запустити пакет через .launcher; детальні інструкції лежать у TXT поруч із кожною утилітою.</w:t>
+        <w:t xml:space="preserve">ознайомленням з призначенням кожного </w:t>
+      </w:r>
+      <w:r>
+        <w:rPr>
+          <w:rFonts w:eastAsia="Calibri"/>
+        </w:rPr>
+        <w:t xml:space="preserve">його </w:t>
+      </w:r>
+      <w:r>
+        <w:rPr>
+          <w:rFonts w:eastAsia="Calibri"/>
+        </w:rPr>
+        <w:t>інструмента.</w:t>
       </w:r>
     </w:p>
     <w:p>
       <w:pPr>
         <w:pStyle w:val="1"/>
-        <w:spacing w:before="40" w:after="40"/>
+        <w:spacing w:before="200" w:after="160"/>
       </w:pPr>
       <w:r>
         <w:rPr>
           <w:rFonts w:ascii="Calibri" w:eastAsia="Calibri" w:hAnsi="Calibri"/>
         </w:rPr>
-        <w:t>Базовий каталог</w:t>
+        <w:t>БАЗОВИЙ КАТАЛОГ</w:t>
       </w:r>
     </w:p>
     <w:tbl>
       <w:tblPr>
-        <w:tblW w:w="10750" w:type="dxa"/>
+        <w:tblW w:w="10365" w:type="dxa"/>
         <w:tblInd w:w="120" w:type="dxa"/>
         <w:tblLayout w:type="fixed"/>
         <w:tblCellMar>
@@ -90,7 +100,7 @@
       <w:tblGrid>
         <w:gridCol w:w="1350"/>
         <w:gridCol w:w="1500"/>
-        <w:gridCol w:w="7900"/>
+        <w:gridCol w:w="7515"/>
       </w:tblGrid>
       <w:tr>
         <w:tc>
@@ -149,7 +159,7 @@
         </w:tc>
         <w:tc>
           <w:tcPr>
-            <w:tcW w:w="7900" w:type="dxa"/>
+            <w:tcW w:w="7515" w:type="dxa"/>
             <w:tcBorders>
               <w:top w:val="single" w:sz="4" w:space="0" w:color="D7DEE8"/>
               <w:left w:val="single" w:sz="4" w:space="0" w:color="D7DEE8"/>
@@ -190,14 +200,23 @@
           <w:p>
             <w:pPr>
               <w:spacing w:after="0"/>
-            </w:pPr>
-            <w:r>
-              <w:rPr>
-                <w:rFonts w:eastAsia="Calibri"/>
-                <w:color w:val="000000"/>
-                <w:sz w:val="15"/>
-              </w:rPr>
-              <w:t>CORE</w:t>
+              <w:rPr>
+                <w:b/>
+                <w:bCs/>
+                <w:color w:val="0A2F41" w:themeColor="accent1" w:themeShade="80"/>
+                <w:lang w:val="en-US"/>
+              </w:rPr>
+            </w:pPr>
+            <w:r>
+              <w:rPr>
+                <w:rFonts w:eastAsia="Calibri"/>
+                <w:b/>
+                <w:bCs/>
+                <w:color w:val="0A2F41" w:themeColor="accent1" w:themeShade="80"/>
+                <w:sz w:val="15"/>
+                <w:lang w:val="en-US"/>
+              </w:rPr>
+              <w:t>root</w:t>
             </w:r>
           </w:p>
         </w:tc>
@@ -229,26 +248,26 @@
         </w:tc>
         <w:tc>
           <w:tcPr>
-            <w:tcW w:w="7900" w:type="dxa"/>
-            <w:tcBorders>
-              <w:top w:val="single" w:sz="4" w:space="0" w:color="D7DEE8"/>
-              <w:left w:val="single" w:sz="4" w:space="0" w:color="D7DEE8"/>
-              <w:bottom w:val="single" w:sz="4" w:space="0" w:color="D7DEE8"/>
-              <w:right w:val="single" w:sz="4" w:space="0" w:color="D7DEE8"/>
-            </w:tcBorders>
-            <w:vAlign w:val="center"/>
-          </w:tcPr>
-          <w:p>
-            <w:pPr>
-              <w:spacing w:after="0"/>
-            </w:pPr>
-            <w:r>
-              <w:rPr>
-                <w:rFonts w:eastAsia="Calibri"/>
-                <w:color w:val="000000"/>
-                <w:sz w:val="15"/>
-              </w:rPr>
-              <w:t>Графічний лаунчер: сканує папку проєкту, показує доступні .exe/.py/.bat/.cmd/.ps1 і запускає вибраний інструмент з одного вікна.</w:t>
+            <w:tcW w:w="7515" w:type="dxa"/>
+            <w:tcBorders>
+              <w:top w:val="single" w:sz="4" w:space="0" w:color="D7DEE8"/>
+              <w:left w:val="single" w:sz="4" w:space="0" w:color="D7DEE8"/>
+              <w:bottom w:val="single" w:sz="4" w:space="0" w:color="D7DEE8"/>
+              <w:right w:val="single" w:sz="4" w:space="0" w:color="D7DEE8"/>
+            </w:tcBorders>
+            <w:vAlign w:val="center"/>
+          </w:tcPr>
+          <w:p>
+            <w:pPr>
+              <w:spacing w:after="0"/>
+            </w:pPr>
+            <w:r>
+              <w:rPr>
+                <w:rFonts w:eastAsia="Calibri"/>
+                <w:color w:val="000000"/>
+                <w:sz w:val="15"/>
+              </w:rPr>
+              <w:t>Графічний лаунчер: сканує папку проєкту, показує доступні .exe/.py/.bat/.cmd/.ps1 і запускає з одного вікна.</w:t>
             </w:r>
           </w:p>
         </w:tc>
@@ -263,20 +282,29 @@
               <w:bottom w:val="single" w:sz="4" w:space="0" w:color="D7DEE8"/>
               <w:right w:val="single" w:sz="4" w:space="0" w:color="D7DEE8"/>
             </w:tcBorders>
-            <w:shd w:val="clear" w:color="auto" w:fill="F8FAFC"/>
-            <w:vAlign w:val="center"/>
-          </w:tcPr>
-          <w:p>
-            <w:pPr>
-              <w:spacing w:after="0"/>
-            </w:pPr>
-            <w:r>
-              <w:rPr>
-                <w:rFonts w:eastAsia="Calibri"/>
-                <w:color w:val="000000"/>
-                <w:sz w:val="15"/>
-              </w:rPr>
-              <w:t>Utilities</w:t>
+            <w:vAlign w:val="center"/>
+          </w:tcPr>
+          <w:p>
+            <w:pPr>
+              <w:spacing w:after="0"/>
+              <w:rPr>
+                <w:rFonts w:eastAsia="Calibri"/>
+                <w:b/>
+                <w:bCs/>
+                <w:color w:val="0A2F41" w:themeColor="accent1" w:themeShade="80"/>
+                <w:sz w:val="15"/>
+                <w:lang w:val="en-US"/>
+              </w:rPr>
+            </w:pPr>
+            <w:r>
+              <w:rPr>
+                <w:rFonts w:eastAsia="Calibri"/>
+                <w:b/>
+                <w:bCs/>
+                <w:color w:val="0A2F41" w:themeColor="accent1" w:themeShade="80"/>
+                <w:sz w:val="15"/>
+              </w:rPr>
+              <w:t>### FROSTED</w:t>
             </w:r>
           </w:p>
         </w:tc>
@@ -289,47 +317,56 @@
               <w:bottom w:val="single" w:sz="4" w:space="0" w:color="D7DEE8"/>
               <w:right w:val="single" w:sz="4" w:space="0" w:color="D7DEE8"/>
             </w:tcBorders>
-            <w:shd w:val="clear" w:color="auto" w:fill="F8FAFC"/>
-            <w:vAlign w:val="center"/>
-          </w:tcPr>
-          <w:p>
-            <w:pPr>
-              <w:spacing w:after="0"/>
-            </w:pPr>
-            <w:r>
+            <w:vAlign w:val="center"/>
+          </w:tcPr>
+          <w:p>
+            <w:pPr>
+              <w:spacing w:after="0"/>
               <w:rPr>
                 <w:rFonts w:eastAsia="Calibri"/>
                 <w:b/>
                 <w:color w:val="2E74B5"/>
                 <w:sz w:val="15"/>
               </w:rPr>
-              <w:t>Mahou</w:t>
-            </w:r>
-          </w:p>
-        </w:tc>
-        <w:tc>
-          <w:tcPr>
-            <w:tcW w:w="7900" w:type="dxa"/>
-            <w:tcBorders>
-              <w:top w:val="single" w:sz="4" w:space="0" w:color="D7DEE8"/>
-              <w:left w:val="single" w:sz="4" w:space="0" w:color="D7DEE8"/>
-              <w:bottom w:val="single" w:sz="4" w:space="0" w:color="D7DEE8"/>
-              <w:right w:val="single" w:sz="4" w:space="0" w:color="D7DEE8"/>
-            </w:tcBorders>
-            <w:shd w:val="clear" w:color="auto" w:fill="F8FAFC"/>
-            <w:vAlign w:val="center"/>
-          </w:tcPr>
-          <w:p>
-            <w:pPr>
-              <w:spacing w:after="0"/>
-            </w:pPr>
-            <w:r>
-              <w:rPr>
-                <w:rFonts w:eastAsia="Calibri"/>
-                <w:color w:val="000000"/>
-                <w:sz w:val="15"/>
-              </w:rPr>
-              <w:t>Windows-перемикач розкладок: виправляє вже введений текст, швидко перемикає мови, працює з гарячими клавішами та треєм.</w:t>
+            </w:pPr>
+            <w:r>
+              <w:rPr>
+                <w:rFonts w:eastAsia="Calibri"/>
+                <w:b/>
+                <w:color w:val="2E74B5"/>
+                <w:sz w:val="15"/>
+              </w:rPr>
+              <w:t>ECOmpare</w:t>
+            </w:r>
+          </w:p>
+        </w:tc>
+        <w:tc>
+          <w:tcPr>
+            <w:tcW w:w="7515" w:type="dxa"/>
+            <w:tcBorders>
+              <w:top w:val="single" w:sz="4" w:space="0" w:color="D7DEE8"/>
+              <w:left w:val="single" w:sz="4" w:space="0" w:color="D7DEE8"/>
+              <w:bottom w:val="single" w:sz="4" w:space="0" w:color="D7DEE8"/>
+              <w:right w:val="single" w:sz="4" w:space="0" w:color="D7DEE8"/>
+            </w:tcBorders>
+            <w:vAlign w:val="center"/>
+          </w:tcPr>
+          <w:p>
+            <w:pPr>
+              <w:spacing w:after="0"/>
+              <w:rPr>
+                <w:rFonts w:eastAsia="Calibri"/>
+                <w:color w:val="000000"/>
+                <w:sz w:val="15"/>
+              </w:rPr>
+            </w:pPr>
+            <w:r>
+              <w:rPr>
+                <w:rFonts w:eastAsia="Calibri"/>
+                <w:color w:val="000000"/>
+                <w:sz w:val="15"/>
+              </w:rPr>
+              <w:t>Утиліта для порівняння Excel по серійниках і цінах; формує лог-звіти та позначає колізії.</w:t>
             </w:r>
           </w:p>
         </w:tc>
@@ -349,14 +386,24 @@
           <w:p>
             <w:pPr>
               <w:spacing w:after="0"/>
-            </w:pPr>
-            <w:r>
-              <w:rPr>
-                <w:rFonts w:eastAsia="Calibri"/>
-                <w:color w:val="000000"/>
-                <w:sz w:val="15"/>
-              </w:rPr>
-              <w:t>Utilities</w:t>
+              <w:rPr>
+                <w:rFonts w:eastAsia="Calibri"/>
+                <w:b/>
+                <w:bCs/>
+                <w:color w:val="0A2F41" w:themeColor="accent1" w:themeShade="80"/>
+                <w:sz w:val="15"/>
+                <w:lang w:val="en-US"/>
+              </w:rPr>
+            </w:pPr>
+            <w:r>
+              <w:rPr>
+                <w:rFonts w:eastAsia="Calibri"/>
+                <w:b/>
+                <w:bCs/>
+                <w:color w:val="0A2F41" w:themeColor="accent1" w:themeShade="80"/>
+                <w:sz w:val="15"/>
+              </w:rPr>
+              <w:t>DataOffice</w:t>
             </w:r>
           </w:p>
         </w:tc>
@@ -374,40 +421,51 @@
           <w:p>
             <w:pPr>
               <w:spacing w:after="0"/>
-            </w:pPr>
-            <w:r>
               <w:rPr>
                 <w:rFonts w:eastAsia="Calibri"/>
                 <w:b/>
                 <w:color w:val="2E74B5"/>
                 <w:sz w:val="15"/>
               </w:rPr>
-              <w:t>BeatPass</w:t>
-            </w:r>
-          </w:p>
-        </w:tc>
-        <w:tc>
-          <w:tcPr>
-            <w:tcW w:w="7900" w:type="dxa"/>
-            <w:tcBorders>
-              <w:top w:val="single" w:sz="4" w:space="0" w:color="D7DEE8"/>
-              <w:left w:val="single" w:sz="4" w:space="0" w:color="D7DEE8"/>
-              <w:bottom w:val="single" w:sz="4" w:space="0" w:color="D7DEE8"/>
-              <w:right w:val="single" w:sz="4" w:space="0" w:color="D7DEE8"/>
-            </w:tcBorders>
-            <w:vAlign w:val="center"/>
-          </w:tcPr>
-          <w:p>
-            <w:pPr>
-              <w:spacing w:after="0"/>
-            </w:pPr>
-            <w:r>
-              <w:rPr>
-                <w:rFonts w:eastAsia="Calibri"/>
-                <w:color w:val="000000"/>
-                <w:sz w:val="15"/>
-              </w:rPr>
-              <w:t>Детерміновано генерує паролі й ключі з секретного рядка, перевіряє слабкі послідовності та копіює результат у буфер.</w:t>
+            </w:pPr>
+            <w:r>
+              <w:rPr>
+                <w:rFonts w:eastAsia="Calibri"/>
+                <w:b/>
+                <w:color w:val="2E74B5"/>
+                <w:sz w:val="15"/>
+              </w:rPr>
+              <w:t>AuditOS</w:t>
+            </w:r>
+          </w:p>
+        </w:tc>
+        <w:tc>
+          <w:tcPr>
+            <w:tcW w:w="7515" w:type="dxa"/>
+            <w:tcBorders>
+              <w:top w:val="single" w:sz="4" w:space="0" w:color="D7DEE8"/>
+              <w:left w:val="single" w:sz="4" w:space="0" w:color="D7DEE8"/>
+              <w:bottom w:val="single" w:sz="4" w:space="0" w:color="D7DEE8"/>
+              <w:right w:val="single" w:sz="4" w:space="0" w:color="D7DEE8"/>
+            </w:tcBorders>
+            <w:vAlign w:val="center"/>
+          </w:tcPr>
+          <w:p>
+            <w:pPr>
+              <w:spacing w:after="0"/>
+              <w:rPr>
+                <w:rFonts w:eastAsia="Calibri"/>
+                <w:color w:val="000000"/>
+                <w:sz w:val="15"/>
+              </w:rPr>
+            </w:pPr>
+            <w:r>
+              <w:rPr>
+                <w:rFonts w:eastAsia="Calibri"/>
+                <w:color w:val="000000"/>
+                <w:sz w:val="15"/>
+              </w:rPr>
+              <w:t>Зіставляє службові документи зі штатним Excel, формує звіт і за потреби оновлює дані в DOCX/XLSX/XLSM.</w:t>
             </w:r>
           </w:p>
         </w:tc>
@@ -422,20 +480,29 @@
               <w:bottom w:val="single" w:sz="4" w:space="0" w:color="D7DEE8"/>
               <w:right w:val="single" w:sz="4" w:space="0" w:color="D7DEE8"/>
             </w:tcBorders>
-            <w:shd w:val="clear" w:color="auto" w:fill="F8FAFC"/>
-            <w:vAlign w:val="center"/>
-          </w:tcPr>
-          <w:p>
-            <w:pPr>
-              <w:spacing w:after="0"/>
-            </w:pPr>
-            <w:r>
-              <w:rPr>
-                <w:rFonts w:eastAsia="Calibri"/>
-                <w:color w:val="000000"/>
-                <w:sz w:val="15"/>
-              </w:rPr>
-              <w:t>Utilities</w:t>
+            <w:vAlign w:val="center"/>
+          </w:tcPr>
+          <w:p>
+            <w:pPr>
+              <w:spacing w:after="0"/>
+              <w:rPr>
+                <w:rFonts w:eastAsia="Calibri"/>
+                <w:b/>
+                <w:bCs/>
+                <w:color w:val="0A2F41" w:themeColor="accent1" w:themeShade="80"/>
+                <w:sz w:val="15"/>
+                <w:lang w:val="en-US"/>
+              </w:rPr>
+            </w:pPr>
+            <w:r>
+              <w:rPr>
+                <w:rFonts w:eastAsia="Calibri"/>
+                <w:b/>
+                <w:bCs/>
+                <w:color w:val="0A2F41" w:themeColor="accent1" w:themeShade="80"/>
+                <w:sz w:val="15"/>
+              </w:rPr>
+              <w:t>DataOffice</w:t>
             </w:r>
           </w:p>
         </w:tc>
@@ -448,47 +515,104 @@
               <w:bottom w:val="single" w:sz="4" w:space="0" w:color="D7DEE8"/>
               <w:right w:val="single" w:sz="4" w:space="0" w:color="D7DEE8"/>
             </w:tcBorders>
-            <w:shd w:val="clear" w:color="auto" w:fill="F8FAFC"/>
-            <w:vAlign w:val="center"/>
-          </w:tcPr>
-          <w:p>
-            <w:pPr>
-              <w:spacing w:after="0"/>
-            </w:pPr>
-            <w:r>
+            <w:vAlign w:val="center"/>
+          </w:tcPr>
+          <w:p>
+            <w:pPr>
+              <w:spacing w:after="0"/>
               <w:rPr>
                 <w:rFonts w:eastAsia="Calibri"/>
                 <w:b/>
                 <w:color w:val="2E74B5"/>
                 <w:sz w:val="15"/>
               </w:rPr>
-              <w:t>AuditHSW</w:t>
-            </w:r>
-          </w:p>
-        </w:tc>
-        <w:tc>
-          <w:tcPr>
-            <w:tcW w:w="7900" w:type="dxa"/>
-            <w:tcBorders>
-              <w:top w:val="single" w:sz="4" w:space="0" w:color="D7DEE8"/>
-              <w:left w:val="single" w:sz="4" w:space="0" w:color="D7DEE8"/>
-              <w:bottom w:val="single" w:sz="4" w:space="0" w:color="D7DEE8"/>
-              <w:right w:val="single" w:sz="4" w:space="0" w:color="D7DEE8"/>
-            </w:tcBorders>
-            <w:shd w:val="clear" w:color="auto" w:fill="F8FAFC"/>
-            <w:vAlign w:val="center"/>
-          </w:tcPr>
-          <w:p>
-            <w:pPr>
-              <w:spacing w:after="0"/>
-            </w:pPr>
-            <w:r>
-              <w:rPr>
-                <w:rFonts w:eastAsia="Calibri"/>
-                <w:color w:val="000000"/>
-                <w:sz w:val="15"/>
-              </w:rPr>
-              <w:t>Знімає аудит Windows-ПК: апаратна частина, ОС, мережа, програми, користувачі, ESET і ліцензійні сліди; формує лог.</w:t>
+            </w:pPr>
+            <w:r>
+              <w:rPr>
+                <w:rFonts w:eastAsia="Calibri"/>
+                <w:b/>
+                <w:color w:val="2E74B5"/>
+                <w:sz w:val="15"/>
+              </w:rPr>
+              <w:t>DataOrder</w:t>
+            </w:r>
+          </w:p>
+        </w:tc>
+        <w:tc>
+          <w:tcPr>
+            <w:tcW w:w="7515" w:type="dxa"/>
+            <w:tcBorders>
+              <w:top w:val="single" w:sz="4" w:space="0" w:color="D7DEE8"/>
+              <w:left w:val="single" w:sz="4" w:space="0" w:color="D7DEE8"/>
+              <w:bottom w:val="single" w:sz="4" w:space="0" w:color="D7DEE8"/>
+              <w:right w:val="single" w:sz="4" w:space="0" w:color="D7DEE8"/>
+            </w:tcBorders>
+            <w:vAlign w:val="center"/>
+          </w:tcPr>
+          <w:p>
+            <w:pPr>
+              <w:spacing w:after="0"/>
+              <w:rPr>
+                <w:rFonts w:eastAsia="Calibri"/>
+                <w:color w:val="000000"/>
+                <w:sz w:val="15"/>
+              </w:rPr>
+            </w:pPr>
+            <w:r>
+              <w:rPr>
+                <w:rFonts w:eastAsia="Calibri"/>
+                <w:color w:val="000000"/>
+                <w:sz w:val="15"/>
+              </w:rPr>
+              <w:t>Пакетно обробляє</w:t>
+            </w:r>
+            <w:r>
+              <w:rPr>
+                <w:rFonts w:eastAsia="Calibri"/>
+                <w:color w:val="000000"/>
+                <w:sz w:val="15"/>
+              </w:rPr>
+              <w:t>:</w:t>
+            </w:r>
+            <w:r>
+              <w:rPr>
+                <w:rFonts w:eastAsia="Calibri"/>
+                <w:color w:val="000000"/>
+                <w:sz w:val="15"/>
+              </w:rPr>
+              <w:t xml:space="preserve"> зображення й PDF: чистить, конвертує, запускає OCR</w:t>
+            </w:r>
+            <w:r>
+              <w:rPr>
+                <w:rFonts w:eastAsia="Calibri"/>
+                <w:color w:val="000000"/>
+                <w:sz w:val="15"/>
+              </w:rPr>
+              <w:t>,</w:t>
+            </w:r>
+            <w:r>
+              <w:rPr>
+                <w:rFonts w:eastAsia="Calibri"/>
+                <w:color w:val="000000"/>
+                <w:sz w:val="15"/>
+              </w:rPr>
+              <w:t xml:space="preserve"> </w:t>
+            </w:r>
+            <w:r>
+              <w:rPr>
+                <w:rFonts w:eastAsia="Calibri"/>
+                <w:color w:val="000000"/>
+                <w:sz w:val="15"/>
+              </w:rPr>
+              <w:t xml:space="preserve">конвертує в </w:t>
+            </w:r>
+            <w:r>
+              <w:rPr>
+                <w:rFonts w:eastAsia="Calibri"/>
+                <w:color w:val="000000"/>
+                <w:sz w:val="15"/>
+              </w:rPr>
+              <w:t>DOCX.</w:t>
             </w:r>
           </w:p>
         </w:tc>
@@ -508,11 +632,21 @@
           <w:p>
             <w:pPr>
               <w:spacing w:after="0"/>
-            </w:pPr>
-            <w:r>
-              <w:rPr>
-                <w:rFonts w:eastAsia="Calibri"/>
-                <w:color w:val="000000"/>
+              <w:rPr>
+                <w:rFonts w:eastAsia="Calibri"/>
+                <w:b/>
+                <w:bCs/>
+                <w:color w:val="0A2F41" w:themeColor="accent1" w:themeShade="80"/>
+                <w:sz w:val="15"/>
+                <w:lang w:val="en-US"/>
+              </w:rPr>
+            </w:pPr>
+            <w:r>
+              <w:rPr>
+                <w:rFonts w:eastAsia="Calibri"/>
+                <w:b/>
+                <w:bCs/>
+                <w:color w:val="0A2F41" w:themeColor="accent1" w:themeShade="80"/>
                 <w:sz w:val="15"/>
               </w:rPr>
               <w:t>DataOffice</w:t>
@@ -533,40 +667,59 @@
           <w:p>
             <w:pPr>
               <w:spacing w:after="0"/>
-            </w:pPr>
-            <w:r>
               <w:rPr>
                 <w:rFonts w:eastAsia="Calibri"/>
                 <w:b/>
                 <w:color w:val="2E74B5"/>
                 <w:sz w:val="15"/>
               </w:rPr>
-              <w:t>AuditOS</w:t>
-            </w:r>
-          </w:p>
-        </w:tc>
-        <w:tc>
-          <w:tcPr>
-            <w:tcW w:w="7900" w:type="dxa"/>
-            <w:tcBorders>
-              <w:top w:val="single" w:sz="4" w:space="0" w:color="D7DEE8"/>
-              <w:left w:val="single" w:sz="4" w:space="0" w:color="D7DEE8"/>
-              <w:bottom w:val="single" w:sz="4" w:space="0" w:color="D7DEE8"/>
-              <w:right w:val="single" w:sz="4" w:space="0" w:color="D7DEE8"/>
-            </w:tcBorders>
-            <w:vAlign w:val="center"/>
-          </w:tcPr>
-          <w:p>
-            <w:pPr>
-              <w:spacing w:after="0"/>
-            </w:pPr>
-            <w:r>
-              <w:rPr>
-                <w:rFonts w:eastAsia="Calibri"/>
-                <w:color w:val="000000"/>
-                <w:sz w:val="15"/>
-              </w:rPr>
-              <w:t>Зіставляє службові документи зі штатним Excel, формує звіт і за потреби оновлює дані в DOCX/XLSX/XLSM.</w:t>
+            </w:pPr>
+            <w:r>
+              <w:rPr>
+                <w:rFonts w:eastAsia="Calibri"/>
+                <w:b/>
+                <w:color w:val="2E74B5"/>
+                <w:sz w:val="15"/>
+              </w:rPr>
+              <w:t>DataSync</w:t>
+            </w:r>
+          </w:p>
+        </w:tc>
+        <w:tc>
+          <w:tcPr>
+            <w:tcW w:w="7515" w:type="dxa"/>
+            <w:tcBorders>
+              <w:top w:val="single" w:sz="4" w:space="0" w:color="D7DEE8"/>
+              <w:left w:val="single" w:sz="4" w:space="0" w:color="D7DEE8"/>
+              <w:bottom w:val="single" w:sz="4" w:space="0" w:color="D7DEE8"/>
+              <w:right w:val="single" w:sz="4" w:space="0" w:color="D7DEE8"/>
+            </w:tcBorders>
+            <w:vAlign w:val="center"/>
+          </w:tcPr>
+          <w:p>
+            <w:pPr>
+              <w:spacing w:after="0"/>
+              <w:rPr>
+                <w:rFonts w:eastAsia="Calibri"/>
+                <w:color w:val="000000"/>
+                <w:sz w:val="15"/>
+              </w:rPr>
+            </w:pPr>
+            <w:r>
+              <w:rPr>
+                <w:rFonts w:eastAsia="Calibri"/>
+                <w:color w:val="000000"/>
+                <w:sz w:val="15"/>
+              </w:rPr>
+              <w:t>Синхронізує дві папки у one-way або two-way режимі</w:t>
+            </w:r>
+            <w:r>
+              <w:rPr>
+                <w:rFonts w:eastAsia="Calibri"/>
+                <w:color w:val="000000"/>
+                <w:sz w:val="15"/>
+              </w:rPr>
+              <w:t xml:space="preserve"> (розширений функціонал).</w:t>
             </w:r>
           </w:p>
         </w:tc>
@@ -581,17 +734,26 @@
               <w:bottom w:val="single" w:sz="4" w:space="0" w:color="D7DEE8"/>
               <w:right w:val="single" w:sz="4" w:space="0" w:color="D7DEE8"/>
             </w:tcBorders>
-            <w:shd w:val="clear" w:color="auto" w:fill="F8FAFC"/>
-            <w:vAlign w:val="center"/>
-          </w:tcPr>
-          <w:p>
-            <w:pPr>
-              <w:spacing w:after="0"/>
-            </w:pPr>
-            <w:r>
-              <w:rPr>
-                <w:rFonts w:eastAsia="Calibri"/>
-                <w:color w:val="000000"/>
+            <w:vAlign w:val="center"/>
+          </w:tcPr>
+          <w:p>
+            <w:pPr>
+              <w:spacing w:after="0"/>
+              <w:rPr>
+                <w:rFonts w:eastAsia="Calibri"/>
+                <w:b/>
+                <w:bCs/>
+                <w:color w:val="0A2F41" w:themeColor="accent1" w:themeShade="80"/>
+                <w:sz w:val="15"/>
+                <w:lang w:val="en-US"/>
+              </w:rPr>
+            </w:pPr>
+            <w:r>
+              <w:rPr>
+                <w:rFonts w:eastAsia="Calibri"/>
+                <w:b/>
+                <w:bCs/>
+                <w:color w:val="0A2F41" w:themeColor="accent1" w:themeShade="80"/>
                 <w:sz w:val="15"/>
               </w:rPr>
               <w:t>DataOffice</w:t>
@@ -607,47 +769,104 @@
               <w:bottom w:val="single" w:sz="4" w:space="0" w:color="D7DEE8"/>
               <w:right w:val="single" w:sz="4" w:space="0" w:color="D7DEE8"/>
             </w:tcBorders>
-            <w:shd w:val="clear" w:color="auto" w:fill="F8FAFC"/>
-            <w:vAlign w:val="center"/>
-          </w:tcPr>
-          <w:p>
-            <w:pPr>
-              <w:spacing w:after="0"/>
-            </w:pPr>
-            <w:r>
+            <w:vAlign w:val="center"/>
+          </w:tcPr>
+          <w:p>
+            <w:pPr>
+              <w:spacing w:after="0"/>
               <w:rPr>
                 <w:rFonts w:eastAsia="Calibri"/>
                 <w:b/>
                 <w:color w:val="2E74B5"/>
                 <w:sz w:val="15"/>
               </w:rPr>
-              <w:t>DataOrder</w:t>
-            </w:r>
-          </w:p>
-        </w:tc>
-        <w:tc>
-          <w:tcPr>
-            <w:tcW w:w="7900" w:type="dxa"/>
-            <w:tcBorders>
-              <w:top w:val="single" w:sz="4" w:space="0" w:color="D7DEE8"/>
-              <w:left w:val="single" w:sz="4" w:space="0" w:color="D7DEE8"/>
-              <w:bottom w:val="single" w:sz="4" w:space="0" w:color="D7DEE8"/>
-              <w:right w:val="single" w:sz="4" w:space="0" w:color="D7DEE8"/>
-            </w:tcBorders>
-            <w:shd w:val="clear" w:color="auto" w:fill="F8FAFC"/>
-            <w:vAlign w:val="center"/>
-          </w:tcPr>
-          <w:p>
-            <w:pPr>
-              <w:spacing w:after="0"/>
-            </w:pPr>
-            <w:r>
-              <w:rPr>
-                <w:rFonts w:eastAsia="Calibri"/>
-                <w:color w:val="000000"/>
-                <w:sz w:val="15"/>
-              </w:rPr>
-              <w:t>Пакетно обробляє Office-файли, зображення й PDF: чистить temp/lock, конвертує формати, запускає OCR і PDF -&gt; DOCX.</w:t>
+            </w:pPr>
+            <w:r>
+              <w:rPr>
+                <w:rFonts w:eastAsia="Calibri"/>
+                <w:b/>
+                <w:color w:val="2E74B5"/>
+                <w:sz w:val="15"/>
+              </w:rPr>
+              <w:t>SyncOffice</w:t>
+            </w:r>
+          </w:p>
+        </w:tc>
+        <w:tc>
+          <w:tcPr>
+            <w:tcW w:w="7515" w:type="dxa"/>
+            <w:tcBorders>
+              <w:top w:val="single" w:sz="4" w:space="0" w:color="D7DEE8"/>
+              <w:left w:val="single" w:sz="4" w:space="0" w:color="D7DEE8"/>
+              <w:bottom w:val="single" w:sz="4" w:space="0" w:color="D7DEE8"/>
+              <w:right w:val="single" w:sz="4" w:space="0" w:color="D7DEE8"/>
+            </w:tcBorders>
+            <w:vAlign w:val="center"/>
+          </w:tcPr>
+          <w:p>
+            <w:pPr>
+              <w:spacing w:after="0"/>
+              <w:rPr>
+                <w:rFonts w:eastAsia="Calibri"/>
+                <w:color w:val="000000"/>
+                <w:sz w:val="15"/>
+              </w:rPr>
+            </w:pPr>
+            <w:r>
+              <w:rPr>
+                <w:rFonts w:eastAsia="Calibri"/>
+                <w:color w:val="000000"/>
+                <w:sz w:val="15"/>
+              </w:rPr>
+              <w:t xml:space="preserve">Синхронізує дані між DOCX/XLSX/XLSM за заголовком «Ключ», оновлює спільні поля </w:t>
+            </w:r>
+            <w:r>
+              <w:rPr>
+                <w:rFonts w:eastAsia="Calibri"/>
+                <w:color w:val="000000"/>
+                <w:sz w:val="15"/>
+              </w:rPr>
+              <w:t>і</w:t>
+            </w:r>
+            <w:r>
+              <w:rPr>
+                <w:rFonts w:eastAsia="Calibri"/>
+                <w:color w:val="000000"/>
+                <w:sz w:val="15"/>
+              </w:rPr>
+              <w:t xml:space="preserve"> познача</w:t>
+            </w:r>
+            <w:r>
+              <w:rPr>
+                <w:rFonts w:eastAsia="Calibri"/>
+                <w:color w:val="000000"/>
+                <w:sz w:val="15"/>
+              </w:rPr>
+              <w:t>є</w:t>
+            </w:r>
+            <w:r>
+              <w:rPr>
+                <w:rFonts w:eastAsia="Calibri"/>
+                <w:color w:val="000000"/>
+                <w:sz w:val="15"/>
+              </w:rPr>
+              <w:t xml:space="preserve"> змін</w:t>
+            </w:r>
+            <w:r>
+              <w:rPr>
+                <w:rFonts w:eastAsia="Calibri"/>
+                <w:color w:val="000000"/>
+                <w:sz w:val="15"/>
+              </w:rPr>
+              <w:t>и</w:t>
+            </w:r>
+            <w:r>
+              <w:rPr>
+                <w:rFonts w:eastAsia="Calibri"/>
+                <w:color w:val="000000"/>
+                <w:sz w:val="15"/>
+              </w:rPr>
+              <w:t>.</w:t>
             </w:r>
           </w:p>
         </w:tc>
@@ -667,14 +886,21 @@
           <w:p>
             <w:pPr>
               <w:spacing w:after="0"/>
-            </w:pPr>
-            <w:r>
-              <w:rPr>
-                <w:rFonts w:eastAsia="Calibri"/>
-                <w:color w:val="000000"/>
-                <w:sz w:val="15"/>
-              </w:rPr>
-              <w:t>DataOffice</w:t>
+              <w:rPr>
+                <w:b/>
+                <w:bCs/>
+                <w:color w:val="0A2F41" w:themeColor="accent1" w:themeShade="80"/>
+              </w:rPr>
+            </w:pPr>
+            <w:r>
+              <w:rPr>
+                <w:rFonts w:eastAsia="Calibri"/>
+                <w:b/>
+                <w:bCs/>
+                <w:color w:val="0A2F41" w:themeColor="accent1" w:themeShade="80"/>
+                <w:sz w:val="15"/>
+              </w:rPr>
+              <w:t>Utilities</w:t>
             </w:r>
           </w:p>
         </w:tc>
@@ -700,32 +926,64 @@
                 <w:color w:val="2E74B5"/>
                 <w:sz w:val="15"/>
               </w:rPr>
-              <w:t>DataSync</w:t>
-            </w:r>
-          </w:p>
-        </w:tc>
-        <w:tc>
-          <w:tcPr>
-            <w:tcW w:w="7900" w:type="dxa"/>
-            <w:tcBorders>
-              <w:top w:val="single" w:sz="4" w:space="0" w:color="D7DEE8"/>
-              <w:left w:val="single" w:sz="4" w:space="0" w:color="D7DEE8"/>
-              <w:bottom w:val="single" w:sz="4" w:space="0" w:color="D7DEE8"/>
-              <w:right w:val="single" w:sz="4" w:space="0" w:color="D7DEE8"/>
-            </w:tcBorders>
-            <w:vAlign w:val="center"/>
-          </w:tcPr>
-          <w:p>
-            <w:pPr>
-              <w:spacing w:after="0"/>
-            </w:pPr>
-            <w:r>
-              <w:rPr>
-                <w:rFonts w:eastAsia="Calibri"/>
-                <w:color w:val="000000"/>
-                <w:sz w:val="15"/>
-              </w:rPr>
-              <w:t>Синхронізує дві папки у one-way або two-way режимі, підтримує автопідстановку шляхів і backup замінених файлів у кошик.</w:t>
+              <w:t>AuditHSW</w:t>
+            </w:r>
+          </w:p>
+        </w:tc>
+        <w:tc>
+          <w:tcPr>
+            <w:tcW w:w="7515" w:type="dxa"/>
+            <w:tcBorders>
+              <w:top w:val="single" w:sz="4" w:space="0" w:color="D7DEE8"/>
+              <w:left w:val="single" w:sz="4" w:space="0" w:color="D7DEE8"/>
+              <w:bottom w:val="single" w:sz="4" w:space="0" w:color="D7DEE8"/>
+              <w:right w:val="single" w:sz="4" w:space="0" w:color="D7DEE8"/>
+            </w:tcBorders>
+            <w:vAlign w:val="center"/>
+          </w:tcPr>
+          <w:p>
+            <w:pPr>
+              <w:spacing w:after="0"/>
+            </w:pPr>
+            <w:r>
+              <w:rPr>
+                <w:rFonts w:eastAsia="Calibri"/>
+                <w:color w:val="000000"/>
+                <w:sz w:val="15"/>
+              </w:rPr>
+              <w:t xml:space="preserve">Знімає </w:t>
+            </w:r>
+            <w:r>
+              <w:rPr>
+                <w:rFonts w:eastAsia="Calibri"/>
+                <w:color w:val="000000"/>
+                <w:sz w:val="15"/>
+              </w:rPr>
+              <w:t xml:space="preserve">повний </w:t>
+            </w:r>
+            <w:r>
+              <w:rPr>
+                <w:rFonts w:eastAsia="Calibri"/>
+                <w:color w:val="000000"/>
+                <w:sz w:val="15"/>
+              </w:rPr>
+              <w:t>аудит Windows-ПК</w:t>
+            </w:r>
+            <w:r>
+              <w:rPr>
+                <w:rFonts w:eastAsia="Calibri"/>
+                <w:color w:val="000000"/>
+                <w:sz w:val="15"/>
+              </w:rPr>
+              <w:t xml:space="preserve"> та</w:t>
+            </w:r>
+            <w:r>
+              <w:rPr>
+                <w:rFonts w:eastAsia="Calibri"/>
+                <w:color w:val="000000"/>
+                <w:sz w:val="15"/>
+              </w:rPr>
+              <w:t xml:space="preserve"> формує лог.</w:t>
             </w:r>
           </w:p>
         </w:tc>
@@ -740,20 +998,28 @@
               <w:bottom w:val="single" w:sz="4" w:space="0" w:color="D7DEE8"/>
               <w:right w:val="single" w:sz="4" w:space="0" w:color="D7DEE8"/>
             </w:tcBorders>
-            <w:shd w:val="clear" w:color="auto" w:fill="F8FAFC"/>
-            <w:vAlign w:val="center"/>
-          </w:tcPr>
-          <w:p>
-            <w:pPr>
-              <w:spacing w:after="0"/>
-            </w:pPr>
-            <w:r>
-              <w:rPr>
-                <w:rFonts w:eastAsia="Calibri"/>
-                <w:color w:val="000000"/>
-                <w:sz w:val="15"/>
-              </w:rPr>
-              <w:t>DataOffice</w:t>
+            <w:vAlign w:val="center"/>
+          </w:tcPr>
+          <w:p>
+            <w:pPr>
+              <w:spacing w:after="0"/>
+              <w:rPr>
+                <w:rFonts w:eastAsia="Calibri"/>
+                <w:b/>
+                <w:bCs/>
+                <w:color w:val="0A2F41" w:themeColor="accent1" w:themeShade="80"/>
+                <w:sz w:val="15"/>
+              </w:rPr>
+            </w:pPr>
+            <w:r>
+              <w:rPr>
+                <w:rFonts w:eastAsia="Calibri"/>
+                <w:b/>
+                <w:bCs/>
+                <w:color w:val="0A2F41" w:themeColor="accent1" w:themeShade="80"/>
+                <w:sz w:val="15"/>
+              </w:rPr>
+              <w:t>Utilities</w:t>
             </w:r>
           </w:p>
         </w:tc>
@@ -766,47 +1032,56 @@
               <w:bottom w:val="single" w:sz="4" w:space="0" w:color="D7DEE8"/>
               <w:right w:val="single" w:sz="4" w:space="0" w:color="D7DEE8"/>
             </w:tcBorders>
-            <w:shd w:val="clear" w:color="auto" w:fill="F8FAFC"/>
-            <w:vAlign w:val="center"/>
-          </w:tcPr>
-          <w:p>
-            <w:pPr>
-              <w:spacing w:after="0"/>
-            </w:pPr>
-            <w:r>
+            <w:vAlign w:val="center"/>
+          </w:tcPr>
+          <w:p>
+            <w:pPr>
+              <w:spacing w:after="0"/>
               <w:rPr>
                 <w:rFonts w:eastAsia="Calibri"/>
                 <w:b/>
                 <w:color w:val="2E74B5"/>
                 <w:sz w:val="15"/>
               </w:rPr>
-              <w:t>SyncOffice</w:t>
-            </w:r>
-          </w:p>
-        </w:tc>
-        <w:tc>
-          <w:tcPr>
-            <w:tcW w:w="7900" w:type="dxa"/>
-            <w:tcBorders>
-              <w:top w:val="single" w:sz="4" w:space="0" w:color="D7DEE8"/>
-              <w:left w:val="single" w:sz="4" w:space="0" w:color="D7DEE8"/>
-              <w:bottom w:val="single" w:sz="4" w:space="0" w:color="D7DEE8"/>
-              <w:right w:val="single" w:sz="4" w:space="0" w:color="D7DEE8"/>
-            </w:tcBorders>
-            <w:shd w:val="clear" w:color="auto" w:fill="F8FAFC"/>
-            <w:vAlign w:val="center"/>
-          </w:tcPr>
-          <w:p>
-            <w:pPr>
-              <w:spacing w:after="0"/>
-            </w:pPr>
-            <w:r>
-              <w:rPr>
-                <w:rFonts w:eastAsia="Calibri"/>
-                <w:color w:val="000000"/>
-                <w:sz w:val="15"/>
-              </w:rPr>
-              <w:t>Синхронізує дані між DOCX/XLSX/XLSM за заголовком «Ключ», оновлює спільні поля й може позначати зміни жовтим.</w:t>
+            </w:pPr>
+            <w:r>
+              <w:rPr>
+                <w:rFonts w:eastAsia="Calibri"/>
+                <w:b/>
+                <w:color w:val="2E74B5"/>
+                <w:sz w:val="15"/>
+              </w:rPr>
+              <w:t>BeatPass</w:t>
+            </w:r>
+          </w:p>
+        </w:tc>
+        <w:tc>
+          <w:tcPr>
+            <w:tcW w:w="7515" w:type="dxa"/>
+            <w:tcBorders>
+              <w:top w:val="single" w:sz="4" w:space="0" w:color="D7DEE8"/>
+              <w:left w:val="single" w:sz="4" w:space="0" w:color="D7DEE8"/>
+              <w:bottom w:val="single" w:sz="4" w:space="0" w:color="D7DEE8"/>
+              <w:right w:val="single" w:sz="4" w:space="0" w:color="D7DEE8"/>
+            </w:tcBorders>
+            <w:vAlign w:val="center"/>
+          </w:tcPr>
+          <w:p>
+            <w:pPr>
+              <w:spacing w:after="0"/>
+              <w:rPr>
+                <w:rFonts w:eastAsia="Calibri"/>
+                <w:color w:val="000000"/>
+                <w:sz w:val="15"/>
+              </w:rPr>
+            </w:pPr>
+            <w:r>
+              <w:rPr>
+                <w:rFonts w:eastAsia="Calibri"/>
+                <w:color w:val="000000"/>
+                <w:sz w:val="15"/>
+              </w:rPr>
+              <w:t>Детерміновано генерує паролі й ключі з секретного рядка, та копіює результат у буфер.</w:t>
             </w:r>
           </w:p>
         </w:tc>
@@ -826,14 +1101,23 @@
           <w:p>
             <w:pPr>
               <w:spacing w:after="0"/>
-            </w:pPr>
-            <w:r>
-              <w:rPr>
-                <w:rFonts w:eastAsia="Calibri"/>
-                <w:color w:val="000000"/>
-                <w:sz w:val="15"/>
-              </w:rPr>
-              <w:t>### FROSTED</w:t>
+              <w:rPr>
+                <w:rFonts w:eastAsia="Calibri"/>
+                <w:b/>
+                <w:bCs/>
+                <w:color w:val="0A2F41" w:themeColor="accent1" w:themeShade="80"/>
+                <w:sz w:val="15"/>
+              </w:rPr>
+            </w:pPr>
+            <w:r>
+              <w:rPr>
+                <w:rFonts w:eastAsia="Calibri"/>
+                <w:b/>
+                <w:bCs/>
+                <w:color w:val="0A2F41" w:themeColor="accent1" w:themeShade="80"/>
+                <w:sz w:val="15"/>
+              </w:rPr>
+              <w:t>Utilities</w:t>
             </w:r>
           </w:p>
         </w:tc>
@@ -851,40 +1135,75 @@
           <w:p>
             <w:pPr>
               <w:spacing w:after="0"/>
-            </w:pPr>
-            <w:r>
               <w:rPr>
                 <w:rFonts w:eastAsia="Calibri"/>
                 <w:b/>
                 <w:color w:val="2E74B5"/>
                 <w:sz w:val="15"/>
               </w:rPr>
-              <w:t>ECOmpare</w:t>
-            </w:r>
-          </w:p>
-        </w:tc>
-        <w:tc>
-          <w:tcPr>
-            <w:tcW w:w="7900" w:type="dxa"/>
-            <w:tcBorders>
-              <w:top w:val="single" w:sz="4" w:space="0" w:color="D7DEE8"/>
-              <w:left w:val="single" w:sz="4" w:space="0" w:color="D7DEE8"/>
-              <w:bottom w:val="single" w:sz="4" w:space="0" w:color="D7DEE8"/>
-              <w:right w:val="single" w:sz="4" w:space="0" w:color="D7DEE8"/>
-            </w:tcBorders>
-            <w:vAlign w:val="center"/>
-          </w:tcPr>
-          <w:p>
-            <w:pPr>
-              <w:spacing w:after="0"/>
-            </w:pPr>
-            <w:r>
-              <w:rPr>
-                <w:rFonts w:eastAsia="Calibri"/>
-                <w:color w:val="000000"/>
-                <w:sz w:val="15"/>
-              </w:rPr>
-              <w:t>Заморожена утиліта для порівняння Excel по серійниках і цінах; формує лог-звіти та позначає колізії.</w:t>
+            </w:pPr>
+            <w:r>
+              <w:rPr>
+                <w:rFonts w:eastAsia="Calibri"/>
+                <w:b/>
+                <w:color w:val="2E74B5"/>
+                <w:sz w:val="15"/>
+              </w:rPr>
+              <w:t>Mahou</w:t>
+            </w:r>
+          </w:p>
+        </w:tc>
+        <w:tc>
+          <w:tcPr>
+            <w:tcW w:w="7515" w:type="dxa"/>
+            <w:tcBorders>
+              <w:top w:val="single" w:sz="4" w:space="0" w:color="D7DEE8"/>
+              <w:left w:val="single" w:sz="4" w:space="0" w:color="D7DEE8"/>
+              <w:bottom w:val="single" w:sz="4" w:space="0" w:color="D7DEE8"/>
+              <w:right w:val="single" w:sz="4" w:space="0" w:color="D7DEE8"/>
+            </w:tcBorders>
+            <w:vAlign w:val="center"/>
+          </w:tcPr>
+          <w:p>
+            <w:pPr>
+              <w:spacing w:after="0"/>
+              <w:rPr>
+                <w:rFonts w:eastAsia="Calibri"/>
+                <w:color w:val="000000"/>
+                <w:sz w:val="15"/>
+              </w:rPr>
+            </w:pPr>
+            <w:r>
+              <w:rPr>
+                <w:rFonts w:eastAsia="Calibri"/>
+                <w:color w:val="000000"/>
+                <w:sz w:val="15"/>
+              </w:rPr>
+              <w:t xml:space="preserve">Windows-перемикач </w:t>
+            </w:r>
+            <w:r>
+              <w:rPr>
+                <w:rFonts w:eastAsia="Calibri"/>
+                <w:color w:val="000000"/>
+                <w:sz w:val="15"/>
+              </w:rPr>
+              <w:t xml:space="preserve">фоновий </w:t>
+            </w:r>
+            <w:r>
+              <w:rPr>
+                <w:rFonts w:eastAsia="Calibri"/>
+                <w:color w:val="000000"/>
+                <w:sz w:val="15"/>
+              </w:rPr>
+              <w:t xml:space="preserve">розкладок: виправляє вже введений текст, швидко перемикає мови, </w:t>
+            </w:r>
+            <w:r>
+              <w:rPr>
+                <w:rFonts w:eastAsia="Calibri"/>
+                <w:color w:val="000000"/>
+                <w:sz w:val="15"/>
+              </w:rPr>
+              <w:t>тощо.</w:t>
             </w:r>
           </w:p>
         </w:tc>
@@ -893,18 +1212,24 @@
     <w:p>
       <w:pPr>
         <w:pStyle w:val="1"/>
-        <w:spacing w:before="80" w:after="40"/>
+        <w:spacing w:before="160" w:after="160"/>
       </w:pPr>
       <w:r>
         <w:rPr>
           <w:rFonts w:ascii="Calibri" w:eastAsia="Calibri" w:hAnsi="Calibri"/>
         </w:rPr>
-        <w:t>Rewards: спеціалізований пакет</w:t>
+        <w:t xml:space="preserve">REWARDS: </w:t>
+      </w:r>
+      <w:r>
+        <w:rPr>
+          <w:rFonts w:ascii="Calibri" w:eastAsia="Calibri" w:hAnsi="Calibri"/>
+        </w:rPr>
+        <w:t>спеціалізований пакет</w:t>
       </w:r>
     </w:p>
     <w:tbl>
       <w:tblPr>
-        <w:tblW w:w="10750" w:type="dxa"/>
+        <w:tblW w:w="10365" w:type="dxa"/>
         <w:tblInd w:w="120" w:type="dxa"/>
         <w:tblLayout w:type="fixed"/>
         <w:tblCellMar>
@@ -916,14 +1241,14 @@
         <w:tblLook w:val="04A0" w:firstRow="1" w:lastRow="0" w:firstColumn="1" w:lastColumn="0" w:noHBand="0" w:noVBand="1"/>
       </w:tblPr>
       <w:tblGrid>
-        <w:gridCol w:w="1550"/>
-        <w:gridCol w:w="1900"/>
-        <w:gridCol w:w="7300"/>
+        <w:gridCol w:w="1293"/>
+        <w:gridCol w:w="1559"/>
+        <w:gridCol w:w="7513"/>
       </w:tblGrid>
       <w:tr>
         <w:tc>
           <w:tcPr>
-            <w:tcW w:w="1550" w:type="dxa"/>
+            <w:tcW w:w="1293" w:type="dxa"/>
             <w:tcBorders>
               <w:top w:val="single" w:sz="4" w:space="0" w:color="D7DEE8"/>
               <w:left w:val="single" w:sz="4" w:space="0" w:color="D7DEE8"/>
@@ -944,13 +1269,13 @@
                 <w:color w:val="0B2545"/>
                 <w:sz w:val="16"/>
               </w:rPr>
-              <w:t>Утиліта</w:t>
-            </w:r>
-          </w:p>
-        </w:tc>
-        <w:tc>
-          <w:tcPr>
-            <w:tcW w:w="1900" w:type="dxa"/>
+              <w:t>Папка</w:t>
+            </w:r>
+          </w:p>
+        </w:tc>
+        <w:tc>
+          <w:tcPr>
+            <w:tcW w:w="1559" w:type="dxa"/>
             <w:tcBorders>
               <w:top w:val="single" w:sz="4" w:space="0" w:color="D7DEE8"/>
               <w:left w:val="single" w:sz="4" w:space="0" w:color="D7DEE8"/>
@@ -963,33 +1288,12 @@
           <w:p>
             <w:pPr>
               <w:spacing w:after="0"/>
-            </w:pPr>
-            <w:r>
               <w:rPr>
                 <w:rFonts w:eastAsia="Calibri"/>
                 <w:b/>
                 <w:color w:val="0B2545"/>
                 <w:sz w:val="16"/>
               </w:rPr>
-              <w:t>Етап</w:t>
-            </w:r>
-          </w:p>
-        </w:tc>
-        <w:tc>
-          <w:tcPr>
-            <w:tcW w:w="7300" w:type="dxa"/>
-            <w:tcBorders>
-              <w:top w:val="single" w:sz="4" w:space="0" w:color="D7DEE8"/>
-              <w:left w:val="single" w:sz="4" w:space="0" w:color="D7DEE8"/>
-              <w:bottom w:val="single" w:sz="4" w:space="0" w:color="D7DEE8"/>
-              <w:right w:val="single" w:sz="4" w:space="0" w:color="D7DEE8"/>
-            </w:tcBorders>
-            <w:shd w:val="clear" w:color="auto" w:fill="E8EEF5"/>
-            <w:vAlign w:val="center"/>
-          </w:tcPr>
-          <w:p>
-            <w:pPr>
-              <w:spacing w:after="0"/>
             </w:pPr>
             <w:r>
               <w:rPr>
@@ -998,6 +1302,33 @@
                 <w:color w:val="0B2545"/>
                 <w:sz w:val="16"/>
               </w:rPr>
+              <w:t>Утиліта</w:t>
+            </w:r>
+          </w:p>
+        </w:tc>
+        <w:tc>
+          <w:tcPr>
+            <w:tcW w:w="7513" w:type="dxa"/>
+            <w:tcBorders>
+              <w:top w:val="single" w:sz="4" w:space="0" w:color="D7DEE8"/>
+              <w:left w:val="single" w:sz="4" w:space="0" w:color="D7DEE8"/>
+              <w:bottom w:val="single" w:sz="4" w:space="0" w:color="D7DEE8"/>
+              <w:right w:val="single" w:sz="4" w:space="0" w:color="D7DEE8"/>
+            </w:tcBorders>
+            <w:shd w:val="clear" w:color="auto" w:fill="E8EEF5"/>
+            <w:vAlign w:val="center"/>
+          </w:tcPr>
+          <w:p>
+            <w:pPr>
+              <w:spacing w:after="0"/>
+            </w:pPr>
+            <w:r>
+              <w:rPr>
+                <w:rFonts w:eastAsia="Calibri"/>
+                <w:b/>
+                <w:color w:val="0B2545"/>
+                <w:sz w:val="16"/>
+              </w:rPr>
               <w:t>Призначення</w:t>
             </w:r>
           </w:p>
@@ -1006,24 +1337,65 @@
       <w:tr>
         <w:tc>
           <w:tcPr>
-            <w:tcW w:w="1550" w:type="dxa"/>
-            <w:tcBorders>
-              <w:top w:val="single" w:sz="4" w:space="0" w:color="D7DEE8"/>
-              <w:left w:val="single" w:sz="4" w:space="0" w:color="D7DEE8"/>
-              <w:bottom w:val="single" w:sz="4" w:space="0" w:color="D7DEE8"/>
-              <w:right w:val="single" w:sz="4" w:space="0" w:color="D7DEE8"/>
-            </w:tcBorders>
-            <w:vAlign w:val="center"/>
-          </w:tcPr>
-          <w:p>
-            <w:pPr>
-              <w:spacing w:after="0"/>
-            </w:pPr>
-            <w:r>
-              <w:rPr>
-                <w:rFonts w:eastAsia="Calibri"/>
-                <w:color w:val="000000"/>
-                <w:sz w:val="14"/>
+            <w:tcW w:w="1293" w:type="dxa"/>
+            <w:tcBorders>
+              <w:top w:val="single" w:sz="4" w:space="0" w:color="D7DEE8"/>
+              <w:left w:val="single" w:sz="4" w:space="0" w:color="D7DEE8"/>
+              <w:bottom w:val="single" w:sz="4" w:space="0" w:color="D7DEE8"/>
+              <w:right w:val="single" w:sz="4" w:space="0" w:color="D7DEE8"/>
+            </w:tcBorders>
+            <w:vAlign w:val="center"/>
+          </w:tcPr>
+          <w:p>
+            <w:pPr>
+              <w:spacing w:after="0"/>
+              <w:rPr>
+                <w:b/>
+                <w:bCs/>
+                <w:color w:val="0A2F41" w:themeColor="accent1" w:themeShade="80"/>
+                <w:lang w:val="en-US"/>
+              </w:rPr>
+            </w:pPr>
+            <w:r>
+              <w:rPr>
+                <w:rFonts w:eastAsia="Calibri"/>
+                <w:b/>
+                <w:bCs/>
+                <w:color w:val="0A2F41" w:themeColor="accent1" w:themeShade="80"/>
+                <w:sz w:val="15"/>
+                <w:lang w:val="en-US"/>
+              </w:rPr>
+              <w:t>Rewards</w:t>
+            </w:r>
+          </w:p>
+        </w:tc>
+        <w:tc>
+          <w:tcPr>
+            <w:tcW w:w="1559" w:type="dxa"/>
+            <w:tcBorders>
+              <w:top w:val="single" w:sz="4" w:space="0" w:color="D7DEE8"/>
+              <w:left w:val="single" w:sz="4" w:space="0" w:color="D7DEE8"/>
+              <w:bottom w:val="single" w:sz="4" w:space="0" w:color="D7DEE8"/>
+              <w:right w:val="single" w:sz="4" w:space="0" w:color="D7DEE8"/>
+            </w:tcBorders>
+            <w:vAlign w:val="center"/>
+          </w:tcPr>
+          <w:p>
+            <w:pPr>
+              <w:spacing w:after="0"/>
+              <w:rPr>
+                <w:rFonts w:eastAsia="Calibri"/>
+                <w:b/>
+                <w:color w:val="2E74B5"/>
+                <w:sz w:val="15"/>
+              </w:rPr>
+            </w:pPr>
+            <w:r>
+              <w:rPr>
+                <w:rFonts w:eastAsia="Calibri"/>
+                <w:b/>
+                <w:color w:val="2E74B5"/>
+                <w:sz w:val="15"/>
               </w:rPr>
               <w:t>FormatBRO</w:t>
             </w:r>
@@ -1031,33 +1403,7 @@
         </w:tc>
         <w:tc>
           <w:tcPr>
-            <w:tcW w:w="1900" w:type="dxa"/>
-            <w:tcBorders>
-              <w:top w:val="single" w:sz="4" w:space="0" w:color="D7DEE8"/>
-              <w:left w:val="single" w:sz="4" w:space="0" w:color="D7DEE8"/>
-              <w:bottom w:val="single" w:sz="4" w:space="0" w:color="D7DEE8"/>
-              <w:right w:val="single" w:sz="4" w:space="0" w:color="D7DEE8"/>
-            </w:tcBorders>
-            <w:vAlign w:val="center"/>
-          </w:tcPr>
-          <w:p>
-            <w:pPr>
-              <w:spacing w:after="0"/>
-            </w:pPr>
-            <w:r>
-              <w:rPr>
-                <w:rFonts w:eastAsia="Calibri"/>
-                <w:b/>
-                <w:color w:val="2E74B5"/>
-                <w:sz w:val="14"/>
-              </w:rPr>
-              <w:t>Перед заповненням</w:t>
-            </w:r>
-          </w:p>
-        </w:tc>
-        <w:tc>
-          <w:tcPr>
-            <w:tcW w:w="7300" w:type="dxa"/>
+            <w:tcW w:w="7513" w:type="dxa"/>
             <w:tcBorders>
               <w:top w:val="single" w:sz="4" w:space="0" w:color="D7DEE8"/>
               <w:left w:val="single" w:sz="4" w:space="0" w:color="D7DEE8"/>
@@ -1084,25 +1430,64 @@
       <w:tr>
         <w:tc>
           <w:tcPr>
-            <w:tcW w:w="1550" w:type="dxa"/>
-            <w:tcBorders>
-              <w:top w:val="single" w:sz="4" w:space="0" w:color="D7DEE8"/>
-              <w:left w:val="single" w:sz="4" w:space="0" w:color="D7DEE8"/>
-              <w:bottom w:val="single" w:sz="4" w:space="0" w:color="D7DEE8"/>
-              <w:right w:val="single" w:sz="4" w:space="0" w:color="D7DEE8"/>
-            </w:tcBorders>
-            <w:shd w:val="clear" w:color="auto" w:fill="F8FAFC"/>
-            <w:vAlign w:val="center"/>
-          </w:tcPr>
-          <w:p>
-            <w:pPr>
-              <w:spacing w:after="0"/>
-            </w:pPr>
-            <w:r>
-              <w:rPr>
-                <w:rFonts w:eastAsia="Calibri"/>
-                <w:color w:val="000000"/>
-                <w:sz w:val="14"/>
+            <w:tcW w:w="1293" w:type="dxa"/>
+            <w:tcBorders>
+              <w:top w:val="single" w:sz="4" w:space="0" w:color="D7DEE8"/>
+              <w:left w:val="single" w:sz="4" w:space="0" w:color="D7DEE8"/>
+              <w:bottom w:val="single" w:sz="4" w:space="0" w:color="D7DEE8"/>
+              <w:right w:val="single" w:sz="4" w:space="0" w:color="D7DEE8"/>
+            </w:tcBorders>
+            <w:vAlign w:val="center"/>
+          </w:tcPr>
+          <w:p>
+            <w:pPr>
+              <w:spacing w:after="0"/>
+              <w:rPr>
+                <w:b/>
+                <w:bCs/>
+                <w:color w:val="0A2F41" w:themeColor="accent1" w:themeShade="80"/>
+              </w:rPr>
+            </w:pPr>
+            <w:r>
+              <w:rPr>
+                <w:rFonts w:eastAsia="Calibri"/>
+                <w:b/>
+                <w:bCs/>
+                <w:color w:val="0A2F41" w:themeColor="accent1" w:themeShade="80"/>
+                <w:sz w:val="15"/>
+                <w:lang w:val="en-US"/>
+              </w:rPr>
+              <w:t>Rewards</w:t>
+            </w:r>
+          </w:p>
+        </w:tc>
+        <w:tc>
+          <w:tcPr>
+            <w:tcW w:w="1559" w:type="dxa"/>
+            <w:tcBorders>
+              <w:top w:val="single" w:sz="4" w:space="0" w:color="D7DEE8"/>
+              <w:left w:val="single" w:sz="4" w:space="0" w:color="D7DEE8"/>
+              <w:bottom w:val="single" w:sz="4" w:space="0" w:color="D7DEE8"/>
+              <w:right w:val="single" w:sz="4" w:space="0" w:color="D7DEE8"/>
+            </w:tcBorders>
+            <w:vAlign w:val="center"/>
+          </w:tcPr>
+          <w:p>
+            <w:pPr>
+              <w:spacing w:after="0"/>
+              <w:rPr>
+                <w:rFonts w:eastAsia="Calibri"/>
+                <w:b/>
+                <w:color w:val="2E74B5"/>
+                <w:sz w:val="15"/>
+              </w:rPr>
+            </w:pPr>
+            <w:r>
+              <w:rPr>
+                <w:rFonts w:eastAsia="Calibri"/>
+                <w:b/>
+                <w:color w:val="2E74B5"/>
+                <w:sz w:val="15"/>
               </w:rPr>
               <w:t>RewardsBefore</w:t>
             </w:r>
@@ -1110,41 +1495,13 @@
         </w:tc>
         <w:tc>
           <w:tcPr>
-            <w:tcW w:w="1900" w:type="dxa"/>
-            <w:tcBorders>
-              <w:top w:val="single" w:sz="4" w:space="0" w:color="D7DEE8"/>
-              <w:left w:val="single" w:sz="4" w:space="0" w:color="D7DEE8"/>
-              <w:bottom w:val="single" w:sz="4" w:space="0" w:color="D7DEE8"/>
-              <w:right w:val="single" w:sz="4" w:space="0" w:color="D7DEE8"/>
-            </w:tcBorders>
-            <w:shd w:val="clear" w:color="auto" w:fill="F8FAFC"/>
-            <w:vAlign w:val="center"/>
-          </w:tcPr>
-          <w:p>
-            <w:pPr>
-              <w:spacing w:after="0"/>
-            </w:pPr>
-            <w:r>
-              <w:rPr>
-                <w:rFonts w:eastAsia="Calibri"/>
-                <w:b/>
-                <w:color w:val="2E74B5"/>
-                <w:sz w:val="14"/>
-              </w:rPr>
-              <w:t>Основне заповнення</w:t>
-            </w:r>
-          </w:p>
-        </w:tc>
-        <w:tc>
-          <w:tcPr>
-            <w:tcW w:w="7300" w:type="dxa"/>
-            <w:tcBorders>
-              <w:top w:val="single" w:sz="4" w:space="0" w:color="D7DEE8"/>
-              <w:left w:val="single" w:sz="4" w:space="0" w:color="D7DEE8"/>
-              <w:bottom w:val="single" w:sz="4" w:space="0" w:color="D7DEE8"/>
-              <w:right w:val="single" w:sz="4" w:space="0" w:color="D7DEE8"/>
-            </w:tcBorders>
-            <w:shd w:val="clear" w:color="auto" w:fill="F8FAFC"/>
+            <w:tcW w:w="7513" w:type="dxa"/>
+            <w:tcBorders>
+              <w:top w:val="single" w:sz="4" w:space="0" w:color="D7DEE8"/>
+              <w:left w:val="single" w:sz="4" w:space="0" w:color="D7DEE8"/>
+              <w:bottom w:val="single" w:sz="4" w:space="0" w:color="D7DEE8"/>
+              <w:right w:val="single" w:sz="4" w:space="0" w:color="D7DEE8"/>
+            </w:tcBorders>
             <w:vAlign w:val="center"/>
           </w:tcPr>
           <w:p>
@@ -1165,24 +1522,64 @@
       <w:tr>
         <w:tc>
           <w:tcPr>
-            <w:tcW w:w="1550" w:type="dxa"/>
-            <w:tcBorders>
-              <w:top w:val="single" w:sz="4" w:space="0" w:color="D7DEE8"/>
-              <w:left w:val="single" w:sz="4" w:space="0" w:color="D7DEE8"/>
-              <w:bottom w:val="single" w:sz="4" w:space="0" w:color="D7DEE8"/>
-              <w:right w:val="single" w:sz="4" w:space="0" w:color="D7DEE8"/>
-            </w:tcBorders>
-            <w:vAlign w:val="center"/>
-          </w:tcPr>
-          <w:p>
-            <w:pPr>
-              <w:spacing w:after="0"/>
-            </w:pPr>
-            <w:r>
-              <w:rPr>
-                <w:rFonts w:eastAsia="Calibri"/>
-                <w:color w:val="000000"/>
-                <w:sz w:val="14"/>
+            <w:tcW w:w="1293" w:type="dxa"/>
+            <w:tcBorders>
+              <w:top w:val="single" w:sz="4" w:space="0" w:color="D7DEE8"/>
+              <w:left w:val="single" w:sz="4" w:space="0" w:color="D7DEE8"/>
+              <w:bottom w:val="single" w:sz="4" w:space="0" w:color="D7DEE8"/>
+              <w:right w:val="single" w:sz="4" w:space="0" w:color="D7DEE8"/>
+            </w:tcBorders>
+            <w:vAlign w:val="center"/>
+          </w:tcPr>
+          <w:p>
+            <w:pPr>
+              <w:spacing w:after="0"/>
+              <w:rPr>
+                <w:b/>
+                <w:bCs/>
+                <w:color w:val="0A2F41" w:themeColor="accent1" w:themeShade="80"/>
+              </w:rPr>
+            </w:pPr>
+            <w:r>
+              <w:rPr>
+                <w:rFonts w:eastAsia="Calibri"/>
+                <w:b/>
+                <w:bCs/>
+                <w:color w:val="0A2F41" w:themeColor="accent1" w:themeShade="80"/>
+                <w:sz w:val="15"/>
+                <w:lang w:val="en-US"/>
+              </w:rPr>
+              <w:t>Rewards</w:t>
+            </w:r>
+          </w:p>
+        </w:tc>
+        <w:tc>
+          <w:tcPr>
+            <w:tcW w:w="1559" w:type="dxa"/>
+            <w:tcBorders>
+              <w:top w:val="single" w:sz="4" w:space="0" w:color="D7DEE8"/>
+              <w:left w:val="single" w:sz="4" w:space="0" w:color="D7DEE8"/>
+              <w:bottom w:val="single" w:sz="4" w:space="0" w:color="D7DEE8"/>
+              <w:right w:val="single" w:sz="4" w:space="0" w:color="D7DEE8"/>
+            </w:tcBorders>
+            <w:vAlign w:val="center"/>
+          </w:tcPr>
+          <w:p>
+            <w:pPr>
+              <w:spacing w:after="0"/>
+              <w:rPr>
+                <w:rFonts w:eastAsia="Calibri"/>
+                <w:b/>
+                <w:color w:val="2E74B5"/>
+                <w:sz w:val="15"/>
+              </w:rPr>
+            </w:pPr>
+            <w:r>
+              <w:rPr>
+                <w:rFonts w:eastAsia="Calibri"/>
+                <w:b/>
+                <w:color w:val="2E74B5"/>
+                <w:sz w:val="15"/>
               </w:rPr>
               <w:t>RewardsAfter</w:t>
             </w:r>
@@ -1190,33 +1587,7 @@
         </w:tc>
         <w:tc>
           <w:tcPr>
-            <w:tcW w:w="1900" w:type="dxa"/>
-            <w:tcBorders>
-              <w:top w:val="single" w:sz="4" w:space="0" w:color="D7DEE8"/>
-              <w:left w:val="single" w:sz="4" w:space="0" w:color="D7DEE8"/>
-              <w:bottom w:val="single" w:sz="4" w:space="0" w:color="D7DEE8"/>
-              <w:right w:val="single" w:sz="4" w:space="0" w:color="D7DEE8"/>
-            </w:tcBorders>
-            <w:vAlign w:val="center"/>
-          </w:tcPr>
-          <w:p>
-            <w:pPr>
-              <w:spacing w:after="0"/>
-            </w:pPr>
-            <w:r>
-              <w:rPr>
-                <w:rFonts w:eastAsia="Calibri"/>
-                <w:b/>
-                <w:color w:val="2E74B5"/>
-                <w:sz w:val="14"/>
-              </w:rPr>
-              <w:t>Після розкраски</w:t>
-            </w:r>
-          </w:p>
-        </w:tc>
-        <w:tc>
-          <w:tcPr>
-            <w:tcW w:w="7300" w:type="dxa"/>
+            <w:tcW w:w="7513" w:type="dxa"/>
             <w:tcBorders>
               <w:top w:val="single" w:sz="4" w:space="0" w:color="D7DEE8"/>
               <w:left w:val="single" w:sz="4" w:space="0" w:color="D7DEE8"/>
@@ -1243,38 +1614,22 @@
     </w:tbl>
     <w:p>
       <w:pPr>
-        <w:spacing w:before="40" w:after="0"/>
-      </w:pPr>
-      <w:r>
+        <w:pStyle w:val="1"/>
+        <w:spacing w:before="160" w:after="160"/>
         <w:rPr>
-          <w:rFonts w:eastAsia="Calibri"/>
-          <w:i/>
-          <w:color w:val="555555"/>
-          <w:sz w:val="15"/>
+          <w:rFonts w:ascii="Calibri" w:eastAsia="Calibri" w:hAnsi="Calibri"/>
         </w:rPr>
-        <w:t>Rewards-утиліти винесені окремо, бо вони орієнтовані на конкретні БРО-рапорти, штатки та фіксований Excel-шаблон.</w:t>
-      </w:r>
-    </w:p>
-    <w:p>
-      <w:r>
-        <w:br w:type="page"/>
-      </w:r>
-    </w:p>
-    <w:p>
-      <w:pPr>
-        <w:pStyle w:val="a3"/>
       </w:pPr>
       <w:r>
         <w:rPr>
           <w:rFonts w:ascii="Calibri" w:eastAsia="Calibri" w:hAnsi="Calibri"/>
         </w:rPr>
-        <w:lastRenderedPageBreak/>
-        <w:t>PYSCRIPTS: базова інструкція</w:t>
+        <w:t>БАЗОВІ ІНСТРУКЦІЇ</w:t>
       </w:r>
     </w:p>
     <w:tbl>
       <w:tblPr>
-        <w:tblW w:w="10750" w:type="dxa"/>
+        <w:tblW w:w="10365" w:type="dxa"/>
         <w:tblInd w:w="120" w:type="dxa"/>
         <w:tblLayout w:type="fixed"/>
         <w:tblCellMar>
@@ -1287,7 +1642,7 @@
       </w:tblPr>
       <w:tblGrid>
         <w:gridCol w:w="2100"/>
-        <w:gridCol w:w="8650"/>
+        <w:gridCol w:w="8265"/>
       </w:tblGrid>
       <w:tr>
         <w:tc>
@@ -1319,7 +1674,7 @@
         </w:tc>
         <w:tc>
           <w:tcPr>
-            <w:tcW w:w="8650" w:type="dxa"/>
+            <w:tcW w:w="8265" w:type="dxa"/>
             <w:tcBorders>
               <w:top w:val="single" w:sz="4" w:space="0" w:color="D7DEE8"/>
               <w:left w:val="single" w:sz="4" w:space="0" w:color="D7DEE8"/>
@@ -1374,7 +1729,7 @@
         </w:tc>
         <w:tc>
           <w:tcPr>
-            <w:tcW w:w="8650" w:type="dxa"/>
+            <w:tcW w:w="8265" w:type="dxa"/>
             <w:tcBorders>
               <w:top w:val="single" w:sz="4" w:space="0" w:color="D7DEE8"/>
               <w:left w:val="single" w:sz="4" w:space="0" w:color="D7DEE8"/>
@@ -1408,7 +1763,6 @@
               <w:bottom w:val="single" w:sz="4" w:space="0" w:color="D7DEE8"/>
               <w:right w:val="single" w:sz="4" w:space="0" w:color="D7DEE8"/>
             </w:tcBorders>
-            <w:shd w:val="clear" w:color="auto" w:fill="F8FAFC"/>
             <w:vAlign w:val="center"/>
           </w:tcPr>
           <w:p>
@@ -1428,14 +1782,13 @@
         </w:tc>
         <w:tc>
           <w:tcPr>
-            <w:tcW w:w="8650" w:type="dxa"/>
-            <w:tcBorders>
-              <w:top w:val="single" w:sz="4" w:space="0" w:color="D7DEE8"/>
-              <w:left w:val="single" w:sz="4" w:space="0" w:color="D7DEE8"/>
-              <w:bottom w:val="single" w:sz="4" w:space="0" w:color="D7DEE8"/>
-              <w:right w:val="single" w:sz="4" w:space="0" w:color="D7DEE8"/>
-            </w:tcBorders>
-            <w:shd w:val="clear" w:color="auto" w:fill="F8FAFC"/>
+            <w:tcW w:w="8265" w:type="dxa"/>
+            <w:tcBorders>
+              <w:top w:val="single" w:sz="4" w:space="0" w:color="D7DEE8"/>
+              <w:left w:val="single" w:sz="4" w:space="0" w:color="D7DEE8"/>
+              <w:bottom w:val="single" w:sz="4" w:space="0" w:color="D7DEE8"/>
+              <w:right w:val="single" w:sz="4" w:space="0" w:color="D7DEE8"/>
+            </w:tcBorders>
             <w:vAlign w:val="center"/>
           </w:tcPr>
           <w:p>
@@ -1482,7 +1835,7 @@
         </w:tc>
         <w:tc>
           <w:tcPr>
-            <w:tcW w:w="8650" w:type="dxa"/>
+            <w:tcW w:w="8265" w:type="dxa"/>
             <w:tcBorders>
               <w:top w:val="single" w:sz="4" w:space="0" w:color="D7DEE8"/>
               <w:left w:val="single" w:sz="4" w:space="0" w:color="D7DEE8"/>
@@ -1501,7 +1854,7 @@
                 <w:color w:val="000000"/>
                 <w:sz w:val="16"/>
               </w:rPr>
-              <w:t>Потрібен Python 3.11+ і залежності, зазначені в коді після import. Типові пакети: pywin32, pandas, numpy, openpyxl, send2trash, xlsxwriter, python-docx, pdfplumber, pypdf.</w:t>
+              <w:t>Потрібен Python 3.11 і залежності, зазначені в коді після import. Типові пакети: pywin32, pandas, numpy, openpyxl, send2trash, xlsxwriter, python-docx, pdfplumber, pypdf.</w:t>
             </w:r>
           </w:p>
         </w:tc>
@@ -1516,7 +1869,6 @@
               <w:bottom w:val="single" w:sz="4" w:space="0" w:color="D7DEE8"/>
               <w:right w:val="single" w:sz="4" w:space="0" w:color="D7DEE8"/>
             </w:tcBorders>
-            <w:shd w:val="clear" w:color="auto" w:fill="F8FAFC"/>
             <w:vAlign w:val="center"/>
           </w:tcPr>
           <w:p>
@@ -1536,14 +1888,13 @@
         </w:tc>
         <w:tc>
           <w:tcPr>
-            <w:tcW w:w="8650" w:type="dxa"/>
-            <w:tcBorders>
-              <w:top w:val="single" w:sz="4" w:space="0" w:color="D7DEE8"/>
-              <w:left w:val="single" w:sz="4" w:space="0" w:color="D7DEE8"/>
-              <w:bottom w:val="single" w:sz="4" w:space="0" w:color="D7DEE8"/>
-              <w:right w:val="single" w:sz="4" w:space="0" w:color="D7DEE8"/>
-            </w:tcBorders>
-            <w:shd w:val="clear" w:color="auto" w:fill="F8FAFC"/>
+            <w:tcW w:w="8265" w:type="dxa"/>
+            <w:tcBorders>
+              <w:top w:val="single" w:sz="4" w:space="0" w:color="D7DEE8"/>
+              <w:left w:val="single" w:sz="4" w:space="0" w:color="D7DEE8"/>
+              <w:bottom w:val="single" w:sz="4" w:space="0" w:color="D7DEE8"/>
+              <w:right w:val="single" w:sz="4" w:space="0" w:color="D7DEE8"/>
+            </w:tcBorders>
             <w:vAlign w:val="center"/>
           </w:tcPr>
           <w:p>
@@ -1590,7 +1941,7 @@
         </w:tc>
         <w:tc>
           <w:tcPr>
-            <w:tcW w:w="8650" w:type="dxa"/>
+            <w:tcW w:w="8265" w:type="dxa"/>
             <w:tcBorders>
               <w:top w:val="single" w:sz="4" w:space="0" w:color="D7DEE8"/>
               <w:left w:val="single" w:sz="4" w:space="0" w:color="D7DEE8"/>
@@ -1624,7 +1975,6 @@
               <w:bottom w:val="single" w:sz="4" w:space="0" w:color="D7DEE8"/>
               <w:right w:val="single" w:sz="4" w:space="0" w:color="D7DEE8"/>
             </w:tcBorders>
-            <w:shd w:val="clear" w:color="auto" w:fill="F8FAFC"/>
             <w:vAlign w:val="center"/>
           </w:tcPr>
           <w:p>
@@ -1644,14 +1994,13 @@
         </w:tc>
         <w:tc>
           <w:tcPr>
-            <w:tcW w:w="8650" w:type="dxa"/>
-            <w:tcBorders>
-              <w:top w:val="single" w:sz="4" w:space="0" w:color="D7DEE8"/>
-              <w:left w:val="single" w:sz="4" w:space="0" w:color="D7DEE8"/>
-              <w:bottom w:val="single" w:sz="4" w:space="0" w:color="D7DEE8"/>
-              <w:right w:val="single" w:sz="4" w:space="0" w:color="D7DEE8"/>
-            </w:tcBorders>
-            <w:shd w:val="clear" w:color="auto" w:fill="F8FAFC"/>
+            <w:tcW w:w="8265" w:type="dxa"/>
+            <w:tcBorders>
+              <w:top w:val="single" w:sz="4" w:space="0" w:color="D7DEE8"/>
+              <w:left w:val="single" w:sz="4" w:space="0" w:color="D7DEE8"/>
+              <w:bottom w:val="single" w:sz="4" w:space="0" w:color="D7DEE8"/>
+              <w:right w:val="single" w:sz="4" w:space="0" w:color="D7DEE8"/>
+            </w:tcBorders>
             <w:vAlign w:val="center"/>
           </w:tcPr>
           <w:p>
@@ -1698,7 +2047,7 @@
         </w:tc>
         <w:tc>
           <w:tcPr>
-            <w:tcW w:w="8650" w:type="dxa"/>
+            <w:tcW w:w="8265" w:type="dxa"/>
             <w:tcBorders>
               <w:top w:val="single" w:sz="4" w:space="0" w:color="D7DEE8"/>
               <w:left w:val="single" w:sz="4" w:space="0" w:color="D7DEE8"/>
@@ -1732,7 +2081,6 @@
               <w:bottom w:val="single" w:sz="4" w:space="0" w:color="D7DEE8"/>
               <w:right w:val="single" w:sz="4" w:space="0" w:color="D7DEE8"/>
             </w:tcBorders>
-            <w:shd w:val="clear" w:color="auto" w:fill="F8FAFC"/>
             <w:vAlign w:val="center"/>
           </w:tcPr>
           <w:p>
@@ -1752,14 +2100,13 @@
         </w:tc>
         <w:tc>
           <w:tcPr>
-            <w:tcW w:w="8650" w:type="dxa"/>
-            <w:tcBorders>
-              <w:top w:val="single" w:sz="4" w:space="0" w:color="D7DEE8"/>
-              <w:left w:val="single" w:sz="4" w:space="0" w:color="D7DEE8"/>
-              <w:bottom w:val="single" w:sz="4" w:space="0" w:color="D7DEE8"/>
-              <w:right w:val="single" w:sz="4" w:space="0" w:color="D7DEE8"/>
-            </w:tcBorders>
-            <w:shd w:val="clear" w:color="auto" w:fill="F8FAFC"/>
+            <w:tcW w:w="8265" w:type="dxa"/>
+            <w:tcBorders>
+              <w:top w:val="single" w:sz="4" w:space="0" w:color="D7DEE8"/>
+              <w:left w:val="single" w:sz="4" w:space="0" w:color="D7DEE8"/>
+              <w:bottom w:val="single" w:sz="4" w:space="0" w:color="D7DEE8"/>
+              <w:right w:val="single" w:sz="4" w:space="0" w:color="D7DEE8"/>
+            </w:tcBorders>
             <w:vAlign w:val="center"/>
           </w:tcPr>
           <w:p>
@@ -1782,16 +2129,74 @@
       <w:pPr>
         <w:shd w:val="clear" w:color="auto" w:fill="F4F6F9"/>
         <w:spacing w:before="80" w:after="0"/>
+        <w:ind w:left="142" w:right="-114"/>
+        <w:rPr>
+          <w:rFonts w:eastAsia="Calibri"/>
+          <w:color w:val="000000"/>
+          <w:sz w:val="16"/>
+        </w:rPr>
       </w:pPr>
+      <w:r>
+        <w:rPr>
+          <w:rFonts w:eastAsia="Calibri"/>
+          <w:b/>
+          <w:color w:val="2E74B5"/>
+          <w:sz w:val="16"/>
+        </w:rPr>
+        <w:t>Практичний підхід:</w:t>
+      </w:r>
+      <w:r>
+        <w:rPr>
+          <w:rFonts w:eastAsia="Calibri"/>
+          <w:color w:val="000000"/>
+          <w:sz w:val="17"/>
+        </w:rPr>
+        <w:t xml:space="preserve"> </w:t>
+      </w:r>
       <w:r>
         <w:rPr>
           <w:rFonts w:eastAsia="Calibri"/>
           <w:color w:val="000000"/>
           <w:sz w:val="16"/>
         </w:rPr>
-        <w:t>Практичний підхід: бюлетень дає швидку карту, TXT-файли дають деталі, а GitHub лишається єдиним місцем для актуального коду, автономних EXE і супровідних інструкцій.</w:t>
+        <w:t>бюлетень дає швидку карту, TXT-файли дають деталі, а GitHub лишається єдиним місцем для актуального коду, автономних EXE і супровідних інструкцій.</w:t>
+      </w:r>
+      <w:r>
+        <w:rPr>
+          <w:rFonts w:eastAsia="Calibri"/>
+          <w:color w:val="000000"/>
+          <w:sz w:val="16"/>
+        </w:rPr>
+        <w:t xml:space="preserve"> </w:t>
+      </w:r>
+      <w:r>
+        <w:rPr>
+          <w:rFonts w:eastAsia="Calibri"/>
+          <w:b/>
+          <w:color w:val="2E74B5"/>
+          <w:sz w:val="16"/>
+        </w:rPr>
+        <w:t>Користувацький мінімум:</w:t>
+      </w:r>
+      <w:r>
+        <w:rPr>
+          <w:rFonts w:eastAsia="Calibri"/>
+          <w:color w:val="000000"/>
+          <w:sz w:val="17"/>
+        </w:rPr>
+        <w:t xml:space="preserve"> </w:t>
+      </w:r>
+      <w:r>
+        <w:rPr>
+          <w:rFonts w:eastAsia="Calibri"/>
+          <w:color w:val="000000"/>
+          <w:sz w:val="16"/>
+        </w:rPr>
+        <w:t>скачати потрібний .exe; детальні інструкції та оригінальний код до неї, якщо потрібні — лежать поруч із нею.</w:t>
       </w:r>
     </w:p>
+    <w:p/>
+    <w:p/>
     <w:sectPr>
       <w:footerReference w:type="default" r:id="rId8"/>
       <w:pgSz w:w="11906" w:h="16838"/>
@@ -2383,7 +2788,7 @@
     <w:link w:val="10"/>
     <w:uiPriority w:val="9"/>
     <w:qFormat/>
-    <w:rsid w:val="00775506"/>
+    <w:rsid w:val="002D0E43"/>
     <w:pPr>
       <w:keepNext/>
       <w:keepLines/>
@@ -2394,7 +2799,7 @@
     <w:rPr>
       <w:rFonts w:asciiTheme="majorHAnsi" w:eastAsiaTheme="majorEastAsia" w:hAnsiTheme="majorHAnsi" w:cstheme="majorBidi"/>
       <w:b/>
-      <w:color w:val="2E74B5"/>
+      <w:color w:val="002060"/>
       <w:sz w:val="23"/>
       <w:szCs w:val="40"/>
     </w:rPr>
@@ -2610,11 +3015,12 @@
     <w:basedOn w:val="a0"/>
     <w:link w:val="1"/>
     <w:uiPriority w:val="9"/>
-    <w:rsid w:val="00775506"/>
+    <w:rsid w:val="002D0E43"/>
     <w:rPr>
       <w:rFonts w:asciiTheme="majorHAnsi" w:eastAsiaTheme="majorEastAsia" w:hAnsiTheme="majorHAnsi" w:cstheme="majorBidi"/>
       <w:b/>
-      <w:sz w:val="40"/>
+      <w:color w:val="002060"/>
+      <w:sz w:val="23"/>
       <w:szCs w:val="40"/>
     </w:rPr>
   </w:style>
@@ -2940,6 +3346,41 @@
     <w:link w:val="af0"/>
     <w:uiPriority w:val="99"/>
     <w:rsid w:val="00A6743E"/>
+  </w:style>
+  <w:style w:type="character" w:styleId="af2">
+    <w:name w:val="Hyperlink"/>
+    <w:basedOn w:val="a0"/>
+    <w:uiPriority w:val="99"/>
+    <w:unhideWhenUsed/>
+    <w:rsid w:val="0046576B"/>
+    <w:rPr>
+      <w:color w:val="0070C0"/>
+      <w:u w:val="single"/>
+    </w:rPr>
+  </w:style>
+  <w:style w:type="character" w:styleId="af3">
+    <w:name w:val="Unresolved Mention"/>
+    <w:basedOn w:val="a0"/>
+    <w:uiPriority w:val="99"/>
+    <w:semiHidden/>
+    <w:unhideWhenUsed/>
+    <w:rsid w:val="005761EE"/>
+    <w:rPr>
+      <w:color w:val="605E5C"/>
+      <w:shd w:val="clear" w:color="auto" w:fill="E1DFDD"/>
+    </w:rPr>
+  </w:style>
+  <w:style w:type="character" w:styleId="af4">
+    <w:name w:val="FollowedHyperlink"/>
+    <w:basedOn w:val="a0"/>
+    <w:uiPriority w:val="99"/>
+    <w:semiHidden/>
+    <w:unhideWhenUsed/>
+    <w:rsid w:val="00E64762"/>
+    <w:rPr>
+      <w:color w:val="96607D" w:themeColor="followedHyperlink"/>
+      <w:u w:val="single"/>
+    </w:rPr>
   </w:style>
 </w:styles>
 </file>

--- a/PROGS.docx
+++ b/PROGS.docx
@@ -75,7 +75,7 @@
     <w:p>
       <w:pPr>
         <w:pStyle w:val="1"/>
-        <w:spacing w:before="200" w:after="160"/>
+        <w:spacing w:before="200" w:after="120"/>
       </w:pPr>
       <w:r>
         <w:rPr>
@@ -242,8 +242,19 @@
                 <w:color w:val="2E74B5"/>
                 <w:sz w:val="15"/>
               </w:rPr>
-              <w:t>.launcher</w:t>
-            </w:r>
+              <w:t>.</w:t>
+            </w:r>
+            <w:proofErr w:type="spellStart"/>
+            <w:r>
+              <w:rPr>
+                <w:rFonts w:eastAsia="Calibri"/>
+                <w:b/>
+                <w:color w:val="2E74B5"/>
+                <w:sz w:val="15"/>
+              </w:rPr>
+              <w:t>launcher</w:t>
+            </w:r>
+            <w:proofErr w:type="spellEnd"/>
           </w:p>
         </w:tc>
         <w:tc>
@@ -267,7 +278,97 @@
                 <w:color w:val="000000"/>
                 <w:sz w:val="15"/>
               </w:rPr>
-              <w:t>Графічний лаунчер: сканує папку проєкту, показує доступні .exe/.py/.bat/.cmd/.ps1 і запускає з одного вікна.</w:t>
+              <w:t xml:space="preserve">Графічний </w:t>
+            </w:r>
+            <w:proofErr w:type="spellStart"/>
+            <w:r>
+              <w:rPr>
+                <w:rFonts w:eastAsia="Calibri"/>
+                <w:color w:val="000000"/>
+                <w:sz w:val="15"/>
+              </w:rPr>
+              <w:t>лаунчер</w:t>
+            </w:r>
+            <w:proofErr w:type="spellEnd"/>
+            <w:r>
+              <w:rPr>
+                <w:rFonts w:eastAsia="Calibri"/>
+                <w:color w:val="000000"/>
+                <w:sz w:val="15"/>
+              </w:rPr>
+              <w:t>: сканує папку проєкту, показує доступні .</w:t>
+            </w:r>
+            <w:proofErr w:type="spellStart"/>
+            <w:r>
+              <w:rPr>
+                <w:rFonts w:eastAsia="Calibri"/>
+                <w:color w:val="000000"/>
+                <w:sz w:val="15"/>
+              </w:rPr>
+              <w:t>exe</w:t>
+            </w:r>
+            <w:proofErr w:type="spellEnd"/>
+            <w:r>
+              <w:rPr>
+                <w:rFonts w:eastAsia="Calibri"/>
+                <w:color w:val="000000"/>
+                <w:sz w:val="15"/>
+              </w:rPr>
+              <w:t>/.</w:t>
+            </w:r>
+            <w:proofErr w:type="spellStart"/>
+            <w:r>
+              <w:rPr>
+                <w:rFonts w:eastAsia="Calibri"/>
+                <w:color w:val="000000"/>
+                <w:sz w:val="15"/>
+              </w:rPr>
+              <w:t>py</w:t>
+            </w:r>
+            <w:proofErr w:type="spellEnd"/>
+            <w:r>
+              <w:rPr>
+                <w:rFonts w:eastAsia="Calibri"/>
+                <w:color w:val="000000"/>
+                <w:sz w:val="15"/>
+              </w:rPr>
+              <w:t>/.</w:t>
+            </w:r>
+            <w:proofErr w:type="spellStart"/>
+            <w:r>
+              <w:rPr>
+                <w:rFonts w:eastAsia="Calibri"/>
+                <w:color w:val="000000"/>
+                <w:sz w:val="15"/>
+              </w:rPr>
+              <w:t>bat</w:t>
+            </w:r>
+            <w:proofErr w:type="spellEnd"/>
+            <w:r>
+              <w:rPr>
+                <w:rFonts w:eastAsia="Calibri"/>
+                <w:color w:val="000000"/>
+                <w:sz w:val="15"/>
+              </w:rPr>
+              <w:t>/.</w:t>
+            </w:r>
+            <w:proofErr w:type="spellStart"/>
+            <w:r>
+              <w:rPr>
+                <w:rFonts w:eastAsia="Calibri"/>
+                <w:color w:val="000000"/>
+                <w:sz w:val="15"/>
+              </w:rPr>
+              <w:t>cmd</w:t>
+            </w:r>
+            <w:proofErr w:type="spellEnd"/>
+            <w:r>
+              <w:rPr>
+                <w:rFonts w:eastAsia="Calibri"/>
+                <w:color w:val="000000"/>
+                <w:sz w:val="15"/>
+              </w:rPr>
+              <w:t>/.ps1 і запускає з одного вікна.</w:t>
             </w:r>
           </w:p>
         </w:tc>
@@ -329,6 +430,7 @@
                 <w:sz w:val="15"/>
               </w:rPr>
             </w:pPr>
+            <w:proofErr w:type="spellStart"/>
             <w:r>
               <w:rPr>
                 <w:rFonts w:eastAsia="Calibri"/>
@@ -338,6 +440,7 @@
               </w:rPr>
               <w:t>ECOmpare</w:t>
             </w:r>
+            <w:proofErr w:type="spellEnd"/>
           </w:p>
         </w:tc>
         <w:tc>
@@ -366,7 +469,43 @@
                 <w:color w:val="000000"/>
                 <w:sz w:val="15"/>
               </w:rPr>
-              <w:t>Утиліта для порівняння Excel по серійниках і цінах; формує лог-звіти та позначає колізії.</w:t>
+              <w:t xml:space="preserve">Утиліта для порівняння Excel по </w:t>
+            </w:r>
+            <w:proofErr w:type="spellStart"/>
+            <w:r>
+              <w:rPr>
+                <w:rFonts w:eastAsia="Calibri"/>
+                <w:color w:val="000000"/>
+                <w:sz w:val="15"/>
+              </w:rPr>
+              <w:t>серійниках</w:t>
+            </w:r>
+            <w:proofErr w:type="spellEnd"/>
+            <w:r>
+              <w:rPr>
+                <w:rFonts w:eastAsia="Calibri"/>
+                <w:color w:val="000000"/>
+                <w:sz w:val="15"/>
+              </w:rPr>
+              <w:t xml:space="preserve"> і цінах; формує </w:t>
+            </w:r>
+            <w:proofErr w:type="spellStart"/>
+            <w:r>
+              <w:rPr>
+                <w:rFonts w:eastAsia="Calibri"/>
+                <w:color w:val="000000"/>
+                <w:sz w:val="15"/>
+              </w:rPr>
+              <w:t>лог</w:t>
+            </w:r>
+            <w:proofErr w:type="spellEnd"/>
+            <w:r>
+              <w:rPr>
+                <w:rFonts w:eastAsia="Calibri"/>
+                <w:color w:val="000000"/>
+                <w:sz w:val="15"/>
+              </w:rPr>
+              <w:t>-звіти та позначає колізії.</w:t>
             </w:r>
           </w:p>
         </w:tc>
@@ -428,6 +567,7 @@
                 <w:sz w:val="15"/>
               </w:rPr>
             </w:pPr>
+            <w:proofErr w:type="spellStart"/>
             <w:r>
               <w:rPr>
                 <w:rFonts w:eastAsia="Calibri"/>
@@ -437,6 +577,7 @@
               </w:rPr>
               <w:t>AuditOS</w:t>
             </w:r>
+            <w:proofErr w:type="spellEnd"/>
           </w:p>
         </w:tc>
         <w:tc>
@@ -527,6 +668,7 @@
                 <w:sz w:val="15"/>
               </w:rPr>
             </w:pPr>
+            <w:proofErr w:type="spellStart"/>
             <w:r>
               <w:rPr>
                 <w:rFonts w:eastAsia="Calibri"/>
@@ -536,6 +678,7 @@
               </w:rPr>
               <w:t>DataOrder</w:t>
             </w:r>
+            <w:proofErr w:type="spellEnd"/>
           </w:p>
         </w:tc>
         <w:tc>
@@ -558,13 +701,23 @@
                 <w:sz w:val="15"/>
               </w:rPr>
             </w:pPr>
-            <w:r>
-              <w:rPr>
-                <w:rFonts w:eastAsia="Calibri"/>
-                <w:color w:val="000000"/>
-                <w:sz w:val="15"/>
-              </w:rPr>
-              <w:t>Пакетно обробляє</w:t>
+            <w:proofErr w:type="spellStart"/>
+            <w:r>
+              <w:rPr>
+                <w:rFonts w:eastAsia="Calibri"/>
+                <w:color w:val="000000"/>
+                <w:sz w:val="15"/>
+              </w:rPr>
+              <w:t>Пакетно</w:t>
+            </w:r>
+            <w:proofErr w:type="spellEnd"/>
+            <w:r>
+              <w:rPr>
+                <w:rFonts w:eastAsia="Calibri"/>
+                <w:color w:val="000000"/>
+                <w:sz w:val="15"/>
+              </w:rPr>
+              <w:t xml:space="preserve"> обробляє</w:t>
             </w:r>
             <w:r>
               <w:rPr>
@@ -674,6 +827,7 @@
                 <w:sz w:val="15"/>
               </w:rPr>
             </w:pPr>
+            <w:proofErr w:type="spellStart"/>
             <w:r>
               <w:rPr>
                 <w:rFonts w:eastAsia="Calibri"/>
@@ -683,6 +837,7 @@
               </w:rPr>
               <w:t>DataSync</w:t>
             </w:r>
+            <w:proofErr w:type="spellEnd"/>
           </w:p>
         </w:tc>
         <w:tc>
@@ -711,7 +866,43 @@
                 <w:color w:val="000000"/>
                 <w:sz w:val="15"/>
               </w:rPr>
-              <w:t>Синхронізує дві папки у one-way або two-way режимі</w:t>
+              <w:t xml:space="preserve">Синхронізує дві папки у </w:t>
+            </w:r>
+            <w:proofErr w:type="spellStart"/>
+            <w:r>
+              <w:rPr>
+                <w:rFonts w:eastAsia="Calibri"/>
+                <w:color w:val="000000"/>
+                <w:sz w:val="15"/>
+              </w:rPr>
+              <w:t>one-way</w:t>
+            </w:r>
+            <w:proofErr w:type="spellEnd"/>
+            <w:r>
+              <w:rPr>
+                <w:rFonts w:eastAsia="Calibri"/>
+                <w:color w:val="000000"/>
+                <w:sz w:val="15"/>
+              </w:rPr>
+              <w:t xml:space="preserve"> або </w:t>
+            </w:r>
+            <w:proofErr w:type="spellStart"/>
+            <w:r>
+              <w:rPr>
+                <w:rFonts w:eastAsia="Calibri"/>
+                <w:color w:val="000000"/>
+                <w:sz w:val="15"/>
+              </w:rPr>
+              <w:t>two-way</w:t>
+            </w:r>
+            <w:proofErr w:type="spellEnd"/>
+            <w:r>
+              <w:rPr>
+                <w:rFonts w:eastAsia="Calibri"/>
+                <w:color w:val="000000"/>
+                <w:sz w:val="15"/>
+              </w:rPr>
+              <w:t xml:space="preserve"> режимі</w:t>
             </w:r>
             <w:r>
               <w:rPr>
@@ -781,6 +972,7 @@
                 <w:sz w:val="15"/>
               </w:rPr>
             </w:pPr>
+            <w:proofErr w:type="spellStart"/>
             <w:r>
               <w:rPr>
                 <w:rFonts w:eastAsia="Calibri"/>
@@ -790,6 +982,7 @@
               </w:rPr>
               <w:t>SyncOffice</w:t>
             </w:r>
+            <w:proofErr w:type="spellEnd"/>
           </w:p>
         </w:tc>
         <w:tc>
@@ -919,6 +1112,7 @@
             <w:pPr>
               <w:spacing w:after="0"/>
             </w:pPr>
+            <w:proofErr w:type="spellStart"/>
             <w:r>
               <w:rPr>
                 <w:rFonts w:eastAsia="Calibri"/>
@@ -928,6 +1122,7 @@
               </w:rPr>
               <w:t>AuditHSW</w:t>
             </w:r>
+            <w:proofErr w:type="spellEnd"/>
           </w:p>
         </w:tc>
         <w:tc>
@@ -983,7 +1178,25 @@
                 <w:color w:val="000000"/>
                 <w:sz w:val="15"/>
               </w:rPr>
-              <w:t xml:space="preserve"> формує лог.</w:t>
+              <w:t xml:space="preserve"> формує </w:t>
+            </w:r>
+            <w:proofErr w:type="spellStart"/>
+            <w:r>
+              <w:rPr>
+                <w:rFonts w:eastAsia="Calibri"/>
+                <w:color w:val="000000"/>
+                <w:sz w:val="15"/>
+              </w:rPr>
+              <w:t>лог</w:t>
+            </w:r>
+            <w:proofErr w:type="spellEnd"/>
+            <w:r>
+              <w:rPr>
+                <w:rFonts w:eastAsia="Calibri"/>
+                <w:color w:val="000000"/>
+                <w:sz w:val="15"/>
+              </w:rPr>
+              <w:t>.</w:t>
             </w:r>
           </w:p>
         </w:tc>
@@ -1044,6 +1257,7 @@
                 <w:sz w:val="15"/>
               </w:rPr>
             </w:pPr>
+            <w:proofErr w:type="spellStart"/>
             <w:r>
               <w:rPr>
                 <w:rFonts w:eastAsia="Calibri"/>
@@ -1053,6 +1267,7 @@
               </w:rPr>
               <w:t>BeatPass</w:t>
             </w:r>
+            <w:proofErr w:type="spellEnd"/>
           </w:p>
         </w:tc>
         <w:tc>
@@ -1142,6 +1357,7 @@
                 <w:sz w:val="15"/>
               </w:rPr>
             </w:pPr>
+            <w:proofErr w:type="spellStart"/>
             <w:r>
               <w:rPr>
                 <w:rFonts w:eastAsia="Calibri"/>
@@ -1151,6 +1367,7 @@
               </w:rPr>
               <w:t>Mahou</w:t>
             </w:r>
+            <w:proofErr w:type="spellEnd"/>
           </w:p>
         </w:tc>
         <w:tc>
@@ -1212,7 +1429,7 @@
     <w:p>
       <w:pPr>
         <w:pStyle w:val="1"/>
-        <w:spacing w:before="160" w:after="160"/>
+        <w:spacing w:before="160" w:after="120"/>
       </w:pPr>
       <w:r>
         <w:rPr>
@@ -1390,6 +1607,7 @@
                 <w:sz w:val="15"/>
               </w:rPr>
             </w:pPr>
+            <w:proofErr w:type="spellStart"/>
             <w:r>
               <w:rPr>
                 <w:rFonts w:eastAsia="Calibri"/>
@@ -1399,6 +1617,7 @@
               </w:rPr>
               <w:t>FormatBRO</w:t>
             </w:r>
+            <w:proofErr w:type="spellEnd"/>
           </w:p>
         </w:tc>
         <w:tc>
@@ -1422,7 +1641,25 @@
                 <w:color w:val="000000"/>
                 <w:sz w:val="14"/>
               </w:rPr>
-              <w:t>Масово приводить БРО-рапорти до єдиного DOCX-стану: backup, DOC -&gt; DOCX, чистка типових помилок, поля, шрифт, підписи, мова й розриви сторінок.</w:t>
+              <w:t xml:space="preserve">Масово приводить БРО-рапорти до єдиного DOCX-стану: </w:t>
+            </w:r>
+            <w:proofErr w:type="spellStart"/>
+            <w:r>
+              <w:rPr>
+                <w:rFonts w:eastAsia="Calibri"/>
+                <w:color w:val="000000"/>
+                <w:sz w:val="14"/>
+              </w:rPr>
+              <w:t>backup</w:t>
+            </w:r>
+            <w:proofErr w:type="spellEnd"/>
+            <w:r>
+              <w:rPr>
+                <w:rFonts w:eastAsia="Calibri"/>
+                <w:color w:val="000000"/>
+                <w:sz w:val="14"/>
+              </w:rPr>
+              <w:t>, DOC -&gt; DOCX, чистка типових помилок, поля, шрифт, підписи, мова й розриви сторінок.</w:t>
             </w:r>
           </w:p>
         </w:tc>
@@ -1482,6 +1719,7 @@
                 <w:sz w:val="15"/>
               </w:rPr>
             </w:pPr>
+            <w:proofErr w:type="spellStart"/>
             <w:r>
               <w:rPr>
                 <w:rFonts w:eastAsia="Calibri"/>
@@ -1491,6 +1729,7 @@
               </w:rPr>
               <w:t>RewardsBefore</w:t>
             </w:r>
+            <w:proofErr w:type="spellEnd"/>
           </w:p>
         </w:tc>
         <w:tc>
@@ -1514,7 +1753,25 @@
                 <w:color w:val="000000"/>
                 <w:sz w:val="14"/>
               </w:rPr>
-              <w:t>Заповнює фіксований Excel-шаблон 100 000 і 70 000 за БРО та/або штатками: люди, дні, підрозділи, посади, розкраска й конфлікти.</w:t>
+              <w:t xml:space="preserve">Заповнює фіксований Excel-шаблон 100 000 і 70 000 за БРО та/або </w:t>
+            </w:r>
+            <w:proofErr w:type="spellStart"/>
+            <w:r>
+              <w:rPr>
+                <w:rFonts w:eastAsia="Calibri"/>
+                <w:color w:val="000000"/>
+                <w:sz w:val="14"/>
+              </w:rPr>
+              <w:t>штатками</w:t>
+            </w:r>
+            <w:proofErr w:type="spellEnd"/>
+            <w:r>
+              <w:rPr>
+                <w:rFonts w:eastAsia="Calibri"/>
+                <w:color w:val="000000"/>
+                <w:sz w:val="14"/>
+              </w:rPr>
+              <w:t>: люди, дні, підрозділи, посади, розкраска й конфлікти.</w:t>
             </w:r>
           </w:p>
         </w:tc>
@@ -1574,6 +1831,7 @@
                 <w:sz w:val="15"/>
               </w:rPr>
             </w:pPr>
+            <w:proofErr w:type="spellStart"/>
             <w:r>
               <w:rPr>
                 <w:rFonts w:eastAsia="Calibri"/>
@@ -1583,6 +1841,7 @@
               </w:rPr>
               <w:t>RewardsAfter</w:t>
             </w:r>
+            <w:proofErr w:type="spellEnd"/>
           </w:p>
         </w:tc>
         <w:tc>
@@ -1615,7 +1874,7 @@
     <w:p>
       <w:pPr>
         <w:pStyle w:val="1"/>
-        <w:spacing w:before="160" w:after="160"/>
+        <w:spacing w:before="160" w:after="120"/>
         <w:rPr>
           <w:rFonts w:ascii="Calibri" w:eastAsia="Calibri" w:hAnsi="Calibri"/>
         </w:rPr>
@@ -1748,7 +2007,43 @@
                 <w:color w:val="000000"/>
                 <w:sz w:val="16"/>
               </w:rPr>
-              <w:t>Найпростіший варіант для користувача - завантажити потрібний .exe і TXT-інструкцію поруч із ним. EXE автономний і не потребує Python-залежностей.</w:t>
+              <w:t>Найпростіший варіант для користувача - завантажити потрібний .</w:t>
+            </w:r>
+            <w:proofErr w:type="spellStart"/>
+            <w:r>
+              <w:rPr>
+                <w:rFonts w:eastAsia="Calibri"/>
+                <w:color w:val="000000"/>
+                <w:sz w:val="16"/>
+              </w:rPr>
+              <w:t>exe</w:t>
+            </w:r>
+            <w:proofErr w:type="spellEnd"/>
+            <w:r>
+              <w:rPr>
+                <w:rFonts w:eastAsia="Calibri"/>
+                <w:color w:val="000000"/>
+                <w:sz w:val="16"/>
+              </w:rPr>
+              <w:t xml:space="preserve"> і TXT-інструкцію поруч із ним. EXE автономний і не потребує </w:t>
+            </w:r>
+            <w:proofErr w:type="spellStart"/>
+            <w:r>
+              <w:rPr>
+                <w:rFonts w:eastAsia="Calibri"/>
+                <w:color w:val="000000"/>
+                <w:sz w:val="16"/>
+              </w:rPr>
+              <w:t>Python-залежностей</w:t>
+            </w:r>
+            <w:proofErr w:type="spellEnd"/>
+            <w:r>
+              <w:rPr>
+                <w:rFonts w:eastAsia="Calibri"/>
+                <w:color w:val="000000"/>
+                <w:sz w:val="16"/>
+              </w:rPr>
+              <w:t>.</w:t>
             </w:r>
           </w:p>
         </w:tc>
@@ -1829,8 +2124,19 @@
                 <w:color w:val="2E74B5"/>
                 <w:sz w:val="16"/>
               </w:rPr>
-              <w:t>3. Якщо запускається .py</w:t>
-            </w:r>
+              <w:t>3. Якщо запускається .</w:t>
+            </w:r>
+            <w:proofErr w:type="spellStart"/>
+            <w:r>
+              <w:rPr>
+                <w:rFonts w:eastAsia="Calibri"/>
+                <w:b/>
+                <w:color w:val="2E74B5"/>
+                <w:sz w:val="16"/>
+              </w:rPr>
+              <w:t>py</w:t>
+            </w:r>
+            <w:proofErr w:type="spellEnd"/>
           </w:p>
         </w:tc>
         <w:tc>
@@ -1854,7 +2160,169 @@
                 <w:color w:val="000000"/>
                 <w:sz w:val="16"/>
               </w:rPr>
-              <w:t>Потрібен Python 3.11 і залежності, зазначені в коді після import. Типові пакети: pywin32, pandas, numpy, openpyxl, send2trash, xlsxwriter, python-docx, pdfplumber, pypdf.</w:t>
+              <w:t xml:space="preserve">Потрібен </w:t>
+            </w:r>
+            <w:proofErr w:type="spellStart"/>
+            <w:r>
+              <w:rPr>
+                <w:rFonts w:eastAsia="Calibri"/>
+                <w:color w:val="000000"/>
+                <w:sz w:val="16"/>
+              </w:rPr>
+              <w:t>Python</w:t>
+            </w:r>
+            <w:proofErr w:type="spellEnd"/>
+            <w:r>
+              <w:rPr>
+                <w:rFonts w:eastAsia="Calibri"/>
+                <w:color w:val="000000"/>
+                <w:sz w:val="16"/>
+              </w:rPr>
+              <w:t xml:space="preserve"> 3.11 і залежності, зазначені в коді після </w:t>
+            </w:r>
+            <w:proofErr w:type="spellStart"/>
+            <w:r>
+              <w:rPr>
+                <w:rFonts w:eastAsia="Calibri"/>
+                <w:color w:val="000000"/>
+                <w:sz w:val="16"/>
+              </w:rPr>
+              <w:t>import</w:t>
+            </w:r>
+            <w:proofErr w:type="spellEnd"/>
+            <w:r>
+              <w:rPr>
+                <w:rFonts w:eastAsia="Calibri"/>
+                <w:color w:val="000000"/>
+                <w:sz w:val="16"/>
+              </w:rPr>
+              <w:t xml:space="preserve">. Типові пакети: pywin32, </w:t>
+            </w:r>
+            <w:proofErr w:type="spellStart"/>
+            <w:r>
+              <w:rPr>
+                <w:rFonts w:eastAsia="Calibri"/>
+                <w:color w:val="000000"/>
+                <w:sz w:val="16"/>
+              </w:rPr>
+              <w:t>pandas</w:t>
+            </w:r>
+            <w:proofErr w:type="spellEnd"/>
+            <w:r>
+              <w:rPr>
+                <w:rFonts w:eastAsia="Calibri"/>
+                <w:color w:val="000000"/>
+                <w:sz w:val="16"/>
+              </w:rPr>
+              <w:t xml:space="preserve">, </w:t>
+            </w:r>
+            <w:proofErr w:type="spellStart"/>
+            <w:r>
+              <w:rPr>
+                <w:rFonts w:eastAsia="Calibri"/>
+                <w:color w:val="000000"/>
+                <w:sz w:val="16"/>
+              </w:rPr>
+              <w:t>numpy</w:t>
+            </w:r>
+            <w:proofErr w:type="spellEnd"/>
+            <w:r>
+              <w:rPr>
+                <w:rFonts w:eastAsia="Calibri"/>
+                <w:color w:val="000000"/>
+                <w:sz w:val="16"/>
+              </w:rPr>
+              <w:t xml:space="preserve">, </w:t>
+            </w:r>
+            <w:proofErr w:type="spellStart"/>
+            <w:r>
+              <w:rPr>
+                <w:rFonts w:eastAsia="Calibri"/>
+                <w:color w:val="000000"/>
+                <w:sz w:val="16"/>
+              </w:rPr>
+              <w:t>openpyxl</w:t>
+            </w:r>
+            <w:proofErr w:type="spellEnd"/>
+            <w:r>
+              <w:rPr>
+                <w:rFonts w:eastAsia="Calibri"/>
+                <w:color w:val="000000"/>
+                <w:sz w:val="16"/>
+              </w:rPr>
+              <w:t xml:space="preserve">, send2trash, </w:t>
+            </w:r>
+            <w:proofErr w:type="spellStart"/>
+            <w:r>
+              <w:rPr>
+                <w:rFonts w:eastAsia="Calibri"/>
+                <w:color w:val="000000"/>
+                <w:sz w:val="16"/>
+              </w:rPr>
+              <w:t>xlsxwriter</w:t>
+            </w:r>
+            <w:proofErr w:type="spellEnd"/>
+            <w:r>
+              <w:rPr>
+                <w:rFonts w:eastAsia="Calibri"/>
+                <w:color w:val="000000"/>
+                <w:sz w:val="16"/>
+              </w:rPr>
+              <w:t xml:space="preserve">, </w:t>
+            </w:r>
+            <w:proofErr w:type="spellStart"/>
+            <w:r>
+              <w:rPr>
+                <w:rFonts w:eastAsia="Calibri"/>
+                <w:color w:val="000000"/>
+                <w:sz w:val="16"/>
+              </w:rPr>
+              <w:t>python-docx</w:t>
+            </w:r>
+            <w:proofErr w:type="spellEnd"/>
+            <w:r>
+              <w:rPr>
+                <w:rFonts w:eastAsia="Calibri"/>
+                <w:color w:val="000000"/>
+                <w:sz w:val="16"/>
+              </w:rPr>
+              <w:t xml:space="preserve">, </w:t>
+            </w:r>
+            <w:proofErr w:type="spellStart"/>
+            <w:r>
+              <w:rPr>
+                <w:rFonts w:eastAsia="Calibri"/>
+                <w:color w:val="000000"/>
+                <w:sz w:val="16"/>
+              </w:rPr>
+              <w:t>pdfplumber</w:t>
+            </w:r>
+            <w:proofErr w:type="spellEnd"/>
+            <w:r>
+              <w:rPr>
+                <w:rFonts w:eastAsia="Calibri"/>
+                <w:color w:val="000000"/>
+                <w:sz w:val="16"/>
+              </w:rPr>
+              <w:t xml:space="preserve">, </w:t>
+            </w:r>
+            <w:proofErr w:type="spellStart"/>
+            <w:r>
+              <w:rPr>
+                <w:rFonts w:eastAsia="Calibri"/>
+                <w:color w:val="000000"/>
+                <w:sz w:val="16"/>
+              </w:rPr>
+              <w:t>pypdf</w:t>
+            </w:r>
+            <w:proofErr w:type="spellEnd"/>
+            <w:r>
+              <w:rPr>
+                <w:rFonts w:eastAsia="Calibri"/>
+                <w:color w:val="000000"/>
+                <w:sz w:val="16"/>
+              </w:rPr>
+              <w:t>.</w:t>
             </w:r>
           </w:p>
         </w:tc>
@@ -2066,7 +2534,25 @@
                 <w:color w:val="000000"/>
                 <w:sz w:val="16"/>
               </w:rPr>
-              <w:t>Перед змінами утиліти створюють backup-копію з міткою дати й часу та відправляють її до «Кошика». Це дає шлях для відновлення без зайвих копій у робочих папках.</w:t>
+              <w:t xml:space="preserve">Перед змінами утиліти створюють </w:t>
+            </w:r>
+            <w:proofErr w:type="spellStart"/>
+            <w:r>
+              <w:rPr>
+                <w:rFonts w:eastAsia="Calibri"/>
+                <w:color w:val="000000"/>
+                <w:sz w:val="16"/>
+              </w:rPr>
+              <w:t>backup</w:t>
+            </w:r>
+            <w:proofErr w:type="spellEnd"/>
+            <w:r>
+              <w:rPr>
+                <w:rFonts w:eastAsia="Calibri"/>
+                <w:color w:val="000000"/>
+                <w:sz w:val="16"/>
+              </w:rPr>
+              <w:t>-копію з міткою дати й часу та відправляють її до «Кошика». Це дає шлях для відновлення без зайвих копій у робочих папках.</w:t>
             </w:r>
           </w:p>
         </w:tc>
@@ -2119,7 +2605,25 @@
                 <w:color w:val="000000"/>
                 <w:sz w:val="16"/>
               </w:rPr>
-              <w:t>Цей бюлетень лише вводить у пакет. Повна практична інструкція до конкретної утиліти лежить у тій самій папці, з такою самою назвою і розширенням .txt.</w:t>
+              <w:t>Цей бюлетень лише вводить у пакет. Повна практична інструкція до конкретної утиліти лежить у тій самій папці, з такою самою назвою і розширенням .</w:t>
+            </w:r>
+            <w:proofErr w:type="spellStart"/>
+            <w:r>
+              <w:rPr>
+                <w:rFonts w:eastAsia="Calibri"/>
+                <w:color w:val="000000"/>
+                <w:sz w:val="16"/>
+              </w:rPr>
+              <w:t>txt</w:t>
+            </w:r>
+            <w:proofErr w:type="spellEnd"/>
+            <w:r>
+              <w:rPr>
+                <w:rFonts w:eastAsia="Calibri"/>
+                <w:color w:val="000000"/>
+                <w:sz w:val="16"/>
+              </w:rPr>
+              <w:t>.</w:t>
             </w:r>
           </w:p>
         </w:tc>
@@ -2159,7 +2663,25 @@
           <w:color w:val="000000"/>
           <w:sz w:val="16"/>
         </w:rPr>
-        <w:t>бюлетень дає швидку карту, TXT-файли дають деталі, а GitHub лишається єдиним місцем для актуального коду, автономних EXE і супровідних інструкцій.</w:t>
+        <w:t xml:space="preserve">бюлетень дає швидку карту, TXT-файли дають деталі, а </w:t>
+      </w:r>
+      <w:proofErr w:type="spellStart"/>
+      <w:r>
+        <w:rPr>
+          <w:rFonts w:eastAsia="Calibri"/>
+          <w:color w:val="000000"/>
+          <w:sz w:val="16"/>
+        </w:rPr>
+        <w:t>GitHub</w:t>
+      </w:r>
+      <w:proofErr w:type="spellEnd"/>
+      <w:r>
+        <w:rPr>
+          <w:rFonts w:eastAsia="Calibri"/>
+          <w:color w:val="000000"/>
+          <w:sz w:val="16"/>
+        </w:rPr>
+        <w:t xml:space="preserve"> лишається єдиним місцем для актуального коду, автономних EXE і супровідних інструкцій.</w:t>
       </w:r>
       <w:r>
         <w:rPr>
@@ -2172,19 +2694,10 @@
       <w:r>
         <w:rPr>
           <w:rFonts w:eastAsia="Calibri"/>
-          <w:b/>
-          <w:color w:val="2E74B5"/>
+          <w:color w:val="000000"/>
           <w:sz w:val="16"/>
         </w:rPr>
-        <w:t>Користувацький мінімум:</w:t>
-      </w:r>
-      <w:r>
-        <w:rPr>
-          <w:rFonts w:eastAsia="Calibri"/>
-          <w:color w:val="000000"/>
-          <w:sz w:val="17"/>
-        </w:rPr>
-        <w:t xml:space="preserve"> </w:t>
+        <w:t xml:space="preserve">Користувацький мінімум: </w:t>
       </w:r>
       <w:r>
         <w:rPr>
@@ -2192,7 +2705,34 @@
           <w:color w:val="000000"/>
           <w:sz w:val="16"/>
         </w:rPr>
-        <w:t>скачати потрібний .exe; детальні інструкції та оригінальний код до неї, якщо потрібні — лежать поруч із нею.</w:t>
+        <w:t>скачати потрібний .</w:t>
+      </w:r>
+      <w:proofErr w:type="spellStart"/>
+      <w:r>
+        <w:rPr>
+          <w:rFonts w:eastAsia="Calibri"/>
+          <w:color w:val="000000"/>
+          <w:sz w:val="16"/>
+        </w:rPr>
+        <w:t>exe</w:t>
+      </w:r>
+      <w:proofErr w:type="spellEnd"/>
+      <w:r>
+        <w:rPr>
+          <w:rFonts w:eastAsia="Calibri"/>
+          <w:color w:val="000000"/>
+          <w:sz w:val="16"/>
+        </w:rPr>
+        <w:t>; детальні інструкції та оригінальний код до неї, якщо потрібні — лежать поруч</w:t>
+      </w:r>
+      <w:r>
+        <w:rPr>
+          <w:rFonts w:eastAsia="Calibri"/>
+          <w:color w:val="000000"/>
+          <w:sz w:val="16"/>
+          <w:lang w:val="en-US"/>
+        </w:rPr>
+        <w:t>.</w:t>
       </w:r>
     </w:p>
     <w:p/>

--- a/PROGS.docx
+++ b/PROGS.docx
@@ -1053,143 +1053,6 @@
               </w:rPr>
               <w:t>и</w:t>
             </w:r>
-            <w:r>
-              <w:rPr>
-                <w:rFonts w:eastAsia="Calibri"/>
-                <w:color w:val="000000"/>
-                <w:sz w:val="15"/>
-              </w:rPr>
-              <w:t>.</w:t>
-            </w:r>
-          </w:p>
-        </w:tc>
-      </w:tr>
-      <w:tr>
-        <w:tc>
-          <w:tcPr>
-            <w:tcW w:w="1350" w:type="dxa"/>
-            <w:tcBorders>
-              <w:top w:val="single" w:sz="4" w:space="0" w:color="D7DEE8"/>
-              <w:left w:val="single" w:sz="4" w:space="0" w:color="D7DEE8"/>
-              <w:bottom w:val="single" w:sz="4" w:space="0" w:color="D7DEE8"/>
-              <w:right w:val="single" w:sz="4" w:space="0" w:color="D7DEE8"/>
-            </w:tcBorders>
-            <w:vAlign w:val="center"/>
-          </w:tcPr>
-          <w:p>
-            <w:pPr>
-              <w:spacing w:after="0"/>
-              <w:rPr>
-                <w:b/>
-                <w:bCs/>
-                <w:color w:val="0A2F41" w:themeColor="accent1" w:themeShade="80"/>
-              </w:rPr>
-            </w:pPr>
-            <w:r>
-              <w:rPr>
-                <w:rFonts w:eastAsia="Calibri"/>
-                <w:b/>
-                <w:bCs/>
-                <w:color w:val="0A2F41" w:themeColor="accent1" w:themeShade="80"/>
-                <w:sz w:val="15"/>
-              </w:rPr>
-              <w:t>Utilities</w:t>
-            </w:r>
-          </w:p>
-        </w:tc>
-        <w:tc>
-          <w:tcPr>
-            <w:tcW w:w="1500" w:type="dxa"/>
-            <w:tcBorders>
-              <w:top w:val="single" w:sz="4" w:space="0" w:color="D7DEE8"/>
-              <w:left w:val="single" w:sz="4" w:space="0" w:color="D7DEE8"/>
-              <w:bottom w:val="single" w:sz="4" w:space="0" w:color="D7DEE8"/>
-              <w:right w:val="single" w:sz="4" w:space="0" w:color="D7DEE8"/>
-            </w:tcBorders>
-            <w:vAlign w:val="center"/>
-          </w:tcPr>
-          <w:p>
-            <w:pPr>
-              <w:spacing w:after="0"/>
-            </w:pPr>
-            <w:proofErr w:type="spellStart"/>
-            <w:r>
-              <w:rPr>
-                <w:rFonts w:eastAsia="Calibri"/>
-                <w:b/>
-                <w:color w:val="2E74B5"/>
-                <w:sz w:val="15"/>
-              </w:rPr>
-              <w:t>AuditHSW</w:t>
-            </w:r>
-            <w:proofErr w:type="spellEnd"/>
-          </w:p>
-        </w:tc>
-        <w:tc>
-          <w:tcPr>
-            <w:tcW w:w="7515" w:type="dxa"/>
-            <w:tcBorders>
-              <w:top w:val="single" w:sz="4" w:space="0" w:color="D7DEE8"/>
-              <w:left w:val="single" w:sz="4" w:space="0" w:color="D7DEE8"/>
-              <w:bottom w:val="single" w:sz="4" w:space="0" w:color="D7DEE8"/>
-              <w:right w:val="single" w:sz="4" w:space="0" w:color="D7DEE8"/>
-            </w:tcBorders>
-            <w:vAlign w:val="center"/>
-          </w:tcPr>
-          <w:p>
-            <w:pPr>
-              <w:spacing w:after="0"/>
-            </w:pPr>
-            <w:r>
-              <w:rPr>
-                <w:rFonts w:eastAsia="Calibri"/>
-                <w:color w:val="000000"/>
-                <w:sz w:val="15"/>
-              </w:rPr>
-              <w:t xml:space="preserve">Знімає </w:t>
-            </w:r>
-            <w:r>
-              <w:rPr>
-                <w:rFonts w:eastAsia="Calibri"/>
-                <w:color w:val="000000"/>
-                <w:sz w:val="15"/>
-              </w:rPr>
-              <w:t xml:space="preserve">повний </w:t>
-            </w:r>
-            <w:r>
-              <w:rPr>
-                <w:rFonts w:eastAsia="Calibri"/>
-                <w:color w:val="000000"/>
-                <w:sz w:val="15"/>
-              </w:rPr>
-              <w:t>аудит Windows-ПК</w:t>
-            </w:r>
-            <w:r>
-              <w:rPr>
-                <w:rFonts w:eastAsia="Calibri"/>
-                <w:color w:val="000000"/>
-                <w:sz w:val="15"/>
-              </w:rPr>
-              <w:t xml:space="preserve"> та</w:t>
-            </w:r>
-            <w:r>
-              <w:rPr>
-                <w:rFonts w:eastAsia="Calibri"/>
-                <w:color w:val="000000"/>
-                <w:sz w:val="15"/>
-              </w:rPr>
-              <w:t xml:space="preserve"> формує </w:t>
-            </w:r>
-            <w:proofErr w:type="spellStart"/>
-            <w:r>
-              <w:rPr>
-                <w:rFonts w:eastAsia="Calibri"/>
-                <w:color w:val="000000"/>
-                <w:sz w:val="15"/>
-              </w:rPr>
-              <w:t>лог</w:t>
-            </w:r>
-            <w:proofErr w:type="spellEnd"/>
             <w:r>
               <w:rPr>
                 <w:rFonts w:eastAsia="Calibri"/>
